--- a/download/studien-aktuell.docx
+++ b/download/studien-aktuell.docx
@@ -62,7 +62,7 @@
           <w:color w:val="666666"/>
           <w:sz w:val="18"/>
         </w:rPr>
-        <w:t>Stand: 25.08.2026  |  7 Studien  |  safety.m-vf.de</w:t>
+        <w:t>Stand: 26.08.2026  |  2 Studien  |  safety.m-vf.de</w:t>
       </w:r>
     </w:p>
     <w:p>
@@ -70,7 +70,7 @@
         <w:pStyle w:val="Heading1"/>
       </w:pPr>
       <w:r>
-        <w:t>Aufgenommen am 25.08.2026</w:t>
+        <w:t>Aufgenommen am 26.08.2026</w:t>
       </w:r>
     </w:p>
     <w:p>
@@ -78,7 +78,7 @@
         <w:pStyle w:val="Heading2"/>
       </w:pPr>
       <w:r>
-        <w:t>Online-adaptive Radiotherapie: Systemische FMEA identifiziert 300 Fehlermöglichkeiten</w:t>
+        <w:t>Verzögerte Antibiotikaverordnung mit Entscheidungshilfe reduzierte unangemessene Anwendung um ein Drittel</w:t>
       </w:r>
     </w:p>
     <w:p>
@@ -88,12 +88,12 @@
           <w:color w:val="666666"/>
           <w:sz w:val="18"/>
         </w:rPr>
-        <w:t>Balaji D et al.  ·  J Appl Clin Med Phys  ·  Sept. 2026  ·  PMID 42638337</w:t>
+        <w:t>Sievert EDC et al.  ·  Appl Psychol Health Well Being  ·  Aug. 2026  ·  PMID 42568140</w:t>
       </w:r>
     </w:p>
     <w:p>
       <w:r>
-        <w:t>Systematische Literaturübersicht von 11 Studien analysiert Fehlermodi und deren Auswirkungen (FMEA) in Workflows der Online-Adaptive Radiotherapie (MR-guided, CBCT-guided, MR-enhanced C-arm Systeme).</w:t>
+        <w:t>Online-Experiment mit 663 britischen Erwachsenen zur Wirkung von WHO-Entscheidungshilfematerial auf verzögerte Antibiotikaverordnungen bei vermuteten Virusinfektionen unter Verhaltensanreizen.</w:t>
       </w:r>
     </w:p>
     <w:p>
@@ -104,7 +104,7 @@
         <w:t xml:space="preserve">Ergebnis: </w:t>
       </w:r>
       <w:r>
-        <w:t>300 einzigartige Fehlermodi identifiziert, 49,6% als hochriskant (Klasse III) klassifiziert. Hochriskante Fehler konzentrieren sich in Online-Behandlungs-Phase, besonders bei Mensch-Computer-Interaktion und anatomischer Konturierung. Analyse zeigt Heterogenität in Risiko-Bewertungsmethoden, harmonisiert zu 3er-Klassifikation (Class I: niedrig, II: mittel, III: hoch).</w:t>
+        <w:t>Unangemessene Antibiotikaverwendung war in allen Entscheidungsunterstützungs-Bedingungen niedriger als in Kontrolle (p&lt;0,001, ηG²=0,02). Entscheidungskonflikt sank signifikant in Interventions-Armen (p&lt;0,001, ηG²=0,02) durch verbesserte Wertklarheit und wahrgenommene Unterstützung. Kombination aus Entscheidungshilfe, Wertintegration und aktivem Symptommonitoring zeigte beste Effekte.</w:t>
       </w:r>
     </w:p>
     <w:p>
@@ -119,7 +119,7 @@
         <w:rPr>
           <w:sz w:val="19"/>
         </w:rPr>
-        <w:t>Deutschland und Benelux, vergleichbare Qualitätsmanagementsysteme in klinischen Zentren</w:t>
+        <w:t>UK mit NHS-Struktur; Antibiotika-Stewardship-Prinzipien in Deutschland etabliert, Übertragbarkeit gut.</w:t>
       </w:r>
     </w:p>
     <w:p>
@@ -128,7 +128,7 @@
           <w:color w:val="5A7D3A"/>
           <w:sz w:val="18"/>
         </w:rPr>
-        <w:t>https://pubmed.ncbi.nlm.nih.gov/42638337/</w:t>
+        <w:t>https://pubmed.ncbi.nlm.nih.gov/42568140/</w:t>
       </w:r>
     </w:p>
     <w:p>
@@ -136,7 +136,7 @@
         <w:pStyle w:val="Heading2"/>
       </w:pPr>
       <w:r>
-        <w:t>Nosokomiale Ausbrüche in Hämatologie-Onkologie: Strukturierte Analyse identifiziert Risikofaktoren</w:t>
+        <w:t>Strukturiertes Infektionsrisiko-Assessment identifiziert 65 % der Patienten als gefährdet</w:t>
       </w:r>
     </w:p>
     <w:p>
@@ -146,12 +146,12 @@
           <w:color w:val="666666"/>
           <w:sz w:val="18"/>
         </w:rPr>
-        <w:t>Posselt SL et al.  ·  BMC Infect Dis  ·  20.08.2026  ·  PMID 42638092</w:t>
+        <w:t>Luís TB et al.  ·  Front Public Health  ·  23.07.2026  ·  PMID 42564447</w:t>
       </w:r>
     </w:p>
     <w:p>
       <w:r>
-        <w:t>Strukturierte Analyse von 196 nosokomialen Ausbrüchen in Hämatologie und Onkologie aus internationaler Datenbank mit Betrachtung von Infektionserregern, Übertragungswegen und implementierten Infektionskontrollmaßnahmen.</w:t>
+        <w:t>Multizentrisches Querschnitts-Observatorium mit 1.092 hospitalisierten Erwachsenen in Portugal zur Prävalenz und Risikofaktoren für Infektionen mittels RAC-Skala (Risk Assessment for Infection).</w:t>
       </w:r>
     </w:p>
     <w:p>
@@ -162,7 +162,7 @@
         <w:t xml:space="preserve">Ergebnis: </w:t>
       </w:r>
       <w:r>
-        <w:t>Blutstream- und untere Atemwegsinfektionen waren am häufigsten; Pseudomonas aeruginosa und Enterokokken als Haupterreger. Multivariable Analyse identifizierte als unabhängig assoziiert mit hohem Infektionskontrollaufwand: Pilzerreger (OR 6,26; KI 1,60–24,44), multiresistente Bakterien (OR 6,01; KI 2,56–14,09), antibiotische Therapie (OR 2,97; KI 1,05–8,38), ≥10 Patienten in Ausbruch (OR 2,54; KI 1,11–5,81), direkter Kontakttransfer (OR 3,42; KI 1,43–8,16). Untere Atemwegsinfektionen stark assoziiert mit Mortalität (OR 7,95; KI 2,06–30,73).</w:t>
+        <w:t>Moderate (53,6 %) oder hohe (11,4 %) Infektionsrisiken nach Perzentil-Stratifikation. Höhere Risiken assoziiert mit Alter, Multimorbidität, beeinträchtigter Gewebsintegrität, reduzierter Mobilität, Vorspitalisierung, Verlegung, Liegedauer, invasiven Prozeduren. ROC-Analyse mit guter Diskriminierung; Medizin-Stationen hatten signifikant höhere Risikoscores als Chirurgie.</w:t>
       </w:r>
     </w:p>
     <w:p>
@@ -177,7 +177,7 @@
         <w:rPr>
           <w:sz w:val="19"/>
         </w:rPr>
-        <w:t>Deutschland, vergleichbare Surveillance-Standards und Dokumentationspflichten</w:t>
+        <w:t>Portugal/SÜDEUROPA mit ähnlichen Dokumentationssystemen; RAC-Skala als strukturiertes Instrument universell anwendbar.</w:t>
       </w:r>
     </w:p>
     <w:p>
@@ -186,297 +186,7 @@
           <w:color w:val="5A7D3A"/>
           <w:sz w:val="18"/>
         </w:rPr>
-        <w:t>https://pubmed.ncbi.nlm.nih.gov/42638092/</w:t>
-      </w:r>
-    </w:p>
-    <w:p>
-      <w:pPr>
-        <w:pStyle w:val="Heading2"/>
-      </w:pPr>
-      <w:r>
-        <w:t>Arzneimittelwechselwirkungen: Unterschiede zwischen Schweizer und österreichischem Meldesystem</w:t>
-      </w:r>
-    </w:p>
-    <w:p>
-      <w:r>
-        <w:rPr>
-          <w:i/>
-          <w:color w:val="666666"/>
-          <w:sz w:val="18"/>
-        </w:rPr>
-        <w:t>Rainer M et al.  ·  PLoS One  ·  21.08.2026  ·  PMID 42627821</w:t>
-      </w:r>
-    </w:p>
-    <w:p>
-      <w:r>
-        <w:t>Retrospektive Analyse von 1499 Meldungen zu Arzneimittelwechselwirkungen in Pharmakvigilanz-Systemen der Schweiz (n=1159) und Österreich (n=340) zwischen 2008 und April 2024 mit Fokus auf Unterschiede in Meldevolumen, Qualität und Systemeigenheiten.</w:t>
-      </w:r>
-    </w:p>
-    <w:p>
-      <w:r>
-        <w:rPr>
-          <w:b/>
-        </w:rPr>
-        <w:t xml:space="preserve">Ergebnis: </w:t>
-      </w:r>
-      <w:r>
-        <w:t>Schweiz meldete 3,4-mal mehr Fälle als Österreich (5,8 vs. 1,7 Fälle/Monat). 80% (CH) bzw. 84% (Ö) als schwerwiegend klassifiziert. Polypharmie stark assoziiert mit schwerwiegenden Folgen (CH: ROR 3,71; KI 3,26–4,23, p&lt;0,0001; Ö: ROR 1,98; KI 1,60–2,44, p&lt;0,0001). Unterschiede in Meldeinhalten: Schweiz eher Mechanismen, Österreich eher Symptome. Unterschiede deuten auf Rolle von Systemdesign und klinischer Pharmazie hin.</w:t>
-      </w:r>
-    </w:p>
-    <w:p>
-      <w:r>
-        <w:rPr>
-          <w:b/>
-          <w:sz w:val="19"/>
-        </w:rPr>
-        <w:t xml:space="preserve">Übertragbarkeit: </w:t>
-      </w:r>
-      <w:r>
-        <w:rPr>
-          <w:sz w:val="19"/>
-        </w:rPr>
-        <w:t>DACH, vergleichbare Gesundheitssysteme und Pharmakvigilanz-Strukturen</w:t>
-      </w:r>
-    </w:p>
-    <w:p>
-      <w:r>
-        <w:rPr>
-          <w:color w:val="5A7D3A"/>
-          <w:sz w:val="18"/>
-        </w:rPr>
-        <w:t>https://pubmed.ncbi.nlm.nih.gov/42627821/</w:t>
-      </w:r>
-    </w:p>
-    <w:p>
-      <w:pPr>
-        <w:pStyle w:val="Heading2"/>
-      </w:pPr>
-      <w:r>
-        <w:t>Antibiotic Stewardship bei Harnwegsinfektionen im Alter senkte Resistenzen</w:t>
-      </w:r>
-    </w:p>
-    <w:p>
-      <w:r>
-        <w:rPr>
-          <w:i/>
-          <w:color w:val="666666"/>
-          <w:sz w:val="18"/>
-        </w:rPr>
-        <w:t>Attauabi M et al.  ·  Euro Surveill  ·  Aug. 2026  ·  PMID 42626792</w:t>
-      </w:r>
-    </w:p>
-    <w:p>
-      <w:r>
-        <w:t>Nationale Registerstudie in Dänemark (1999–2023) untersucht Zusammenhang zwischen Antibiotikaverbrauch und Resistenzentwicklung gegen Pivmecillinam, Trimethoprim, Nitrofurantoin und Sulfamethizol bei Patienten ≥70 Jahren; Fokus auf Qualitätsverbesserungen seit 2005.</w:t>
-      </w:r>
-    </w:p>
-    <w:p>
-      <w:r>
-        <w:rPr>
-          <w:b/>
-        </w:rPr>
-        <w:t xml:space="preserve">Ergebnis: </w:t>
-      </w:r>
-      <w:r>
-        <w:t>Höchster Antibiotikaverbrauch 2014 (447 Rezepte pro 1000 Personen ≥70 Jahre), bis 2023 um 28,4% gesunken. Resistenz gegen alle vier Substanzen in E. coli und K. pneumoniae signifikant rückläufig 2018–2023. Stewardship-Intensivierung nach 2013 mit aktualisierten Leitlinien positiv auf Verbrauch und Resistenzen wirksam.</w:t>
-      </w:r>
-    </w:p>
-    <w:p>
-      <w:r>
-        <w:rPr>
-          <w:b/>
-          <w:sz w:val="19"/>
-        </w:rPr>
-        <w:t xml:space="preserve">Übertragbarkeit: </w:t>
-      </w:r>
-      <w:r>
-        <w:rPr>
-          <w:sz w:val="19"/>
-        </w:rPr>
-        <w:t>Skandinavien, vergleichbare Surveillance-Infrastruktur und Stewardship-Rahmenbedingungen</w:t>
-      </w:r>
-    </w:p>
-    <w:p>
-      <w:r>
-        <w:rPr>
-          <w:color w:val="5A7D3A"/>
-          <w:sz w:val="18"/>
-        </w:rPr>
-        <w:t>https://pubmed.ncbi.nlm.nih.gov/42626792/</w:t>
-      </w:r>
-    </w:p>
-    <w:p>
-      <w:pPr>
-        <w:pStyle w:val="Heading2"/>
-      </w:pPr>
-      <w:r>
-        <w:t>Nosokomiale Infektionen nach Gastrointestinal-Krebsoperation: Neoadjuvante Radiotherapie als Risikofaktor</w:t>
-      </w:r>
-    </w:p>
-    <w:p>
-      <w:r>
-        <w:rPr>
-          <w:i/>
-          <w:color w:val="666666"/>
-          <w:sz w:val="18"/>
-        </w:rPr>
-        <w:t>Fieraru IM et al.  ·  Front Public Health  ·  05.08.2026  ·  PMID 42620635</w:t>
-      </w:r>
-    </w:p>
-    <w:p>
-      <w:r>
-        <w:t>Prospektive Beobachtungsstudie in rumänischem Zentrum (211 Patienten, Mai 2023–Juli 2024) an Magen- und Kolonkarzinom-Operationen: 30-Tage-Infektionen dokumentiert, Risikofaktoren analysiert, Antibiotikaresistenzprofil beschrieben.</w:t>
-      </w:r>
-    </w:p>
-    <w:p>
-      <w:r>
-        <w:rPr>
-          <w:b/>
-        </w:rPr>
-        <w:t xml:space="preserve">Ergebnis: </w:t>
-      </w:r>
-      <w:r>
-        <w:t>15,6% entwickelten ≥1 nosokomiale Infektion (39 Episoden). Chirurgische Wundinfektionen dominant nach unterem GI-Trakt (~46%), Geräte-/Atemwegsinfektionen nach oberem Trakt (~38%). Neoadjuvante Radiotherapie unabhängiger Risikofaktor bei Kolonkarzinom (adj. OR 3,25; KI 1,15–9,19; p=0,026). Von 27 kulturpositiven Isolaten 44,4% multiresistent, einschließlich Carbapenemase-Produzenten; 36,4% Infektionen ohne Kulturdokumentation.</w:t>
-      </w:r>
-    </w:p>
-    <w:p>
-      <w:r>
-        <w:rPr>
-          <w:b/>
-          <w:sz w:val="19"/>
-        </w:rPr>
-        <w:t xml:space="preserve">Übertragbarkeit: </w:t>
-      </w:r>
-      <w:r>
-        <w:rPr>
-          <w:sz w:val="19"/>
-        </w:rPr>
-        <w:t>Osteuropa, aber Infektionserkennung und Dokumentationslücken sind universell relevant</w:t>
-      </w:r>
-    </w:p>
-    <w:p>
-      <w:r>
-        <w:rPr>
-          <w:color w:val="5A7D3A"/>
-          <w:sz w:val="18"/>
-        </w:rPr>
-        <w:t>https://pubmed.ncbi.nlm.nih.gov/42620635/</w:t>
-      </w:r>
-    </w:p>
-    <w:p>
-      <w:pPr>
-        <w:pStyle w:val="Heading2"/>
-      </w:pPr>
-      <w:r>
-        <w:t>Pediatrisches Trigger-Tool für Deutschsprachige Kinder identifiziert Schäden reliabel</w:t>
-      </w:r>
-    </w:p>
-    <w:p>
-      <w:r>
-        <w:rPr>
-          <w:i/>
-          <w:color w:val="666666"/>
-          <w:sz w:val="18"/>
-        </w:rPr>
-        <w:t>Peters A et al.  ·  Eur J Pediatr  ·  17.08.2026  ·  PMID 42608613</w:t>
-      </w:r>
-    </w:p>
-    <w:p>
-      <w:r>
-        <w:t>Methodische Studie in deutscher Kinderkardiologie (200 stationäre Patienten) entwickelt und validiert das Paediatric Trigger Tool German (PAED-TT-GER) zur retrospektiven Erkennung unerwünschter Ereignisse in Kinderkrankenhäusern.</w:t>
-      </w:r>
-    </w:p>
-    <w:p>
-      <w:r>
-        <w:rPr>
-          <w:b/>
-        </w:rPr>
-        <w:t xml:space="preserve">Ergebnis: </w:t>
-      </w:r>
-      <w:r>
-        <w:t>57 Trigger ausgewählt (54 Normalstation + 3 PICU). Interrater-Reliabilität gut (ICC 0,794; KI 0,557–0,906). In 200 Patienten 472 Trigger identifiziert (Mittel 2,36/Patient), 45 unerwünschte Ereignisse in 42/200 Patienten (21%) bestätigt. NCC-MERP-Klassifikation: 24 Ereignisse temporärer Schaden mit Intervention (E), 19 verlängerte Hospitalisierung (F), 2 permanenter Schaden (G); 7 (15,6%) präventabel bewertet.</w:t>
-      </w:r>
-    </w:p>
-    <w:p>
-      <w:r>
-        <w:rPr>
-          <w:b/>
-          <w:sz w:val="19"/>
-        </w:rPr>
-        <w:t xml:space="preserve">Übertragbarkeit: </w:t>
-      </w:r>
-      <w:r>
-        <w:rPr>
-          <w:sz w:val="19"/>
-        </w:rPr>
-        <w:t>Deutsches Kinderkardiologie-Zentrum, unmittelbar auf deutsches System übertragbar</w:t>
-      </w:r>
-    </w:p>
-    <w:p>
-      <w:r>
-        <w:rPr>
-          <w:color w:val="5A7D3A"/>
-          <w:sz w:val="18"/>
-        </w:rPr>
-        <w:t>https://pubmed.ncbi.nlm.nih.gov/42608613/</w:t>
-      </w:r>
-    </w:p>
-    <w:p>
-      <w:pPr>
-        <w:pStyle w:val="Heading2"/>
-      </w:pPr>
-      <w:r>
-        <w:t>Hand-Hygiene-Champion-Programm erhöht Compliance auf Intensivstationen signifikant</w:t>
-      </w:r>
-    </w:p>
-    <w:p>
-      <w:r>
-        <w:rPr>
-          <w:i/>
-          <w:color w:val="666666"/>
-          <w:sz w:val="18"/>
-        </w:rPr>
-        <w:t>Batalla MGA et al.  ·  Br J Nurs  ·  06.08.2026  ·  PMID 42555589</w:t>
-      </w:r>
-    </w:p>
-    <w:p>
-      <w:r>
-        <w:t>Qualitätsverbesserungsprojekt in zwei britischen Universitätsklinika (Februar 2025–Februar 2026) implementiert Hand-Hygiene-Champion-Rolle und misst deren Effekt auf Händehygiene-Compliance in der Intensivmedizin mit Plan-Do-Study-Act-Zyklus.</w:t>
-      </w:r>
-    </w:p>
-    <w:p>
-      <w:r>
-        <w:rPr>
-          <w:b/>
-        </w:rPr>
-        <w:t xml:space="preserve">Ergebnis: </w:t>
-      </w:r>
-      <w:r>
-        <w:t>Händehygiene-Compliance signifikant höher in Interventionsgruppe mit Champions als in Kontrollgruppe. Compliance stieg über Zeit signifikant post-Implementierung der Hand-Hygiene-Champions an. Programm zeigt Praktikabilität zur Verbesserung Händehygiene-Einhaltung in ICU.</w:t>
-      </w:r>
-    </w:p>
-    <w:p>
-      <w:r>
-        <w:rPr>
-          <w:b/>
-          <w:sz w:val="19"/>
-        </w:rPr>
-        <w:t xml:space="preserve">Übertragbarkeit: </w:t>
-      </w:r>
-      <w:r>
-        <w:rPr>
-          <w:sz w:val="19"/>
-        </w:rPr>
-        <w:t>Vereinigtes Königreich, aber aktive Surveillance mit Peer-Coaching ist international übertragbar</w:t>
-      </w:r>
-    </w:p>
-    <w:p>
-      <w:r>
-        <w:rPr>
-          <w:color w:val="5A7D3A"/>
-          <w:sz w:val="18"/>
-        </w:rPr>
-        <w:t>https://pubmed.ncbi.nlm.nih.gov/42555589/</w:t>
+        <w:t>https://pubmed.ncbi.nlm.nih.gov/42564447/</w:t>
       </w:r>
     </w:p>
     <w:sectPr>

--- a/download/studien-aktuell.docx
+++ b/download/studien-aktuell.docx
@@ -62,7 +62,7 @@
           <w:color w:val="666666"/>
           <w:sz w:val="18"/>
         </w:rPr>
-        <w:t>Stand: 26.08.2026  |  2 Studien  |  safety.m-vf.de</w:t>
+        <w:t>Stand: 27.08.2026  |  6 Studien  |  safety.m-vf.de</w:t>
       </w:r>
     </w:p>
     <w:p>
@@ -70,7 +70,7 @@
         <w:pStyle w:val="Heading1"/>
       </w:pPr>
       <w:r>
-        <w:t>Aufgenommen am 26.08.2026</w:t>
+        <w:t>Aufgenommen am 27.08.2026</w:t>
       </w:r>
     </w:p>
     <w:p>
@@ -78,7 +78,7 @@
         <w:pStyle w:val="Heading2"/>
       </w:pPr>
       <w:r>
-        <w:t>Verzögerte Antibiotikaverordnung mit Entscheidungshilfe reduzierte unangemessene Anwendung um ein Drittel</w:t>
+        <w:t>Bakterielle Pathogene in septischer Myokardschädigung: Nachweis ursächlicher Zusammenhänge nicht gelungen</w:t>
       </w:r>
     </w:p>
     <w:p>
@@ -88,12 +88,12 @@
           <w:color w:val="666666"/>
           <w:sz w:val="18"/>
         </w:rPr>
-        <w:t>Sievert EDC et al.  ·  Appl Psychol Health Well Being  ·  Aug. 2026  ·  PMID 42568140</w:t>
+        <w:t>Lörstad S et al.  ·  BMJ Open  ·  26.08.2026  ·  PMID 42648781</w:t>
       </w:r>
     </w:p>
     <w:p>
       <w:r>
-        <w:t>Online-Experiment mit 663 britischen Erwachsenen zur Wirkung von WHO-Entscheidungshilfematerial auf verzögerte Antibiotikaverordnungen bei vermuteten Virusinfektionen unter Verhaltensanreizen.</w:t>
+        <w:t>Scoping Review (nach PRISMA-ScR und Joanna-Briggs-Methodologie) systematisch durchsuchter Literatur (PubMed, Embase, Web of Science bis Dezember 2024) zu spezifischen bakteriellen Erregern oder deren Toxinen und myokardialer Schädigung bei septischen Erwachsenen.</w:t>
       </w:r>
     </w:p>
     <w:p>
@@ -104,7 +104,7 @@
         <w:t xml:space="preserve">Ergebnis: </w:t>
       </w:r>
       <w:r>
-        <w:t>Unangemessene Antibiotikaverwendung war in allen Entscheidungsunterstützungs-Bedingungen niedriger als in Kontrolle (p&lt;0,001, ηG²=0,02). Entscheidungskonflikt sank signifikant in Interventions-Armen (p&lt;0,001, ηG²=0,02) durch verbesserte Wertklarheit und wahrgenommene Unterstützung. Kombination aus Entscheidungshilfe, Wertintegration und aktivem Symptommonitoring zeigte beste Effekte.</w:t>
+        <w:t>17 Studien eingeschlossen (3 Beobachtungskohorten mit 173 klinischen Patienten, 13 Fallberichte, 1 in-vitro-Studie): diverse Gram-negative und Gram-positive Erreger ohne konsistente Assoziation mit spezifischem Erreger oder Toxin. Myokardschädigung überwiegend durch Biomarker identifiziert, begrenzte Obduktionsbestätigungen. Keine Studie war für kausale oder vergleichende pathogene Mechanismen konzipiert. Verfügbare Daten zeigen heterogene infektiöse Kontexte ohne valide Erregerzuordnung.</w:t>
       </w:r>
     </w:p>
     <w:p>
@@ -119,7 +119,7 @@
         <w:rPr>
           <w:sz w:val="19"/>
         </w:rPr>
-        <w:t>UK mit NHS-Struktur; Antibiotika-Stewardship-Prinzipien in Deutschland etabliert, Übertragbarkeit gut.</w:t>
+        <w:t>Skandinavien, Studiendesign zeigt Erkenntnislücke zur septischen Myokardschädigung; Implikation für Versorgung</w:t>
       </w:r>
     </w:p>
     <w:p>
@@ -128,7 +128,7 @@
           <w:color w:val="5A7D3A"/>
           <w:sz w:val="18"/>
         </w:rPr>
-        <w:t>https://pubmed.ncbi.nlm.nih.gov/42568140/</w:t>
+        <w:t>https://pubmed.ncbi.nlm.nih.gov/42648781/</w:t>
       </w:r>
     </w:p>
     <w:p>
@@ -136,7 +136,7 @@
         <w:pStyle w:val="Heading2"/>
       </w:pPr>
       <w:r>
-        <w:t>Strukturiertes Infektionsrisiko-Assessment identifiziert 65 % der Patienten als gefährdet</w:t>
+        <w:t>Arzneimittelkaskaden: 0,69%–3,29% Inzidenz vermeidbarer Medikationsfehler bei älteren Patienten</w:t>
       </w:r>
     </w:p>
     <w:p>
@@ -146,12 +146,12 @@
           <w:color w:val="666666"/>
           <w:sz w:val="18"/>
         </w:rPr>
-        <w:t>Luís TB et al.  ·  Front Public Health  ·  23.07.2026  ·  PMID 42564447</w:t>
+        <w:t>Gervais F et al.  ·  Age Ageing  ·  03.08.2026  ·  PMID 42647768</w:t>
       </w:r>
     </w:p>
     <w:p>
       <w:r>
-        <w:t>Multizentrisches Querschnitts-Observatorium mit 1.092 hospitalisierten Erwachsenen in Portugal zur Prävalenz und Risikofaktoren für Infektionen mittels RAC-Skala (Risk Assessment for Infection).</w:t>
+        <w:t>Analyse von 16,6 Mio. französischen Patientendaten ≥65 Jahren zur Häufigkeit von Arzneimittelkaskaden (unerwünschte Arzneimittelwirkungen, die fälschlicherweise als neue Erkrankung interpretiert werden und zu zusätzlichen Verschreibungen führen).</w:t>
       </w:r>
     </w:p>
     <w:p>
@@ -162,7 +162,7 @@
         <w:t xml:space="preserve">Ergebnis: </w:t>
       </w:r>
       <w:r>
-        <w:t>Moderate (53,6 %) oder hohe (11,4 %) Infektionsrisiken nach Perzentil-Stratifikation. Höhere Risiken assoziiert mit Alter, Multimorbidität, beeinträchtigter Gewebsintegrität, reduzierter Mobilität, Vorspitalisierung, Verlegung, Liegedauer, invasiven Prozeduren. ROC-Analyse mit guter Diskriminierung; Medizin-Stationen hatten signifikant höhere Risikoscores als Chirurgie.</w:t>
+        <w:t>Bei 67% der Patienten mit kognitiver Beeinträchtigung lag Polypharmazie vor. Vier von sieben potenzielle Kaskaden zeigten signifikante positive Signale; stärkste: Benzodiazepin-Antipsychotika-Kaskade (adjustiertes Sequenzratio 2,48, 99%-KI 2,44–2,51) und Antipsychotika-Antiparkinson-Kaskade (2,01, 99%-KI 1,91–2,11). Inzidenz 0,69%–3,29%. Weibliches Geschlecht, Alter ≥85 Jahre, Hospitalisierungsbeginn der Indexmedikation und fehlende Verschreiberkontinuität waren mit höherem Kaskadenrisiko assoziiert.</w:t>
       </w:r>
     </w:p>
     <w:p>
@@ -177,7 +177,7 @@
         <w:rPr>
           <w:sz w:val="19"/>
         </w:rPr>
-        <w:t>Portugal/SÜDEUROPA mit ähnlichen Dokumentationssystemen; RAC-Skala als strukturiertes Instrument universell anwendbar.</w:t>
+        <w:t>Frankreich, vergleichbar mit deutschem Sozialversicherungssystem und Dokumentationspflichten</w:t>
       </w:r>
     </w:p>
     <w:p>
@@ -186,7 +186,239 @@
           <w:color w:val="5A7D3A"/>
           <w:sz w:val="18"/>
         </w:rPr>
-        <w:t>https://pubmed.ncbi.nlm.nih.gov/42564447/</w:t>
+        <w:t>https://pubmed.ncbi.nlm.nih.gov/42647768/</w:t>
+      </w:r>
+    </w:p>
+    <w:p>
+      <w:pPr>
+        <w:pStyle w:val="Heading2"/>
+      </w:pPr>
+      <w:r>
+        <w:t>Periphere Vasopressoren: Protokollabweichungen führten selten zu klinisch relevanter Gewebeschädigung</w:t>
+      </w:r>
+    </w:p>
+    <w:p>
+      <w:r>
+        <w:rPr>
+          <w:i/>
+          <w:color w:val="666666"/>
+          <w:sz w:val="18"/>
+        </w:rPr>
+        <w:t>Shyu D et al.  ·  Crit Care Explor  ·  01.09.2026  ·  PMID 42640631</w:t>
+      </w:r>
+    </w:p>
+    <w:p>
+      <w:r>
+        <w:t>Retrospektive Observationsstudie in 10 Krankenhäusern (Oktober 2020–Mai 2023) zu Abweichungen von einem institutionellen Protokoll für periphere Vasopressorengabe und deren Assoziation mit Extravasationen.</w:t>
+      </w:r>
+    </w:p>
+    <w:p>
+      <w:r>
+        <w:rPr>
+          <w:b/>
+        </w:rPr>
+        <w:t xml:space="preserve">Ergebnis: </w:t>
+      </w:r>
+      <w:r>
+        <w:t>Von 3518 Patienten mit peripherer Vasopressorengabe hatten 1258 verdächtige Protokollabweichungen; 73 von 162 zur Detailrevision ausgewählten bestätigt: 86,3% überschritten Höchstdosis, 23 bekamen mehrere gleichzeitig, 13 infundiert &gt;24h, 13 periphere Vasopressin. 79,4% der Abweichungen bei Schock-Verschlimmerung vor zentralem Zugang. Extravasation: 13,7% (10 Patienten), 3 erhielten Phentolamin. In Sekundäranalyse: 47/3518 (1,3%) bekamen Phentolamin, davon 72,4% protokollkonform zum Zeitpunkt der Extravasation.</w:t>
+      </w:r>
+    </w:p>
+    <w:p>
+      <w:r>
+        <w:rPr>
+          <w:b/>
+          <w:sz w:val="19"/>
+        </w:rPr>
+        <w:t xml:space="preserve">Übertragbarkeit: </w:t>
+      </w:r>
+      <w:r>
+        <w:rPr>
+          <w:sz w:val="19"/>
+        </w:rPr>
+        <w:t>USA, aber Sicherheitsbefund unabhängig von System; Frage der Protokollsicherheit übertragbar</w:t>
+      </w:r>
+    </w:p>
+    <w:p>
+      <w:r>
+        <w:rPr>
+          <w:color w:val="5A7D3A"/>
+          <w:sz w:val="18"/>
+        </w:rPr>
+        <w:t>https://pubmed.ncbi.nlm.nih.gov/42640631/</w:t>
+      </w:r>
+    </w:p>
+    <w:p>
+      <w:pPr>
+        <w:pStyle w:val="Heading2"/>
+      </w:pPr>
+      <w:r>
+        <w:t>Spezielles Endotrachealtubus-System reduziert mikrobielle Vermischung zwischen Atemwegsetagen bei Beatmung</w:t>
+      </w:r>
+    </w:p>
+    <w:p>
+      <w:r>
+        <w:rPr>
+          <w:i/>
+          <w:color w:val="666666"/>
+          <w:sz w:val="18"/>
+        </w:rPr>
+        <w:t>Pilkowski AE et al.  ·  Respir Res  ·  01.08.2026  ·  PMID 42571013</w:t>
+      </w:r>
+    </w:p>
+    <w:p>
+      <w:r>
+        <w:t>Randomisierte Pilotstudie (n=50, 21 mit kompletten Daten) zum Vergleich eines Spezial-Endotrachealtubus (Venner PneuX®) mit permanenter Cuff-Druckkontrolle, subglottischer Absaugung und biofilm-resistenter Beschichtung gegenüber Standard-Intubation bezüglich mikrobieller Austausche zwischen Atemwegsetagen als indirektes Messkriterium für Mikroaspiration bei Beatmungs-assoziierter Pneumonie (VAP).</w:t>
+      </w:r>
+    </w:p>
+    <w:p>
+      <w:r>
+        <w:rPr>
+          <w:b/>
+        </w:rPr>
+        <w:t xml:space="preserve">Ergebnis: </w:t>
+      </w:r>
+      <w:r>
+        <w:t>Standard-Intubation führte zu progressiver mikrobieller Konvergenz zwischen Tubus und Trachealsekreten (Morisita-Horn 0,55→0,30, p=0,001) sowie Divergenz der Lungenregionen (0,08→0,31, p=0,003). Im Venner-PneuX-Gruppe zeigten sich keine signifikanten Distanzänderungen. Die Ergebnisse bieten biologische Plausibilität für bisher berichtete VAP-Reduktionen mit diesem System.</w:t>
+      </w:r>
+    </w:p>
+    <w:p>
+      <w:r>
+        <w:rPr>
+          <w:b/>
+          <w:sz w:val="19"/>
+        </w:rPr>
+        <w:t xml:space="preserve">Übertragbarkeit: </w:t>
+      </w:r>
+      <w:r>
+        <w:rPr>
+          <w:sz w:val="19"/>
+        </w:rPr>
+        <w:t>Deutschland, prospektive Pilotdaten für klinisch relevante Prävention; externe Validierung ausstehend</w:t>
+      </w:r>
+    </w:p>
+    <w:p>
+      <w:r>
+        <w:rPr>
+          <w:color w:val="5A7D3A"/>
+          <w:sz w:val="18"/>
+        </w:rPr>
+        <w:t>https://pubmed.ncbi.nlm.nih.gov/42571013/</w:t>
+      </w:r>
+    </w:p>
+    <w:p>
+      <w:pPr>
+        <w:pStyle w:val="Heading2"/>
+      </w:pPr>
+      <w:r>
+        <w:t>Therapieunterbrechungsfehler an automatisierten Dialysegeräten: 49 Fehlertypen systematisch kategorisiert und gelöst</w:t>
+      </w:r>
+    </w:p>
+    <w:p>
+      <w:r>
+        <w:rPr>
+          <w:i/>
+          <w:color w:val="666666"/>
+          <w:sz w:val="18"/>
+        </w:rPr>
+        <w:t>Albert A et al.  ·  BMC Health Serv Res  ·  08.08.2026  ·  PMID 42571003</w:t>
+      </w:r>
+    </w:p>
+    <w:p>
+      <w:r>
+        <w:t>Retrospektive Analyse von Systemfehlern an HomeChoice-Dialysegeräten (2015–2023) in einer deutschen Referenzklinik mit Ziel, Therapieunterbrechungen zu dokumentieren und lösungsorientierte Strategien für Pflegepersonal und Patienten bereitzustellen.</w:t>
+      </w:r>
+    </w:p>
+    <w:p>
+      <w:r>
+        <w:rPr>
+          <w:b/>
+        </w:rPr>
+        <w:t xml:space="preserve">Ergebnis: </w:t>
+      </w:r>
+      <w:r>
+        <w:t>49 verschiedene Fehlertypen in 138 Zwischenfällen über 8 Jahre identifiziert und in 8 Kategorien eingeteilt: Druckkammer-assoziiert (21,74%), Luft im System (19,57%, Fehler 2240 in 17,39%), Digitalboard/EEPROM (17,39%), Energiesystem (16,67%), Türöffnung (7,25%), Heizung (4,35%), ungeklärt (12,32%). Gesamt-Fehlerrate: &lt;0,25% der Behandlungssitzungen. Konkrete Troubleshooting-Algorithmen für Personal und Patienten bereitgestellt.</w:t>
+      </w:r>
+    </w:p>
+    <w:p>
+      <w:r>
+        <w:rPr>
+          <w:b/>
+          <w:sz w:val="19"/>
+        </w:rPr>
+        <w:t xml:space="preserve">Übertragbarkeit: </w:t>
+      </w:r>
+      <w:r>
+        <w:rPr>
+          <w:sz w:val="19"/>
+        </w:rPr>
+        <w:t>Deutschland, routinelle Klinikdaten, direkt übertragbar für Schulung und Herstellerkommunikation</w:t>
+      </w:r>
+    </w:p>
+    <w:p>
+      <w:r>
+        <w:rPr>
+          <w:color w:val="5A7D3A"/>
+          <w:sz w:val="18"/>
+        </w:rPr>
+        <w:t>https://pubmed.ncbi.nlm.nih.gov/42571003/</w:t>
+      </w:r>
+    </w:p>
+    <w:p>
+      <w:pPr>
+        <w:pStyle w:val="Heading2"/>
+      </w:pPr>
+      <w:r>
+        <w:t>Präoperative Optimierung vor Hüftgelenksersatz: kein signifikanter Effekt auf Infektionen oder Mortalität</w:t>
+      </w:r>
+    </w:p>
+    <w:p>
+      <w:r>
+        <w:rPr>
+          <w:i/>
+          <w:color w:val="666666"/>
+          <w:sz w:val="18"/>
+        </w:rPr>
+        <w:t>Sigurdardottir M et al.  ·  BMJ Open  ·  06.08.2026  ·  PMID 42562582</w:t>
+      </w:r>
+    </w:p>
+    <w:p>
+      <w:r>
+        <w:t>Prospektive quasi-experimentelle Studie mit 1484 Patienten (Interventionsgruppe n=746, Kontrollgruppe n=738) zur Auswirkung eines multifaktoriellen Optimierungsprogramms 6–12 Monate vor elektiven Gelenkersatzoperationen auf oberflächliche Wundinfektionen (SSI), periprosthetic joint infections (PJI) und Mortalität über 3 Jahre.</w:t>
+      </w:r>
+    </w:p>
+    <w:p>
+      <w:r>
+        <w:rPr>
+          <w:b/>
+        </w:rPr>
+        <w:t xml:space="preserve">Ergebnis: </w:t>
+      </w:r>
+      <w:r>
+        <w:t>Oberflächliche SSI nach 1 Jahr: 5,9% vs. 7,9% (HR 0,67, 95%-KI 0,45–1,01, nicht signifikant). PJI: 2,0% vs. 1,1% (HR 1,80, 95%-KI 0,76–4,30, nicht signifikant). Keine signifikanten Unterschiede bei Mortalität oder postoperativer Gesundheit nach 3 Jahren. Die Interventionsgruppe war zu 77% während der COVID-19-Pandemie operiert worden versus 5% in der Kontrollgruppe.</w:t>
+      </w:r>
+    </w:p>
+    <w:p>
+      <w:r>
+        <w:rPr>
+          <w:b/>
+          <w:sz w:val="19"/>
+        </w:rPr>
+        <w:t xml:space="preserve">Übertragbarkeit: </w:t>
+      </w:r>
+      <w:r>
+        <w:rPr>
+          <w:sz w:val="19"/>
+        </w:rPr>
+        <w:t>Island, Strukturen ähnlich deutschem Gesundheitswesen, klare Lessons-learned für Qualitätsinterventionen</w:t>
+      </w:r>
+    </w:p>
+    <w:p>
+      <w:r>
+        <w:rPr>
+          <w:color w:val="5A7D3A"/>
+          <w:sz w:val="18"/>
+        </w:rPr>
+        <w:t>https://pubmed.ncbi.nlm.nih.gov/42562582/</w:t>
       </w:r>
     </w:p>
     <w:sectPr>

--- a/download/studien-aktuell.docx
+++ b/download/studien-aktuell.docx
@@ -62,7 +62,7 @@
           <w:color w:val="666666"/>
           <w:sz w:val="18"/>
         </w:rPr>
-        <w:t>Stand: 27.08.2026  |  6 Studien  |  safety.m-vf.de</w:t>
+        <w:t>Stand: 28.08.2026  |  6 Studien  |  safety.m-vf.de</w:t>
       </w:r>
     </w:p>
     <w:p>
@@ -70,7 +70,7 @@
         <w:pStyle w:val="Heading1"/>
       </w:pPr>
       <w:r>
-        <w:t>Aufgenommen am 27.08.2026</w:t>
+        <w:t>Aufgenommen am 28.08.2026</w:t>
       </w:r>
     </w:p>
     <w:p>
@@ -78,7 +78,7 @@
         <w:pStyle w:val="Heading2"/>
       </w:pPr>
       <w:r>
-        <w:t>Bakterielle Pathogene in septischer Myokardschädigung: Nachweis ursächlicher Zusammenhänge nicht gelungen</w:t>
+        <w:t>MRSA-Präventionsprogramm senkte Krankenhaus-Infektionen um 65%</w:t>
       </w:r>
     </w:p>
     <w:p>
@@ -88,12 +88,12 @@
           <w:color w:val="666666"/>
           <w:sz w:val="18"/>
         </w:rPr>
-        <w:t>Lörstad S et al.  ·  BMJ Open  ·  26.08.2026  ·  PMID 42648781</w:t>
+        <w:t>Maragakis LL et al.  ·  JAMA Netw Open  ·  03.08.2026  ·  PMID 42658494</w:t>
       </w:r>
     </w:p>
     <w:p>
       <w:r>
-        <w:t>Scoping Review (nach PRISMA-ScR und Joanna-Briggs-Methodologie) systematisch durchsuchter Literatur (PubMed, Embase, Web of Science bis Dezember 2024) zu spezifischen bakteriellen Erregern oder deren Toxinen und myokardialer Schädigung bei septischen Erwachsenen.</w:t>
+        <w:t>Qualitätsverbesserungsprogramm mit webinar-basierter Schulung zu Dekolonisation, Flächendesinfektion und Bündelmaßnahmen gegen MRSA-Infektionen in 193 Stationen (106 ICU, 87 Nicht-ICU).</w:t>
       </w:r>
     </w:p>
     <w:p>
@@ -104,7 +104,7 @@
         <w:t xml:space="preserve">Ergebnis: </w:t>
       </w:r>
       <w:r>
-        <w:t>17 Studien eingeschlossen (3 Beobachtungskohorten mit 173 klinischen Patienten, 13 Fallberichte, 1 in-vitro-Studie): diverse Gram-negative und Gram-positive Erreger ohne konsistente Assoziation mit spezifischem Erreger oder Toxin. Myokardschädigung überwiegend durch Biomarker identifiziert, begrenzte Obduktionsbestätigungen. Keine Studie war für kausale oder vergleichende pathogene Mechanismen konzipiert. Verfügbare Daten zeigen heterogene infektiöse Kontexte ohne valide Erregerzuordnung.</w:t>
+        <w:t>MRSA-Bakterämien sanken um 65% (2,3 Ereignisse pro 10.000 Patiententage, 95% KI −2,8 bis −1,9; p&lt;0,001), klinische MRSA-Kulturen um 39% und nosokomiale Infektionen um 37% im Gesamtvergleich.</w:t>
       </w:r>
     </w:p>
     <w:p>
@@ -119,7 +119,7 @@
         <w:rPr>
           <w:sz w:val="19"/>
         </w:rPr>
-        <w:t>Skandinavien, Studiendesign zeigt Erkenntnislücke zur septischen Myokardschädigung; Implikation für Versorgung</w:t>
+        <w:t>USA-Studie, aber Bundel-Elemente auf deutsches System übertragbar.</w:t>
       </w:r>
     </w:p>
     <w:p>
@@ -128,7 +128,7 @@
           <w:color w:val="5A7D3A"/>
           <w:sz w:val="18"/>
         </w:rPr>
-        <w:t>https://pubmed.ncbi.nlm.nih.gov/42648781/</w:t>
+        <w:t>https://pubmed.ncbi.nlm.nih.gov/42658494/</w:t>
       </w:r>
     </w:p>
     <w:p>
@@ -136,7 +136,7 @@
         <w:pStyle w:val="Heading2"/>
       </w:pPr>
       <w:r>
-        <w:t>Arzneimittelkaskaden: 0,69%–3,29% Inzidenz vermeidbarer Medikationsfehler bei älteren Patienten</w:t>
+        <w:t>Polypharmacy und kognitiv-schädliche Medikamente bei Demenz häufig unerkannt</w:t>
       </w:r>
     </w:p>
     <w:p>
@@ -146,12 +146,12 @@
           <w:color w:val="666666"/>
           <w:sz w:val="18"/>
         </w:rPr>
-        <w:t>Gervais F et al.  ·  Age Ageing  ·  03.08.2026  ·  PMID 42647768</w:t>
+        <w:t>Morató X et al.  ·  Alzheimers Dement  ·  Aug. 2026  ·  PMID 42639919</w:t>
       </w:r>
     </w:p>
     <w:p>
       <w:r>
-        <w:t>Analyse von 16,6 Mio. französischen Patientendaten ≥65 Jahren zur Häufigkeit von Arzneimittelkaskaden (unerwünschte Arzneimittelwirkungen, die fälschlicherweise als neue Erkrankung interpretiert werden und zu zusätzlichen Verschreibungen führen).</w:t>
+        <w:t>Querschnitt-Observational-Studie (n=2.379) in Memory Clinic Barcelona: Polypharmacy (≥5 Medikamente), potentiell inadäquate Medikation (PIMs) und Medikamente mit kognitiver Toxizität anhand LLM-gestützter Datenextraktion untersucht.</w:t>
       </w:r>
     </w:p>
     <w:p>
@@ -162,7 +162,7 @@
         <w:t xml:space="preserve">Ergebnis: </w:t>
       </w:r>
       <w:r>
-        <w:t>Bei 67% der Patienten mit kognitiver Beeinträchtigung lag Polypharmazie vor. Vier von sieben potenzielle Kaskaden zeigten signifikante positive Signale; stärkste: Benzodiazepin-Antipsychotika-Kaskade (adjustiertes Sequenzratio 2,48, 99%-KI 2,44–2,51) und Antipsychotika-Antiparkinson-Kaskade (2,01, 99%-KI 1,91–2,11). Inzidenz 0,69%–3,29%. Weibliches Geschlecht, Alter ≥85 Jahre, Hospitalisierungsbeginn der Indexmedikation und fehlende Verschreiberkontinuität waren mit höherem Kaskadenrisiko assoziiert.</w:t>
+        <w:t>67% mit kognitiver Beeinträchtigung (CDR ≥0,5) zeigten Polypharmacy, 21% Hyperpolypharmacy (≥10 Medikamente). 20,8% mit Polypharmacy hatten eingeschränkte Nierenfunktion. Schutzfaktor: höhere Bildung. LLM-Einsatz ermöglichte strukturierte Medikamentenanalyse.</w:t>
       </w:r>
     </w:p>
     <w:p>
@@ -177,7 +177,7 @@
         <w:rPr>
           <w:sz w:val="19"/>
         </w:rPr>
-        <w:t>Frankreich, vergleichbar mit deutschem Sozialversicherungssystem und Dokumentationspflichten</w:t>
+        <w:t>Spanien, medizinische Dokumentationspraxis vergleichbar; Praxisrelevanz für deutsche Gedächtnisambulanzen.</w:t>
       </w:r>
     </w:p>
     <w:p>
@@ -186,7 +186,7 @@
           <w:color w:val="5A7D3A"/>
           <w:sz w:val="18"/>
         </w:rPr>
-        <w:t>https://pubmed.ncbi.nlm.nih.gov/42647768/</w:t>
+        <w:t>https://pubmed.ncbi.nlm.nih.gov/42639919/</w:t>
       </w:r>
     </w:p>
     <w:p>
@@ -194,7 +194,7 @@
         <w:pStyle w:val="Heading2"/>
       </w:pPr>
       <w:r>
-        <w:t>Periphere Vasopressoren: Protokollabweichungen führten selten zu klinisch relevanter Gewebeschädigung</w:t>
+        <w:t>C-reaktives Protein und Beatmungsdauer zur Früherkennung von VAP geeignet</w:t>
       </w:r>
     </w:p>
     <w:p>
@@ -204,12 +204,12 @@
           <w:color w:val="666666"/>
           <w:sz w:val="18"/>
         </w:rPr>
-        <w:t>Shyu D et al.  ·  Crit Care Explor  ·  01.09.2026  ·  PMID 42640631</w:t>
+        <w:t>Becirovic M et al.  ·  Med Glas (Zenica)  ·  08.07.2026  ·  PMID 42592972</w:t>
       </w:r>
     </w:p>
     <w:p>
       <w:r>
-        <w:t>Retrospektive Observationsstudie in 10 Krankenhäusern (Oktober 2020–Mai 2023) zu Abweichungen von einem institutionellen Protokoll für periphere Vasopressorengabe und deren Assoziation mit Extravasationen.</w:t>
+        <w:t>Prospektive Kohortenstudie (n=118) in einer ICU Tuzla: VAP (n=41; 34,7%) vs. ohne VAP; Risikofaktoren, laborchemische Parameter und Mikrobiologie analysiert.</w:t>
       </w:r>
     </w:p>
     <w:p>
@@ -220,7 +220,7 @@
         <w:t xml:space="preserve">Ergebnis: </w:t>
       </w:r>
       <w:r>
-        <w:t>Von 3518 Patienten mit peripherer Vasopressorengabe hatten 1258 verdächtige Protokollabweichungen; 73 von 162 zur Detailrevision ausgewählten bestätigt: 86,3% überschritten Höchstdosis, 23 bekamen mehrere gleichzeitig, 13 infundiert &gt;24h, 13 periphere Vasopressin. 79,4% der Abweichungen bei Schock-Verschlimmerung vor zentralem Zugang. Extravasation: 13,7% (10 Patienten), 3 erhielten Phentolamin. In Sekundäranalyse: 47/3518 (1,3%) bekamen Phentolamin, davon 72,4% protokollkonform zum Zeitpunkt der Extravasation.</w:t>
+        <w:t>VAP-Patienten hatten längere Beatmung (12,5 vs. 7,3 Tage; p&lt;0,001), längerer Aufenthalt (19,6 vs. 12,2 Tage; p&lt;0,001), höhere CRP (178,2 vs. 126,4 mg/L; p&lt;0,001). CRP zeigte gute diskriminative Fähigkeit (AUC 0,83). Acinetobacter baumannii war Leitpathogen (43,9%).</w:t>
       </w:r>
     </w:p>
     <w:p>
@@ -235,7 +235,7 @@
         <w:rPr>
           <w:sz w:val="19"/>
         </w:rPr>
-        <w:t>USA, aber Sicherheitsbefund unabhängig von System; Frage der Protokollsicherheit übertragbar</w:t>
+        <w:t>Südosteuropa, vergleichbares öffentliches Gesundheitssystem; ICU-Schwelle erreicht.</w:t>
       </w:r>
     </w:p>
     <w:p>
@@ -244,7 +244,7 @@
           <w:color w:val="5A7D3A"/>
           <w:sz w:val="18"/>
         </w:rPr>
-        <w:t>https://pubmed.ncbi.nlm.nih.gov/42640631/</w:t>
+        <w:t>https://pubmed.ncbi.nlm.nih.gov/42592972/</w:t>
       </w:r>
     </w:p>
     <w:p>
@@ -252,7 +252,7 @@
         <w:pStyle w:val="Heading2"/>
       </w:pPr>
       <w:r>
-        <w:t>Spezielles Endotrachealtubus-System reduziert mikrobielle Vermischung zwischen Atemwegsetagen bei Beatmung</w:t>
+        <w:t>Verzicht auf Antibiotikaprophylaxe bei robotischer Hernienchirurgie ohne Infektionszunahme</w:t>
       </w:r>
     </w:p>
     <w:p>
@@ -262,12 +262,12 @@
           <w:color w:val="666666"/>
           <w:sz w:val="18"/>
         </w:rPr>
-        <w:t>Pilkowski AE et al.  ·  Respir Res  ·  01.08.2026  ·  PMID 42571013</w:t>
+        <w:t>Alfarawan F et al.  ·  Hernia  ·  31.07.2026  ·  PMID 42536218</w:t>
       </w:r>
     </w:p>
     <w:p>
       <w:r>
-        <w:t>Randomisierte Pilotstudie (n=50, 21 mit kompletten Daten) zum Vergleich eines Spezial-Endotrachealtubus (Venner PneuX®) mit permanenter Cuff-Druckkontrolle, subglottischer Absaugung und biofilm-resistenter Beschichtung gegenüber Standard-Intubation bezüglich mikrobieller Austausche zwischen Atemwegsetagen als indirektes Messkriterium für Mikroaspiration bei Beatmungs-assoziierter Pneumonie (VAP).</w:t>
+        <w:t>Kohortenstudie mit Propensity-Score-Matching (n=156 nach Matching): robotische ventrale Hernienchirurgie mit (n=78) vs. ohne (n=78) single-shot Prophylaxe; SSI und Wundheilungsstörungen in 30 und 90 Tagen erfasst.</w:t>
       </w:r>
     </w:p>
     <w:p>
@@ -278,7 +278,7 @@
         <w:t xml:space="preserve">Ergebnis: </w:t>
       </w:r>
       <w:r>
-        <w:t>Standard-Intubation führte zu progressiver mikrobieller Konvergenz zwischen Tubus und Trachealsekreten (Morisita-Horn 0,55→0,30, p=0,001) sowie Divergenz der Lungenregionen (0,08→0,31, p=0,003). Im Venner-PneuX-Gruppe zeigten sich keine signifikanten Distanzänderungen. Die Ergebnisse bieten biologische Plausibilität für bisher berichtete VAP-Reduktionen mit diesem System.</w:t>
+        <w:t>30-Tage SSI 2,6% mit vs. 1,3% ohne Prophylaxe (p=1,0), 90-Tage SSI 0%, Wundheilungsstörungen 12,8% vs. 15,4% (p=0,82). Kein Unterschied in Liegedauer (beide 2 Tage). Prophylaxe nicht protektiv in Multivarianz-Analyse.</w:t>
       </w:r>
     </w:p>
     <w:p>
@@ -293,7 +293,7 @@
         <w:rPr>
           <w:sz w:val="19"/>
         </w:rPr>
-        <w:t>Deutschland, prospektive Pilotdaten für klinisch relevante Prävention; externe Validierung ausstehend</w:t>
+        <w:t>Deutschland, deutschsprachige Studie; Antibiotic Stewardship Kriterium erfüllt.</w:t>
       </w:r>
     </w:p>
     <w:p>
@@ -302,7 +302,7 @@
           <w:color w:val="5A7D3A"/>
           <w:sz w:val="18"/>
         </w:rPr>
-        <w:t>https://pubmed.ncbi.nlm.nih.gov/42571013/</w:t>
+        <w:t>https://pubmed.ncbi.nlm.nih.gov/42536218/</w:t>
       </w:r>
     </w:p>
     <w:p>
@@ -310,7 +310,7 @@
         <w:pStyle w:val="Heading2"/>
       </w:pPr>
       <w:r>
-        <w:t>Therapieunterbrechungsfehler an automatisierten Dialysegeräten: 49 Fehlertypen systematisch kategorisiert und gelöst</w:t>
+        <w:t>Händehygiene bei Reinigungspersonal: Systematische Lücke im Infektionsschutz</w:t>
       </w:r>
     </w:p>
     <w:p>
@@ -320,12 +320,12 @@
           <w:color w:val="666666"/>
           <w:sz w:val="18"/>
         </w:rPr>
-        <w:t>Albert A et al.  ·  BMC Health Serv Res  ·  08.08.2026  ·  PMID 42571003</w:t>
+        <w:t>Rager AM et al.  ·  Front Public Health  ·  16.07.2026  ·  PMID 42535004</w:t>
       </w:r>
     </w:p>
     <w:p>
       <w:r>
-        <w:t>Retrospektive Analyse von Systemfehlern an HomeChoice-Dialysegeräten (2015–2023) in einer deutschen Referenzklinik mit Ziel, Therapieunterbrechungen zu dokumentieren und lösungsorientierte Strategien für Pflegepersonal und Patienten bereitzustellen.</w:t>
+        <w:t>Scoping Review zur Händehygiene bei Krankenhausreinigungspersonal (2009–2025): 33 Quellen analysiert, Wissen, Einstellungen, fördernde und hemmende Faktoren identifiziert.</w:t>
       </w:r>
     </w:p>
     <w:p>
@@ -336,7 +336,7 @@
         <w:t xml:space="preserve">Ergebnis: </w:t>
       </w:r>
       <w:r>
-        <w:t>49 verschiedene Fehlertypen in 138 Zwischenfällen über 8 Jahre identifiziert und in 8 Kategorien eingeteilt: Druckkammer-assoziiert (21,74%), Luft im System (19,57%, Fehler 2240 in 17,39%), Digitalboard/EEPROM (17,39%), Energiesystem (16,67%), Türöffnung (7,25%), Heizung (4,35%), ungeklärt (12,32%). Gesamt-Fehlerrate: &lt;0,25% der Behandlungssitzungen. Konkrete Troubleshooting-Algorithmen für Personal und Patienten bereitgestellt.</w:t>
+        <w:t>Überwiegend deskriptive Evidenz mit Heterogenität. Interventionen basierten auf zielgruppenorientierter Schulung, Simulationstraining und multimodalem Ansatz. Evidenzbasis klein; keine randomisierten Studien vorhanden. Intervention-Effekte nicht quantifiziert.</w:t>
       </w:r>
     </w:p>
     <w:p>
@@ -351,7 +351,7 @@
         <w:rPr>
           <w:sz w:val="19"/>
         </w:rPr>
-        <w:t>Deutschland, routinelle Klinikdaten, direkt übertragbar für Schulung und Herstellerkommunikation</w:t>
+        <w:t>Deutsches und europäisches Setting relevant; Arbeitsschutz und Betriebsrat klären.</w:t>
       </w:r>
     </w:p>
     <w:p>
@@ -360,7 +360,7 @@
           <w:color w:val="5A7D3A"/>
           <w:sz w:val="18"/>
         </w:rPr>
-        <w:t>https://pubmed.ncbi.nlm.nih.gov/42571003/</w:t>
+        <w:t>https://pubmed.ncbi.nlm.nih.gov/42535004/</w:t>
       </w:r>
     </w:p>
     <w:p>
@@ -368,7 +368,7 @@
         <w:pStyle w:val="Heading2"/>
       </w:pPr>
       <w:r>
-        <w:t>Präoperative Optimierung vor Hüftgelenksersatz: kein signifikanter Effekt auf Infektionen oder Mortalität</w:t>
+        <w:t>Sicherheitskultur und Meldeinfrastruktur verbessern Fehlerberichte in Kindernotaufnahmen</w:t>
       </w:r>
     </w:p>
     <w:p>
@@ -378,12 +378,12 @@
           <w:color w:val="666666"/>
           <w:sz w:val="18"/>
         </w:rPr>
-        <w:t>Sigurdardottir M et al.  ·  BMJ Open  ·  06.08.2026  ·  PMID 42562582</w:t>
+        <w:t>Collado-González B et al.  ·  BMJ Open  ·  30.07.2026  ·  PMID 42532562</w:t>
       </w:r>
     </w:p>
     <w:p>
       <w:r>
-        <w:t>Prospektive quasi-experimentelle Studie mit 1484 Patienten (Interventionsgruppe n=746, Kontrollgruppe n=738) zur Auswirkung eines multifaktoriellen Optimierungsprogramms 6–12 Monate vor elektiven Gelenkersatzoperationen auf oberflächliche Wundinfektionen (SSI), periprosthetic joint infections (PJI) und Mortalität über 3 Jahre.</w:t>
+        <w:t>Multizentrisches Querschnitt-Survey in 19 spanischen Kindernotaufnahmen: Organisatorische Sicherheitspraktiken, Sicherheitskultur (Hospital Survey on Patient Safety Culture) und Fehlerberichte untersucht.</w:t>
       </w:r>
     </w:p>
     <w:p>
@@ -394,7 +394,7 @@
         <w:t xml:space="preserve">Ergebnis: </w:t>
       </w:r>
       <w:r>
-        <w:t>Oberflächliche SSI nach 1 Jahr: 5,9% vs. 7,9% (HR 0,67, 95%-KI 0,45–1,01, nicht signifikant). PJI: 2,0% vs. 1,1% (HR 1,80, 95%-KI 0,76–4,30, nicht signifikant). Keine signifikanten Unterschiede bei Mortalität oder postoperativer Gesundheit nach 3 Jahren. Die Interventionsgruppe war zu 77% während der COVID-19-Pandemie operiert worden versus 5% in der Kontrollgruppe.</w:t>
+        <w:t>Zusätzliche Meldesysteme waren unabhängig mit höherem Fehlerreporting assoziiert (OR 2,69; 95% KI 1,57–4,66). Patientensicherheitsspezialisten, Walkarounds und Simulationstraining zeigten günstigere Kultur-Scores (p&lt;0,001), aber nicht unabhängig mit Reporting verbunden.</w:t>
       </w:r>
     </w:p>
     <w:p>
@@ -409,7 +409,7 @@
         <w:rPr>
           <w:sz w:val="19"/>
         </w:rPr>
-        <w:t>Island, Strukturen ähnlich deutschem Gesundheitswesen, klare Lessons-learned für Qualitätsinterventionen</w:t>
+        <w:t>Spanien, ähnliches Gesundheitssystem wie Deutschland; Meldeinfrastruktur zentral.</w:t>
       </w:r>
     </w:p>
     <w:p>
@@ -418,7 +418,7 @@
           <w:color w:val="5A7D3A"/>
           <w:sz w:val="18"/>
         </w:rPr>
-        <w:t>https://pubmed.ncbi.nlm.nih.gov/42562582/</w:t>
+        <w:t>https://pubmed.ncbi.nlm.nih.gov/42532562/</w:t>
       </w:r>
     </w:p>
     <w:sectPr>

--- a/download/studien-aktuell.docx
+++ b/download/studien-aktuell.docx
@@ -62,7 +62,7 @@
           <w:color w:val="666666"/>
           <w:sz w:val="18"/>
         </w:rPr>
-        <w:t>Stand: 28.08.2026  |  6 Studien  |  safety.m-vf.de</w:t>
+        <w:t>Stand: 29.08.2026  |  7 Studien  |  safety.m-vf.de</w:t>
       </w:r>
     </w:p>
     <w:p>
@@ -70,7 +70,7 @@
         <w:pStyle w:val="Heading1"/>
       </w:pPr>
       <w:r>
-        <w:t>Aufgenommen am 28.08.2026</w:t>
+        <w:t>Aufgenommen am 29.08.2026</w:t>
       </w:r>
     </w:p>
     <w:p>
@@ -78,7 +78,7 @@
         <w:pStyle w:val="Heading2"/>
       </w:pPr>
       <w:r>
-        <w:t>MRSA-Präventionsprogramm senkte Krankenhaus-Infektionen um 65%</w:t>
+        <w:t>Sieben kritische Kontrollpunkte in der Instrumentenaufbereitung senken Infektionsrisiko um 180-367%</w:t>
       </w:r>
     </w:p>
     <w:p>
@@ -88,12 +88,12 @@
           <w:color w:val="666666"/>
           <w:sz w:val="18"/>
         </w:rPr>
-        <w:t>Maragakis LL et al.  ·  JAMA Netw Open  ·  03.08.2026  ·  PMID 42658494</w:t>
+        <w:t>Lin X et al.  ·  Front Public Health  ·  13.08.2026  ·  PMID 42661801</w:t>
       </w:r>
     </w:p>
     <w:p>
       <w:r>
-        <w:t>Qualitätsverbesserungsprogramm mit webinar-basierter Schulung zu Dekolonisation, Flächendesinfektion und Bündelmaßnahmen gegen MRSA-Infektionen in 193 Stationen (106 ICU, 87 Nicht-ICU).</w:t>
+        <w:t>Retrospektive Kohortenstudie an 15.847 Operationen zur Identifizierung kritischer Kontrollpunkte in der Zentralsterilisation und deren Assoziation mit Wundinfektionen.</w:t>
       </w:r>
     </w:p>
     <w:p>
@@ -104,7 +104,7 @@
         <w:t xml:space="preserve">Ergebnis: </w:t>
       </w:r>
       <w:r>
-        <w:t>MRSA-Bakterämien sanken um 65% (2,3 Ereignisse pro 10.000 Patiententage, 95% KI −2,8 bis −1,9; p&lt;0,001), klinische MRSA-Kulturen um 39% und nosokomiale Infektionen um 37% im Gesamtvergleich.</w:t>
+        <w:t>SSI-Rate 2,4% (380/15.847). Sieben identifizierte Kontrollpunkte zeigten unabhängige Assoziationen mit Infektionsrisiko: Vorprüfung (OR 2,34), Reinigungsvalidierung (OR 3,12), Sterilisationsüberwachung (OR 4,67), Sterilitätsmaintenance (OR 2,89), Personalqualifikation (OR 2,56), Gerätewartung (OR 3,45), Dokumentation (OR 1,98). Inadequate Kontrolle erhöhte Infektionsrisiko um 180-367%.</w:t>
       </w:r>
     </w:p>
     <w:p>
@@ -119,7 +119,7 @@
         <w:rPr>
           <w:sz w:val="19"/>
         </w:rPr>
-        <w:t>USA-Studie, aber Bundel-Elemente auf deutsches System übertragbar.</w:t>
+        <w:t>China-Studie, aber Mess- und Kontrollprinzipien international übertragbar</w:t>
       </w:r>
     </w:p>
     <w:p>
@@ -128,7 +128,7 @@
           <w:color w:val="5A7D3A"/>
           <w:sz w:val="18"/>
         </w:rPr>
-        <w:t>https://pubmed.ncbi.nlm.nih.gov/42658494/</w:t>
+        <w:t>https://pubmed.ncbi.nlm.nih.gov/42661801/</w:t>
       </w:r>
     </w:p>
     <w:p>
@@ -136,7 +136,7 @@
         <w:pStyle w:val="Heading2"/>
       </w:pPr>
       <w:r>
-        <w:t>Polypharmacy und kognitiv-schädliche Medikamente bei Demenz häufig unerkannt</w:t>
+        <w:t>Sicherheitskultur in integrierten Gesundheits- und Sozialdiensten: finnische Erfassung mit SOPS 2.0</w:t>
       </w:r>
     </w:p>
     <w:p>
@@ -146,12 +146,12 @@
           <w:color w:val="666666"/>
           <w:sz w:val="18"/>
         </w:rPr>
-        <w:t>Morató X et al.  ·  Alzheimers Dement  ·  Aug. 2026  ·  PMID 42639919</w:t>
+        <w:t>Hult M et al.  ·  BMJ Open Qual  ·  27.08.2026  ·  PMID 42660605</w:t>
       </w:r>
     </w:p>
     <w:p>
       <w:r>
-        <w:t>Querschnitt-Observational-Studie (n=2.379) in Memory Clinic Barcelona: Polypharmacy (≥5 Medikamente), potentiell inadäquate Medikation (PIMs) und Medikamente mit kognitiver Toxizität anhand LLM-gestützter Datenextraktion untersucht.</w:t>
+        <w:t>Querschnittstudie mit 2.623 Beschäftigten aus Krankenhäusern und Altenpflege in Finnland zur Messung der Sicherheitskultur mit validierten Instrumenten.</w:t>
       </w:r>
     </w:p>
     <w:p>
@@ -162,7 +162,7 @@
         <w:t xml:space="preserve">Ergebnis: </w:t>
       </w:r>
       <w:r>
-        <w:t>67% mit kognitiver Beeinträchtigung (CDR ≥0,5) zeigten Polypharmacy, 21% Hyperpolypharmacy (≥10 Medikamente). 20,8% mit Polypharmacy hatten eingeschränkte Nierenfunktion. Schutzfaktor: höhere Bildung. LLM-Einsatz ermöglichte strukturierte Medikamentenanalyse.</w:t>
+        <w:t>Teamwork erhielt beste Bewertungen (71,1%), Handoffs und Informationsaustausch niedrigste (22,6%). Ältere Dienste schnitten konsistent schlechter ab. Insgesamt 52,6% positive Responses für Net Safety Score. Das Modell erklärte 47,4% der Varianz in Krankenhäusern, 47,0% in Altenpflege, 35,8% in Gesundheits- und Sozialdiensten.</w:t>
       </w:r>
     </w:p>
     <w:p>
@@ -177,7 +177,7 @@
         <w:rPr>
           <w:sz w:val="19"/>
         </w:rPr>
-        <w:t>Spanien, medizinische Dokumentationspraxis vergleichbar; Praxisrelevanz für deutsche Gedächtnisambulanzen.</w:t>
+        <w:t>Skandinavien, anderes Melde- und Entschädigungssystem ohne Verschuldensnachweis</w:t>
       </w:r>
     </w:p>
     <w:p>
@@ -186,7 +186,7 @@
           <w:color w:val="5A7D3A"/>
           <w:sz w:val="18"/>
         </w:rPr>
-        <w:t>https://pubmed.ncbi.nlm.nih.gov/42639919/</w:t>
+        <w:t>https://pubmed.ncbi.nlm.nih.gov/42660605/</w:t>
       </w:r>
     </w:p>
     <w:p>
@@ -194,7 +194,7 @@
         <w:pStyle w:val="Heading2"/>
       </w:pPr>
       <w:r>
-        <w:t>C-reaktives Protein und Beatmungsdauer zur Früherkennung von VAP geeignet</w:t>
+        <w:t>Strukturierte Schulung und Peer-Support reduzierten Medikationsfehler dauerhaft auf null</w:t>
       </w:r>
     </w:p>
     <w:p>
@@ -204,12 +204,12 @@
           <w:color w:val="666666"/>
           <w:sz w:val="18"/>
         </w:rPr>
-        <w:t>Becirovic M et al.  ·  Med Glas (Zenica)  ·  08.07.2026  ·  PMID 42592972</w:t>
+        <w:t>Cheng HS et al.  ·  BMJ Open Qual  ·  27.08.2026  ·  PMID 42660604</w:t>
       </w:r>
     </w:p>
     <w:p>
       <w:r>
-        <w:t>Prospektive Kohortenstudie (n=118) in einer ICU Tuzla: VAP (n=41; 34,7%) vs. ohne VAP; Risikofaktoren, laborchemische Parameter und Mikrobiologie analysiert.</w:t>
+        <w:t>QI-Projekt in Singaporer Klinik mit zwei PDSA-Zyklen zur Reduktion von Medikations-Bestellfehlern durch Schulung, Erinnerungen, Prescribing Champions und interdisziplinäre Collaboration.</w:t>
       </w:r>
     </w:p>
     <w:p>
@@ -220,7 +220,7 @@
         <w:t xml:space="preserve">Ergebnis: </w:t>
       </w:r>
       <w:r>
-        <w:t>VAP-Patienten hatten längere Beatmung (12,5 vs. 7,3 Tage; p&lt;0,001), längerer Aufenthalt (19,6 vs. 12,2 Tage; p&lt;0,001), höhere CRP (178,2 vs. 126,4 mg/L; p&lt;0,001). CRP zeigte gute diskriminative Fähigkeit (AUC 0,83). Acinetobacter baumannii war Leitpathogen (43,9%).</w:t>
+        <w:t>Bestellfehler reduzierten von Baseline-Median 3 pro Monat auf null von Januar bis Dezember 2023, Reduktion bis August 2024 aufrechterhalten. Geschätzte Kostenersparnis SGD 18.000 jährlich basierend auf lokalen Schätzwerten für Medikationsschäden. Initiative erfolgreich auf zweite Station übertragen, anschließend in Hospitals-weites PGY1-Programm integriert.</w:t>
       </w:r>
     </w:p>
     <w:p>
@@ -235,7 +235,7 @@
         <w:rPr>
           <w:sz w:val="19"/>
         </w:rPr>
-        <w:t>Südosteuropa, vergleichbares öffentliches Gesundheitssystem; ICU-Schwelle erreicht.</w:t>
+        <w:t>Singapur, vergleichbare Versicherungsstrukturen und Versorgungsdokumentation</w:t>
       </w:r>
     </w:p>
     <w:p>
@@ -244,7 +244,7 @@
           <w:color w:val="5A7D3A"/>
           <w:sz w:val="18"/>
         </w:rPr>
-        <w:t>https://pubmed.ncbi.nlm.nih.gov/42592972/</w:t>
+        <w:t>https://pubmed.ncbi.nlm.nih.gov/42660604/</w:t>
       </w:r>
     </w:p>
     <w:p>
@@ -252,7 +252,7 @@
         <w:pStyle w:val="Heading2"/>
       </w:pPr>
       <w:r>
-        <w:t>Verzicht auf Antibiotikaprophylaxe bei robotischer Hernienchirurgie ohne Infektionszunahme</w:t>
+        <w:t>Smartphone-App für Antibiotikarichtlinien verbesserte Adhärenz nicht gegenüber Papierversion</w:t>
       </w:r>
     </w:p>
     <w:p>
@@ -262,12 +262,12 @@
           <w:color w:val="666666"/>
           <w:sz w:val="18"/>
         </w:rPr>
-        <w:t>Alfarawan F et al.  ·  Hernia  ·  31.07.2026  ·  PMID 42536218</w:t>
+        <w:t>Chansamouth V et al.  ·  PLoS Med  ·  27.08.2026  ·  PMID 42659762</w:t>
       </w:r>
     </w:p>
     <w:p>
       <w:r>
-        <w:t>Kohortenstudie mit Propensity-Score-Matching (n=156 nach Matching): robotische ventrale Hernienchirurgie mit (n=78) vs. ohne (n=78) single-shot Prophylaxe; SSI und Wundheilungsstörungen in 30 und 90 Tagen erfasst.</w:t>
+        <w:t>Stepped-wedge Cluster-RCT (2021-2022) in sechs Krankenhäusern in Laos mit 3.561 stationären Verordnungen zum Vergleich Smartphone-basierter versus papiergestützter Antibiotikarichtlinien mit Stewardship-Training.</w:t>
       </w:r>
     </w:p>
     <w:p>
@@ -278,7 +278,7 @@
         <w:t xml:space="preserve">Ergebnis: </w:t>
       </w:r>
       <w:r>
-        <w:t>30-Tage SSI 2,6% mit vs. 1,3% ohne Prophylaxe (p=1,0), 90-Tage SSI 0%, Wundheilungsstörungen 12,8% vs. 15,4% (p=0,82). Kein Unterschied in Liegedauer (beide 2 Tage). Prophylaxe nicht protektiv in Multivarianz-Analyse.</w:t>
+        <w:t>Stationäre Adhärenz 17,0% (95% CI 15,0-19,0%) in Referenz, 25,6% (95% CI 23,1-28,3%) in Intervention. Nach Adjustierung unterschied sich Adhärenz nicht signifikant (aOR 1,26, 95% CI 0,8-1,9; p=0,276). Ambulant aOR 0,91 (95% CI 0,7-1,1; p=0,406). Zeittrend zeigte erste Interventionsgruppe mit höherer Adhärenz (32,1%) vs. letzte (19,1%), aOR 1,95.</w:t>
       </w:r>
     </w:p>
     <w:p>
@@ -293,7 +293,7 @@
         <w:rPr>
           <w:sz w:val="19"/>
         </w:rPr>
-        <w:t>Deutschland, deutschsprachige Studie; Antibiotic Stewardship Kriterium erfüllt.</w:t>
+        <w:t>LMIC-Setting, zeigt dass Guideline-Verfügbarkeit allein nicht ausreicht – Adhärenz multifaktoriell</w:t>
       </w:r>
     </w:p>
     <w:p>
@@ -302,7 +302,7 @@
           <w:color w:val="5A7D3A"/>
           <w:sz w:val="18"/>
         </w:rPr>
-        <w:t>https://pubmed.ncbi.nlm.nih.gov/42536218/</w:t>
+        <w:t>https://pubmed.ncbi.nlm.nih.gov/42659762/</w:t>
       </w:r>
     </w:p>
     <w:p>
@@ -310,7 +310,7 @@
         <w:pStyle w:val="Heading2"/>
       </w:pPr>
       <w:r>
-        <w:t>Händehygiene bei Reinigungspersonal: Systematische Lücke im Infektionsschutz</w:t>
+        <w:t>Just-Culture-Implementierung erhöhte Sicherheitsmeldungen statistisch signifikant</w:t>
       </w:r>
     </w:p>
     <w:p>
@@ -320,12 +320,12 @@
           <w:color w:val="666666"/>
           <w:sz w:val="18"/>
         </w:rPr>
-        <w:t>Rager AM et al.  ·  Front Public Health  ·  16.07.2026  ·  PMID 42535004</w:t>
+        <w:t>McGonigal M et al.  ·  Crit Care Nurs Q  ·  26.08.2026  ·  PMID 42659660</w:t>
       </w:r>
     </w:p>
     <w:p>
       <w:r>
-        <w:t>Scoping Review zur Händehygiene bei Krankenhausreinigungspersonal (2009–2025): 33 Quellen analysiert, Wissen, Einstellungen, fördernde und hemmende Faktoren identifiziert.</w:t>
+        <w:t>QI-Projekt in ICUs eines Krankenhaussystems zur Implementierung eines Just-Culture-Programms mit IHI-PDSA-Methode zur Messung von Sicherheitskultur und Meldepraxis.</w:t>
       </w:r>
     </w:p>
     <w:p>
@@ -336,7 +336,7 @@
         <w:t xml:space="preserve">Ergebnis: </w:t>
       </w:r>
       <w:r>
-        <w:t>Überwiegend deskriptive Evidenz mit Heterogenität. Interventionen basierten auf zielgruppenorientierter Schulung, Simulationstraining und multimodalem Ansatz. Evidenzbasis klein; keine randomisierten Studien vorhanden. Intervention-Effekte nicht quantifiziert.</w:t>
+        <w:t>CT2023 AHRQ Patient Safety Survey: Error-Domain in Critical-Care-Units verbesserte sich von 54,58% (2023) auf 59% (2025). Sicherheitsmeldungen von CY2023 zu CY2024 statistisch signifikant erhöht (t-Test p=0,00000009).</w:t>
       </w:r>
     </w:p>
     <w:p>
@@ -351,7 +351,7 @@
         <w:rPr>
           <w:sz w:val="19"/>
         </w:rPr>
-        <w:t>Deutsches und europäisches Setting relevant; Arbeitsschutz und Betriebsrat klären.</w:t>
+        <w:t>USA-Studie, aber Just-Culture-Konzept und PDSA-Ansatz international anwendbar</w:t>
       </w:r>
     </w:p>
     <w:p>
@@ -360,7 +360,7 @@
           <w:color w:val="5A7D3A"/>
           <w:sz w:val="18"/>
         </w:rPr>
-        <w:t>https://pubmed.ncbi.nlm.nih.gov/42535004/</w:t>
+        <w:t>https://pubmed.ncbi.nlm.nih.gov/42659660/</w:t>
       </w:r>
     </w:p>
     <w:p>
@@ -368,7 +368,7 @@
         <w:pStyle w:val="Heading2"/>
       </w:pPr>
       <w:r>
-        <w:t>Sicherheitskultur und Meldeinfrastruktur verbessern Fehlerberichte in Kindernotaufnahmen</w:t>
+        <w:t>192 Fälle ärztlicher Manslaughter zeigen hohe Quote advertenter Fehler und Systemprobleme</w:t>
       </w:r>
     </w:p>
     <w:p>
@@ -378,12 +378,12 @@
           <w:color w:val="666666"/>
           <w:sz w:val="18"/>
         </w:rPr>
-        <w:t>Collado-González B et al.  ·  BMJ Open  ·  30.07.2026  ·  PMID 42532562</w:t>
+        <w:t>Griffiths D  ·  Med Law Rev  ·  08.07.2026  ·  PMID 42595380</w:t>
       </w:r>
     </w:p>
     <w:p>
       <w:r>
-        <w:t>Multizentrisches Querschnitt-Survey in 19 spanischen Kindernotaufnahmen: Organisatorische Sicherheitspraktiken, Sicherheitskultur (Hospital Survey on Patient Safety Culture) und Fehlerberichte untersucht.</w:t>
+        <w:t>Retrospektive Analyse aller 192 Fälle ärztlicher Manslaughter, die 2007-2018 der britischen Crown Prosecution Service vorgelegt wurden, zur Charakterisierung von Mustern und Haftungsmustern.</w:t>
       </w:r>
     </w:p>
     <w:p>
@@ -394,7 +394,7 @@
         <w:t xml:space="preserve">Ergebnis: </w:t>
       </w:r>
       <w:r>
-        <w:t>Zusätzliche Meldesysteme waren unabhängig mit höherem Fehlerreporting assoziiert (OR 2,69; 95% KI 1,57–4,66). Patientensicherheitsspezialisten, Walkarounds und Simulationstraining zeigten günstigere Kultur-Scores (p&lt;0,001), aber nicht unabhängig mit Reporting verbunden.</w:t>
+        <w:t>MM-Anklagen extrem selten, aber Analyse offenbarte bisher unerforschte Trends mit hoher Quote individueller advertenter Mängel und tiefere Strukturprobleme über reine Systemfehler hinaus. Artikel zeigt dass MM-Fälle untergenutzte Quelle für Lernen und Accountability darstellen und Ansätze erfordern, die über Strafrecht hinausgehen.</w:t>
       </w:r>
     </w:p>
     <w:p>
@@ -409,7 +409,7 @@
         <w:rPr>
           <w:sz w:val="19"/>
         </w:rPr>
-        <w:t>Spanien, ähnliches Gesundheitssystem wie Deutschland; Meldeinfrastruktur zentral.</w:t>
+        <w:t>Großbritannien, anderes Haftungs- und Entschädigungssystem als Deutschland</w:t>
       </w:r>
     </w:p>
     <w:p>
@@ -418,7 +418,65 @@
           <w:color w:val="5A7D3A"/>
           <w:sz w:val="18"/>
         </w:rPr>
-        <w:t>https://pubmed.ncbi.nlm.nih.gov/42532562/</w:t>
+        <w:t>https://pubmed.ncbi.nlm.nih.gov/42595380/</w:t>
+      </w:r>
+    </w:p>
+    <w:p>
+      <w:pPr>
+        <w:pStyle w:val="Heading2"/>
+      </w:pPr>
+      <w:r>
+        <w:t>26% der Antiphospholipid-Syndrom-Diagnosen erfüllen formale Kriterien nicht</w:t>
+      </w:r>
+    </w:p>
+    <w:p>
+      <w:r>
+        <w:rPr>
+          <w:i/>
+          <w:color w:val="666666"/>
+          <w:sz w:val="18"/>
+        </w:rPr>
+        <w:t>Gnanapragasam S et al.  ·  Dan Med J  ·  23.06.2026  ·  PMID 42592773</w:t>
+      </w:r>
+    </w:p>
+    <w:p>
+      <w:r>
+        <w:t>Retrospektive Studie in zwei dänischen Regionen mit 175 Patienten mit ICD-10-Code D68.61 zur Überprüfung ob formale APS-Kriterien erfüllt sind.</w:t>
+      </w:r>
+    </w:p>
+    <w:p>
+      <w:r>
+        <w:rPr>
+          <w:b/>
+        </w:rPr>
+        <w:t xml:space="preserve">Ergebnis: </w:t>
+      </w:r>
+      <w:r>
+        <w:t>46 von 175 Patienten (26%) erfüllten formale APS-Kriterien nicht. Hauptgrund: fehlerhafte Laborbefund-Interpretation. In zehn Fällen Klinik nicht erfüllt, in 15 Fällen wurden aPLs negativ nach Monaten/Jahren. Bei &lt;50 Jahren APS häufiger in Frauen (41 vs. 12; p&lt;0,0001), nicht bei ≥50 Jahren (38 vs. 38).</w:t>
+      </w:r>
+    </w:p>
+    <w:p>
+      <w:r>
+        <w:rPr>
+          <w:b/>
+          <w:sz w:val="19"/>
+        </w:rPr>
+        <w:t xml:space="preserve">Übertragbarkeit: </w:t>
+      </w:r>
+      <w:r>
+        <w:rPr>
+          <w:sz w:val="19"/>
+        </w:rPr>
+        <w:t>Dänemark, anderes Meldesystem (Verschuldensnachweis nicht erforderlich), aber Diagnoseproblem universal</w:t>
+      </w:r>
+    </w:p>
+    <w:p>
+      <w:r>
+        <w:rPr>
+          <w:color w:val="5A7D3A"/>
+          <w:sz w:val="18"/>
+        </w:rPr>
+        <w:t>https://pubmed.ncbi.nlm.nih.gov/42592773/</w:t>
       </w:r>
     </w:p>
     <w:sectPr>

--- a/download/studien-aktuell.docx
+++ b/download/studien-aktuell.docx
@@ -62,7 +62,7 @@
           <w:color w:val="666666"/>
           <w:sz w:val="18"/>
         </w:rPr>
-        <w:t>Stand: 29.08.2026  |  7 Studien  |  safety.m-vf.de</w:t>
+        <w:t>Stand: 30.08.2026  |  6 Studien  |  safety.m-vf.de</w:t>
       </w:r>
     </w:p>
     <w:p>
@@ -70,7 +70,7 @@
         <w:pStyle w:val="Heading1"/>
       </w:pPr>
       <w:r>
-        <w:t>Aufgenommen am 29.08.2026</w:t>
+        <w:t>Aufgenommen am 30.08.2026</w:t>
       </w:r>
     </w:p>
     <w:p>
@@ -78,7 +78,7 @@
         <w:pStyle w:val="Heading2"/>
       </w:pPr>
       <w:r>
-        <w:t>Sieben kritische Kontrollpunkte in der Instrumentenaufbereitung senken Infektionsrisiko um 180-367%</w:t>
+        <w:t>Adaptive Führung sichert Patientensicherheit in Intensivstationen unter Druck</w:t>
       </w:r>
     </w:p>
     <w:p>
@@ -88,12 +88,12 @@
           <w:color w:val="666666"/>
           <w:sz w:val="18"/>
         </w:rPr>
-        <w:t>Lin X et al.  ·  Front Public Health  ·  13.08.2026  ·  PMID 42661801</w:t>
+        <w:t>Berggren K et al.  ·  J Nurs Manag  ·  2026  ·  PMID 42667115</w:t>
       </w:r>
     </w:p>
     <w:p>
       <w:r>
-        <w:t>Retrospektive Kohortenstudie an 15.847 Operationen zur Identifizierung kritischer Kontrollpunkte in der Zentralsterilisation und deren Assoziation mit Wundinfektionen.</w:t>
+        <w:t>Qualitative Studie mit 15 ICU-Managern aus Schweden zur Frage, wie Führungskräfte unter COVID-19 organisatorische Bedingungen für Patientensicherheit schufen.</w:t>
       </w:r>
     </w:p>
     <w:p>
@@ -104,7 +104,7 @@
         <w:t xml:space="preserve">Ergebnis: </w:t>
       </w:r>
       <w:r>
-        <w:t>SSI-Rate 2,4% (380/15.847). Sieben identifizierte Kontrollpunkte zeigten unabhängige Assoziationen mit Infektionsrisiko: Vorprüfung (OR 2,34), Reinigungsvalidierung (OR 3,12), Sterilisationsüberwachung (OR 4,67), Sterilitätsmaintenance (OR 2,89), Personalqualifikation (OR 2,56), Gerätewartung (OR 3,45), Dokumentation (OR 1,98). Inadequate Kontrolle erhöhte Infektionsrisiko um 180-367%.</w:t>
+        <w:t>Manager balancierten Ressourcenmangel, Arbeitsbelastung und Mitarbeiterschutz durch adaptive Führung mit Flexibilität, kontinuierlichem Lernen und gegenseitigem Vertrauen. Diese Faktoren ermöglichten Risikoerkennung und Sicherheit trotz Druck.</w:t>
       </w:r>
     </w:p>
     <w:p>
@@ -119,7 +119,7 @@
         <w:rPr>
           <w:sz w:val="19"/>
         </w:rPr>
-        <w:t>China-Studie, aber Mess- und Kontrollprinzipien international übertragbar</w:t>
+        <w:t>Schweden, vergleichbares nordeuropäisches Gesundheitssystem, Meldeverhalten unterscheidet sich durch Entschädigungssystem ohne Verschuldensprinzip</w:t>
       </w:r>
     </w:p>
     <w:p>
@@ -128,7 +128,7 @@
           <w:color w:val="5A7D3A"/>
           <w:sz w:val="18"/>
         </w:rPr>
-        <w:t>https://pubmed.ncbi.nlm.nih.gov/42661801/</w:t>
+        <w:t>https://pubmed.ncbi.nlm.nih.gov/42667115/</w:t>
       </w:r>
     </w:p>
     <w:p>
@@ -136,7 +136,7 @@
         <w:pStyle w:val="Heading2"/>
       </w:pPr>
       <w:r>
-        <w:t>Sicherheitskultur in integrierten Gesundheits- und Sozialdiensten: finnische Erfassung mit SOPS 2.0</w:t>
+        <w:t>Zahnärzte in Simbabwe: Hohes Stichverletzungsrisiko trotz IPC-Wissen</w:t>
       </w:r>
     </w:p>
     <w:p>
@@ -146,12 +146,12 @@
           <w:color w:val="666666"/>
           <w:sz w:val="18"/>
         </w:rPr>
-        <w:t>Hult M et al.  ·  BMJ Open Qual  ·  27.08.2026  ·  PMID 42660605</w:t>
+        <w:t>Singh T et al.  ·  Front Public Health  ·  14.08.2026  ·  PMID 42666377</w:t>
       </w:r>
     </w:p>
     <w:p>
       <w:r>
-        <w:t>Querschnittstudie mit 2.623 Beschäftigten aus Krankenhäusern und Altenpflege in Finnland zur Messung der Sicherheitskultur mit validierten Instrumenten.</w:t>
+        <w:t>Querschnittsstudie mit 220 Zahnfachleuten in Simbabwe zu IPC-Wissen, -Praktiken und beruflichen biologischen Expositionsrisiken mit Odds-Ratio-Analysen.</w:t>
       </w:r>
     </w:p>
     <w:p>
@@ -162,7 +162,7 @@
         <w:t xml:space="preserve">Ergebnis: </w:t>
       </w:r>
       <w:r>
-        <w:t>Teamwork erhielt beste Bewertungen (71,1%), Handoffs und Informationsaustausch niedrigste (22,6%). Ältere Dienste schnitten konsistent schlechter ab. Insgesamt 52,6% positive Responses für Net Safety Score. Das Modell erklärte 47,4% der Varianz in Krankenhäusern, 47,0% in Altenpflege, 35,8% in Gesundheits- und Sozialdiensten.</w:t>
+        <w:t>Lebenszeitinzidenz Stichverletzungen 61,2%, in den vorangegangenen 12 Monaten 14,7%, berufliche Infektionen 18,3%. Neuere Stichverletzung assoziiert mit früher Karrierephase (aOR 4,01), schlechter Handhygiene (aOR 0,34) und niedriger Risikowahrnehmung (aOR 0,49). Öffentliche Arbeit assoziiert mit Berufsinfektionen (aOR 2,66).</w:t>
       </w:r>
     </w:p>
     <w:p>
@@ -177,7 +177,7 @@
         <w:rPr>
           <w:sz w:val="19"/>
         </w:rPr>
-        <w:t>Skandinavien, anderes Melde- und Entschädigungssystem ohne Verschuldensnachweis</w:t>
+        <w:t>Grenze: Ressourcenmangel und Systeminfizienz der Einrichtung, Problem global; Befund zu Wissenslücke und Implementierungslücke in allen Systemen relevant</w:t>
       </w:r>
     </w:p>
     <w:p>
@@ -186,7 +186,7 @@
           <w:color w:val="5A7D3A"/>
           <w:sz w:val="18"/>
         </w:rPr>
-        <w:t>https://pubmed.ncbi.nlm.nih.gov/42660605/</w:t>
+        <w:t>https://pubmed.ncbi.nlm.nih.gov/42666377/</w:t>
       </w:r>
     </w:p>
     <w:p>
@@ -194,7 +194,7 @@
         <w:pStyle w:val="Heading2"/>
       </w:pPr>
       <w:r>
-        <w:t>Strukturierte Schulung und Peer-Support reduzierten Medikationsfehler dauerhaft auf null</w:t>
+        <w:t>Peripher eingeführte Zentralkatheter reduzieren lokale Infektionen ohne erhöhtes Septikämierisiko</w:t>
       </w:r>
     </w:p>
     <w:p>
@@ -204,12 +204,12 @@
           <w:color w:val="666666"/>
           <w:sz w:val="18"/>
         </w:rPr>
-        <w:t>Cheng HS et al.  ·  BMJ Open Qual  ·  27.08.2026  ·  PMID 42660604</w:t>
+        <w:t>Ehrlich S et al.  ·  Support Care Cancer  ·  28.08.2026  ·  PMID 42665709</w:t>
       </w:r>
     </w:p>
     <w:p>
       <w:r>
-        <w:t>QI-Projekt in Singaporer Klinik mit zwei PDSA-Zyklen zur Reduktion von Medikations-Bestellfehlern durch Schulung, Erinnerungen, Prescribing Champions und interdisziplinäre Collaboration.</w:t>
+        <w:t>Retrospektive Kohortenstudie mit 116 AML-Patienten in München, die PICC- vs. CICC-Katheter während Chemoinduktion erhielten, mit Analyse nosokomialer Infektionen.</w:t>
       </w:r>
     </w:p>
     <w:p>
@@ -220,7 +220,7 @@
         <w:t xml:space="preserve">Ergebnis: </w:t>
       </w:r>
       <w:r>
-        <w:t>Bestellfehler reduzierten von Baseline-Median 3 pro Monat auf null von Januar bis Dezember 2023, Reduktion bis August 2024 aufrechterhalten. Geschätzte Kostenersparnis SGD 18.000 jährlich basierend auf lokalen Schätzwerten für Medikationsschäden. Initiative erfolgreich auf zweite Station übertragen, anschließend in Hospitals-weites PGY1-Programm integriert.</w:t>
+        <w:t>PICCs zeigten längere Verweilzeit (16 vs. 11 Tage, p=0,004), niedriger Katheter-assoziierte Blutstrominfektionen (2,8 vs. 2,6/1000 Kathetage, p=0,93), aber signifikant weniger Austrittstelleninfektionen (7,4 vs. 23,1/1000 Kathetage, p=0,01). Keine erhöhte Thromboserisiko.</w:t>
       </w:r>
     </w:p>
     <w:p>
@@ -235,7 +235,7 @@
         <w:rPr>
           <w:sz w:val="19"/>
         </w:rPr>
-        <w:t>Singapur, vergleichbare Versicherungsstrukturen und Versorgungsdokumentation</w:t>
+        <w:t>Deutschland, vergleichbare Krankenhaushygiene-Standards und Qualitätsmessung</w:t>
       </w:r>
     </w:p>
     <w:p>
@@ -244,7 +244,7 @@
           <w:color w:val="5A7D3A"/>
           <w:sz w:val="18"/>
         </w:rPr>
-        <w:t>https://pubmed.ncbi.nlm.nih.gov/42660604/</w:t>
+        <w:t>https://pubmed.ncbi.nlm.nih.gov/42665709/</w:t>
       </w:r>
     </w:p>
     <w:p>
@@ -252,7 +252,7 @@
         <w:pStyle w:val="Heading2"/>
       </w:pPr>
       <w:r>
-        <w:t>Smartphone-App für Antibiotikarichtlinien verbesserte Adhärenz nicht gegenüber Papierversion</w:t>
+        <w:t>25 europäische Länder setzen nationale Antimikrobien-Verbrauchsziele um</w:t>
       </w:r>
     </w:p>
     <w:p>
@@ -262,12 +262,12 @@
           <w:color w:val="666666"/>
           <w:sz w:val="18"/>
         </w:rPr>
-        <w:t>Chansamouth V et al.  ·  PLoS Med  ·  27.08.2026  ·  PMID 42659762</w:t>
+        <w:t>Högberg LD et al.  ·  Euro Surveill  ·  Aug. 2026  ·  PMID 42663069</w:t>
       </w:r>
     </w:p>
     <w:p>
       <w:r>
-        <w:t>Stepped-wedge Cluster-RCT (2021-2022) in sechs Krankenhäusern in Laos mit 3.561 stationären Verordnungen zum Vergleich Smartphone-basierter versus papiergestützter Antibiotikarichtlinien mit Stewardship-Training.</w:t>
+        <w:t>Umfrage zu 67 national adopted Targets für Antibiotikaverbrauch und Stewardship-Indikatoren aus 25 EU/EWR-Ländern für 2025 und darüber hinaus.</w:t>
       </w:r>
     </w:p>
     <w:p>
@@ -278,7 +278,7 @@
         <w:t xml:space="preserve">Ergebnis: </w:t>
       </w:r>
       <w:r>
-        <w:t>Stationäre Adhärenz 17,0% (95% CI 15,0-19,0%) in Referenz, 25,6% (95% CI 23,1-28,3%) in Intervention. Nach Adjustierung unterschied sich Adhärenz nicht signifikant (aOR 1,26, 95% CI 0,8-1,9; p=0,276). Ambulant aOR 0,91 (95% CI 0,7-1,1; p=0,406). Zeittrend zeigte erste Interventionsgruppe mit höherer Adhärenz (32,1%) vs. letzte (19,1%), aOR 1,95.</w:t>
+        <w:t>16 Länder mit 67 aktiven Targets: 73% Population-level-Indikatoren, 18% Patient-level, 9% Struktur-Stewardship. Bestandteile: Überwachungsinfrastruktur, Reporting-Systeme und Implementierungsrahmen variabel nach Setting und Ressourcen.</w:t>
       </w:r>
     </w:p>
     <w:p>
@@ -293,7 +293,7 @@
         <w:rPr>
           <w:sz w:val="19"/>
         </w:rPr>
-        <w:t>LMIC-Setting, zeigt dass Guideline-Verfügbarkeit allein nicht ausreicht – Adhärenz multifaktoriell</w:t>
+        <w:t>Deutschsprachiger und europäischer Raum, direkt übertragbar auf KRINKO-Kontext und Surveillance-Systeme</w:t>
       </w:r>
     </w:p>
     <w:p>
@@ -302,7 +302,7 @@
           <w:color w:val="5A7D3A"/>
           <w:sz w:val="18"/>
         </w:rPr>
-        <w:t>https://pubmed.ncbi.nlm.nih.gov/42659762/</w:t>
+        <w:t>https://pubmed.ncbi.nlm.nih.gov/42663069/</w:t>
       </w:r>
     </w:p>
     <w:p>
@@ -310,7 +310,7 @@
         <w:pStyle w:val="Heading2"/>
       </w:pPr>
       <w:r>
-        <w:t>Just-Culture-Implementierung erhöhte Sicherheitsmeldungen statistisch signifikant</w:t>
+        <w:t>Sicherheitsberichte in klinischen Studien: Balance zwischen Risikominderung und Bürokratie</w:t>
       </w:r>
     </w:p>
     <w:p>
@@ -320,12 +320,12 @@
           <w:color w:val="666666"/>
           <w:sz w:val="18"/>
         </w:rPr>
-        <w:t>McGonigal M et al.  ·  Crit Care Nurs Q  ·  26.08.2026  ·  PMID 42659660</w:t>
+        <w:t>Thompson J et al.  ·  PLoS One  ·  30.07.2026  ·  PMID 42531203</w:t>
       </w:r>
     </w:p>
     <w:p>
       <w:r>
-        <w:t>QI-Projekt in ICUs eines Krankenhaussystems zur Implementierung eines Just-Culture-Programms mit IHI-PDSA-Methode zur Messung von Sicherheitskultur und Meldepraxis.</w:t>
+        <w:t>Qualitative Fokusgruppen-Studie mit 23 Mitarbeitenden von vier britischen Clinical Trial Units zur Implementierung risikogerechter Sicherheitsberichterstattung.</w:t>
       </w:r>
     </w:p>
     <w:p>
@@ -336,7 +336,7 @@
         <w:t xml:space="preserve">Ergebnis: </w:t>
       </w:r>
       <w:r>
-        <w:t>CT2023 AHRQ Patient Safety Survey: Error-Domain in Critical-Care-Units verbesserte sich von 54,58% (2023) auf 59% (2025). Sicherheitsmeldungen von CY2023 zu CY2024 statistisch signifikant erhöht (t-Test p=0,00000009).</w:t>
+        <w:t>Ein übergeordnetes Thema: Balanceakt zwischen risikogerechter Berichterstattung und Risikominderung. Personal fühlt sich unsicher in Entscheidungen. Lösungen: Klärung von Erwartungen, Transparenzverbesserung, Training und Wissensaustausch durch Mentoring und Plattformen auf Unit-Ebene.</w:t>
       </w:r>
     </w:p>
     <w:p>
@@ -351,7 +351,7 @@
         <w:rPr>
           <w:sz w:val="19"/>
         </w:rPr>
-        <w:t>USA-Studie, aber Just-Culture-Konzept und PDSA-Ansatz international anwendbar</w:t>
+        <w:t>Vereinigtes Königreich, vergleichbare klinische Versuchsreglementierung; Regeländerungen 2025 relevant für alle RCT-Systeme</w:t>
       </w:r>
     </w:p>
     <w:p>
@@ -360,7 +360,7 @@
           <w:color w:val="5A7D3A"/>
           <w:sz w:val="18"/>
         </w:rPr>
-        <w:t>https://pubmed.ncbi.nlm.nih.gov/42659660/</w:t>
+        <w:t>https://pubmed.ncbi.nlm.nih.gov/42531203/</w:t>
       </w:r>
     </w:p>
     <w:p>
@@ -368,7 +368,7 @@
         <w:pStyle w:val="Heading2"/>
       </w:pPr>
       <w:r>
-        <w:t>192 Fälle ärztlicher Manslaughter zeigen hohe Quote advertenter Fehler und Systemprobleme</w:t>
+        <w:t>Pharmazeutische Interventionen senken Medikationsfehler bei älteren Hospitalisierten um 35 Prozent</w:t>
       </w:r>
     </w:p>
     <w:p>
@@ -378,12 +378,12 @@
           <w:color w:val="666666"/>
           <w:sz w:val="18"/>
         </w:rPr>
-        <w:t>Griffiths D  ·  Med Law Rev  ·  08.07.2026  ·  PMID 42595380</w:t>
+        <w:t>Lopez-Leret D et al.  ·  Pharmazie  ·  24.07.2026  ·  PMID 42530075</w:t>
       </w:r>
     </w:p>
     <w:p>
       <w:r>
-        <w:t>Retrospektive Analyse aller 192 Fälle ärztlicher Manslaughter, die 2007-2018 der britischen Crown Prosecution Service vorgelegt wurden, zur Charakterisierung von Mustern und Haftungsmustern.</w:t>
+        <w:t>Retrospektive Analyse von 12.856 pharmazeutischen Interventionen 2019–2025 in einem französischen Geriatrie-Krankenhaus mit Fokus auf potenziell unangemessene Medikamente und arzneimittelbezogene Probleme.</w:t>
       </w:r>
     </w:p>
     <w:p>
@@ -394,7 +394,7 @@
         <w:t xml:space="preserve">Ergebnis: </w:t>
       </w:r>
       <w:r>
-        <w:t>MM-Anklagen extrem selten, aber Analyse offenbarte bisher unerforschte Trends mit hoher Quote individueller advertenter Mängel und tiefere Strukturprobleme über reine Systemfehler hinaus. Artikel zeigt dass MM-Fälle untergenutzte Quelle für Lernen und Accountability darstellen und Ansätze erfordern, die über Strafrecht hinausgehen.</w:t>
+        <w:t>65% der 12.856 Interventionen wurden von Verschreibern akzeptiert. Häufigste Probleme: Dosisauswahl (39,8%), Arzneimittelauswahl (14,3%), Behandlungsdauer (10,1%), Sicherheit (9,3%). Fachgruppen: Nervensystem (24,7%), Magen-Darm/Metabolismus (21,5%), Blut (19,8%), Herz-Kreislauf (13,6%).</w:t>
       </w:r>
     </w:p>
     <w:p>
@@ -409,7 +409,7 @@
         <w:rPr>
           <w:sz w:val="19"/>
         </w:rPr>
-        <w:t>Großbritannien, anderes Haftungs- und Entschädigungssystem als Deutschland</w:t>
+        <w:t>Frankreich, vergleichbares Sozialversicherungssystem, ähnliche Polypharmie-Problematik</w:t>
       </w:r>
     </w:p>
     <w:p>
@@ -418,65 +418,7 @@
           <w:color w:val="5A7D3A"/>
           <w:sz w:val="18"/>
         </w:rPr>
-        <w:t>https://pubmed.ncbi.nlm.nih.gov/42595380/</w:t>
-      </w:r>
-    </w:p>
-    <w:p>
-      <w:pPr>
-        <w:pStyle w:val="Heading2"/>
-      </w:pPr>
-      <w:r>
-        <w:t>26% der Antiphospholipid-Syndrom-Diagnosen erfüllen formale Kriterien nicht</w:t>
-      </w:r>
-    </w:p>
-    <w:p>
-      <w:r>
-        <w:rPr>
-          <w:i/>
-          <w:color w:val="666666"/>
-          <w:sz w:val="18"/>
-        </w:rPr>
-        <w:t>Gnanapragasam S et al.  ·  Dan Med J  ·  23.06.2026  ·  PMID 42592773</w:t>
-      </w:r>
-    </w:p>
-    <w:p>
-      <w:r>
-        <w:t>Retrospektive Studie in zwei dänischen Regionen mit 175 Patienten mit ICD-10-Code D68.61 zur Überprüfung ob formale APS-Kriterien erfüllt sind.</w:t>
-      </w:r>
-    </w:p>
-    <w:p>
-      <w:r>
-        <w:rPr>
-          <w:b/>
-        </w:rPr>
-        <w:t xml:space="preserve">Ergebnis: </w:t>
-      </w:r>
-      <w:r>
-        <w:t>46 von 175 Patienten (26%) erfüllten formale APS-Kriterien nicht. Hauptgrund: fehlerhafte Laborbefund-Interpretation. In zehn Fällen Klinik nicht erfüllt, in 15 Fällen wurden aPLs negativ nach Monaten/Jahren. Bei &lt;50 Jahren APS häufiger in Frauen (41 vs. 12; p&lt;0,0001), nicht bei ≥50 Jahren (38 vs. 38).</w:t>
-      </w:r>
-    </w:p>
-    <w:p>
-      <w:r>
-        <w:rPr>
-          <w:b/>
-          <w:sz w:val="19"/>
-        </w:rPr>
-        <w:t xml:space="preserve">Übertragbarkeit: </w:t>
-      </w:r>
-      <w:r>
-        <w:rPr>
-          <w:sz w:val="19"/>
-        </w:rPr>
-        <w:t>Dänemark, anderes Meldesystem (Verschuldensnachweis nicht erforderlich), aber Diagnoseproblem universal</w:t>
-      </w:r>
-    </w:p>
-    <w:p>
-      <w:r>
-        <w:rPr>
-          <w:color w:val="5A7D3A"/>
-          <w:sz w:val="18"/>
-        </w:rPr>
-        <w:t>https://pubmed.ncbi.nlm.nih.gov/42592773/</w:t>
+        <w:t>https://pubmed.ncbi.nlm.nih.gov/42530075/</w:t>
       </w:r>
     </w:p>
     <w:sectPr>

--- a/download/studien-aktuell.docx
+++ b/download/studien-aktuell.docx
@@ -62,7 +62,7 @@
           <w:color w:val="666666"/>
           <w:sz w:val="18"/>
         </w:rPr>
-        <w:t>Stand: 30.08.2026  |  6 Studien  |  safety.m-vf.de</w:t>
+        <w:t>Stand: 31.08.2026  |  7 Studien  |  safety.m-vf.de</w:t>
       </w:r>
     </w:p>
     <w:p>
@@ -70,7 +70,7 @@
         <w:pStyle w:val="Heading1"/>
       </w:pPr>
       <w:r>
-        <w:t>Aufgenommen am 30.08.2026</w:t>
+        <w:t>Aufgenommen am 31.08.2026</w:t>
       </w:r>
     </w:p>
     <w:p>
@@ -78,7 +78,7 @@
         <w:pStyle w:val="Heading2"/>
       </w:pPr>
       <w:r>
-        <w:t>Adaptive Führung sichert Patientensicherheit in Intensivstationen unter Druck</w:t>
+        <w:t>Klinischer Apotheker reduzierte Arzneimittel-Probleme in Ambulanzrezepten um 43 Prozentpunkte</w:t>
       </w:r>
     </w:p>
     <w:p>
@@ -88,12 +88,12 @@
           <w:color w:val="666666"/>
           <w:sz w:val="18"/>
         </w:rPr>
-        <w:t>Berggren K et al.  ·  J Nurs Manag  ·  2026  ·  PMID 42667115</w:t>
+        <w:t>Le TT et al.  ·  J Am Coll Clin Pharm  ·  Sept. 2026  ·  PMID 42669613</w:t>
       </w:r>
     </w:p>
     <w:p>
       <w:r>
-        <w:t>Qualitative Studie mit 15 ICU-Managern aus Schweden zur Frage, wie Führungskräfte unter COVID-19 organisatorische Bedingungen für Patientensicherheit schufen.</w:t>
+        <w:t>Vietnamesische quasi-experimentelle Studie eines multifaktoriellen Apotheker-Interventionsprogramms (prospektive Rezeptüberprüfung, Feedback, Schulung) mit Vorher-Nachher-Analyse in Tertiärklinik.</w:t>
       </w:r>
     </w:p>
     <w:p>
@@ -104,7 +104,7 @@
         <w:t xml:space="preserve">Ergebnis: </w:t>
       </w:r>
       <w:r>
-        <w:t>Manager balancierten Ressourcenmangel, Arbeitsbelastung und Mitarbeiterschutz durch adaptive Führung mit Flexibilität, kontinuierlichem Lernen und gegenseitigem Vertrauen. Diese Faktoren ermöglichten Risikoerkennung und Sicherheit trotz Druck.</w:t>
+        <w:t>Rezepte mit mindestens einem Arzneimittelproblem sank von 65,7 % auf 37,3 % (p&lt;0,001); mittlere Probleme pro Rezept von 1,22 auf 0,55 (p&lt;0,001). Potentiell schädliche Arzneimittelprobleme sanken von 2,4 % auf 1,7 % (p=0,04). Hauptreduktionen bei Dosis- und Einnahmezeitproblemen. Angepasste Odds Ratio 0,29 (95%-KI 0,26–0,32).</w:t>
       </w:r>
     </w:p>
     <w:p>
@@ -119,7 +119,7 @@
         <w:rPr>
           <w:sz w:val="19"/>
         </w:rPr>
-        <w:t>Schweden, vergleichbares nordeuropäisches Gesundheitssystem, Meldeverhalten unterscheidet sich durch Entschädigungssystem ohne Verschuldensprinzip</w:t>
+        <w:t>Vietnam; Modell auf deutsches Krankenhaus-Ambulanzmanagement und Praxen übertragbar</w:t>
       </w:r>
     </w:p>
     <w:p>
@@ -128,7 +128,7 @@
           <w:color w:val="5A7D3A"/>
           <w:sz w:val="18"/>
         </w:rPr>
-        <w:t>https://pubmed.ncbi.nlm.nih.gov/42667115/</w:t>
+        <w:t>https://pubmed.ncbi.nlm.nih.gov/42669613/</w:t>
       </w:r>
     </w:p>
     <w:p>
@@ -136,7 +136,7 @@
         <w:pStyle w:val="Heading2"/>
       </w:pPr>
       <w:r>
-        <w:t>Zahnärzte in Simbabwe: Hohes Stichverletzungsrisiko trotz IPC-Wissen</w:t>
+        <w:t>Strukturierte Apotheker-Intervention mit Workflow-Prompts senkte Piperacillin/Tazobactam-Gebrauch um 22 %</w:t>
       </w:r>
     </w:p>
     <w:p>
@@ -146,12 +146,12 @@
           <w:color w:val="666666"/>
           <w:sz w:val="18"/>
         </w:rPr>
-        <w:t>Singh T et al.  ·  Front Public Health  ·  14.08.2026  ·  PMID 42666377</w:t>
+        <w:t>Masuda K et al.  ·  Korean J Med Educ  ·  31.08.2026  ·  PMID 42669608</w:t>
       </w:r>
     </w:p>
     <w:p>
       <w:r>
-        <w:t>Querschnittsstudie mit 220 Zahnfachleuten in Simbabwe zu IPC-Wissen, -Praktiken und beruflichen biologischen Expositionsrisiken mit Odds-Ratio-Analysen.</w:t>
+        <w:t>Japanische retrospektive Vorher-Nachher-Studie einer Apotheker-geleiteten Schulungsintervention mit verhaltenspsychologischen Prinzipien zur Beeinflussung der Antibiotikaverordnung.</w:t>
       </w:r>
     </w:p>
     <w:p>
@@ -162,7 +162,7 @@
         <w:t xml:space="preserve">Ergebnis: </w:t>
       </w:r>
       <w:r>
-        <w:t>Lebenszeitinzidenz Stichverletzungen 61,2%, in den vorangegangenen 12 Monaten 14,7%, berufliche Infektionen 18,3%. Neuere Stichverletzung assoziiert mit früher Karrierephase (aOR 4,01), schlechter Handhygiene (aOR 0,34) und niedriger Risikowahrnehmung (aOR 0,49). Öffentliche Arbeit assoziiert mit Berufsinfektionen (aOR 2,66).</w:t>
+        <w:t>Piperacillin/Tazobactam-Gebrauch sank um 22,3 % in Days of Therapy (DOT) und zeigt konsistente Reduktionen bei saisonalen Vergleichen. Antibiotic Use Density (AUD) sank parallel. Alle Ärzte absolvierten Schulungsvideo und Nach-Test. Workflow-integrierte Reflexions-Prompts bei jedem Verordnen zeigten Wirkung.</w:t>
       </w:r>
     </w:p>
     <w:p>
@@ -177,7 +177,7 @@
         <w:rPr>
           <w:sz w:val="19"/>
         </w:rPr>
-        <w:t>Grenze: Ressourcenmangel und Systeminfizienz der Einrichtung, Problem global; Befund zu Wissenslücke und Implementierungslücke in allen Systemen relevant</w:t>
+        <w:t>Japan, beobachtet auch in Deutschland (Antibiotic Stewardship), auf Praxen übertragbar</w:t>
       </w:r>
     </w:p>
     <w:p>
@@ -186,7 +186,7 @@
           <w:color w:val="5A7D3A"/>
           <w:sz w:val="18"/>
         </w:rPr>
-        <w:t>https://pubmed.ncbi.nlm.nih.gov/42666377/</w:t>
+        <w:t>https://pubmed.ncbi.nlm.nih.gov/42669608/</w:t>
       </w:r>
     </w:p>
     <w:p>
@@ -194,7 +194,7 @@
         <w:pStyle w:val="Heading2"/>
       </w:pPr>
       <w:r>
-        <w:t>Peripher eingeführte Zentralkatheter reduzieren lokale Infektionen ohne erhöhtes Septikämierisiko</w:t>
+        <w:t>DBS-Screening erfasst 56 % aller HCV-Infektionen, vermisst aber 2,7 % durch niedrige Viruslast</w:t>
       </w:r>
     </w:p>
     <w:p>
@@ -204,12 +204,12 @@
           <w:color w:val="666666"/>
           <w:sz w:val="18"/>
         </w:rPr>
-        <w:t>Ehrlich S et al.  ·  Support Care Cancer  ·  28.08.2026  ·  PMID 42665709</w:t>
+        <w:t>Capelli N et al.  ·  Liver Int  ·  Okt. 2026  ·  PMID 42661472</w:t>
       </w:r>
     </w:p>
     <w:p>
       <w:r>
-        <w:t>Retrospektive Kohortenstudie mit 116 AML-Patienten in München, die PICC- vs. CICC-Katheter während Chemoinduktion erhielten, mit Analyse nosokomialer Infektionen.</w:t>
+        <w:t>Fünfjährige Evaluierung von Hepatitis-C-Blutfleck-Screening in französischen Schadensreduktionszentren mit vergleichender Analyse zu Plasma-RNA-Konzentrationen.</w:t>
       </w:r>
     </w:p>
     <w:p>
@@ -220,7 +220,7 @@
         <w:t xml:space="preserve">Ergebnis: </w:t>
       </w:r>
       <w:r>
-        <w:t>PICCs zeigten längere Verweilzeit (16 vs. 11 Tage, p=0,004), niedriger Katheter-assoziierte Blutstrominfektionen (2,8 vs. 2,6/1000 Kathetage, p=0,93), aber signifikant weniger Austrittstelleninfektionen (7,4 vs. 23,1/1000 Kathetage, p=0,01). Keine erhöhte Thromboserisiko.</w:t>
+        <w:t>Unter 1.552 gescreenten Personen wurden 428 (27,6 %) als HCV-RNA-positiv identifiziert. Etwa 2,7 % der Infektionen (ca. 12 Fälle) wurden aufgrund der Nachweisgrenze von 1.252 IU/mL vermisst. DBS-Tests machten 56,4 % aller laborgestützten HCV-Diagnosen aus. Die modeste Reduktion der analytischen Sensitivität wird durch den deutlich erhöhten Zugang in unterversorgten Populationen aufgewogen.</w:t>
       </w:r>
     </w:p>
     <w:p>
@@ -235,7 +235,7 @@
         <w:rPr>
           <w:sz w:val="19"/>
         </w:rPr>
-        <w:t>Deutschland, vergleichbare Krankenhaushygiene-Standards und Qualitätsmessung</w:t>
+        <w:t>Frankreich, dezentrale Diagnostik; Ansatz auf vulnerable Gruppen übertragbar</w:t>
       </w:r>
     </w:p>
     <w:p>
@@ -244,7 +244,7 @@
           <w:color w:val="5A7D3A"/>
           <w:sz w:val="18"/>
         </w:rPr>
-        <w:t>https://pubmed.ncbi.nlm.nih.gov/42665709/</w:t>
+        <w:t>https://pubmed.ncbi.nlm.nih.gov/42661472/</w:t>
       </w:r>
     </w:p>
     <w:p>
@@ -252,7 +252,7 @@
         <w:pStyle w:val="Heading2"/>
       </w:pPr>
       <w:r>
-        <w:t>25 europäische Länder setzen nationale Antimikrobien-Verbrauchsziele um</w:t>
+        <w:t>Penicilline bei vancomycin-sensiblen Enterococcus-Bakteriämien: effektiv, aber keine Überlegenheit ohne Fokuskontrolle</w:t>
       </w:r>
     </w:p>
     <w:p>
@@ -262,12 +262,12 @@
           <w:color w:val="666666"/>
           <w:sz w:val="18"/>
         </w:rPr>
-        <w:t>Högberg LD et al.  ·  Euro Surveill  ·  Aug. 2026  ·  PMID 42663069</w:t>
+        <w:t>Landrock T et al.  ·  Transbound Emerg Dis  ·  2026  ·  PMID 42661338</w:t>
       </w:r>
     </w:p>
     <w:p>
       <w:r>
-        <w:t>Umfrage zu 67 national adopted Targets für Antibiotikaverbrauch und Stewardship-Indikatoren aus 25 EU/EWR-Ländern für 2025 und darüber hinaus.</w:t>
+        <w:t>Retrospektive deutsche Kohortenstudie an 127 Patienten mit Enterococcus-Bakteriämie, Vergleich Penicillin-basierte versus alternative Therapien.</w:t>
       </w:r>
     </w:p>
     <w:p>
@@ -278,7 +278,7 @@
         <w:t xml:space="preserve">Ergebnis: </w:t>
       </w:r>
       <w:r>
-        <w:t>16 Länder mit 67 aktiven Targets: 73% Population-level-Indikatoren, 18% Patient-level, 9% Struktur-Stewardship. Bestandteile: Überwachungsinfrastruktur, Reporting-Systeme und Implementierungsrahmen variabel nach Setting und Ressourcen.</w:t>
+        <w:t>30-Tage-Mortalität: Penicilline 13,4 % vs. Alternativen 40 % (p=0,001); mediane Hospitalsdauer 21 vs. 35 Tage. Bei multivariater Analyse mit Propensity Scores war nur septischer Schock (aOR 23,53) unabhängig mit Sterblichkeit assoziiert, nicht die Therapieklasse. Keine Unterschiede bei Rezidivbakteriämie oder Nebenwirkungen.</w:t>
       </w:r>
     </w:p>
     <w:p>
@@ -293,7 +293,7 @@
         <w:rPr>
           <w:sz w:val="19"/>
         </w:rPr>
-        <w:t>Deutschsprachiger und europäischer Raum, direkt übertragbar auf KRINKO-Kontext und Surveillance-Systeme</w:t>
+        <w:t>Deutschland/Österreich, direkt auf Krankenhausinfektion anwendbar</w:t>
       </w:r>
     </w:p>
     <w:p>
@@ -302,7 +302,7 @@
           <w:color w:val="5A7D3A"/>
           <w:sz w:val="18"/>
         </w:rPr>
-        <w:t>https://pubmed.ncbi.nlm.nih.gov/42663069/</w:t>
+        <w:t>https://pubmed.ncbi.nlm.nih.gov/42661338/</w:t>
       </w:r>
     </w:p>
     <w:p>
@@ -310,7 +310,7 @@
         <w:pStyle w:val="Heading2"/>
       </w:pPr>
       <w:r>
-        <w:t>Sicherheitsberichte in klinischen Studien: Balance zwischen Risikominderung und Bürokratie</w:t>
+        <w:t>Netzwerk-gestützte Sentinelüberwachung erkannte Clostridioides difficile 27 % schneller mit nur 15 % Sequenzierung</w:t>
       </w:r>
     </w:p>
     <w:p>
@@ -320,12 +320,12 @@
           <w:color w:val="666666"/>
           <w:sz w:val="18"/>
         </w:rPr>
-        <w:t>Thompson J et al.  ·  PLoS One  ·  30.07.2026  ·  PMID 42531203</w:t>
+        <w:t>Pople D et al.  ·  Nat Commun  ·  26.08.2026  ·  PMID 42649138</w:t>
       </w:r>
     </w:p>
     <w:p>
       <w:r>
-        <w:t>Qualitative Fokusgruppen-Studie mit 23 Mitarbeitenden von vier britischen Clinical Trial Units zur Implementierung risikogerechter Sicherheitsberichterstattung.</w:t>
+        <w:t>Englische Studie mit Netzwerkanalyse zur optimalen Auswahl von Sentinel-Laboratorien für Whole-Genome-Sequenzierung nosokomialer Infektionen bei limitierter Sequenzierungskapazität.</w:t>
       </w:r>
     </w:p>
     <w:p>
@@ -336,7 +336,7 @@
         <w:t xml:space="preserve">Ergebnis: </w:t>
       </w:r>
       <w:r>
-        <w:t>Ein übergeordnetes Thema: Balanceakt zwischen risikogerechter Berichterstattung und Risikominderung. Personal fühlt sich unsicher in Entscheidungen. Lösungen: Klärung von Erwartungen, Transparenzverbesserung, Training und Wissensaustausch durch Mentoring und Plattformen auf Unit-Ebene.</w:t>
+        <w:t>Algorithmisch optimierte Sentinelstandorte erkennen neuartige C.-difficile-Stämme 27 % schneller als Zufallsauswahl (Median ~3 statt 4 Wochen), während nur &lt;15 % aller Fälle sequenziert werden. Sensitivitäts- und Szenario-Analysen bestätigten robuste epidemiologische Performance über verschiedene Pfadogeneigenschaften hinweg.</w:t>
       </w:r>
     </w:p>
     <w:p>
@@ -351,7 +351,7 @@
         <w:rPr>
           <w:sz w:val="19"/>
         </w:rPr>
-        <w:t>Vereinigtes Königreich, vergleichbare klinische Versuchsreglementierung; Regeländerungen 2025 relevant für alle RCT-Systeme</w:t>
+        <w:t>Großbritannien, übertragbar auf deutsche KRINKO-gestützte Sentinel-Überwachung</w:t>
       </w:r>
     </w:p>
     <w:p>
@@ -360,7 +360,7 @@
           <w:color w:val="5A7D3A"/>
           <w:sz w:val="18"/>
         </w:rPr>
-        <w:t>https://pubmed.ncbi.nlm.nih.gov/42531203/</w:t>
+        <w:t>https://pubmed.ncbi.nlm.nih.gov/42649138/</w:t>
       </w:r>
     </w:p>
     <w:p>
@@ -368,7 +368,7 @@
         <w:pStyle w:val="Heading2"/>
       </w:pPr>
       <w:r>
-        <w:t>Pharmazeutische Interventionen senken Medikationsfehler bei älteren Hospitalisierten um 35 Prozent</w:t>
+        <w:t>Delphi-Konsens: Prävention und Management iatrogener Nebenwirkungen von Immunglobulin-Therapie</w:t>
       </w:r>
     </w:p>
     <w:p>
@@ -378,12 +378,12 @@
           <w:color w:val="666666"/>
           <w:sz w:val="18"/>
         </w:rPr>
-        <w:t>Lopez-Leret D et al.  ·  Pharmazie  ·  24.07.2026  ·  PMID 42530075</w:t>
+        <w:t>Ferranti-Ramos A et al.  ·  Front Immunol  ·  06.08.2026  ·  PMID 42625714</w:t>
       </w:r>
     </w:p>
     <w:p>
       <w:r>
-        <w:t>Retrospektive Analyse von 12.856 pharmazeutischen Interventionen 2019–2025 in einem französischen Geriatrie-Krankenhaus mit Fokus auf potenziell unangemessene Medikamente und arzneimittelbezogene Probleme.</w:t>
+        <w:t>Spanischer Expertenkonsens mit modifiziertem Delphi-Verfahren zur Standardisierung von Sicherheitsmaßnahmen bei Immunglobulin-Gaben in primären und sekundären Immundefekten.</w:t>
       </w:r>
     </w:p>
     <w:p>
@@ -394,7 +394,7 @@
         <w:t xml:space="preserve">Ergebnis: </w:t>
       </w:r>
       <w:r>
-        <w:t>65% der 12.856 Interventionen wurden von Verschreibern akzeptiert. Häufigste Probleme: Dosisauswahl (39,8%), Arzneimittelauswahl (14,3%), Behandlungsdauer (10,1%), Sicherheit (9,3%). Fachgruppen: Nervensystem (24,7%), Magen-Darm/Metabolismus (21,5%), Blut (19,8%), Herz-Kreislauf (13,6%).</w:t>
+        <w:t>42 von 44 Empfehlungen erreichten ≥75 % Konsens. Hochgradige Einigkeit zu individualisierter Risikoabwägung, Infusionsraten-Anpassung und frühes Nebenwirkungsmanagement. Subkutane Immunglobuline (SCIG) zeigten weniger systemische Reaktionen als intravenös. Serielle Anti-IgA-Tests nur bei selektierten Hochrisikopatienten nötig. Prämediktion nur bei ausgewählten Hochrisikogruppen.</w:t>
       </w:r>
     </w:p>
     <w:p>
@@ -409,7 +409,7 @@
         <w:rPr>
           <w:sz w:val="19"/>
         </w:rPr>
-        <w:t>Frankreich, vergleichbares Sozialversicherungssystem, ähnliche Polypharmie-Problematik</w:t>
+        <w:t>Spanien; europäisches System, auf deutsches Versicherungswesen übertragbar</w:t>
       </w:r>
     </w:p>
     <w:p>
@@ -418,7 +418,65 @@
           <w:color w:val="5A7D3A"/>
           <w:sz w:val="18"/>
         </w:rPr>
-        <w:t>https://pubmed.ncbi.nlm.nih.gov/42530075/</w:t>
+        <w:t>https://pubmed.ncbi.nlm.nih.gov/42625714/</w:t>
+      </w:r>
+    </w:p>
+    <w:p>
+      <w:pPr>
+        <w:pStyle w:val="Heading2"/>
+      </w:pPr>
+      <w:r>
+        <w:t>MT-RNR1-Testung vor Aminoglykosiden verhindert irreversible Hörstörungen, kosteneffektiv in Neonatensepsis</w:t>
+      </w:r>
+    </w:p>
+    <w:p>
+      <w:r>
+        <w:rPr>
+          <w:i/>
+          <w:color w:val="666666"/>
+          <w:sz w:val="18"/>
+        </w:rPr>
+        <w:t>McDermott JH et al.  ·  Br J Clin Pharmacol  ·  29.07.2026  ·  PMID 42524757</w:t>
+      </w:r>
+    </w:p>
+    <w:p>
+      <w:r>
+        <w:t>Britische Richtlinie zum Einsatz präventiver Pharmacogenomics-Tests für Aminoglykosid-induzierte Ototoxizität anhand von Mitochondrial-DNA-Varianten, basierend auf systematischer Literaturanalyse.</w:t>
+      </w:r>
+    </w:p>
+    <w:p>
+      <w:r>
+        <w:rPr>
+          <w:b/>
+        </w:rPr>
+        <w:t xml:space="preserve">Ergebnis: </w:t>
+      </w:r>
+      <w:r>
+        <w:t>Drei MT-RNR1-Varianten (m.1555A&gt;G, m.1494C&gt;T, m.1095T&gt;C; Frequenz ~1:330) prädisponieren zu irreversibler Hörschädigung auch bei therapeutischen Dosen. Im Englischen Nationalen Gesundheitssystem ist Labor-basierte Testung finanziert; Point-of-Care-Tests in Neonatensepsis werden durchgeführt und sind frühen Health-Economic-Modellen zufolge kostenersparend. Ca. 20 % des Aminoglykosidgebrauchs ist vorhersehbar und testbar.</w:t>
+      </w:r>
+    </w:p>
+    <w:p>
+      <w:r>
+        <w:rPr>
+          <w:b/>
+          <w:sz w:val="19"/>
+        </w:rPr>
+        <w:t xml:space="preserve">Übertragbarkeit: </w:t>
+      </w:r>
+      <w:r>
+        <w:rPr>
+          <w:sz w:val="19"/>
+        </w:rPr>
+        <w:t>Großbritannien, Mitochondrial-DNA-Testung auf Deutschland übertragbar, Kosten-Nutzen-Analyse erforderlich</w:t>
+      </w:r>
+    </w:p>
+    <w:p>
+      <w:r>
+        <w:rPr>
+          <w:color w:val="5A7D3A"/>
+          <w:sz w:val="18"/>
+        </w:rPr>
+        <w:t>https://pubmed.ncbi.nlm.nih.gov/42524757/</w:t>
       </w:r>
     </w:p>
     <w:sectPr>

--- a/download/studien-aktuell.docx
+++ b/download/studien-aktuell.docx
@@ -62,7 +62,7 @@
           <w:color w:val="666666"/>
           <w:sz w:val="18"/>
         </w:rPr>
-        <w:t>Stand: 31.08.2026  |  7 Studien  |  safety.m-vf.de</w:t>
+        <w:t>Stand: 01.09.2026  |  6 Studien  |  safety.m-vf.de</w:t>
       </w:r>
     </w:p>
     <w:p>
@@ -70,7 +70,7 @@
         <w:pStyle w:val="Heading1"/>
       </w:pPr>
       <w:r>
-        <w:t>Aufgenommen am 31.08.2026</w:t>
+        <w:t>Aufgenommen am 01.09.2026</w:t>
       </w:r>
     </w:p>
     <w:p>
@@ -78,7 +78,7 @@
         <w:pStyle w:val="Heading2"/>
       </w:pPr>
       <w:r>
-        <w:t>Klinischer Apotheker reduzierte Arzneimittel-Probleme in Ambulanzrezepten um 43 Prozentpunkte</w:t>
+        <w:t>Probiotika halbierten ventilatorassoziierte Pneumonie bei kritisch kranken Kindern</w:t>
       </w:r>
     </w:p>
     <w:p>
@@ -88,12 +88,12 @@
           <w:color w:val="666666"/>
           <w:sz w:val="18"/>
         </w:rPr>
-        <w:t>Le TT et al.  ·  J Am Coll Clin Pharm  ·  Sept. 2026  ·  PMID 42669613</w:t>
+        <w:t>Tiwari SK et al.  ·  J Trop Pediatr  ·  20.08.2026  ·  PMID 42674774</w:t>
       </w:r>
     </w:p>
     <w:p>
       <w:r>
-        <w:t>Vietnamesische quasi-experimentelle Studie eines multifaktoriellen Apotheker-Interventionsprogramms (prospektive Rezeptüberprüfung, Feedback, Schulung) mit Vorher-Nachher-Analyse in Tertiärklinik.</w:t>
+        <w:t>Systematische Übersicht und Metaanalyse von acht randomisierten Studien zu Probiotika bei kritisch kranken Kindern auf Intensivstationen, mit Fokus auf Pneumonie, Sterblichkeit und Liegedauer.</w:t>
       </w:r>
     </w:p>
     <w:p>
@@ -104,7 +104,7 @@
         <w:t xml:space="preserve">Ergebnis: </w:t>
       </w:r>
       <w:r>
-        <w:t>Rezepte mit mindestens einem Arzneimittelproblem sank von 65,7 % auf 37,3 % (p&lt;0,001); mittlere Probleme pro Rezept von 1,22 auf 0,55 (p&lt;0,001). Potentiell schädliche Arzneimittelprobleme sanken von 2,4 % auf 1,7 % (p=0,04). Hauptreduktionen bei Dosis- und Einnahmezeitproblemen. Angepasste Odds Ratio 0,29 (95%-KI 0,26–0,32).</w:t>
+        <w:t>Probiotika reduzierten ventilatorassoziierte Pneumonie signifikant (RR 0,47; 95%-KI 0,35–0,64; p&lt;0,0001; hohe Evidenzsicherheit, absolute Risikoreduktion 21,9 %, Number needed to treat ≈5); kein Effekt auf Sterblichkeit (RR 0,85; 95%-KI 0,66–1,11; p=0,24) oder Liegedauer. Keine schwerwiegenden unerwünschten Ereignisse.</w:t>
       </w:r>
     </w:p>
     <w:p>
@@ -119,7 +119,7 @@
         <w:rPr>
           <w:sz w:val="19"/>
         </w:rPr>
-        <w:t>Vietnam; Modell auf deutsches Krankenhaus-Ambulanzmanagement und Praxen übertragbar</w:t>
+        <w:t>International, 744 Kinder in acht RCTs; Mechanismus und Sicherheit sind übertragbar</w:t>
       </w:r>
     </w:p>
     <w:p>
@@ -128,7 +128,7 @@
           <w:color w:val="5A7D3A"/>
           <w:sz w:val="18"/>
         </w:rPr>
-        <w:t>https://pubmed.ncbi.nlm.nih.gov/42669613/</w:t>
+        <w:t>https://pubmed.ncbi.nlm.nih.gov/42674774/</w:t>
       </w:r>
     </w:p>
     <w:p>
@@ -136,7 +136,7 @@
         <w:pStyle w:val="Heading2"/>
       </w:pPr>
       <w:r>
-        <w:t>Strukturierte Apotheker-Intervention mit Workflow-Prompts senkte Piperacillin/Tazobactam-Gebrauch um 22 %</w:t>
+        <w:t>Duty of Candour schafft Vertrauen nur bei echter Empathie und Aufarbeitung</w:t>
       </w:r>
     </w:p>
     <w:p>
@@ -146,12 +146,12 @@
           <w:color w:val="666666"/>
           <w:sz w:val="18"/>
         </w:rPr>
-        <w:t>Masuda K et al.  ·  Korean J Med Educ  ·  31.08.2026  ·  PMID 42669608</w:t>
+        <w:t>Adams C et al.  ·  Health Expect  ·  Okt. 2026  ·  PMID 42670882</w:t>
       </w:r>
     </w:p>
     <w:p>
       <w:r>
-        <w:t>Japanische retrospektive Vorher-Nachher-Studie einer Apotheker-geleiteten Schulungsintervention mit verhaltenspsychologischen Prinzipien zur Beeinflussung der Antibiotikaverordnung.</w:t>
+        <w:t>Qualitative und quantitative Studie mit 80 australischen Patienten zu Wirkung und Verständnis der gesetzlichen Aufklärungspflicht nach schweren Sicherheitsereignissen (Statutory Duty of Candour), zwei Jahre nach Einführung in Victoria.</w:t>
       </w:r>
     </w:p>
     <w:p>
@@ -162,7 +162,7 @@
         <w:t xml:space="preserve">Ergebnis: </w:t>
       </w:r>
       <w:r>
-        <w:t>Piperacillin/Tazobactam-Gebrauch sank um 22,3 % in Days of Therapy (DOT) und zeigt konsistente Reduktionen bei saisonalen Vergleichen. Antibiotic Use Density (AUD) sank parallel. Alle Ärzte absolvierten Schulungsvideo und Nach-Test. Workflow-integrierte Reflexions-Prompts bei jedem Verordnen zeigten Wirkung.</w:t>
+        <w:t>61 % ohne Vorwissen zur SDC; 78 % bewerteten sie als nützlich. Unter denen mit Ereignis berichteten über die Hälfte mangelnde Offenheit, über die Hälfte keine Nachbesprechung; Zufriedenheit mit Gesprächen nur 26 %. Sechs Themen: Candour als moralischer Halt, anhaltende Skepsis, begrenzte Zugänglichkeit, echte Entschuldigung als Vertrauensreparatur, emotionale Belastung und Organisationslernefähigkeit.</w:t>
       </w:r>
     </w:p>
     <w:p>
@@ -177,7 +177,7 @@
         <w:rPr>
           <w:sz w:val="19"/>
         </w:rPr>
-        <w:t>Japan, beobachtet auch in Deutschland (Antibiotic Stewardship), auf Praxen übertragbar</w:t>
+        <w:t>Australien/Vereinigtes Königreich, andere Haftungsordnung, ggf. Transferlimits bei deutschem ärztlichem Haftungsrecht</w:t>
       </w:r>
     </w:p>
     <w:p>
@@ -186,7 +186,7 @@
           <w:color w:val="5A7D3A"/>
           <w:sz w:val="18"/>
         </w:rPr>
-        <w:t>https://pubmed.ncbi.nlm.nih.gov/42669608/</w:t>
+        <w:t>https://pubmed.ncbi.nlm.nih.gov/42670882/</w:t>
       </w:r>
     </w:p>
     <w:p>
@@ -194,7 +194,7 @@
         <w:pStyle w:val="Heading2"/>
       </w:pPr>
       <w:r>
-        <w:t>DBS-Screening erfasst 56 % aller HCV-Infektionen, vermisst aber 2,7 % durch niedrige Viruslast</w:t>
+        <w:t>Urbanisierungsgerechte Risikoanpassung verbessert Reanimationsergebnisse deutschlandweit</w:t>
       </w:r>
     </w:p>
     <w:p>
@@ -204,12 +204,12 @@
           <w:color w:val="666666"/>
           <w:sz w:val="18"/>
         </w:rPr>
-        <w:t>Capelli N et al.  ·  Liver Int  ·  Okt. 2026  ·  PMID 42661472</w:t>
+        <w:t>Lee D et al.  ·  BMC Emerg Med  ·  10.08.2026  ·  PMID 42587273</w:t>
       </w:r>
     </w:p>
     <w:p>
       <w:r>
-        <w:t>Fünfjährige Evaluierung von Hepatitis-C-Blutfleck-Screening in französischen Schadensreduktionszentren mit vergleichender Analyse zu Plasma-RNA-Konzentrationen.</w:t>
+        <w:t>Deutsche Registerstudie zur Kalibrierung von Risikoanpassungsmodellen für Rückkehr zur Spontanzirkulation (ROSC) nach präklinischem Herzstillstand, unter Berücksichtigung von Urbanisierungsgrad.</w:t>
       </w:r>
     </w:p>
     <w:p>
@@ -220,7 +220,7 @@
         <w:t xml:space="preserve">Ergebnis: </w:t>
       </w:r>
       <w:r>
-        <w:t>Unter 1.552 gescreenten Personen wurden 428 (27,6 %) als HCV-RNA-positiv identifiziert. Etwa 2,7 % der Infektionen (ca. 12 Fälle) wurden aufgrund der Nachweisgrenze von 1.252 IU/mL vermisst. DBS-Tests machten 56,4 % aller laborgestützten HCV-Diagnosen aus. Die modeste Reduktion der analytischen Sensitivität wird durch den deutlich erhöhten Zugang in unterversorgten Populationen aufgewogen.</w:t>
+        <w:t>Beim refittierten RACA-Modell zeigte sich Fehlkalibrierung nach Urbanisierung: Überschätzung in ländlichen Gebieten, Unterschätzung in Metropolen und Großstädten. Das neue URACA-Modell hob diese Verzerrungen auf, ohne Diskriminationsfähigkeit einzubußen (AUROC 0,735 vs. 0,737; kontinuierliche Netzreklassifizierung 9,4 %).</w:t>
       </w:r>
     </w:p>
     <w:p>
@@ -235,7 +235,7 @@
         <w:rPr>
           <w:sz w:val="19"/>
         </w:rPr>
-        <w:t>Frankreich, dezentrale Diagnostik; Ansatz auf vulnerable Gruppen übertragbar</w:t>
+        <w:t>Deutschland, 145.780 Patienten aus Deutschem Reanimations-Register 2014–2023</w:t>
       </w:r>
     </w:p>
     <w:p>
@@ -244,7 +244,7 @@
           <w:color w:val="5A7D3A"/>
           <w:sz w:val="18"/>
         </w:rPr>
-        <w:t>https://pubmed.ncbi.nlm.nih.gov/42661472/</w:t>
+        <w:t>https://pubmed.ncbi.nlm.nih.gov/42587273/</w:t>
       </w:r>
     </w:p>
     <w:p>
@@ -252,7 +252,7 @@
         <w:pStyle w:val="Heading2"/>
       </w:pPr>
       <w:r>
-        <w:t>Penicilline bei vancomycin-sensiblen Enterococcus-Bakteriämien: effektiv, aber keine Überlegenheit ohne Fokuskontrolle</w:t>
+        <w:t>Patientenerfahrung und Sicherheit bleiben in Studien unverbunden</w:t>
       </w:r>
     </w:p>
     <w:p>
@@ -262,12 +262,12 @@
           <w:color w:val="666666"/>
           <w:sz w:val="18"/>
         </w:rPr>
-        <w:t>Landrock T et al.  ·  Transbound Emerg Dis  ·  2026  ·  PMID 42661338</w:t>
+        <w:t>King J et al.  ·  BMJ Open Qual  ·  03.08.2026  ·  PMID 42547244</w:t>
       </w:r>
     </w:p>
     <w:p>
       <w:r>
-        <w:t>Retrospektive deutsche Kohortenstudie an 127 Patienten mit Enterococcus-Bakteriämie, Vergleich Penicillin-basierte versus alternative Therapien.</w:t>
+        <w:t>Systematische Übersicht über 30 Studien zum Zusammenhang zwischen Patientenerlebnis und Patientensicherheit, mit Cochrane-Qualitätsbewertung und GRADE-Evidenzgraduierung.</w:t>
       </w:r>
     </w:p>
     <w:p>
@@ -278,7 +278,7 @@
         <w:t xml:space="preserve">Ergebnis: </w:t>
       </w:r>
       <w:r>
-        <w:t>30-Tage-Mortalität: Penicilline 13,4 % vs. Alternativen 40 % (p=0,001); mediane Hospitalsdauer 21 vs. 35 Tage. Bei multivariater Analyse mit Propensity Scores war nur septischer Schock (aOR 23,53) unabhängig mit Sterblichkeit assoziiert, nicht die Therapieklasse. Keine Unterschiede bei Rezidivbakteriämie oder Nebenwirkungen.</w:t>
+        <w:t>Heterogene Evidenz: 7 Studien zeigten konsistente positive Assoziationen, 6 keine Assoziation, 17 gemischte Befunde je nach Sicherheitsmaßstab. Kausale Richtung unklar; Forschungslücken in primärer und psychiatrischer Versorgung sowie zu Themen wie Zeitnaher Zugang und Angehörigenbeteiligung.</w:t>
       </w:r>
     </w:p>
     <w:p>
@@ -293,7 +293,7 @@
         <w:rPr>
           <w:sz w:val="19"/>
         </w:rPr>
-        <w:t>Deutschland/Österreich, direkt auf Krankenhausinfektion anwendbar</w:t>
+        <w:t>Internationale Perspektive, Primärforschung überwiegend aus angelsächsischen Ländern</w:t>
       </w:r>
     </w:p>
     <w:p>
@@ -302,7 +302,7 @@
           <w:color w:val="5A7D3A"/>
           <w:sz w:val="18"/>
         </w:rPr>
-        <w:t>https://pubmed.ncbi.nlm.nih.gov/42661338/</w:t>
+        <w:t>https://pubmed.ncbi.nlm.nih.gov/42547244/</w:t>
       </w:r>
     </w:p>
     <w:p>
@@ -310,7 +310,7 @@
         <w:pStyle w:val="Heading2"/>
       </w:pPr>
       <w:r>
-        <w:t>Netzwerk-gestützte Sentinelüberwachung erkannte Clostridioides difficile 27 % schneller mit nur 15 % Sequenzierung</w:t>
+        <w:t>Ärztliche Mikrobiologie als Stewardship-Partner senkt Antibiotikafehlgebrauch</w:t>
       </w:r>
     </w:p>
     <w:p>
@@ -320,12 +320,12 @@
           <w:color w:val="666666"/>
           <w:sz w:val="18"/>
         </w:rPr>
-        <w:t>Pople D et al.  ·  Nat Commun  ·  26.08.2026  ·  PMID 42649138</w:t>
+        <w:t>Nilsen E  ·  APMIS  ·  Aug. 2026  ·  PMID 42522544</w:t>
       </w:r>
     </w:p>
     <w:p>
       <w:r>
-        <w:t>Englische Studie mit Netzwerkanalyse zur optimalen Auswahl von Sentinel-Laboratorien für Whole-Genome-Sequenzierung nosokomialer Infektionen bei limitierter Sequenzierungskapazität.</w:t>
+        <w:t>Norwegische Klinikstudie zur Wahrnehmung ärztlicher Beratung durch klinische Mikrobiologinnen und Mikrobiologen in der Infektionsbehandlung.</w:t>
       </w:r>
     </w:p>
     <w:p>
@@ -336,7 +336,7 @@
         <w:t xml:space="preserve">Ergebnis: </w:t>
       </w:r>
       <w:r>
-        <w:t>Algorithmisch optimierte Sentinelstandorte erkennen neuartige C.-difficile-Stämme 27 % schneller als Zufallsauswahl (Median ~3 statt 4 Wochen), während nur &lt;15 % aller Fälle sequenziert werden. Sensitivitäts- und Szenario-Analysen bestätigten robuste epidemiologische Performance über verschiedene Pfadogeneigenschaften hinweg.</w:t>
+        <w:t>90,7 % der infektionsbehandelnden Ärztinnen und Ärzte (n=228) bewerteten mikrobiologe Stewardship als hochgradig wertvoll; 88,8 % berichteten bessere Antibiotikaverwendung, 87,0 % schnellere oder sicherere klinische Entscheidungen; 97,7 % befürworteten eine aktivere klinische Beratungsrolle von Fachärztinnen und Fachärzten für Mikrobiologie.</w:t>
       </w:r>
     </w:p>
     <w:p>
@@ -351,7 +351,7 @@
         <w:rPr>
           <w:sz w:val="19"/>
         </w:rPr>
-        <w:t>Großbritannien, übertragbar auf deutsche KRINKO-gestützte Sentinel-Überwachung</w:t>
+        <w:t>Skandinavien, vergleichbare Infektionsbehandlung in Akutkrankenhäusern</w:t>
       </w:r>
     </w:p>
     <w:p>
@@ -360,7 +360,7 @@
           <w:color w:val="5A7D3A"/>
           <w:sz w:val="18"/>
         </w:rPr>
-        <w:t>https://pubmed.ncbi.nlm.nih.gov/42649138/</w:t>
+        <w:t>https://pubmed.ncbi.nlm.nih.gov/42522544/</w:t>
       </w:r>
     </w:p>
     <w:p>
@@ -368,7 +368,7 @@
         <w:pStyle w:val="Heading2"/>
       </w:pPr>
       <w:r>
-        <w:t>Delphi-Konsens: Prävention und Management iatrogener Nebenwirkungen von Immunglobulin-Therapie</w:t>
+        <w:t>Schülerfehler im klinischen Unterricht: häufige Gelegenheiten mit geringem Lernertrag</w:t>
       </w:r>
     </w:p>
     <w:p>
@@ -378,12 +378,12 @@
           <w:color w:val="666666"/>
           <w:sz w:val="18"/>
         </w:rPr>
-        <w:t>Ferranti-Ramos A et al.  ·  Front Immunol  ·  06.08.2026  ·  PMID 42625714</w:t>
+        <w:t>Rubisch HPK et al.  ·  BMC Med Educ  ·  28.07.2026  ·  PMID 42522036</w:t>
       </w:r>
     </w:p>
     <w:p>
       <w:r>
-        <w:t>Spanischer Expertenkonsens mit modifiziertem Delphi-Verfahren zur Standardisierung von Sicherheitsmaßnahmen bei Immunglobulin-Gaben in primären und sekundären Immundefekten.</w:t>
+        <w:t>Beobachtungsstudie zu Lernfehlern bei Bettunterricht auf Stationen in Innerer Medizin, Neurologie und Orthopädie, gemessen an Häufigkeit, Typ und Lehrreaktionen.</w:t>
       </w:r>
     </w:p>
     <w:p>
@@ -394,7 +394,7 @@
         <w:t xml:space="preserve">Ergebnis: </w:t>
       </w:r>
       <w:r>
-        <w:t>42 von 44 Empfehlungen erreichten ≥75 % Konsens. Hochgradige Einigkeit zu individualisierter Risikoabwägung, Infusionsraten-Anpassung und frühes Nebenwirkungsmanagement. Subkutane Immunglobuline (SCIG) zeigten weniger systemische Reaktionen als intravenös. Serielle Anti-IgA-Tests nur bei selektierten Hochrisikopatienten nötig. Prämediktion nur bei ausgewählten Hochrisikogruppen.</w:t>
+        <w:t>Im Schnitt 4,9 Fehler pro Stunde Unterricht; Reproduktionsfehler überwiegend bei theoretischem Wissen und klinischem Denken, Anwendungsfehler bei körperlicher Untersuchung. Nur 72 % der praktischen Untersuchungszeit war beaufsichtigt; Lehrreaktionen (Erklärungstiefe, Feedback-Direktheit) unterschieden sich nicht signifikant mit oder ohne Patientenpräsenz.</w:t>
       </w:r>
     </w:p>
     <w:p>
@@ -409,7 +409,7 @@
         <w:rPr>
           <w:sz w:val="19"/>
         </w:rPr>
-        <w:t>Spanien; europäisches System, auf deutsches Versicherungswesen übertragbar</w:t>
+        <w:t>Deutschland, 36 Bettunterricht-Sitzungen (78,4 h) an deutschem Universitätsklinikum</w:t>
       </w:r>
     </w:p>
     <w:p>
@@ -418,65 +418,7 @@
           <w:color w:val="5A7D3A"/>
           <w:sz w:val="18"/>
         </w:rPr>
-        <w:t>https://pubmed.ncbi.nlm.nih.gov/42625714/</w:t>
-      </w:r>
-    </w:p>
-    <w:p>
-      <w:pPr>
-        <w:pStyle w:val="Heading2"/>
-      </w:pPr>
-      <w:r>
-        <w:t>MT-RNR1-Testung vor Aminoglykosiden verhindert irreversible Hörstörungen, kosteneffektiv in Neonatensepsis</w:t>
-      </w:r>
-    </w:p>
-    <w:p>
-      <w:r>
-        <w:rPr>
-          <w:i/>
-          <w:color w:val="666666"/>
-          <w:sz w:val="18"/>
-        </w:rPr>
-        <w:t>McDermott JH et al.  ·  Br J Clin Pharmacol  ·  29.07.2026  ·  PMID 42524757</w:t>
-      </w:r>
-    </w:p>
-    <w:p>
-      <w:r>
-        <w:t>Britische Richtlinie zum Einsatz präventiver Pharmacogenomics-Tests für Aminoglykosid-induzierte Ototoxizität anhand von Mitochondrial-DNA-Varianten, basierend auf systematischer Literaturanalyse.</w:t>
-      </w:r>
-    </w:p>
-    <w:p>
-      <w:r>
-        <w:rPr>
-          <w:b/>
-        </w:rPr>
-        <w:t xml:space="preserve">Ergebnis: </w:t>
-      </w:r>
-      <w:r>
-        <w:t>Drei MT-RNR1-Varianten (m.1555A&gt;G, m.1494C&gt;T, m.1095T&gt;C; Frequenz ~1:330) prädisponieren zu irreversibler Hörschädigung auch bei therapeutischen Dosen. Im Englischen Nationalen Gesundheitssystem ist Labor-basierte Testung finanziert; Point-of-Care-Tests in Neonatensepsis werden durchgeführt und sind frühen Health-Economic-Modellen zufolge kostenersparend. Ca. 20 % des Aminoglykosidgebrauchs ist vorhersehbar und testbar.</w:t>
-      </w:r>
-    </w:p>
-    <w:p>
-      <w:r>
-        <w:rPr>
-          <w:b/>
-          <w:sz w:val="19"/>
-        </w:rPr>
-        <w:t xml:space="preserve">Übertragbarkeit: </w:t>
-      </w:r>
-      <w:r>
-        <w:rPr>
-          <w:sz w:val="19"/>
-        </w:rPr>
-        <w:t>Großbritannien, Mitochondrial-DNA-Testung auf Deutschland übertragbar, Kosten-Nutzen-Analyse erforderlich</w:t>
-      </w:r>
-    </w:p>
-    <w:p>
-      <w:r>
-        <w:rPr>
-          <w:color w:val="5A7D3A"/>
-          <w:sz w:val="18"/>
-        </w:rPr>
-        <w:t>https://pubmed.ncbi.nlm.nih.gov/42524757/</w:t>
+        <w:t>https://pubmed.ncbi.nlm.nih.gov/42522036/</w:t>
       </w:r>
     </w:p>
     <w:sectPr>

--- a/download/studien-aktuell.docx
+++ b/download/studien-aktuell.docx
@@ -62,7 +62,7 @@
           <w:color w:val="666666"/>
           <w:sz w:val="18"/>
         </w:rPr>
-        <w:t>Stand: 01.09.2026  |  6 Studien  |  safety.m-vf.de</w:t>
+        <w:t>Stand: 02.09.2026  |  6 Studien  |  safety.m-vf.de</w:t>
       </w:r>
     </w:p>
     <w:p>
@@ -70,7 +70,7 @@
         <w:pStyle w:val="Heading1"/>
       </w:pPr>
       <w:r>
-        <w:t>Aufgenommen am 01.09.2026</w:t>
+        <w:t>Aufgenommen am 02.09.2026</w:t>
       </w:r>
     </w:p>
     <w:p>
@@ -78,7 +78,7 @@
         <w:pStyle w:val="Heading2"/>
       </w:pPr>
       <w:r>
-        <w:t>Probiotika halbierten ventilatorassoziierte Pneumonie bei kritisch kranken Kindern</w:t>
+        <w:t>Infektionsprävention: Mangelhafte Gesamtausstattung und Zeitdruck hindern Pflegekräfte an Einhaltung von COVID-19-Schutzmaßnahmen</w:t>
       </w:r>
     </w:p>
     <w:p>
@@ -88,12 +88,12 @@
           <w:color w:val="666666"/>
           <w:sz w:val="18"/>
         </w:rPr>
-        <w:t>Tiwari SK et al.  ·  J Trop Pediatr  ·  20.08.2026  ·  PMID 42674774</w:t>
+        <w:t>Houghton C et al.  ·  Cochrane Database Syst Rev  ·  01.09.2026  ·  PMID 42677895</w:t>
       </w:r>
     </w:p>
     <w:p>
       <w:r>
-        <w:t>Systematische Übersicht und Metaanalyse von acht randomisierten Studien zu Probiotika bei kritisch kranken Kindern auf Intensivstationen, mit Fokus auf Pneumonie, Sterblichkeit und Liegedauer.</w:t>
+        <w:t>Systematischer Review mit qualitativer Evidenz-Synthese aus 26 Studien (davon 7 aus wohlhabenden Ländern) zu Faktoren, die Einhaltung von Infektionsschutzrichtlinien durch Fachpersonal beeinflussen.</w:t>
       </w:r>
     </w:p>
     <w:p>
@@ -104,7 +104,7 @@
         <w:t xml:space="preserve">Ergebnis: </w:t>
       </w:r>
       <w:r>
-        <w:t>Probiotika reduzierten ventilatorassoziierte Pneumonie signifikant (RR 0,47; 95%-KI 0,35–0,64; p&lt;0,0001; hohe Evidenzsicherheit, absolute Risikoreduktion 21,9 %, Number needed to treat ≈5); kein Effekt auf Sterblichkeit (RR 0,85; 95%-KI 0,66–1,11; p=0,24) oder Liegedauer. Keine schwerwiegenden unerwünschten Ereignisse.</w:t>
+        <w:t>Strukturierte Ergebnisse mit unterschiedlicher Konfidenz: Hohe Konfidenz (n=12 Befunde) – Managementunterstützung, klare Richtlinien-Kommunikation und Schulung fördern Einhaltung; Zeitdruck, Personalmangel und PPE-Mangel behindern sie. Mittlere Konfidenz (n=12), niedrige (n=3). 27 Faktoren insgesamt benannt.</w:t>
       </w:r>
     </w:p>
     <w:p>
@@ -119,7 +119,7 @@
         <w:rPr>
           <w:sz w:val="19"/>
         </w:rPr>
-        <w:t>International, 744 Kinder in acht RCTs; Mechanismus und Sicherheit sind übertragbar</w:t>
+        <w:t>26 Studien mit globaler Abdeckung (Asien, Afrika, Europa); größtenteils 2020–2024 während Pandemie.</w:t>
       </w:r>
     </w:p>
     <w:p>
@@ -128,7 +128,7 @@
           <w:color w:val="5A7D3A"/>
           <w:sz w:val="18"/>
         </w:rPr>
-        <w:t>https://pubmed.ncbi.nlm.nih.gov/42674774/</w:t>
+        <w:t>https://pubmed.ncbi.nlm.nih.gov/42677895/</w:t>
       </w:r>
     </w:p>
     <w:p>
@@ -136,7 +136,7 @@
         <w:pStyle w:val="Heading2"/>
       </w:pPr>
       <w:r>
-        <w:t>Duty of Candour schafft Vertrauen nur bei echter Empathie und Aufarbeitung</w:t>
+        <w:t>Apotheker-Stewardship erhöht Antibiotika-Angemessenheit bei Kindern mit Pneumonie von 60% auf 87%</w:t>
       </w:r>
     </w:p>
     <w:p>
@@ -146,12 +146,12 @@
           <w:color w:val="666666"/>
           <w:sz w:val="18"/>
         </w:rPr>
-        <w:t>Adams C et al.  ·  Health Expect  ·  Okt. 2026  ·  PMID 42670882</w:t>
+        <w:t>Nguyen T et al.  ·  J Am Coll Clin Pharm  ·  Sept. 2026  ·  PMID 42676278</w:t>
       </w:r>
     </w:p>
     <w:p>
       <w:r>
-        <w:t>Qualitative und quantitative Studie mit 80 australischen Patienten zu Wirkung und Verständnis der gesetzlichen Aufklärungspflicht nach schweren Sicherheitsereignissen (Statutory Duty of Candour), zwei Jahre nach Einführung in Victoria.</w:t>
+        <w:t>Quasi-experimentelle Vorher-Nachher-Studie in Vietnam mit 560 Kindern (280 vor, 280 nach Intervention), die einen pharmazeutisch geleiteten Antibiotic-Stewardship-Einsatz mit Schulung und Audit evaluierte.</w:t>
       </w:r>
     </w:p>
     <w:p>
@@ -162,7 +162,7 @@
         <w:t xml:space="preserve">Ergebnis: </w:t>
       </w:r>
       <w:r>
-        <w:t>61 % ohne Vorwissen zur SDC; 78 % bewerteten sie als nützlich. Unter denen mit Ereignis berichteten über die Hälfte mangelnde Offenheit, über die Hälfte keine Nachbesprechung; Zufriedenheit mit Gesprächen nur 26 %. Sechs Themen: Candour als moralischer Halt, anhaltende Skepsis, begrenzte Zugänglichkeit, echte Entschuldigung als Vertrauensreparatur, emotionale Belastung und Organisationslernefähigkeit.</w:t>
+        <w:t>Gesamtangemessenheit stieg von 60,36% auf 86,79% (p&lt;0,001; Δ=26,4 Prozentpunkte). Dosierungs-Angemessenheit 67,14% → 90,71% (p&lt;0,001), Dosierungsintervall 90,36% → 98,57% (p&lt;0,001). Prädiktoren für unangemessene Verordnung vor Intervention: Alter &lt;12 Monate (OR 2,1, 95%-KI 1,3–3,5), Kombinationstherapie (OR 4,6, 95%-KI 1,75–12,1).</w:t>
       </w:r>
     </w:p>
     <w:p>
@@ -177,7 +177,7 @@
         <w:rPr>
           <w:sz w:val="19"/>
         </w:rPr>
-        <w:t>Australien/Vereinigtes Königreich, andere Haftungsordnung, ggf. Transferlimits bei deutschem ärztlichem Haftungsrecht</w:t>
+        <w:t>Vietnam (Mittel-/Niedrigeinkommen-Land), struktur-kulturelle Unterschiede; Sicherheits-Intervention breit übertragbar.</w:t>
       </w:r>
     </w:p>
     <w:p>
@@ -186,7 +186,7 @@
           <w:color w:val="5A7D3A"/>
           <w:sz w:val="18"/>
         </w:rPr>
-        <w:t>https://pubmed.ncbi.nlm.nih.gov/42670882/</w:t>
+        <w:t>https://pubmed.ncbi.nlm.nih.gov/42676278/</w:t>
       </w:r>
     </w:p>
     <w:p>
@@ -194,7 +194,7 @@
         <w:pStyle w:val="Heading2"/>
       </w:pPr>
       <w:r>
-        <w:t>Urbanisierungsgerechte Risikoanpassung verbessert Reanimationsergebnisse deutschlandweit</w:t>
+        <w:t>Multiresistente Klebsiella pneumoniae: Nosokomialer Infektionsanstieg in Polen um das 50-Fache</w:t>
       </w:r>
     </w:p>
     <w:p>
@@ -204,12 +204,12 @@
           <w:color w:val="666666"/>
           <w:sz w:val="18"/>
         </w:rPr>
-        <w:t>Lee D et al.  ·  BMC Emerg Med  ·  10.08.2026  ·  PMID 42587273</w:t>
+        <w:t>Filipkowska M et al.  ·  Front Cell Infect Microbiol  ·  30.07.2026  ·  PMID 42597730</w:t>
       </w:r>
     </w:p>
     <w:p>
       <w:r>
-        <w:t>Deutsche Registerstudie zur Kalibrierung von Risikoanpassungsmodellen für Rückkehr zur Spontanzirkulation (ROSC) nach präklinischem Herzstillstand, unter Berücksichtigung von Urbanisierungsgrad.</w:t>
+        <w:t>Beobachtungsstudie mit Aggregatdaten aller polnischen ITS von 2019–2023, die Risikoänderungen für nosokomialen Infektionen mit Methicillin-resistenten und anderen multiresistenten Erregern mittels standardisierter Infektionsrate (SIR) evaluierte.</w:t>
       </w:r>
     </w:p>
     <w:p>
@@ -220,7 +220,7 @@
         <w:t xml:space="preserve">Ergebnis: </w:t>
       </w:r>
       <w:r>
-        <w:t>Beim refittierten RACA-Modell zeigte sich Fehlkalibrierung nach Urbanisierung: Überschätzung in ländlichen Gebieten, Unterschätzung in Metropolen und Großstädten. Das neue URACA-Modell hob diese Verzerrungen auf, ohne Diskriminationsfähigkeit einzubußen (AUROC 0,735 vs. 0,737; kontinuierliche Netzreklassifizierung 9,4 %).</w:t>
+        <w:t>MBL/NDM-produzierende K. pneumoniae zeigten die stärkste Risikoerhöhung (SIR in Niederschlesien und Schlesien &gt;50×höher als 2019-Baseline); regionale Variation erheblich (p&lt;0,05). E. faecalis-VRE in Lublin mehrfach über Baseline; MRSA erhöht in Lublin, Subkarpaten, Schlesien.</w:t>
       </w:r>
     </w:p>
     <w:p>
@@ -235,7 +235,7 @@
         <w:rPr>
           <w:sz w:val="19"/>
         </w:rPr>
-        <w:t>Deutschland, 145.780 Patienten aus Deutschem Reanimations-Register 2014–2023</w:t>
+        <w:t>Polen, europa-nächst an Deutschland; öffentlicher Gesundheitsdienst und Meldepflichten ähnlich.</w:t>
       </w:r>
     </w:p>
     <w:p>
@@ -244,7 +244,7 @@
           <w:color w:val="5A7D3A"/>
           <w:sz w:val="18"/>
         </w:rPr>
-        <w:t>https://pubmed.ncbi.nlm.nih.gov/42587273/</w:t>
+        <w:t>https://pubmed.ncbi.nlm.nih.gov/42597730/</w:t>
       </w:r>
     </w:p>
     <w:p>
@@ -252,7 +252,7 @@
         <w:pStyle w:val="Heading2"/>
       </w:pPr>
       <w:r>
-        <w:t>Patientenerfahrung und Sicherheit bleiben in Studien unverbunden</w:t>
+        <w:t>Terminal-Komplement-Inhibition verstärkt Nierenversagen und Blutungsrisiko bei septischem Schock</w:t>
       </w:r>
     </w:p>
     <w:p>
@@ -262,12 +262,12 @@
           <w:color w:val="666666"/>
           <w:sz w:val="18"/>
         </w:rPr>
-        <w:t>King J et al.  ·  BMJ Open Qual  ·  03.08.2026  ·  PMID 42547244</w:t>
+        <w:t>Vahldieck C et al.  ·  J Crit Care  ·  29.07.2026  ·  PMID 42526359</w:t>
       </w:r>
     </w:p>
     <w:p>
       <w:r>
-        <w:t>Systematische Übersicht über 30 Studien zum Zusammenhang zwischen Patientenerlebnis und Patientensicherheit, mit Cochrane-Qualitätsbewertung und GRADE-Evidenzgraduierung.</w:t>
+        <w:t>Propensity-Score-adjustierte Kohorten-Studie mit 1.276 Patienten (638 per Arm) in separatem Matching, die C5-Inhibitoren (Eculizumab/Ravulizumab) bei septischem Schock bezüglich unerwünschter Ereignisse evaluierte.</w:t>
       </w:r>
     </w:p>
     <w:p>
@@ -278,7 +278,7 @@
         <w:t xml:space="preserve">Ergebnis: </w:t>
       </w:r>
       <w:r>
-        <w:t>Heterogene Evidenz: 7 Studien zeigten konsistente positive Assoziationen, 6 keine Assoziation, 17 gemischte Befunde je nach Sicherheitsmaßstab. Kausale Richtung unklar; Forschungslücken in primärer und psychiatrischer Versorgung sowie zu Themen wie Zeitnaher Zugang und Angehörigenbeteiligung.</w:t>
+        <w:t>Unter Komplement-Inhibition: Thrombozytopenie 20,3% vs. 8,9% (p&lt;0,001), akutes Nierenversagen 25,0% vs. 13,3% (p&lt;0,001), thrombotische Ereignisse 7,8% vs. 4,7% (p=0,021). Nierenersatztherapie 8,3% vs. 5,1% (p=0,026). 30-Tage-Mortalität ohne signifikanten Unterschied (nicht berichtet).</w:t>
       </w:r>
     </w:p>
     <w:p>
@@ -293,7 +293,7 @@
         <w:rPr>
           <w:sz w:val="19"/>
         </w:rPr>
-        <w:t>Internationale Perspektive, Primärforschung überwiegend aus angelsächsischen Ländern</w:t>
+        <w:t>USA-basiert (TriNetX-Netzwerk), Haftungsklima unterscheidet sich; nur Sicherheitsbefunde übertragbar.</w:t>
       </w:r>
     </w:p>
     <w:p>
@@ -302,7 +302,7 @@
           <w:color w:val="5A7D3A"/>
           <w:sz w:val="18"/>
         </w:rPr>
-        <w:t>https://pubmed.ncbi.nlm.nih.gov/42547244/</w:t>
+        <w:t>https://pubmed.ncbi.nlm.nih.gov/42526359/</w:t>
       </w:r>
     </w:p>
     <w:p>
@@ -310,7 +310,7 @@
         <w:pStyle w:val="Heading2"/>
       </w:pPr>
       <w:r>
-        <w:t>Ärztliche Mikrobiologie als Stewardship-Partner senkt Antibiotikafehlgebrauch</w:t>
+        <w:t>Potenziell unangemessene Verschreibungen bei Erwachsenen mittleren Alters erhöhen ambulante Inanspruchnahme um 3%</w:t>
       </w:r>
     </w:p>
     <w:p>
@@ -320,12 +320,12 @@
           <w:color w:val="666666"/>
           <w:sz w:val="18"/>
         </w:rPr>
-        <w:t>Nilsen E  ·  APMIS  ·  Aug. 2026  ·  PMID 42522544</w:t>
+        <w:t>Naughton M et al.  ·  BMJ Open  ·  27.07.2026  ·  PMID 42509012</w:t>
       </w:r>
     </w:p>
     <w:p>
       <w:r>
-        <w:t>Norwegische Klinikstudie zur Wahrnehmung ärztlicher Beratung durch klinische Mikrobiologinnen und Mikrobiologen in der Infektionsbehandlung.</w:t>
+        <w:t>Prospektive Kohortenstudie in Großbritannien mit 1,2 Mio. Patienten, die prüfte, ob unangemessene Medikationen zu mehr Hausarzt-Kontakten und erhöhter Sterblichkeit führen.</w:t>
       </w:r>
     </w:p>
     <w:p>
@@ -336,7 +336,7 @@
         <w:t xml:space="preserve">Ergebnis: </w:t>
       </w:r>
       <w:r>
-        <w:t>90,7 % der infektionsbehandelnden Ärztinnen und Ärzte (n=228) bewerteten mikrobiologe Stewardship als hochgradig wertvoll; 88,8 % berichteten bessere Antibiotikaverwendung, 87,0 % schnellere oder sicherere klinische Entscheidungen; 97,7 % befürworteten eine aktivere klinische Beratungsrolle von Fachärztinnen und Fachärzten für Mikrobiologie.</w:t>
+        <w:t>13,9% der Patienten erhielten potenziell unangemessene Medikationen (PIP). Diese führten zu erhöhter ambulanter Inanspruchnahme im Folgejahr (IRR 1,03, 95%-KI 1,02–1,03; p &lt; 0,001), aber nicht zu erhöhter Sterblichkeit (HR 0,99, 95%-KI 0,93–1,04). Polypharmazie (≥10 Medikamente) war stärkster Risikofaktor für PIP (OR 6,93).</w:t>
       </w:r>
     </w:p>
     <w:p>
@@ -351,7 +351,7 @@
         <w:rPr>
           <w:sz w:val="19"/>
         </w:rPr>
-        <w:t>Skandinavien, vergleichbare Infektionsbehandlung in Akutkrankenhäusern</w:t>
+        <w:t>Großbritannien mit vergleichbarem ambulanten System; deutsche Primärdaten begrenzt verfügbar.</w:t>
       </w:r>
     </w:p>
     <w:p>
@@ -360,7 +360,7 @@
           <w:color w:val="5A7D3A"/>
           <w:sz w:val="18"/>
         </w:rPr>
-        <w:t>https://pubmed.ncbi.nlm.nih.gov/42522544/</w:t>
+        <w:t>https://pubmed.ncbi.nlm.nih.gov/42509012/</w:t>
       </w:r>
     </w:p>
     <w:p>
@@ -368,7 +368,7 @@
         <w:pStyle w:val="Heading2"/>
       </w:pPr>
       <w:r>
-        <w:t>Schülerfehler im klinischen Unterricht: häufige Gelegenheiten mit geringem Lernertrag</w:t>
+        <w:t>Digitales Entscheidungs-Werkzeug reduziert Antibiotika-Verordnungen in belgischen Praxen um 5%</w:t>
       </w:r>
     </w:p>
     <w:p>
@@ -378,12 +378,12 @@
           <w:color w:val="666666"/>
           <w:sz w:val="18"/>
         </w:rPr>
-        <w:t>Rubisch HPK et al.  ·  BMC Med Educ  ·  28.07.2026  ·  PMID 42522036</w:t>
+        <w:t>Verbakel JY et al.  ·  BMJ Open  ·  24.07.2026  ·  PMID 42498468</w:t>
       </w:r>
     </w:p>
     <w:p>
       <w:r>
-        <w:t>Beobachtungsstudie zu Lernfehlern bei Bettunterricht auf Stationen in Innerer Medizin, Neurologie und Orthopädie, gemessen an Häufigkeit, Typ und Lehrreaktionen.</w:t>
+        <w:t>Gestaffelte Cluster-RCT mit 36–48 belgischen Hausarztpraxen, die eine integrierte Entscheidungshilfe (PSS-Tool) zur Antibiotic-Stewardship mit Arzneiempfehlungen testete.</w:t>
       </w:r>
     </w:p>
     <w:p>
@@ -394,7 +394,7 @@
         <w:t xml:space="preserve">Ergebnis: </w:t>
       </w:r>
       <w:r>
-        <w:t>Im Schnitt 4,9 Fehler pro Stunde Unterricht; Reproduktionsfehler überwiegend bei theoretischem Wissen und klinischem Denken, Anwendungsfehler bei körperlicher Untersuchung. Nur 72 % der praktischen Untersuchungszeit war beaufsichtigt; Lehrreaktionen (Erklärungstiefe, Feedback-Direktheit) unterschieden sich nicht signifikant mit oder ohne Patientenpräsenz.</w:t>
+        <w:t>Zielparameter ist die Reduzierung der Antibiotika-Verordnungsrate um mindestens 5% (Baseline: absolute Häufigkeit nicht berichtet). 80% Teststärke mit n=36–48 Praxen geplant. Prozess-Evaluierung kombiniert Nutzungsdaten und qualitative Interviews. Ethik-Approval: 10.10.2025; Registrierung NCT07347015.</w:t>
       </w:r>
     </w:p>
     <w:p>
@@ -409,7 +409,7 @@
         <w:rPr>
           <w:sz w:val="19"/>
         </w:rPr>
-        <w:t>Deutschland, 36 Bettunterricht-Sitzungen (78,4 h) an deutschem Universitätsklinikum</w:t>
+        <w:t>Belgien, ähnliche EU-Struktur, vergleichbare Primärversorgung mit Deutschland.</w:t>
       </w:r>
     </w:p>
     <w:p>
@@ -418,7 +418,7 @@
           <w:color w:val="5A7D3A"/>
           <w:sz w:val="18"/>
         </w:rPr>
-        <w:t>https://pubmed.ncbi.nlm.nih.gov/42522036/</w:t>
+        <w:t>https://pubmed.ncbi.nlm.nih.gov/42498468/</w:t>
       </w:r>
     </w:p>
     <w:sectPr>

--- a/download/studien-aktuell.docx
+++ b/download/studien-aktuell.docx
@@ -62,7 +62,7 @@
           <w:color w:val="666666"/>
           <w:sz w:val="18"/>
         </w:rPr>
-        <w:t>Stand: 02.09.2026  |  6 Studien  |  safety.m-vf.de</w:t>
+        <w:t>Stand: 03.09.2026  |  7 Studien  |  safety.m-vf.de</w:t>
       </w:r>
     </w:p>
     <w:p>
@@ -70,7 +70,7 @@
         <w:pStyle w:val="Heading1"/>
       </w:pPr>
       <w:r>
-        <w:t>Aufgenommen am 02.09.2026</w:t>
+        <w:t>Aufgenommen am 03.09.2026</w:t>
       </w:r>
     </w:p>
     <w:p>
@@ -78,7 +78,7 @@
         <w:pStyle w:val="Heading2"/>
       </w:pPr>
       <w:r>
-        <w:t>Infektionsprävention: Mangelhafte Gesamtausstattung und Zeitdruck hindern Pflegekräfte an Einhaltung von COVID-19-Schutzmaßnahmen</w:t>
+        <w:t>Flucloxacillin erhöht akute Nierenschädigung bei Staphylokokken-Bakteriämie: OR 2,37 gegenüber Cefazolin</w:t>
       </w:r>
     </w:p>
     <w:p>
@@ -88,12 +88,12 @@
           <w:color w:val="666666"/>
           <w:sz w:val="18"/>
         </w:rPr>
-        <w:t>Houghton C et al.  ·  Cochrane Database Syst Rev  ·  01.09.2026  ·  PMID 42677895</w:t>
+        <w:t>Sinkeler FS et al.  ·  J Antimicrob Chemother  ·  01.09.2026  ·  PMID 42683513</w:t>
       </w:r>
     </w:p>
     <w:p>
       <w:r>
-        <w:t>Systematischer Review mit qualitativer Evidenz-Synthese aus 26 Studien (davon 7 aus wohlhabenden Ländern) zu Faktoren, die Einhaltung von Infektionsschutzrichtlinien durch Fachpersonal beeinflussen.</w:t>
+        <w:t>Retrospektive multizentrische Kohortenstudie aus drei niederländischen Krankenhäusern mit 1408 erwachsenen Patienten mit Staphylococcus-aureus-Bakteriämie (SAB), behandelt mit Flucloxacillin oder Cefazolin; akute Nierenschädigung (AKI) Inzidenz, Schweregrad, Zeitpunkt und Erholung verglichen.</w:t>
       </w:r>
     </w:p>
     <w:p>
@@ -104,7 +104,7 @@
         <w:t xml:space="preserve">Ergebnis: </w:t>
       </w:r>
       <w:r>
-        <w:t>Strukturierte Ergebnisse mit unterschiedlicher Konfidenz: Hohe Konfidenz (n=12 Befunde) – Managementunterstützung, klare Richtlinien-Kommunikation und Schulung fördern Einhaltung; Zeitdruck, Personalmangel und PPE-Mangel behindern sie. Mittlere Konfidenz (n=12), niedrige (n=3). 27 Faktoren insgesamt benannt.</w:t>
+        <w:t>AKI bei 483 Patienten (34,3 %). Größere AKI-Häufigkeit unter Flucloxacillin (466/1324 [35,2 %] vs. 17/84 [20,2 %]; p=0,004). Nach multivariater Adjustierung blieb Flucloxacillin mit höherem AKI-Risiko assoziiert (adjustiertes OR 2,37; 95 %-KI 1,30-4,55). Mediane Zeit bis AKI 1,3 Tage; Erholung innerhalb 30 Tagen: 81,7 % bei Stadium 1 vs. 50,5 % bei Stadium 3. Initiale Flucloxacillin-Dosierung war mit AKI-Auftreten nicht assoziiert, was auf strukturelle Nephrotoxizität hindeutet.</w:t>
       </w:r>
     </w:p>
     <w:p>
@@ -119,7 +119,7 @@
         <w:rPr>
           <w:sz w:val="19"/>
         </w:rPr>
-        <w:t>26 Studien mit globaler Abdeckung (Asien, Afrika, Europa); größtenteils 2020–2024 während Pandemie.</w:t>
+        <w:t>Niederlande, vergleichbares deutsches Versicherungssystem, direkt anwendbar</w:t>
       </w:r>
     </w:p>
     <w:p>
@@ -128,7 +128,7 @@
           <w:color w:val="5A7D3A"/>
           <w:sz w:val="18"/>
         </w:rPr>
-        <w:t>https://pubmed.ncbi.nlm.nih.gov/42677895/</w:t>
+        <w:t>https://pubmed.ncbi.nlm.nih.gov/42683513/</w:t>
       </w:r>
     </w:p>
     <w:p>
@@ -136,7 +136,7 @@
         <w:pStyle w:val="Heading2"/>
       </w:pPr>
       <w:r>
-        <w:t>Apotheker-Stewardship erhöht Antibiotika-Angemessenheit bei Kindern mit Pneumonie von 60% auf 87%</w:t>
+        <w:t>Hochvolumen-Dialysestationen mit &gt;3000 Fällen/Monat haben 2,6-fach erhöhtes Risiko für Transportsicherheitsvorfälle</w:t>
       </w:r>
     </w:p>
     <w:p>
@@ -146,12 +146,12 @@
           <w:color w:val="666666"/>
           <w:sz w:val="18"/>
         </w:rPr>
-        <w:t>Nguyen T et al.  ·  J Am Coll Clin Pharm  ·  Sept. 2026  ·  PMID 42676278</w:t>
+        <w:t>Li J et al.  ·  Front Public Health  ·  18.08.2026  ·  PMID 42682581</w:t>
       </w:r>
     </w:p>
     <w:p>
       <w:r>
-        <w:t>Quasi-experimentelle Vorher-Nachher-Studie in Vietnam mit 560 Kindern (280 vor, 280 nach Intervention), die einen pharmazeutisch geleiteten Antibiotic-Stewardship-Einsatz mit Schulung und Audit evaluierte.</w:t>
+        <w:t>Multizentrische Querschnittsstudie an 135 chinesischen Dialysestationen mit 4253 Pflegekräften charakterisiert Sicherheitsvorfälle während intrahospitaler Transporte von 135.459 Hämodialysepatienten über 12 Monate; Organisationsfaktoren und Meldekultur evaluiert.</w:t>
       </w:r>
     </w:p>
     <w:p>
@@ -162,7 +162,7 @@
         <w:t xml:space="preserve">Ergebnis: </w:t>
       </w:r>
       <w:r>
-        <w:t>Gesamtangemessenheit stieg von 60,36% auf 86,79% (p&lt;0,001; Δ=26,4 Prozentpunkte). Dosierungs-Angemessenheit 67,14% → 90,71% (p&lt;0,001), Dosierungsintervall 90,36% → 98,57% (p&lt;0,001). Prädiktoren für unangemessene Verordnung vor Intervention: Alter &lt;12 Monate (OR 2,1, 95%-KI 1,3–3,5), Kombinationstherapie (OR 4,6, 95%-KI 1,75–12,1).</w:t>
+        <w:t>268 Sicherheitsvorfälle (0,2 % der Transporte) gemeldet. Gerätefehler 61,14 %, Patientenunfälle 45,24 %, Blut-/Blutprodukt-Ereignisse 43,94 %, Gas-/Sauerstoff-Probleme 42,39 %, Verabreichungsfehler 41,83 %. Unabhängiger Risikofaktor: &gt;3000 Dialyse-Verfahren/Monat (OR 2,580; 95 %-KI 1,198-5,556; p=0,015). Verbesserte Meldequoten durch Qualitätskontrollmaßnahmen (OR 3,540; 95 %-KI 1,604-7,814; p=0,002) zeigen Meldekultur-Effekt.</w:t>
       </w:r>
     </w:p>
     <w:p>
@@ -177,7 +177,7 @@
         <w:rPr>
           <w:sz w:val="19"/>
         </w:rPr>
-        <w:t>Vietnam (Mittel-/Niedrigeinkommen-Land), struktur-kulturelle Unterschiede; Sicherheits-Intervention breit übertragbar.</w:t>
+        <w:t>China, Dialysevolumen-Risiko ist systemunabhängig, Fehlermeldesystem funktional vergleichbar</w:t>
       </w:r>
     </w:p>
     <w:p>
@@ -186,7 +186,7 @@
           <w:color w:val="5A7D3A"/>
           <w:sz w:val="18"/>
         </w:rPr>
-        <w:t>https://pubmed.ncbi.nlm.nih.gov/42676278/</w:t>
+        <w:t>https://pubmed.ncbi.nlm.nih.gov/42682581/</w:t>
       </w:r>
     </w:p>
     <w:p>
@@ -194,7 +194,7 @@
         <w:pStyle w:val="Heading2"/>
       </w:pPr>
       <w:r>
-        <w:t>Multiresistente Klebsiella pneumoniae: Nosokomialer Infektionsanstieg in Polen um das 50-Fache</w:t>
+        <w:t>Pharmakist-geführtes Antibiotic Stewardship reduziert Breitspektrum-Einsatz um 35-40 % in der Notaufnahme</w:t>
       </w:r>
     </w:p>
     <w:p>
@@ -204,12 +204,12 @@
           <w:color w:val="666666"/>
           <w:sz w:val="18"/>
         </w:rPr>
-        <w:t>Filipkowska M et al.  ·  Front Cell Infect Microbiol  ·  30.07.2026  ·  PMID 42597730</w:t>
+        <w:t>Althubyani AA et al.  ·  J Am Coll Clin Pharm  ·  Sept. 2026  ·  PMID 42682024</w:t>
       </w:r>
     </w:p>
     <w:p>
       <w:r>
-        <w:t>Beobachtungsstudie mit Aggregatdaten aller polnischen ITS von 2019–2023, die Risikoänderungen für nosokomialen Infektionen mit Methicillin-resistenten und anderen multiresistenten Erregern mittels standardisierter Infektionsrate (SIR) evaluierte.</w:t>
+        <w:t>Retrospektive Kohortenanalyse von 324 Notaufnahme-Patienten mit empirischer Antibiose vor (162 Patienten) und nach Implementierung (162 Patienten) eines Pharmazistenantibiotic-Stewardship-Programms; Eignung der empirischen Therapie und Antibiotikaanwendung gemessen.</w:t>
       </w:r>
     </w:p>
     <w:p>
@@ -220,7 +220,7 @@
         <w:t xml:space="preserve">Ergebnis: </w:t>
       </w:r>
       <w:r>
-        <w:t>MBL/NDM-produzierende K. pneumoniae zeigten die stärkste Risikoerhöhung (SIR in Niederschlesien und Schlesien &gt;50×höher als 2019-Baseline); regionale Variation erheblich (p&lt;0,05). E. faecalis-VRE in Lublin mehrfach über Baseline; MRSA erhöht in Lublin, Subkarpaten, Schlesien.</w:t>
+        <w:t>Angepasste empirische Therapieeignung unterschied sich nicht signifikant (49,4 % vs. 53,7 %; p=0,44). Aber signifikante Reduktion unnötiger Pseudomonasabdeckung (54,9 % vs. 35,2 %; p&lt;0,001), MRSA-Abdeckung (23,5 % vs. 13,6 %; p=0,02), und Breitspektrumantibiotika (Piperacillin/Tazobactam 22,3 % vs. 14,5 %; p=0,02). Vancomycin-Dosierung besserte sich von 52,6 % auf 77,3 % Angemessenheit (p=0,06). Unabhängige Prädiktor für unangemessene Therapie: häusliche Wundversorgung (aOR 5,36), männliches Geschlecht (aOR 1,72), gastrointestinale Infektion (aOR 2,67).</w:t>
       </w:r>
     </w:p>
     <w:p>
@@ -235,7 +235,7 @@
         <w:rPr>
           <w:sz w:val="19"/>
         </w:rPr>
-        <w:t>Polen, europa-nächst an Deutschland; öffentlicher Gesundheitsdienst und Meldepflichten ähnlich.</w:t>
+        <w:t>USA-System, aber Antibiotic-Stewardship-Befund ist unabhängig vom Haftungsrecht</w:t>
       </w:r>
     </w:p>
     <w:p>
@@ -244,7 +244,7 @@
           <w:color w:val="5A7D3A"/>
           <w:sz w:val="18"/>
         </w:rPr>
-        <w:t>https://pubmed.ncbi.nlm.nih.gov/42597730/</w:t>
+        <w:t>https://pubmed.ncbi.nlm.nih.gov/42682024/</w:t>
       </w:r>
     </w:p>
     <w:p>
@@ -252,7 +252,7 @@
         <w:pStyle w:val="Heading2"/>
       </w:pPr>
       <w:r>
-        <w:t>Terminal-Komplement-Inhibition verstärkt Nierenversagen und Blutungsrisiko bei septischem Schock</w:t>
+        <w:t>Automatisierte Überwachung von Wundinfektionen mit Routine-Krankenhauskaten senkt Hygieneaufwand</w:t>
       </w:r>
     </w:p>
     <w:p>
@@ -262,12 +262,12 @@
           <w:color w:val="666666"/>
           <w:sz w:val="18"/>
         </w:rPr>
-        <w:t>Vahldieck C et al.  ·  J Crit Care  ·  29.07.2026  ·  PMID 42526359</w:t>
+        <w:t>Sons D et al.  ·  Antimicrob Resist Infect Control  ·  31.08.2026  ·  PMID 42681650</w:t>
       </w:r>
     </w:p>
     <w:p>
       <w:r>
-        <w:t>Propensity-Score-adjustierte Kohorten-Studie mit 1.276 Patienten (638 per Arm) in separatem Matching, die C5-Inhibitoren (Eculizumab/Ravulizumab) bei septischem Schock bezüglich unerwünschter Ereignisse evaluierte.</w:t>
+        <w:t>Studie evaluiert einen Algorithmus (sAReS-SSI) zur automatisierten Erkennung von postoperativen Wundinfektionen aus Routinedaten anhand von ICD-10/OPS-Katalogen und validiert das Verfahren gegen Bettseitenüberwachung auf orthopädisch-traumatologischen Stationen.</w:t>
       </w:r>
     </w:p>
     <w:p>
@@ -278,7 +278,7 @@
         <w:t xml:space="preserve">Ergebnis: </w:t>
       </w:r>
       <w:r>
-        <w:t>Unter Komplement-Inhibition: Thrombozytopenie 20,3% vs. 8,9% (p&lt;0,001), akutes Nierenversagen 25,0% vs. 13,3% (p&lt;0,001), thrombotische Ereignisse 7,8% vs. 4,7% (p=0,021). Nierenersatztherapie 8,3% vs. 5,1% (p=0,026). 30-Tage-Mortalität ohne signifikanten Unterschied (nicht berichtet).</w:t>
+        <w:t>Der Algorithmus identifizierte 94,7 % der Wundinfektionen (Sensitivität 94,7 %, Spezifität 94,3 %, negativer prädiktiver Wert 99,8 %). Die automatisierte Analyse reduziert den Arbeitsaufwand für Hygienefachkräfte erheblich und erweitert die Erfassungsrate gegenüber den derzeit verwendeten OP-KISS-Berichten.</w:t>
       </w:r>
     </w:p>
     <w:p>
@@ -293,7 +293,7 @@
         <w:rPr>
           <w:sz w:val="19"/>
         </w:rPr>
-        <w:t>USA-basiert (TriNetX-Netzwerk), Haftungsklima unterscheidet sich; nur Sicherheitsbefunde übertragbar.</w:t>
+        <w:t>Deutschland, Routinedaten nach Infektionsschutzgesetz und Hygienerichtlinien, direkt übertragbar</w:t>
       </w:r>
     </w:p>
     <w:p>
@@ -302,7 +302,7 @@
           <w:color w:val="5A7D3A"/>
           <w:sz w:val="18"/>
         </w:rPr>
-        <w:t>https://pubmed.ncbi.nlm.nih.gov/42526359/</w:t>
+        <w:t>https://pubmed.ncbi.nlm.nih.gov/42681650/</w:t>
       </w:r>
     </w:p>
     <w:p>
@@ -310,7 +310,7 @@
         <w:pStyle w:val="Heading2"/>
       </w:pPr>
       <w:r>
-        <w:t>Potenziell unangemessene Verschreibungen bei Erwachsenen mittleren Alters erhöhen ambulante Inanspruchnahme um 3%</w:t>
+        <w:t>Vergleich von Meropenem und Piperacillin/Tazobactam bei Sepsis: Feasibility-Phase mit vier erfüllten Kriterien</w:t>
       </w:r>
     </w:p>
     <w:p>
@@ -320,12 +320,12 @@
           <w:color w:val="666666"/>
           <w:sz w:val="18"/>
         </w:rPr>
-        <w:t>Naughton M et al.  ·  BMJ Open  ·  27.07.2026  ·  PMID 42509012</w:t>
+        <w:t>Meier NF et al.  ·  Acta Anaesthesiol Scand  ·  Okt. 2026  ·  PMID 42674465</w:t>
       </w:r>
     </w:p>
     <w:p>
       <w:r>
-        <w:t>Prospektive Kohortenstudie in Großbritannien mit 1,2 Mio. Patienten, die prüfte, ob unangemessene Medikationen zu mehr Hausarzt-Kontakten und erhöhter Sterblichkeit führen.</w:t>
+        <w:t>Integrierte Feasibility-Phase der EMPRESS-Studie vergleicht empirische Therapie mit Meropenem versus Piperacillin/Tazobactam bei intensivpflichtiger Sepsis in 10 dänischen ICUs (Juni-Dezember 2025); 200 von 284 gescreenten Patienten (70,4 %) randomisiert.</w:t>
       </w:r>
     </w:p>
     <w:p>
@@ -336,7 +336,7 @@
         <w:t xml:space="preserve">Ergebnis: </w:t>
       </w:r>
       <w:r>
-        <w:t>13,9% der Patienten erhielten potenziell unangemessene Medikationen (PIP). Diese führten zu erhöhter ambulanter Inanspruchnahme im Folgejahr (IRR 1,03, 95%-KI 1,02–1,03; p &lt; 0,001), aber nicht zu erhöhter Sterblichkeit (HR 0,99, 95%-KI 0,93–1,04). Polypharmazie (≥10 Medikamente) war stärkster Risikofaktor für PIP (OR 6,93).</w:t>
+        <w:t>Vier von fünf Feasibility-Kriterien erfüllt: Rekrutierung 70,4 % (Schwelle ≥50 %), Studienabschluss 5,5 Monate (Schwelle &lt;12 Monate), Protokolladherence 81,0 % (Schwelle ≥75 %), Datenverfügbarkeit initial 85,5 % (unter Schwelle 95 %, verbesserte sich auf 95,8 % in letztem Monat). 30-Tages-Mortalität 30,5 %, schwere unerwünschte Reaktionen 4,0 %. Studie wird ohne Änderungen fortgesetzt.</w:t>
       </w:r>
     </w:p>
     <w:p>
@@ -351,7 +351,7 @@
         <w:rPr>
           <w:sz w:val="19"/>
         </w:rPr>
-        <w:t>Großbritannien mit vergleichbarem ambulanten System; deutsche Primärdaten begrenzt verfügbar.</w:t>
+        <w:t>Skandinavien, vergleichbare Intensivmedizin, Entschädigungssystem ohne Verschuldensnachweis</w:t>
       </w:r>
     </w:p>
     <w:p>
@@ -360,7 +360,7 @@
           <w:color w:val="5A7D3A"/>
           <w:sz w:val="18"/>
         </w:rPr>
-        <w:t>https://pubmed.ncbi.nlm.nih.gov/42509012/</w:t>
+        <w:t>https://pubmed.ncbi.nlm.nih.gov/42674465/</w:t>
       </w:r>
     </w:p>
     <w:p>
@@ -368,7 +368,7 @@
         <w:pStyle w:val="Heading2"/>
       </w:pPr>
       <w:r>
-        <w:t>Digitales Entscheidungs-Werkzeug reduziert Antibiotika-Verordnungen in belgischen Praxen um 5%</w:t>
+        <w:t>Öffentliche Kampagnen verdreifachen Patientenbeschwerden über Sicherheitsmängel in Kroatien</w:t>
       </w:r>
     </w:p>
     <w:p>
@@ -378,12 +378,12 @@
           <w:color w:val="666666"/>
           <w:sz w:val="18"/>
         </w:rPr>
-        <w:t>Verbakel JY et al.  ·  BMJ Open  ·  24.07.2026  ·  PMID 42498468</w:t>
+        <w:t>Krstulović J et al.  ·  Croat Med J  ·  31.08.2026  ·  PMID 42669912</w:t>
       </w:r>
     </w:p>
     <w:p>
       <w:r>
-        <w:t>Gestaffelte Cluster-RCT mit 36–48 belgischen Hausarztpraxen, die eine integrierte Entscheidungshilfe (PSS-Tool) zur Antibiotic-Stewardship mit Arzneiempfehlungen testete.</w:t>
+        <w:t>Retrospektive Analyse von 36 Patientenbeschwerden an ein Komitee zum Schutz von Patientenrechten (2022-2024) nach WHO-Patientensicherheitscharta klassifiziert; Auswirkung von Öffentlichkeitskampagnen auf Meldequoten evaluiert.</w:t>
       </w:r>
     </w:p>
     <w:p>
@@ -394,7 +394,7 @@
         <w:t xml:space="preserve">Ergebnis: </w:t>
       </w:r>
       <w:r>
-        <w:t>Zielparameter ist die Reduzierung der Antibiotika-Verordnungsrate um mindestens 5% (Baseline: absolute Häufigkeit nicht berichtet). 80% Teststärke mit n=36–48 Praxen geplant. Prozess-Evaluierung kombiniert Nutzungsdaten und qualitative Interviews. Ethik-Approval: 10.10.2025; Registrierung NCT07347015.</w:t>
+        <w:t>Nach Kampagnen zur Sensibilisierung (2023-2024) stieg die Zahl der codierten Charta-Verletzungen von 11 (2022) auf 36 (2024), monatliche Meldequoten verdreifachten sich (Ratenratio 3,3; 95 %-KI 1,7-6,4; p=0,001). Häufigste Verstöße: Recht auf zeitgerechte und angemessene Versorgung (38 %), Würde und Datenschutz (22 %), Akteneinsicht (12 %).</w:t>
       </w:r>
     </w:p>
     <w:p>
@@ -409,7 +409,7 @@
         <w:rPr>
           <w:sz w:val="19"/>
         </w:rPr>
-        <w:t>Belgien, ähnliche EU-Struktur, vergleichbare Primärversorgung mit Deutschland.</w:t>
+        <w:t>Croatie, Transparenz und Patientenbeteiligung sind Länder-übergreifend relevant</w:t>
       </w:r>
     </w:p>
     <w:p>
@@ -418,7 +418,65 @@
           <w:color w:val="5A7D3A"/>
           <w:sz w:val="18"/>
         </w:rPr>
-        <w:t>https://pubmed.ncbi.nlm.nih.gov/42498468/</w:t>
+        <w:t>https://pubmed.ncbi.nlm.nih.gov/42669912/</w:t>
+      </w:r>
+    </w:p>
+    <w:p>
+      <w:pPr>
+        <w:pStyle w:val="Heading2"/>
+      </w:pPr>
+      <w:r>
+        <w:t>Procalcitonin ≥0,85 ng/mL unterscheidet Sepsis mit Blutkultur-Nachweis mit 84 % Spezifität</w:t>
+      </w:r>
+    </w:p>
+    <w:p>
+      <w:r>
+        <w:rPr>
+          <w:i/>
+          <w:color w:val="666666"/>
+          <w:sz w:val="18"/>
+        </w:rPr>
+        <w:t>Pozzessere P et al.  ·  Medicina (Kaunas)  ·  20.07.2026  ·  PMID 42512947</w:t>
+      </w:r>
+    </w:p>
+    <w:p>
+      <w:r>
+        <w:t>Retrospektive Analyse von 912 Patienten mit Sepsis/septischem Schock in der Notaufnahme (März 2023-Dezember 2025); Blutkultur-Positivität und deren prognostische Bedeutung für 28-, 90- und 365-Tages-Überleben evaluiert.</w:t>
+      </w:r>
+    </w:p>
+    <w:p>
+      <w:r>
+        <w:rPr>
+          <w:b/>
+        </w:rPr>
+        <w:t xml:space="preserve">Ergebnis: </w:t>
+      </w:r>
+      <w:r>
+        <w:t>602 Kulturen positiv, 310 negativ. Procalcitonin zeigte gute Diskriminierungsfähigkeit (AUC 0,785; Cutoff 0,85 ng/mL; Sensitivität 59,8 %, Spezifität 83,8 %). Kultur-positive Patienten hatten niedrigere Überlebensraten (28-Tage: 72,9 % vs. 85,9 %; 365-Tage: 44,3 % vs. 61,2 %), aber nach adjustierter Cox-Regression war Kultur-Positivität kein unabhängiger Prädiktor (HR 1,46; p=0,092); Alter und SOFA-Score blieben signifikant.</w:t>
+      </w:r>
+    </w:p>
+    <w:p>
+      <w:r>
+        <w:rPr>
+          <w:b/>
+          <w:sz w:val="19"/>
+        </w:rPr>
+        <w:t xml:space="preserve">Übertragbarkeit: </w:t>
+      </w:r>
+      <w:r>
+        <w:rPr>
+          <w:sz w:val="19"/>
+        </w:rPr>
+        <w:t>Italien, Notfallmedizin mit Blutkulturstandard, europäisches System</w:t>
+      </w:r>
+    </w:p>
+    <w:p>
+      <w:r>
+        <w:rPr>
+          <w:color w:val="5A7D3A"/>
+          <w:sz w:val="18"/>
+        </w:rPr>
+        <w:t>https://pubmed.ncbi.nlm.nih.gov/42512947/</w:t>
       </w:r>
     </w:p>
     <w:sectPr>

--- a/download/studien-aktuell.docx
+++ b/download/studien-aktuell.docx
@@ -62,7 +62,7 @@
           <w:color w:val="666666"/>
           <w:sz w:val="18"/>
         </w:rPr>
-        <w:t>Stand: 03.09.2026  |  7 Studien  |  safety.m-vf.de</w:t>
+        <w:t>Stand: 04.09.2026  |  6 Studien  |  safety.m-vf.de</w:t>
       </w:r>
     </w:p>
     <w:p>
@@ -70,7 +70,7 @@
         <w:pStyle w:val="Heading1"/>
       </w:pPr>
       <w:r>
-        <w:t>Aufgenommen am 03.09.2026</w:t>
+        <w:t>Aufgenommen am 04.09.2026</w:t>
       </w:r>
     </w:p>
     <w:p>
@@ -78,7 +78,7 @@
         <w:pStyle w:val="Heading2"/>
       </w:pPr>
       <w:r>
-        <w:t>Flucloxacillin erhöht akute Nierenschädigung bei Staphylokokken-Bakteriämie: OR 2,37 gegenüber Cefazolin</w:t>
+        <w:t>Konsensusrahmen zur Qualität von Medikationsfehlerberichten: Neun Indikatoren für besseres Lernen</w:t>
       </w:r>
     </w:p>
     <w:p>
@@ -88,12 +88,12 @@
           <w:color w:val="666666"/>
           <w:sz w:val="18"/>
         </w:rPr>
-        <w:t>Sinkeler FS et al.  ·  J Antimicrob Chemother  ·  01.09.2026  ·  PMID 42683513</w:t>
+        <w:t>Monshi M et al.  ·  BMJ Open  ·  02.09.2026  ·  PMID 42692500</w:t>
       </w:r>
     </w:p>
     <w:p>
       <w:r>
-        <w:t>Retrospektive multizentrische Kohortenstudie aus drei niederländischen Krankenhäusern mit 1408 erwachsenen Patienten mit Staphylococcus-aureus-Bakteriämie (SAB), behandelt mit Flucloxacillin oder Cefazolin; akute Nierenschädigung (AKI) Inzidenz, Schweregrad, Zeitpunkt und Erholung verglichen.</w:t>
+        <w:t>Expert-Konsens-Studie zu Qualitätsindikatoren in Medikationsfehler-Meldungen im NHS mit 11 britischen Sicherheitsfachleuten.</w:t>
       </w:r>
     </w:p>
     <w:p>
@@ -104,7 +104,7 @@
         <w:t xml:space="preserve">Ergebnis: </w:t>
       </w:r>
       <w:r>
-        <w:t>AKI bei 483 Patienten (34,3 %). Größere AKI-Häufigkeit unter Flucloxacillin (466/1324 [35,2 %] vs. 17/84 [20,2 %]; p=0,004). Nach multivariater Adjustierung blieb Flucloxacillin mit höherem AKI-Risiko assoziiert (adjustiertes OR 2,37; 95 %-KI 1,30-4,55). Mediane Zeit bis AKI 1,3 Tage; Erholung innerhalb 30 Tagen: 81,7 % bei Stadium 1 vs. 50,5 % bei Stadium 3. Initiale Flucloxacillin-Dosierung war mit AKI-Auftreten nicht assoziiert, was auf strukturelle Nephrotoxizität hindeutet.</w:t>
+        <w:t>Neun Qualitätsindikatoren identifiziert; höchste Priorität: ausreichende Dokumentation von Patient und Kontext. Defizit: Medikationsfehlerberichte mangelt es an qualitativer Tiefe, was Lernen und Prävention beeinträchtigt.</w:t>
       </w:r>
     </w:p>
     <w:p>
@@ -119,7 +119,7 @@
         <w:rPr>
           <w:sz w:val="19"/>
         </w:rPr>
-        <w:t>Niederlande, vergleichbares deutsches Versicherungssystem, direkt anwendbar</w:t>
+        <w:t>UK-Gesundheitssystem; comparable Melde- und Governance-strukturen mit Deutschland</w:t>
       </w:r>
     </w:p>
     <w:p>
@@ -128,7 +128,7 @@
           <w:color w:val="5A7D3A"/>
           <w:sz w:val="18"/>
         </w:rPr>
-        <w:t>https://pubmed.ncbi.nlm.nih.gov/42683513/</w:t>
+        <w:t>https://pubmed.ncbi.nlm.nih.gov/42692500/</w:t>
       </w:r>
     </w:p>
     <w:p>
@@ -136,7 +136,7 @@
         <w:pStyle w:val="Heading2"/>
       </w:pPr>
       <w:r>
-        <w:t>Hochvolumen-Dialysestationen mit &gt;3000 Fällen/Monat haben 2,6-fach erhöhtes Risiko für Transportsicherheitsvorfälle</w:t>
+        <w:t>Blutkultur-Kontamination durch Schulung und Aufsicht um 68% gesenkt</w:t>
       </w:r>
     </w:p>
     <w:p>
@@ -146,12 +146,12 @@
           <w:color w:val="666666"/>
           <w:sz w:val="18"/>
         </w:rPr>
-        <w:t>Li J et al.  ·  Front Public Health  ·  18.08.2026  ·  PMID 42682581</w:t>
+        <w:t>Bothra M et al.  ·  Natl Med J India  ·  Sept. 2026  ·  PMID 42690883</w:t>
       </w:r>
     </w:p>
     <w:p>
       <w:r>
-        <w:t>Multizentrische Querschnittsstudie an 135 chinesischen Dialysestationen mit 4253 Pflegekräften charakterisiert Sicherheitsvorfälle während intrahospitaler Transporte von 135.459 Hämodialysepatienten über 12 Monate; Organisationsfaktoren und Meldekultur evaluiert.</w:t>
+        <w:t>Plan-Do-Study-Act-Audit zur Reduktion von Hautflora-Kontaminationen bei Blutkultur-Entnahme durch Schulung und Infektionskontroll-Überwachung.</w:t>
       </w:r>
     </w:p>
     <w:p>
@@ -162,7 +162,7 @@
         <w:t xml:space="preserve">Ergebnis: </w:t>
       </w:r>
       <w:r>
-        <w:t>268 Sicherheitsvorfälle (0,2 % der Transporte) gemeldet. Gerätefehler 61,14 %, Patientenunfälle 45,24 %, Blut-/Blutprodukt-Ereignisse 43,94 %, Gas-/Sauerstoff-Probleme 42,39 %, Verabreichungsfehler 41,83 %. Unabhängiger Risikofaktor: &gt;3000 Dialyse-Verfahren/Monat (OR 2,580; 95 %-KI 1,198-5,556; p=0,015). Verbesserte Meldequoten durch Qualitätskontrollmaßnahmen (OR 3,540; 95 %-KI 1,604-7,814; p=0,002) zeigen Meldekultur-Effekt.</w:t>
+        <w:t>Kontaminationsquote von 10,7% auf 3,4% gesenkt (p&lt;0,0001); 7.329 Blutkulturen untersucht (5.700 post-intervention). Maßnahmen: Standardisierte Schulung, Supervision jeder Entnahme, regelmäßiges Feedback bei Fehlern.</w:t>
       </w:r>
     </w:p>
     <w:p>
@@ -177,7 +177,7 @@
         <w:rPr>
           <w:sz w:val="19"/>
         </w:rPr>
-        <w:t>China, Dialysevolumen-Risiko ist systemunabhängig, Fehlermeldesystem funktional vergleichbar</w:t>
+        <w:t>Indien, aber Fehlermeldesystem und CIRS-Logik international übertragbar</w:t>
       </w:r>
     </w:p>
     <w:p>
@@ -186,7 +186,7 @@
           <w:color w:val="5A7D3A"/>
           <w:sz w:val="18"/>
         </w:rPr>
-        <w:t>https://pubmed.ncbi.nlm.nih.gov/42682581/</w:t>
+        <w:t>https://pubmed.ncbi.nlm.nih.gov/42690883/</w:t>
       </w:r>
     </w:p>
     <w:p>
@@ -194,7 +194,7 @@
         <w:pStyle w:val="Heading2"/>
       </w:pPr>
       <w:r>
-        <w:t>Pharmakist-geführtes Antibiotic Stewardship reduziert Breitspektrum-Einsatz um 35-40 % in der Notaufnahme</w:t>
+        <w:t>Rauchen, externe Fixation und OP-Dauer erhöhen Wundinfektionsrisiko nach Sprunggelenksosteosynthese</w:t>
       </w:r>
     </w:p>
     <w:p>
@@ -204,12 +204,12 @@
           <w:color w:val="666666"/>
           <w:sz w:val="18"/>
         </w:rPr>
-        <w:t>Althubyani AA et al.  ·  J Am Coll Clin Pharm  ·  Sept. 2026  ·  PMID 42682024</w:t>
+        <w:t>Topalhafizoglu S et al.  ·  Acta Orthop  ·  03.09.2026  ·  PMID 42690130</w:t>
       </w:r>
     </w:p>
     <w:p>
       <w:r>
-        <w:t>Retrospektive Kohortenanalyse von 324 Notaufnahme-Patienten mit empirischer Antibiose vor (162 Patienten) und nach Implementierung (162 Patienten) eines Pharmazistenantibiotic-Stewardship-Programms; Eignung der empirischen Therapie und Antibiotikaanwendung gemessen.</w:t>
+        <w:t>Retrospektive Kohortenstudie zu Risikofaktoren für oberflächliche und tiefe Wundinfektionen nach offener Reposition und interner Fixation von Sprunggelenkfrakturen in zwei nordischen Zentren.</w:t>
       </w:r>
     </w:p>
     <w:p>
@@ -220,7 +220,7 @@
         <w:t xml:space="preserve">Ergebnis: </w:t>
       </w:r>
       <w:r>
-        <w:t>Angepasste empirische Therapieeignung unterschied sich nicht signifikant (49,4 % vs. 53,7 %; p=0,44). Aber signifikante Reduktion unnötiger Pseudomonasabdeckung (54,9 % vs. 35,2 %; p&lt;0,001), MRSA-Abdeckung (23,5 % vs. 13,6 %; p=0,02), und Breitspektrumantibiotika (Piperacillin/Tazobactam 22,3 % vs. 14,5 %; p=0,02). Vancomycin-Dosierung besserte sich von 52,6 % auf 77,3 % Angemessenheit (p=0,06). Unabhängige Prädiktor für unangemessene Therapie: häusliche Wundversorgung (aOR 5,36), männliches Geschlecht (aOR 1,72), gastrointestinale Infektion (aOR 2,67).</w:t>
+        <w:t>11% Infektionsrate (86/781); 27% davon benötigten Revisionsoperation; 43% als Fraktur-assoziierte Infektionen klassifiziert. Signifikant erhöhte Chancen: Rauchen (aOR 2,3, CI 1,1–4,8; p=0,02), initiale externe Fixation (aOR 5,6, CI 1,7–17,6; p=0,004), längere Operationszeit (OR pro Min 1,0, p=0,004).</w:t>
       </w:r>
     </w:p>
     <w:p>
@@ -235,7 +235,7 @@
         <w:rPr>
           <w:sz w:val="19"/>
         </w:rPr>
-        <w:t>USA-System, aber Antibiotic-Stewardship-Befund ist unabhängig vom Haftungsrecht</w:t>
+        <w:t>Schweden, europäisches Versicherungs- und Qualitätskontrollsystem</w:t>
       </w:r>
     </w:p>
     <w:p>
@@ -244,7 +244,7 @@
           <w:color w:val="5A7D3A"/>
           <w:sz w:val="18"/>
         </w:rPr>
-        <w:t>https://pubmed.ncbi.nlm.nih.gov/42682024/</w:t>
+        <w:t>https://pubmed.ncbi.nlm.nih.gov/42690130/</w:t>
       </w:r>
     </w:p>
     <w:p>
@@ -252,7 +252,7 @@
         <w:pStyle w:val="Heading2"/>
       </w:pPr>
       <w:r>
-        <w:t>Automatisierte Überwachung von Wundinfektionen mit Routine-Krankenhauskaten senkt Hygieneaufwand</w:t>
+        <w:t>Strukturierte Übergabe OP-PICU senkte Handover-Zeit um 50% und Medikationsfehler auf null</w:t>
       </w:r>
     </w:p>
     <w:p>
@@ -262,12 +262,12 @@
           <w:color w:val="666666"/>
           <w:sz w:val="18"/>
         </w:rPr>
-        <w:t>Sons D et al.  ·  Antimicrob Resist Infect Control  ·  31.08.2026  ·  PMID 42681650</w:t>
+        <w:t>Sharadgah A et al.  ·  Nurs Crit Care  ·  Sept. 2026  ·  PMID 42687704</w:t>
       </w:r>
     </w:p>
     <w:p>
       <w:r>
-        <w:t>Studie evaluiert einen Algorithmus (sAReS-SSI) zur automatisierten Erkennung von postoperativen Wundinfektionen aus Routinedaten anhand von ICD-10/OPS-Katalogen und validiert das Verfahren gegen Bettseitenüberwachung auf orthopädisch-traumatologischen Stationen.</w:t>
+        <w:t>Qualitätsverbesserungsprojekt zur Standardisierung der Übergabe vom Operationssaal auf die pädiatrische Intensivstation durch Checklisten, Drogenarchiv und strukturiertes Briefing.</w:t>
       </w:r>
     </w:p>
     <w:p>
@@ -278,7 +278,7 @@
         <w:t xml:space="preserve">Ergebnis: </w:t>
       </w:r>
       <w:r>
-        <w:t>Der Algorithmus identifizierte 94,7 % der Wundinfektionen (Sensitivität 94,7 %, Spezifität 94,3 %, negativer prädiktiver Wert 99,8 %). Die automatisierte Analyse reduziert den Arbeitsaufwand für Hygienefachkräfte erheblich und erweitert die Erfassungsrate gegenüber den derzeit verwendeten OP-KISS-Berichten.</w:t>
+        <w:t>Handover-Dauer von 15–20 min auf 8–10 min gesenkt (50%); Null Medikationsfehler in 77 Post-Interventions-Fällen vs. 6 in 96 Baseline-Fällen; Familienszufriedenheit stieg von 72% auf 90% (6 Monate); Personalzufriedenheit von 58% auf 95%; hämodynamische Instabilität durch Infusionsänderungen praktisch eliminiert.</w:t>
       </w:r>
     </w:p>
     <w:p>
@@ -293,7 +293,7 @@
         <w:rPr>
           <w:sz w:val="19"/>
         </w:rPr>
-        <w:t>Deutschland, Routinedaten nach Infektionsschutzgesetz und Hygienerichtlinien, direkt übertragbar</w:t>
+        <w:t>Tertiary pediatric hospital UAE; Handover-Risiken und Medikationsprozesse überall ähnlich</w:t>
       </w:r>
     </w:p>
     <w:p>
@@ -302,7 +302,7 @@
           <w:color w:val="5A7D3A"/>
           <w:sz w:val="18"/>
         </w:rPr>
-        <w:t>https://pubmed.ncbi.nlm.nih.gov/42681650/</w:t>
+        <w:t>https://pubmed.ncbi.nlm.nih.gov/42687704/</w:t>
       </w:r>
     </w:p>
     <w:p>
@@ -310,7 +310,7 @@
         <w:pStyle w:val="Heading2"/>
       </w:pPr>
       <w:r>
-        <w:t>Vergleich von Meropenem und Piperacillin/Tazobactam bei Sepsis: Feasibility-Phase mit vier erfüllten Kriterien</w:t>
+        <w:t>Psychosoziale Faktoren und Selbstwirksamkeit treiben Antibiotic-Stewardship-Entscheidungen</w:t>
       </w:r>
     </w:p>
     <w:p>
@@ -320,12 +320,12 @@
           <w:color w:val="666666"/>
           <w:sz w:val="18"/>
         </w:rPr>
-        <w:t>Meier NF et al.  ·  Acta Anaesthesiol Scand  ·  Okt. 2026  ·  PMID 42674465</w:t>
+        <w:t>Liu X et al.  ·  Sci Rep  ·  13.08.2026  ·  PMID 42686801</w:t>
       </w:r>
     </w:p>
     <w:p>
       <w:r>
-        <w:t>Integrierte Feasibility-Phase der EMPRESS-Studie vergleicht empirische Therapie mit Meropenem versus Piperacillin/Tazobactam bei intensivpflichtiger Sepsis in 10 dänischen ICUs (Juni-Dezember 2025); 200 von 284 gescreenten Patienten (70,4 %) randomisiert.</w:t>
+        <w:t>Längsschnittstudie mit zwei Wellen (11 Monate Abstand) bei 1.420 chinesischen Klinikern in Krankenhäusern aller Versorgungsstufen zur Vorhersage von Stewardship-konformen Reaktionen auf klinische Szenarien.</w:t>
       </w:r>
     </w:p>
     <w:p>
@@ -336,7 +336,7 @@
         <w:t xml:space="preserve">Ergebnis: </w:t>
       </w:r>
       <w:r>
-        <w:t>Vier von fünf Feasibility-Kriterien erfüllt: Rekrutierung 70,4 % (Schwelle ≥50 %), Studienabschluss 5,5 Monate (Schwelle &lt;12 Monate), Protokolladherence 81,0 % (Schwelle ≥75 %), Datenverfügbarkeit initial 85,5 % (unter Schwelle 95 %, verbesserte sich auf 95,8 % in letztem Monat). 30-Tages-Mortalität 30,5 %, schwere unerwünschte Reaktionen 4,0 %. Studie wird ohne Änderungen fortgesetzt.</w:t>
+        <w:t>Höhere Stewardship-Scores assoziiert mit stärkeren begründeten Überzeugungen, weniger wahrgenommenen Barrieren, höherer Selbstwirksamkeit, besseren Kenntnissen und mehr Sozialsupport; TPB-Überzeugungen nicht unabhängig signifikant nach gegenseitiger Anpassung. Krankenhausebene moderierte Assoziationen (stärker in Tertiärkliniken). Interventionen sollten Kompetenz, Vertrauen, unterstützende Umgebung und institutionellen Kontext adressieren.</w:t>
       </w:r>
     </w:p>
     <w:p>
@@ -351,7 +351,7 @@
         <w:rPr>
           <w:sz w:val="19"/>
         </w:rPr>
-        <w:t>Skandinavien, vergleichbare Intensivmedizin, Entschädigungssystem ohne Verschuldensnachweis</w:t>
+        <w:t>China, aber psychosoziale Determinanten und Barrieren in Stewardship-Implementierung international relevant</w:t>
       </w:r>
     </w:p>
     <w:p>
@@ -360,7 +360,7 @@
           <w:color w:val="5A7D3A"/>
           <w:sz w:val="18"/>
         </w:rPr>
-        <w:t>https://pubmed.ncbi.nlm.nih.gov/42674465/</w:t>
+        <w:t>https://pubmed.ncbi.nlm.nih.gov/42686801/</w:t>
       </w:r>
     </w:p>
     <w:p>
@@ -368,7 +368,7 @@
         <w:pStyle w:val="Heading2"/>
       </w:pPr>
       <w:r>
-        <w:t>Öffentliche Kampagnen verdreifachen Patientenbeschwerden über Sicherheitsmängel in Kroatien</w:t>
+        <w:t>Modulare Kompetenz-orientierte Psychotherapie senkte Zwangsmittel und Isolierung in Psychiatrie</w:t>
       </w:r>
     </w:p>
     <w:p>
@@ -378,12 +378,12 @@
           <w:color w:val="666666"/>
           <w:sz w:val="18"/>
         </w:rPr>
-        <w:t>Krstulović J et al.  ·  Croat Med J  ·  31.08.2026  ·  PMID 42669912</w:t>
+        <w:t>Störkel LM et al.  ·  BMC Psychiatry  ·  05.08.2026  ·  PMID 42557550</w:t>
       </w:r>
     </w:p>
     <w:p>
       <w:r>
-        <w:t>Retrospektive Analyse von 36 Patientenbeschwerden an ein Komitee zum Schutz von Patientenrechten (2022-2024) nach WHO-Patientensicherheitscharta klassifiziert; Auswirkung von Öffentlichkeitskampagnen auf Meldequoten evaluiert.</w:t>
+        <w:t>Naturalistisches Drei-Jahres-Vergleichsstudium zwischen zwei Kliniken zum Effekt einer kompetenzorientierten psychotherapeutischen Intervention auf Häufigkeit und Dauer von Fixierung und Isolierung.</w:t>
       </w:r>
     </w:p>
     <w:p>
@@ -394,7 +394,7 @@
         <w:t xml:space="preserve">Ergebnis: </w:t>
       </w:r>
       <w:r>
-        <w:t>Nach Kampagnen zur Sensibilisierung (2023-2024) stieg die Zahl der codierten Charta-Verletzungen von 11 (2022) auf 36 (2024), monatliche Meldequoten verdreifachten sich (Ratenratio 3,3; 95 %-KI 1,7-6,4; p=0,001). Häufigste Verstöße: Recht auf zeitgerechte und angemessene Versorgung (38 %), Würde und Datenschutz (22 %), Akteneinsicht (12 %).</w:t>
+        <w:t>An Standort A mit MCP-Implementierung: Wahrscheinlichkeit und Dauer von Fixierung sanken signifikant über Zeit, Isolierungsdauer sanken signifikant stärker als an Standort B; Assaults beschreibend rückläufig bei A, stabil bei B. Keine Indizien für erhöhtes Risiko; preliminary evidence für Machbarkeit und Nutzen.</w:t>
       </w:r>
     </w:p>
     <w:p>
@@ -409,7 +409,7 @@
         <w:rPr>
           <w:sz w:val="19"/>
         </w:rPr>
-        <w:t>Croatie, Transparenz und Patientenbeteiligung sind Länder-übergreifend relevant</w:t>
+        <w:t>Deutschland (zwei Vitos-Standorte Hessen/Hessen); vergleichbar Qualitätsmessungen in Psychiatrie</w:t>
       </w:r>
     </w:p>
     <w:p>
@@ -418,65 +418,7 @@
           <w:color w:val="5A7D3A"/>
           <w:sz w:val="18"/>
         </w:rPr>
-        <w:t>https://pubmed.ncbi.nlm.nih.gov/42669912/</w:t>
-      </w:r>
-    </w:p>
-    <w:p>
-      <w:pPr>
-        <w:pStyle w:val="Heading2"/>
-      </w:pPr>
-      <w:r>
-        <w:t>Procalcitonin ≥0,85 ng/mL unterscheidet Sepsis mit Blutkultur-Nachweis mit 84 % Spezifität</w:t>
-      </w:r>
-    </w:p>
-    <w:p>
-      <w:r>
-        <w:rPr>
-          <w:i/>
-          <w:color w:val="666666"/>
-          <w:sz w:val="18"/>
-        </w:rPr>
-        <w:t>Pozzessere P et al.  ·  Medicina (Kaunas)  ·  20.07.2026  ·  PMID 42512947</w:t>
-      </w:r>
-    </w:p>
-    <w:p>
-      <w:r>
-        <w:t>Retrospektive Analyse von 912 Patienten mit Sepsis/septischem Schock in der Notaufnahme (März 2023-Dezember 2025); Blutkultur-Positivität und deren prognostische Bedeutung für 28-, 90- und 365-Tages-Überleben evaluiert.</w:t>
-      </w:r>
-    </w:p>
-    <w:p>
-      <w:r>
-        <w:rPr>
-          <w:b/>
-        </w:rPr>
-        <w:t xml:space="preserve">Ergebnis: </w:t>
-      </w:r>
-      <w:r>
-        <w:t>602 Kulturen positiv, 310 negativ. Procalcitonin zeigte gute Diskriminierungsfähigkeit (AUC 0,785; Cutoff 0,85 ng/mL; Sensitivität 59,8 %, Spezifität 83,8 %). Kultur-positive Patienten hatten niedrigere Überlebensraten (28-Tage: 72,9 % vs. 85,9 %; 365-Tage: 44,3 % vs. 61,2 %), aber nach adjustierter Cox-Regression war Kultur-Positivität kein unabhängiger Prädiktor (HR 1,46; p=0,092); Alter und SOFA-Score blieben signifikant.</w:t>
-      </w:r>
-    </w:p>
-    <w:p>
-      <w:r>
-        <w:rPr>
-          <w:b/>
-          <w:sz w:val="19"/>
-        </w:rPr>
-        <w:t xml:space="preserve">Übertragbarkeit: </w:t>
-      </w:r>
-      <w:r>
-        <w:rPr>
-          <w:sz w:val="19"/>
-        </w:rPr>
-        <w:t>Italien, Notfallmedizin mit Blutkulturstandard, europäisches System</w:t>
-      </w:r>
-    </w:p>
-    <w:p>
-      <w:r>
-        <w:rPr>
-          <w:color w:val="5A7D3A"/>
-          <w:sz w:val="18"/>
-        </w:rPr>
-        <w:t>https://pubmed.ncbi.nlm.nih.gov/42512947/</w:t>
+        <w:t>https://pubmed.ncbi.nlm.nih.gov/42557550/</w:t>
       </w:r>
     </w:p>
     <w:sectPr>

--- a/download/studien-aktuell.docx
+++ b/download/studien-aktuell.docx
@@ -62,7 +62,7 @@
           <w:color w:val="666666"/>
           <w:sz w:val="18"/>
         </w:rPr>
-        <w:t>Stand: 04.09.2026  |  6 Studien  |  safety.m-vf.de</w:t>
+        <w:t>Stand: 05.09.2026  |  7 Studien  |  safety.m-vf.de</w:t>
       </w:r>
     </w:p>
     <w:p>
@@ -70,7 +70,7 @@
         <w:pStyle w:val="Heading1"/>
       </w:pPr>
       <w:r>
-        <w:t>Aufgenommen am 04.09.2026</w:t>
+        <w:t>Aufgenommen am 05.09.2026</w:t>
       </w:r>
     </w:p>
     <w:p>
@@ -78,7 +78,7 @@
         <w:pStyle w:val="Heading2"/>
       </w:pPr>
       <w:r>
-        <w:t>Konsensusrahmen zur Qualität von Medikationsfehlerberichten: Neun Indikatoren für besseres Lernen</w:t>
+        <w:t>Infektionskontrollprogramme erhöhen Händehygiene-Compliance um 30–40 Prozent</w:t>
       </w:r>
     </w:p>
     <w:p>
@@ -88,12 +88,12 @@
           <w:color w:val="666666"/>
           <w:sz w:val="18"/>
         </w:rPr>
-        <w:t>Monshi M et al.  ·  BMJ Open  ·  02.09.2026  ·  PMID 42692500</w:t>
+        <w:t>Böff L et al.  ·  BMJ Open  ·  04.09.2026  ·  PMID 42697575</w:t>
       </w:r>
     </w:p>
     <w:p>
       <w:r>
-        <w:t>Expert-Konsens-Studie zu Qualitätsindikatoren in Medikationsfehler-Meldungen im NHS mit 11 britischen Sicherheitsfachleuten.</w:t>
+        <w:t>Multinationalen Querschnittsstudie in 324 Gesundheitseinrichtungen in 4 subsaharischen Ländern (Februar–November 2022): 6.749 Gesundheitsarbeiter befragt zu Infektionskontrollmassnahmen, Exposures und Einhaltung von Händehygiene und Maskentragen.</w:t>
       </w:r>
     </w:p>
     <w:p>
@@ -104,7 +104,7 @@
         <w:t xml:space="preserve">Ergebnis: </w:t>
       </w:r>
       <w:r>
-        <w:t>Neun Qualitätsindikatoren identifiziert; höchste Priorität: ausreichende Dokumentation von Patient und Kontext. Defizit: Medikationsfehlerberichte mangelt es an qualitativer Tiefe, was Lernen und Prävention beeinträchtigt.</w:t>
+        <w:t>51,4–83,3 % der Einrichtungen meldeten IPC-Programme (höher auf Tertiäreben). Nur 19,8 % hatten Handdesinfektionsmittel in jedem Zimmer. Vorhandensein eines IPC-Programms erhöhte Compliance bei Händehygiene (OR 1,3; 95%-KI 1,2–1,5) und Maskentragen (OR 1,4; 95%-KI 1,2–1,6). IPC-Training erhöhte Händehygiene-Compliance (OR 1,5; 95%-KI 1,3–1,7). Verfügbarkeit von Handdesinfektionsmittel und Masken war stärkster Prädiktor (OR 5,9 bzw. 2,3).</w:t>
       </w:r>
     </w:p>
     <w:p>
@@ -119,7 +119,7 @@
         <w:rPr>
           <w:sz w:val="19"/>
         </w:rPr>
-        <w:t>UK-Gesundheitssystem; comparable Melde- und Governance-strukturen mit Deutschland</w:t>
+        <w:t>Sub-Sahara-Afrika, aber Programmlogik auf deutsche Kliniken unter Ressourcenbedingungen übertragbar</w:t>
       </w:r>
     </w:p>
     <w:p>
@@ -128,7 +128,7 @@
           <w:color w:val="5A7D3A"/>
           <w:sz w:val="18"/>
         </w:rPr>
-        <w:t>https://pubmed.ncbi.nlm.nih.gov/42692500/</w:t>
+        <w:t>https://pubmed.ncbi.nlm.nih.gov/42697575/</w:t>
       </w:r>
     </w:p>
     <w:p>
@@ -136,7 +136,7 @@
         <w:pStyle w:val="Heading2"/>
       </w:pPr>
       <w:r>
-        <w:t>Blutkultur-Kontamination durch Schulung und Aufsicht um 68% gesenkt</w:t>
+        <w:t>DACC-beschichtete Verbände bei pädiatrischen polymikrobiellen Wundinfektionen überlegen</w:t>
       </w:r>
     </w:p>
     <w:p>
@@ -146,12 +146,12 @@
           <w:color w:val="666666"/>
           <w:sz w:val="18"/>
         </w:rPr>
-        <w:t>Bothra M et al.  ·  Natl Med J India  ·  Sept. 2026  ·  PMID 42690883</w:t>
+        <w:t>Ciprandi G et al.  ·  J Wound Care  ·  02.09.2026  ·  PMID 42695643</w:t>
       </w:r>
     </w:p>
     <w:p>
       <w:r>
-        <w:t>Plan-Do-Study-Act-Audit zur Reduktion von Hautflora-Kontaminationen bei Blutkultur-Entnahme durch Schulung und Infektionskontroll-Überwachung.</w:t>
+        <w:t>Retrospektive Vergleichsstudie an zwei italienischen Pädiatrie-Zentren: 240 pädiatrische Patienten (120 pro Gruppe) mit Wundinfektionen, behandelt mit DACC-beschichteten oder Silberhydrofiber-Verbänden; Messung von Infektionsauflösung, Fortschritt, Mikrobiologie und Toleranz.</w:t>
       </w:r>
     </w:p>
     <w:p>
@@ -162,7 +162,7 @@
         <w:t xml:space="preserve">Ergebnis: </w:t>
       </w:r>
       <w:r>
-        <w:t>Kontaminationsquote von 10,7% auf 3,4% gesenkt (p&lt;0,0001); 7.329 Blutkulturen untersucht (5.700 post-intervention). Maßnahmen: Standardisierte Schulung, Supervision jeder Entnahme, regelmäßiges Feedback bei Fehlern.</w:t>
+        <w:t>Infektionsauflösung: DACC 94,8 % vs. Silberhydrofiber 79,0 % (p=0,05). Keine Progression/Verschlechterung: DACC 4,2 % vs. 13,5 % (p=0,03) bzw. 2,5 % vs. 7,5 % (p=0,005). DACC-Verbände zeigten kürzere Wechselzeiten und bessere Verträglichkeit auf fragiler Haut. Häufig WHO-Prioritätserreger in Kulturen.</w:t>
       </w:r>
     </w:p>
     <w:p>
@@ -177,7 +177,7 @@
         <w:rPr>
           <w:sz w:val="19"/>
         </w:rPr>
-        <w:t>Indien, aber Fehlermeldesystem und CIRS-Logik international übertragbar</w:t>
+        <w:t>Italien, deutschsprachiger Pädiatrie-Standard vergleichbar</w:t>
       </w:r>
     </w:p>
     <w:p>
@@ -186,7 +186,7 @@
           <w:color w:val="5A7D3A"/>
           <w:sz w:val="18"/>
         </w:rPr>
-        <w:t>https://pubmed.ncbi.nlm.nih.gov/42690883/</w:t>
+        <w:t>https://pubmed.ncbi.nlm.nih.gov/42695643/</w:t>
       </w:r>
     </w:p>
     <w:p>
@@ -194,7 +194,7 @@
         <w:pStyle w:val="Heading2"/>
       </w:pPr>
       <w:r>
-        <w:t>Rauchen, externe Fixation und OP-Dauer erhöhen Wundinfektionsrisiko nach Sprunggelenksosteosynthese</w:t>
+        <w:t>PDCA-Bundel für Händehygiene senkt nosokomiale Infektionen um 38 Prozent</w:t>
       </w:r>
     </w:p>
     <w:p>
@@ -204,12 +204,12 @@
           <w:color w:val="666666"/>
           <w:sz w:val="18"/>
         </w:rPr>
-        <w:t>Topalhafizoglu S et al.  ·  Acta Orthop  ·  03.09.2026  ·  PMID 42690130</w:t>
+        <w:t>Tian F et al.  ·  J Vis Exp  ·  03.09.2026  ·  PMID 42695612</w:t>
       </w:r>
     </w:p>
     <w:p>
       <w:r>
-        <w:t>Retrospektive Kohortenstudie zu Risikofaktoren für oberflächliche und tiefe Wundinfektionen nach offener Reposition und interner Fixation von Sprunggelenkfrakturen in zwei nordischen Zentren.</w:t>
+        <w:t>Kontrollierte Vorher-Nachher-Studie in 16 Stationen eines chinesischen Krankenhauses: Acht Stationen erhielten ein Plan-Do-Check-Act-Paket zur Händehygiene-Governance, acht Kontrollabteilungen führten Routinemanagement durch; Messung über 12 Monate (6 Monate Prä-, 6 Monate Postintervention).</w:t>
       </w:r>
     </w:p>
     <w:p>
@@ -220,7 +220,7 @@
         <w:t xml:space="preserve">Ergebnis: </w:t>
       </w:r>
       <w:r>
-        <w:t>11% Infektionsrate (86/781); 27% davon benötigten Revisionsoperation; 43% als Fraktur-assoziierte Infektionen klassifiziert. Signifikant erhöhte Chancen: Rauchen (aOR 2,3, CI 1,1–4,8; p=0,02), initiale externe Fixation (aOR 5,6, CI 1,7–17,6; p=0,004), längere Operationszeit (OR pro Min 1,0, p=0,004).</w:t>
+        <w:t>Händehygiene-Compliance stieg in der Interventionsgruppe von 66,2 % auf 83,2 %, in der Kontrollgruppe von 63,1 % auf 66,8 % (adjustierte Differenz-in-Differenzen-OR 2,38; 95%-KI 2,19–2,59; p&lt;0,001). Nosokomiale Infektionen sanken von 7,07 auf 4,37 pro 1.000 Patiententage (adjustierte Inzidenzratenratio 0,60; 95%-KI 0,52–0,69; p&lt;0,001). Das PDCA-Paket war mit verbesserter Compliance, niedrigerer Infektionsrate und höherer Pflegequalität verbunden.</w:t>
       </w:r>
     </w:p>
     <w:p>
@@ -235,7 +235,7 @@
         <w:rPr>
           <w:sz w:val="19"/>
         </w:rPr>
-        <w:t>Schweden, europäisches Versicherungs- und Qualitätskontrollsystem</w:t>
+        <w:t>China, aber Governance-Zyklus übertragbar auf deutsches Stations-QM</w:t>
       </w:r>
     </w:p>
     <w:p>
@@ -244,7 +244,7 @@
           <w:color w:val="5A7D3A"/>
           <w:sz w:val="18"/>
         </w:rPr>
-        <w:t>https://pubmed.ncbi.nlm.nih.gov/42690130/</w:t>
+        <w:t>https://pubmed.ncbi.nlm.nih.gov/42695612/</w:t>
       </w:r>
     </w:p>
     <w:p>
@@ -252,7 +252,7 @@
         <w:pStyle w:val="Heading2"/>
       </w:pPr>
       <w:r>
-        <w:t>Strukturierte Übergabe OP-PICU senkte Handover-Zeit um 50% und Medikationsfehler auf null</w:t>
+        <w:t>Antiseptika und Antibiotika beschichtete Katheter reduzieren zentrale Blutflussinfektionen</w:t>
       </w:r>
     </w:p>
     <w:p>
@@ -262,12 +262,12 @@
           <w:color w:val="666666"/>
           <w:sz w:val="18"/>
         </w:rPr>
-        <w:t>Sharadgah A et al.  ·  Nurs Crit Care  ·  Sept. 2026  ·  PMID 42687704</w:t>
+        <w:t>Guirado-Vico AM et al.  ·  J Infus Nurs  ·  25.08.2026  ·  PMID 42695521</w:t>
       </w:r>
     </w:p>
     <w:p>
       <w:r>
-        <w:t>Qualitätsverbesserungsprojekt zur Standardisierung der Übergabe vom Operationssaal auf die pädiatrische Intensivstation durch Checklisten, Drogenarchiv und strukturiertes Briefing.</w:t>
+        <w:t>Systematische Übersicht nach PRISMA-Standards von randomisierten Studien 2012–2024 zu Wirksamkeit von Antiseptika und Antibiotika bei Prävention von CLABSI auf Intensivstationen.</w:t>
       </w:r>
     </w:p>
     <w:p>
@@ -278,7 +278,7 @@
         <w:t xml:space="preserve">Ergebnis: </w:t>
       </w:r>
       <w:r>
-        <w:t>Handover-Dauer von 15–20 min auf 8–10 min gesenkt (50%); Null Medikationsfehler in 77 Post-Interventions-Fällen vs. 6 in 96 Baseline-Fällen; Familienszufriedenheit stieg von 72% auf 90% (6 Monate); Personalzufriedenheit von 58% auf 95%; hämodynamische Instabilität durch Infusionsänderungen praktisch eliminiert.</w:t>
+        <w:t>13 hochwertige Studien (CASP-Score ≥6) eingeschlossen. Antiseptika- und Antibiotika-beschichtete Katheter sowie Alkoholverschlüsse waren mit gesenkten CLABSI-Raten, kürzerer Liegedauer und geringeren Kosten verbunden. Alkohollock-Therapie zeigte inkonsistente Evidenz – kein eindeutiges Ergebnis zu empfehlen.</w:t>
       </w:r>
     </w:p>
     <w:p>
@@ -293,7 +293,7 @@
         <w:rPr>
           <w:sz w:val="19"/>
         </w:rPr>
-        <w:t>Tertiary pediatric hospital UAE; Handover-Risiken und Medikationsprozesse überall ähnlich</w:t>
+        <w:t>USA/Kanada-Zentren, vergleichbare ICU-Standards, aber CLABSI-Definitionen und Kostenstrukturen unterscheiden sich</w:t>
       </w:r>
     </w:p>
     <w:p>
@@ -302,7 +302,7 @@
           <w:color w:val="5A7D3A"/>
           <w:sz w:val="18"/>
         </w:rPr>
-        <w:t>https://pubmed.ncbi.nlm.nih.gov/42687704/</w:t>
+        <w:t>https://pubmed.ncbi.nlm.nih.gov/42695521/</w:t>
       </w:r>
     </w:p>
     <w:p>
@@ -310,7 +310,7 @@
         <w:pStyle w:val="Heading2"/>
       </w:pPr>
       <w:r>
-        <w:t>Psychosoziale Faktoren und Selbstwirksamkeit treiben Antibiotic-Stewardship-Entscheidungen</w:t>
+        <w:t>ClearGuard-Katheter senkt Hemodialyse-assoziierte Blutflussinfektionen um 63 Prozent</w:t>
       </w:r>
     </w:p>
     <w:p>
@@ -320,12 +320,12 @@
           <w:color w:val="666666"/>
           <w:sz w:val="18"/>
         </w:rPr>
-        <w:t>Liu X et al.  ·  Sci Rep  ·  13.08.2026  ·  PMID 42686801</w:t>
+        <w:t>Holder M et al.  ·  J Infus Nurs  ·  25.08.2026  ·  PMID 42695518</w:t>
       </w:r>
     </w:p>
     <w:p>
       <w:r>
-        <w:t>Längsschnittstudie mit zwei Wellen (11 Monate Abstand) bei 1.420 chinesischen Klinikern in Krankenhäusern aller Versorgungsstufen zur Vorhersage von Stewardship-konformen Reaktionen auf klinische Szenarien.</w:t>
+        <w:t>Retrospektive Beobachtungsstudie an einem US-Krankenhaus: Vergleich von ClearGuard HD-Antimikrobiellen Barrier-Caps mit Standardverbindungen (Tego+Curos); Messung von CLABSI-Raten und Standardisiertem Infektionsratio (SIR); Kostenanalyse.</w:t>
       </w:r>
     </w:p>
     <w:p>
@@ -336,7 +336,7 @@
         <w:t xml:space="preserve">Ergebnis: </w:t>
       </w:r>
       <w:r>
-        <w:t>Höhere Stewardship-Scores assoziiert mit stärkeren begründeten Überzeugungen, weniger wahrgenommenen Barrieren, höherer Selbstwirksamkeit, besseren Kenntnissen und mehr Sozialsupport; TPB-Überzeugungen nicht unabhängig signifikant nach gegenseitiger Anpassung. Krankenhausebene moderierte Assoziationen (stärker in Tertiärkliniken). Interventionen sollten Kompetenz, Vertrauen, unterstützende Umgebung und institutionellen Kontext adressieren.</w:t>
+        <w:t>CLABSI-Rate sank von 1,91/Monat/Ort (95%-KI 0,91–4,00) auf 0,71/Monat/Ort (95%-KI 0,33–1,53) – 63 % Reduktion (95%-KI 46–74 %; p&lt;0,00005). SIR sank von 0,721 auf 0,310 (57 % Reduktion). Geschätzter jährlicher Kostensparnis: 1,6 Millionen Dollar. Klinisch signifikante Senkung ohne aufgearbeitete Nebenwirkungen.</w:t>
       </w:r>
     </w:p>
     <w:p>
@@ -351,7 +351,7 @@
         <w:rPr>
           <w:sz w:val="19"/>
         </w:rPr>
-        <w:t>China, aber psychosoziale Determinanten und Barrieren in Stewardship-Implementierung international relevant</w:t>
+        <w:t>USA, aber CLABSI-Mechanismus und Kostenlogik unter deutschem DRG-System geprüft werden</w:t>
       </w:r>
     </w:p>
     <w:p>
@@ -360,7 +360,7 @@
           <w:color w:val="5A7D3A"/>
           <w:sz w:val="18"/>
         </w:rPr>
-        <w:t>https://pubmed.ncbi.nlm.nih.gov/42686801/</w:t>
+        <w:t>https://pubmed.ncbi.nlm.nih.gov/42695518/</w:t>
       </w:r>
     </w:p>
     <w:p>
@@ -368,7 +368,7 @@
         <w:pStyle w:val="Heading2"/>
       </w:pPr>
       <w:r>
-        <w:t>Modulare Kompetenz-orientierte Psychotherapie senkte Zwangsmittel und Isolierung in Psychiatrie</w:t>
+        <w:t>Frühe Natrium- und Urinausscheidungs-Trajektorien sagen Sepsis-Mortalität voraus</w:t>
       </w:r>
     </w:p>
     <w:p>
@@ -378,12 +378,12 @@
           <w:color w:val="666666"/>
           <w:sz w:val="18"/>
         </w:rPr>
-        <w:t>Störkel LM et al.  ·  BMC Psychiatry  ·  05.08.2026  ·  PMID 42557550</w:t>
+        <w:t>Zhuo X et al.  ·  J Glob Health  ·  04.09.2026  ·  PMID 42695367</w:t>
       </w:r>
     </w:p>
     <w:p>
       <w:r>
-        <w:t>Naturalistisches Drei-Jahres-Vergleichsstudium zwischen zwei Kliniken zum Effekt einer kompetenzorientierten psychotherapeutischen Intervention auf Häufigkeit und Dauer von Fixierung und Isolierung.</w:t>
+        <w:t>Retrospektive Kohortenstudie aus MIMIC-IV-Datenbank: 7.127 Sepsis-Patienten; Identifikation von Kombinationsmustern (Trajektorien) des Serumnatriums und der Urinausscheidung über vier 24-h-Perioden in den ersten 96 h nach ICU-Aufnahme mittels Group-Based Multi-Trajectory-Modelling; Cox-Regression zur 30-Tage-Mortalität.</w:t>
       </w:r>
     </w:p>
     <w:p>
@@ -394,7 +394,7 @@
         <w:t xml:space="preserve">Ergebnis: </w:t>
       </w:r>
       <w:r>
-        <w:t>An Standort A mit MCP-Implementierung: Wahrscheinlichkeit und Dauer von Fixierung sanken signifikant über Zeit, Isolierungsdauer sanken signifikant stärker als an Standort B; Assaults beschreibend rückläufig bei A, stabil bei B. Keine Indizien für erhöhtes Risiko; preliminary evidence für Machbarkeit und Nutzen.</w:t>
+        <w:t>Fünf Trajektorien-Subtypen identifiziert. Subtyp 1 (leichte initiale Natriumabnahme, Erholung, steigende Urinausscheidung): günstiger. Subtyp 2 (steigende Natrium, fallende Urinausscheidung): HR 1,85 (95%-KI 1,56–2,19; p&lt;0,001) für 30-Tage-Mortalität. Subtypen 4 und 5 auch erhöhtes Risiko (HR 1,31 bzw. 1,53). Frühe kombinierte Trajektorien unterstützen Risikostratifizierung.</w:t>
       </w:r>
     </w:p>
     <w:p>
@@ -409,7 +409,7 @@
         <w:rPr>
           <w:sz w:val="19"/>
         </w:rPr>
-        <w:t>Deutschland (zwei Vitos-Standorte Hessen/Hessen); vergleichbar Qualitätsmessungen in Psychiatrie</w:t>
+        <w:t>USA-Datenbank, aber physiologische Mechanismen universell, nur Outcome-Definition anpassen</w:t>
       </w:r>
     </w:p>
     <w:p>
@@ -418,7 +418,65 @@
           <w:color w:val="5A7D3A"/>
           <w:sz w:val="18"/>
         </w:rPr>
-        <w:t>https://pubmed.ncbi.nlm.nih.gov/42557550/</w:t>
+        <w:t>https://pubmed.ncbi.nlm.nih.gov/42695367/</w:t>
+      </w:r>
+    </w:p>
+    <w:p>
+      <w:pPr>
+        <w:pStyle w:val="Heading2"/>
+      </w:pPr>
+      <w:r>
+        <w:t>FDG-PET/CT identifiziert infektiöse Herde bei 66,7 % der Sepsis mit negativen Blutkulturen</w:t>
+      </w:r>
+    </w:p>
+    <w:p>
+      <w:r>
+        <w:rPr>
+          <w:i/>
+          <w:color w:val="666666"/>
+          <w:sz w:val="18"/>
+        </w:rPr>
+        <w:t>Kampe K et al.  ·  Crit Care Explor  ·  01.09.2026  ·  PMID 42640615</w:t>
+      </w:r>
+    </w:p>
+    <w:p>
+      <w:r>
+        <w:t>Retrospektive Kohortenstudie an einer deutschen Uniklinik (Hamburg): 108 FDG-PET/CT-Untersuchungen bei 103 septischen Patienten mit ungeklärter Infektionsquelle trotz Mikrobiologie, Ultraschall und konventioneller Schnittbildgebung; Messung von Sensitivität, Spezifität und klinischen Konsequenzen.</w:t>
+      </w:r>
+    </w:p>
+    <w:p>
+      <w:r>
+        <w:rPr>
+          <w:b/>
+        </w:rPr>
+        <w:t xml:space="preserve">Ergebnis: </w:t>
+      </w:r>
+      <w:r>
+        <w:t>FDG-PET/CT detektierte bestätigte infektiöse Herde in 72/108 Scans (66,7 %); Sensitivität 98,6 % (95%-KI 96,0–100,0), Spezifität 77,1 % (95%-KI 63,2–91,1). 71,3 % galten als klinisch informativ; 77 Scans führten zu zusätzlicher Diagnostik, 52 zu invasiven Eingriffen, 44 zur Antibiotika-Anpassung.</w:t>
+      </w:r>
+    </w:p>
+    <w:p>
+      <w:r>
+        <w:rPr>
+          <w:b/>
+          <w:sz w:val="19"/>
+        </w:rPr>
+        <w:t xml:space="preserve">Übertragbarkeit: </w:t>
+      </w:r>
+      <w:r>
+        <w:rPr>
+          <w:sz w:val="19"/>
+        </w:rPr>
+        <w:t>Deutschland, deutsche Universitätsklinik, ICU-Infrastruktur direktübertragbar</w:t>
+      </w:r>
+    </w:p>
+    <w:p>
+      <w:r>
+        <w:rPr>
+          <w:color w:val="5A7D3A"/>
+          <w:sz w:val="18"/>
+        </w:rPr>
+        <w:t>https://pubmed.ncbi.nlm.nih.gov/42640615/</w:t>
       </w:r>
     </w:p>
     <w:sectPr>

--- a/download/studien-aktuell.docx
+++ b/download/studien-aktuell.docx
@@ -62,7 +62,7 @@
           <w:color w:val="666666"/>
           <w:sz w:val="18"/>
         </w:rPr>
-        <w:t>Stand: 05.09.2026  |  7 Studien  |  safety.m-vf.de</w:t>
+        <w:t>Stand: 06.09.2026  |  7 Studien  |  safety.m-vf.de</w:t>
       </w:r>
     </w:p>
     <w:p>
@@ -70,7 +70,7 @@
         <w:pStyle w:val="Heading1"/>
       </w:pPr>
       <w:r>
-        <w:t>Aufgenommen am 05.09.2026</w:t>
+        <w:t>Aufgenommen am 06.09.2026</w:t>
       </w:r>
     </w:p>
     <w:p>
@@ -78,7 +78,7 @@
         <w:pStyle w:val="Heading2"/>
       </w:pPr>
       <w:r>
-        <w:t>Infektionskontrollprogramme erhöhen Händehygiene-Compliance um 30–40 Prozent</w:t>
+        <w:t>Interdisziplinäres Schulungsprogramm senkt Harnwegsinfektionen in Heimpflege durch strukturierte Prävention</w:t>
       </w:r>
     </w:p>
     <w:p>
@@ -88,12 +88,12 @@
           <w:color w:val="666666"/>
           <w:sz w:val="18"/>
         </w:rPr>
-        <w:t>Böff L et al.  ·  BMJ Open  ·  04.09.2026  ·  PMID 42697575</w:t>
+        <w:t>Hagan C et al.  ·  Home Healthc Now  ·  04.09.2026  ·  PMID 42696361</w:t>
       </w:r>
     </w:p>
     <w:p>
       <w:r>
-        <w:t>Multinationalen Querschnittsstudie in 324 Gesundheitseinrichtungen in 4 subsaharischen Ländern (Februar–November 2022): 6.749 Gesundheitsarbeiter befragt zu Infektionskontrollmassnahmen, Exposures und Einhaltung von Händehygiene und Maskentragen.</w:t>
+        <w:t>Programmevaluation einer Fortbildungs-Intervention über Katheterpflege, Händehygiene und Infektionserkennung für Heimpflegefachkräfte mit vorher-nachher Vergleich Infektionsraten.</w:t>
       </w:r>
     </w:p>
     <w:p>
@@ -104,7 +104,7 @@
         <w:t xml:space="preserve">Ergebnis: </w:t>
       </w:r>
       <w:r>
-        <w:t>51,4–83,3 % der Einrichtungen meldeten IPC-Programme (höher auf Tertiäreben). Nur 19,8 % hatten Handdesinfektionsmittel in jedem Zimmer. Vorhandensein eines IPC-Programms erhöhte Compliance bei Händehygiene (OR 1,3; 95%-KI 1,2–1,5) und Maskentragen (OR 1,4; 95%-KI 1,2–1,6). IPC-Training erhöhte Händehygiene-Compliance (OR 1,5; 95%-KI 1,3–1,7). Verfügbarkeit von Handdesinfektionsmittel und Masken war stärkster Prädiktor (OR 5,9 bzw. 2,3).</w:t>
+        <w:t>Vorläufige Ergebnisse berichten verbesserte Wissensvermittlung bei Personal und verbesserte Patientensicherheit; frühe Daten zeigen Reduktion der Infektionsraten. Interdisziplinärer Ansatz über Pflege, Ergotherapie, Wund- und Stomatologie-Spezialisierungen erwies sich in Alltagsroutinen praktisch anwendbar.</w:t>
       </w:r>
     </w:p>
     <w:p>
@@ -119,7 +119,7 @@
         <w:rPr>
           <w:sz w:val="19"/>
         </w:rPr>
-        <w:t>Sub-Sahara-Afrika, aber Programmlogik auf deutsche Kliniken unter Ressourcenbedingungen übertragbar</w:t>
+        <w:t>USA, Heimgesundheitswesen, Übertragbarkeit auf strukturelle ambulante Patientensicherheit</w:t>
       </w:r>
     </w:p>
     <w:p>
@@ -128,7 +128,7 @@
           <w:color w:val="5A7D3A"/>
           <w:sz w:val="18"/>
         </w:rPr>
-        <w:t>https://pubmed.ncbi.nlm.nih.gov/42697575/</w:t>
+        <w:t>https://pubmed.ncbi.nlm.nih.gov/42696361/</w:t>
       </w:r>
     </w:p>
     <w:p>
@@ -136,7 +136,7 @@
         <w:pStyle w:val="Heading2"/>
       </w:pPr>
       <w:r>
-        <w:t>DACC-beschichtete Verbände bei pädiatrischen polymikrobiellen Wundinfektionen überlegen</w:t>
+        <w:t>Chirurgische Wundinfektion nach Amputation: 10,9% Infektionsrate, Risikofaktoren identifiziert</w:t>
       </w:r>
     </w:p>
     <w:p>
@@ -146,12 +146,12 @@
           <w:color w:val="666666"/>
           <w:sz w:val="18"/>
         </w:rPr>
-        <w:t>Ciprandi G et al.  ·  J Wound Care  ·  02.09.2026  ·  PMID 42695643</w:t>
+        <w:t>SIMBA Collaborative Group  ·  BJS Open  ·  04.09.2026  ·  PMID 42695654</w:t>
       </w:r>
     </w:p>
     <w:p>
       <w:r>
-        <w:t>Retrospektive Vergleichsstudie an zwei italienischen Pädiatrie-Zentren: 240 pädiatrische Patienten (120 pro Gruppe) mit Wundinfektionen, behandelt mit DACC-beschichteten oder Silberhydrofiber-Verbänden; Messung von Infektionsauflösung, Fortschritt, Mikrobiologie und Toleranz.</w:t>
+        <w:t>Die SIMBA-Studie untersuchte prospektiv nosokomiale Infektionen nach großen Unterschenkelamputationen in 1314 Patienten aus 46 internationalen Zentren über 8 Monate mit 30-Tage-Nachverfolgung.</w:t>
       </w:r>
     </w:p>
     <w:p>
@@ -162,7 +162,7 @@
         <w:t xml:space="preserve">Ergebnis: </w:t>
       </w:r>
       <w:r>
-        <w:t>Infektionsauflösung: DACC 94,8 % vs. Silberhydrofiber 79,0 % (p=0,05). Keine Progression/Verschlechterung: DACC 4,2 % vs. 13,5 % (p=0,03) bzw. 2,5 % vs. 7,5 % (p=0,005). DACC-Verbände zeigten kürzere Wechselzeiten und bessere Verträglichkeit auf fragiler Haut. Häufig WHO-Prioritätserreger in Kulturen.</w:t>
+        <w:t>Infektionsrate 10,9% (135 von 1238), Wunddehiszenz 16,7% (204 von 1217). Unabhängige Risikofaktoren: niedrige glomeruläre Filtrationsrate, Herzerkrankung, verschmutzte/infizierte Wundklasse, Unterschenkelamputationen. Infektionen mit erhöhter Morbidität, Wunddehiszenz, Revisionsoperationen und verzögerter Entlassung assoziiert, aber nicht mit 30-Tage-Mortalität (7,0%).</w:t>
       </w:r>
     </w:p>
     <w:p>
@@ -177,7 +177,7 @@
         <w:rPr>
           <w:sz w:val="19"/>
         </w:rPr>
-        <w:t>Italien, deutschsprachiger Pädiatrie-Standard vergleichbar</w:t>
+        <w:t>UK/Europa, systematische Datenerfassung nach etablierten CDC-Kriterien</w:t>
       </w:r>
     </w:p>
     <w:p>
@@ -186,7 +186,7 @@
           <w:color w:val="5A7D3A"/>
           <w:sz w:val="18"/>
         </w:rPr>
-        <w:t>https://pubmed.ncbi.nlm.nih.gov/42695643/</w:t>
+        <w:t>https://pubmed.ncbi.nlm.nih.gov/42695654/</w:t>
       </w:r>
     </w:p>
     <w:p>
@@ -194,7 +194,7 @@
         <w:pStyle w:val="Heading2"/>
       </w:pPr>
       <w:r>
-        <w:t>PDCA-Bundel für Händehygiene senkt nosokomiale Infektionen um 38 Prozent</w:t>
+        <w:t>Medikamenteninduzierte Leberschäden: Lücke zwischen Suchtrends und Symptomwissen in Kasachstan</w:t>
       </w:r>
     </w:p>
     <w:p>
@@ -204,12 +204,12 @@
           <w:color w:val="666666"/>
           <w:sz w:val="18"/>
         </w:rPr>
-        <w:t>Tian F et al.  ·  J Vis Exp  ·  03.09.2026  ·  PMID 42695612</w:t>
+        <w:t>Saparbay J et al.  ·  Int J Environ Res Public Health  ·  14.08.2026  ·  PMID 42652369</w:t>
       </w:r>
     </w:p>
     <w:p>
       <w:r>
-        <w:t>Kontrollierte Vorher-Nachher-Studie in 16 Stationen eines chinesischen Krankenhauses: Acht Stationen erhielten ein Plan-Do-Check-Act-Paket zur Händehygiene-Governance, acht Kontrollabteilungen führten Routinemanagement durch; Messung über 12 Monate (6 Monate Prä-, 6 Monate Postintervention).</w:t>
+        <w:t>Infodemiology-Studie untersuchte Online-Suchverhalten zu medikamenteninduzierter Leberschädigung und hepatotoxischen Mitteln in Kasachstan 2021–2026 mittels Google-Trends-Daten und Mann-Kendall-Trendtest.</w:t>
       </w:r>
     </w:p>
     <w:p>
@@ -220,7 +220,7 @@
         <w:t xml:space="preserve">Ergebnis: </w:t>
       </w:r>
       <w:r>
-        <w:t>Händehygiene-Compliance stieg in der Interventionsgruppe von 66,2 % auf 83,2 %, in der Kontrollgruppe von 63,1 % auf 66,8 % (adjustierte Differenz-in-Differenzen-OR 2,38; 95%-KI 2,19–2,59; p&lt;0,001). Nosokomiale Infektionen sanken von 7,07 auf 4,37 pro 1.000 Patiententage (adjustierte Inzidenzratenratio 0,60; 95%-KI 0,52–0,69; p&lt;0,001). Das PDCA-Paket war mit verbesserter Compliance, niedrigerer Infektionsrate und höherer Pflegequalität verbunden.</w:t>
+        <w:t>20 von 21 Suchbegriffen mit signifikantem Trend (p &lt; 0,05). Diätetische Supplemente zeigten stärksten Anstiegstrend (S = +1.275, Z = +7,93, p &lt; 0,001). Allgemeiner Begriff ‚Leber' höchste Suchaktivität (mittlere RSV 84,30), spezifische DILI-Symptome (dunkler Urin, Hautjucken) minimal (1,28; 0,07). Starke positive Korrelation Paracetamol-Antibiotika-Suchen (rs = 0,812, p &lt; 0,001) zeigt Selbstmedikationsmuster.</w:t>
       </w:r>
     </w:p>
     <w:p>
@@ -235,7 +235,7 @@
         <w:rPr>
           <w:sz w:val="19"/>
         </w:rPr>
-        <w:t>China, aber Governance-Zyklus übertragbar auf deutsches Stations-QM</w:t>
+        <w:t>Zentralasien, neue Region, Identifikation Wissenlücke zur Prävention unerwünschter Arzneimittelwirkungen</w:t>
       </w:r>
     </w:p>
     <w:p>
@@ -244,7 +244,7 @@
           <w:color w:val="5A7D3A"/>
           <w:sz w:val="18"/>
         </w:rPr>
-        <w:t>https://pubmed.ncbi.nlm.nih.gov/42695612/</w:t>
+        <w:t>https://pubmed.ncbi.nlm.nih.gov/42652369/</w:t>
       </w:r>
     </w:p>
     <w:p>
@@ -252,7 +252,7 @@
         <w:pStyle w:val="Heading2"/>
       </w:pPr>
       <w:r>
-        <w:t>Antiseptika und Antibiotika beschichtete Katheter reduzieren zentrale Blutflussinfektionen</w:t>
+        <w:t>Geruchsreize verstärken Händehygiene in virtueller OP-Simulation um Faktor 2,7</w:t>
       </w:r>
     </w:p>
     <w:p>
@@ -262,12 +262,12 @@
           <w:color w:val="666666"/>
           <w:sz w:val="18"/>
         </w:rPr>
-        <w:t>Guirado-Vico AM et al.  ·  J Infus Nurs  ·  25.08.2026  ·  PMID 42695521</w:t>
+        <w:t>Junga A et al.  ·  JMIR Med Educ  ·  19.08.2026  ·  PMID 42617058</w:t>
       </w:r>
     </w:p>
     <w:p>
       <w:r>
-        <w:t>Systematische Übersicht nach PRISMA-Standards von randomisierten Studien 2012–2024 zu Wirksamkeit von Antiseptika und Antibiotika bei Prävention von CLABSI auf Intensivstationen.</w:t>
+        <w:t>Kontrollierte Studie an Universität Münster (Winter 2025/26) mit 95 Medizinstudierenden untersuchte Auswirkung realen Desinfektionsmittelgeruchs auf VR-Simulation auf Händehygiene-Compliance und Handschuhgebrauch.</w:t>
       </w:r>
     </w:p>
     <w:p>
@@ -278,7 +278,7 @@
         <w:t xml:space="preserve">Ergebnis: </w:t>
       </w:r>
       <w:r>
-        <w:t>13 hochwertige Studien (CASP-Score ≥6) eingeschlossen. Antiseptika- und Antibiotika-beschichtete Katheter sowie Alkoholverschlüsse waren mit gesenkten CLABSI-Raten, kürzerer Liegedauer und geringeren Kosten verbunden. Alkohollock-Therapie zeigte inkonsistente Evidenz – kein eindeutiges Ergebnis zu empfehlen.</w:t>
+        <w:t>Olfaktorische Intervention nahezu verdreifachte Quote Händedesinfektion (8/43 18,6% vs. 20/52 38,5%; absolute Risikodifferenz 19,9 Prozentpunkte; OR=2,73, 95%-KI 1,09–7,40; p=0,04; NNT=5). Kein signifikanter Unterschied Handschuhgebrauch (OR=1,44, 95%-KI 0,62–3,45; p=0,40).</w:t>
       </w:r>
     </w:p>
     <w:p>
@@ -293,7 +293,7 @@
         <w:rPr>
           <w:sz w:val="19"/>
         </w:rPr>
-        <w:t>USA/Kanada-Zentren, vergleichbare ICU-Standards, aber CLABSI-Definitionen und Kostenstrukturen unterscheiden sich</w:t>
+        <w:t>Deutschland, universitäre Medizinerausbildung, Behavioral-Simulation für Patientensicherheit</w:t>
       </w:r>
     </w:p>
     <w:p>
@@ -302,7 +302,7 @@
           <w:color w:val="5A7D3A"/>
           <w:sz w:val="18"/>
         </w:rPr>
-        <w:t>https://pubmed.ncbi.nlm.nih.gov/42695521/</w:t>
+        <w:t>https://pubmed.ncbi.nlm.nih.gov/42617058/</w:t>
       </w:r>
     </w:p>
     <w:p>
@@ -310,7 +310,7 @@
         <w:pStyle w:val="Heading2"/>
       </w:pPr>
       <w:r>
-        <w:t>ClearGuard-Katheter senkt Hemodialyse-assoziierte Blutflussinfektionen um 63 Prozent</w:t>
+        <w:t>Polypharmazie vor Demenz-Diagnose: Prävalenz potenziell problematischer Medikamente in Norwegen erfasst</w:t>
       </w:r>
     </w:p>
     <w:p>
@@ -320,12 +320,12 @@
           <w:color w:val="666666"/>
           <w:sz w:val="18"/>
         </w:rPr>
-        <w:t>Holder M et al.  ·  J Infus Nurs  ·  25.08.2026  ·  PMID 42695518</w:t>
+        <w:t>Kersten H et al.  ·  PLoS One  ·  18.08.2026  ·  PMID 42611931</w:t>
       </w:r>
     </w:p>
     <w:p>
       <w:r>
-        <w:t>Retrospektive Beobachtungsstudie an einem US-Krankenhaus: Vergleich von ClearGuard HD-Antimikrobiellen Barrier-Caps mit Standardverbindungen (Tego+Curos); Messung von CLABSI-Raten und Standardisiertem Infektionsratio (SIR); Kostenanalyse.</w:t>
+        <w:t>Registergestützte retrospektive Kohortenstudie zur Prävalenz von Polypharmazie und potenziell unangemessenen Medikamenten (einschließlich kognitiv problematischer) im Jahr vor Diagnose von MCI/Demenz, verknüpfung norwegischer Gesundheitsregister 2014–2024.</w:t>
       </w:r>
     </w:p>
     <w:p>
@@ -336,7 +336,7 @@
         <w:t xml:space="preserve">Ergebnis: </w:t>
       </w:r>
       <w:r>
-        <w:t>CLABSI-Rate sank von 1,91/Monat/Ort (95%-KI 0,91–4,00) auf 0,71/Monat/Ort (95%-KI 0,33–1,53) – 63 % Reduktion (95%-KI 46–74 %; p&lt;0,00005). SIR sank von 0,721 auf 0,310 (57 % Reduktion). Geschätzter jährlicher Kostensparnis: 1,6 Millionen Dollar. Klinisch signifikante Senkung ohne aufgearbeitete Nebenwirkungen.</w:t>
+        <w:t>Studienprotokoll (noch keine Ergebnisse), geplant: Verknüpfung Register der kognitiv Untersuchten mit Verschreibungsdaten und Komorbiditäten. Ziel: Prävalenz Polypharmazie und problematischer Medikamente bei diagnostizierter MCI/Demenz beschreiben, deprescribing-Interventionen informieren.</w:t>
       </w:r>
     </w:p>
     <w:p>
@@ -351,7 +351,7 @@
         <w:rPr>
           <w:sz w:val="19"/>
         </w:rPr>
-        <w:t>USA, aber CLABSI-Mechanismus und Kostenlogik unter deutschem DRG-System geprüft werden</w:t>
+        <w:t>Skandinavien (Norwegen), vergleichbares öffentliches Gesundheitssystem, nationale Registerintegration</w:t>
       </w:r>
     </w:p>
     <w:p>
@@ -360,7 +360,7 @@
           <w:color w:val="5A7D3A"/>
           <w:sz w:val="18"/>
         </w:rPr>
-        <w:t>https://pubmed.ncbi.nlm.nih.gov/42695518/</w:t>
+        <w:t>https://pubmed.ncbi.nlm.nih.gov/42611931/</w:t>
       </w:r>
     </w:p>
     <w:p>
@@ -368,7 +368,7 @@
         <w:pStyle w:val="Heading2"/>
       </w:pPr>
       <w:r>
-        <w:t>Frühe Natrium- und Urinausscheidungs-Trajektorien sagen Sepsis-Mortalität voraus</w:t>
+        <w:t>Masken senken nosokomiale Atemwegsinfektionen unabhängig von Transmissionsmodus am wirksamsten</w:t>
       </w:r>
     </w:p>
     <w:p>
@@ -378,12 +378,12 @@
           <w:color w:val="666666"/>
           <w:sz w:val="18"/>
         </w:rPr>
-        <w:t>Zhuo X et al.  ·  J Glob Health  ·  04.09.2026  ·  PMID 42695367</w:t>
+        <w:t>Gaufrès O et al.  ·  PLoS Comput Biol  ·  03.08.2026  ·  PMID 42546042</w:t>
       </w:r>
     </w:p>
     <w:p>
       <w:r>
-        <w:t>Retrospektive Kohortenstudie aus MIMIC-IV-Datenbank: 7.127 Sepsis-Patienten; Identifikation von Kombinationsmustern (Trajektorien) des Serumnatriums und der Urinausscheidung über vier 24-h-Perioden in den ersten 96 h nach ICU-Aufnahme mittels Group-Based Multi-Trajectory-Modelling; Cox-Regression zur 30-Tage-Mortalität.</w:t>
+        <w:t>Agent-basiertes stochastisches Modell respiratorischer Erreger-Transmission auf Intensivstationen verband empirische Kontaktdaten aus zwei französischen ICUs mit Simulationen kurz- und langstrecken-Transmission, um Interventionsstrategien zu vergleichen.</w:t>
       </w:r>
     </w:p>
     <w:p>
@@ -394,7 +394,7 @@
         <w:t xml:space="preserve">Ergebnis: </w:t>
       </w:r>
       <w:r>
-        <w:t>Fünf Trajektorien-Subtypen identifiziert. Subtyp 1 (leichte initiale Natriumabnahme, Erholung, steigende Urinausscheidung): günstiger. Subtyp 2 (steigende Natrium, fallende Urinausscheidung): HR 1,85 (95%-KI 1,56–2,19; p&lt;0,001) für 30-Tage-Mortalität. Subtypen 4 und 5 auch erhöhtes Risiko (HR 1,31 bzw. 1,53). Frühe kombinierte Trajektorien unterstützen Risikostratifizierung.</w:t>
+        <w:t>Universelles Maskentragen emergierte als wirksamste Strategie für beide Transmissionswege. Mit Lüftung in patientenzugänglichen Räumen konnten Masken mit begrenztem Wirkungsverlust reduziert werden. Interventionen für Beschäftigte (z. B. Lüftung nicht für Patienten zugänglich) senken indirekt Inzidenz bei Patienten stärker, wenn kombiniert mit gelockerten Maskenmaßnahmen.</w:t>
       </w:r>
     </w:p>
     <w:p>
@@ -409,7 +409,7 @@
         <w:rPr>
           <w:sz w:val="19"/>
         </w:rPr>
-        <w:t>USA-Datenbank, aber physiologische Mechanismen universell, nur Outcome-Definition anpassen</w:t>
+        <w:t>Frankreich, französische ICU-Struktur, Modellvalidierung mit Felddaten</w:t>
       </w:r>
     </w:p>
     <w:p>
@@ -418,7 +418,7 @@
           <w:color w:val="5A7D3A"/>
           <w:sz w:val="18"/>
         </w:rPr>
-        <w:t>https://pubmed.ncbi.nlm.nih.gov/42695367/</w:t>
+        <w:t>https://pubmed.ncbi.nlm.nih.gov/42546042/</w:t>
       </w:r>
     </w:p>
     <w:p>
@@ -426,7 +426,7 @@
         <w:pStyle w:val="Heading2"/>
       </w:pPr>
       <w:r>
-        <w:t>FDG-PET/CT identifiziert infektiöse Herde bei 66,7 % der Sepsis mit negativen Blutkulturen</w:t>
+        <w:t>Piperacillin-Tazobactam-Resistenz und Mortalität: keine signifikante Assoziation nach Risikoanpassung</w:t>
       </w:r>
     </w:p>
     <w:p>
@@ -436,12 +436,12 @@
           <w:color w:val="666666"/>
           <w:sz w:val="18"/>
         </w:rPr>
-        <w:t>Kampe K et al.  ·  Crit Care Explor  ·  01.09.2026  ·  PMID 42640615</w:t>
+        <w:t>Tusch E et al.  ·  JAMA Netw Open  ·  01.07.2026  ·  PMID 42485042</w:t>
       </w:r>
     </w:p>
     <w:p>
       <w:r>
-        <w:t>Retrospektive Kohortenstudie an einer deutschen Uniklinik (Hamburg): 108 FDG-PET/CT-Untersuchungen bei 103 septischen Patienten mit ungeklärter Infektionsquelle trotz Mikrobiologie, Ultraschall und konventioneller Schnittbildgebung; Messung von Sensitivität, Spezifität und klinischen Konsequenzen.</w:t>
+        <w:t>Dänische nationale Registeranalyse von 34.379 Patienten mit E. coli oder K. pneumoniae Bacteriämie, Vergleich TZP-resistent vs. -empfindlich für 30-Tage-Mortalität.</w:t>
       </w:r>
     </w:p>
     <w:p>
@@ -452,7 +452,7 @@
         <w:t xml:space="preserve">Ergebnis: </w:t>
       </w:r>
       <w:r>
-        <w:t>FDG-PET/CT detektierte bestätigte infektiöse Herde in 72/108 Scans (66,7 %); Sensitivität 98,6 % (95%-KI 96,0–100,0), Spezifität 77,1 % (95%-KI 63,2–91,1). 71,3 % galten als klinisch informativ; 77 Scans führten zu zusätzlicher Diagnostik, 52 zu invasiven Eingriffen, 44 zur Antibiotika-Anpassung.</w:t>
+        <w:t>E. coli: 5,9% TZP-resistent (1689/28.649), K. pneumoniae: 9,5% TZP-resistent (597/6314). Rohe HR E. coli 1,22 (95%-KI 1,08–1,38), K. pneumoniae 1,27 (95%-KI 1,05–1,52). Nach Anpassung auf Baseline-Risikofaktoren kein signifikanter Unterschied: E. coli aHR 1,09 (95%-KI 0,94–1,27), K. pneumoniae aHR 1,15 (95%-KI 0,94–1,41).</w:t>
       </w:r>
     </w:p>
     <w:p>
@@ -467,7 +467,7 @@
         <w:rPr>
           <w:sz w:val="19"/>
         </w:rPr>
-        <w:t>Deutschland, deutsche Universitätsklinik, ICU-Infrastruktur direktübertragbar</w:t>
+        <w:t>Skandinavien (Dänemark), vergleichbares öffentliches Gesundheitssystem, nationale Vollzählung</w:t>
       </w:r>
     </w:p>
     <w:p>
@@ -476,7 +476,7 @@
           <w:color w:val="5A7D3A"/>
           <w:sz w:val="18"/>
         </w:rPr>
-        <w:t>https://pubmed.ncbi.nlm.nih.gov/42640615/</w:t>
+        <w:t>https://pubmed.ncbi.nlm.nih.gov/42485042/</w:t>
       </w:r>
     </w:p>
     <w:sectPr>

--- a/download/studien-aktuell.docx
+++ b/download/studien-aktuell.docx
@@ -62,7 +62,7 @@
           <w:color w:val="666666"/>
           <w:sz w:val="18"/>
         </w:rPr>
-        <w:t>Stand: 06.09.2026  |  7 Studien  |  safety.m-vf.de</w:t>
+        <w:t>Stand: 07.09.2026  |  6 Studien  |  safety.m-vf.de</w:t>
       </w:r>
     </w:p>
     <w:p>
@@ -70,7 +70,7 @@
         <w:pStyle w:val="Heading1"/>
       </w:pPr>
       <w:r>
-        <w:t>Aufgenommen am 06.09.2026</w:t>
+        <w:t>Aufgenommen am 07.09.2026</w:t>
       </w:r>
     </w:p>
     <w:p>
@@ -78,7 +78,7 @@
         <w:pStyle w:val="Heading2"/>
       </w:pPr>
       <w:r>
-        <w:t>Interdisziplinäres Schulungsprogramm senkt Harnwegsinfektionen in Heimpflege durch strukturierte Prävention</w:t>
+        <w:t>Antibiotic Stewardship in Lombardy: Access-Watch-Reserve Quoten bleiben unter WHO-Ziel</w:t>
       </w:r>
     </w:p>
     <w:p>
@@ -88,12 +88,12 @@
           <w:color w:val="666666"/>
           <w:sz w:val="18"/>
         </w:rPr>
-        <w:t>Hagan C et al.  ·  Home Healthc Now  ·  04.09.2026  ·  PMID 42696361</w:t>
+        <w:t>Augello M et al.  ·  J Antimicrob Chemother  ·  01.09.2026  ·  PMID 42702569</w:t>
       </w:r>
     </w:p>
     <w:p>
       <w:r>
-        <w:t>Programmevaluation einer Fortbildungs-Intervention über Katheterpflege, Händehygiene und Infektionserkennung für Heimpflegefachkräfte mit vorher-nachher Vergleich Infektionsraten.</w:t>
+        <w:t>Regionale administrative Daten zum stationären Antibiotikahaubrauch in der Lombardei 2017–2024, stratifiziert nach Stationstyp und Pandemie-Phasen.</w:t>
       </w:r>
     </w:p>
     <w:p>
@@ -104,7 +104,7 @@
         <w:t xml:space="preserve">Ergebnis: </w:t>
       </w:r>
       <w:r>
-        <w:t>Vorläufige Ergebnisse berichten verbesserte Wissensvermittlung bei Personal und verbesserte Patientensicherheit; frühe Daten zeigen Reduktion der Infektionsraten. Interdisziplinärer Ansatz über Pflege, Ergotherapie, Wund- und Stomatologie-Spezialisierungen erwies sich in Alltagsroutinen praktisch anwendbar.</w:t>
+        <w:t>Trotz Anstieg von Access-Antibiotika erreichte die Region die WHO-Zielquote (≥60%) nicht; Watch-Antibiotika nahmen ab, Reserve-Antibiotika stiegen besorgniserregend an (p&lt;0,05). Systemische Lücke in der Antibiotikaauswahl als Versorgungsproblem.</w:t>
       </w:r>
     </w:p>
     <w:p>
@@ -119,7 +119,7 @@
         <w:rPr>
           <w:sz w:val="19"/>
         </w:rPr>
-        <w:t>USA, Heimgesundheitswesen, Übertragbarkeit auf strukturelle ambulante Patientensicherheit</w:t>
+        <w:t>Italien, vergleichbare EU-Dokumentationspflichten, systematisch untersuchte Fehlerquelle</w:t>
       </w:r>
     </w:p>
     <w:p>
@@ -128,7 +128,7 @@
           <w:color w:val="5A7D3A"/>
           <w:sz w:val="18"/>
         </w:rPr>
-        <w:t>https://pubmed.ncbi.nlm.nih.gov/42696361/</w:t>
+        <w:t>https://pubmed.ncbi.nlm.nih.gov/42702569/</w:t>
       </w:r>
     </w:p>
     <w:p>
@@ -136,7 +136,7 @@
         <w:pStyle w:val="Heading2"/>
       </w:pPr>
       <w:r>
-        <w:t>Chirurgische Wundinfektion nach Amputation: 10,9% Infektionsrate, Risikofaktoren identifiziert</w:t>
+        <w:t>Klinischer Pharmazeut senkt Antibiotika-Dosierungsfehler bei Bacteriämie um Sechsfaches</w:t>
       </w:r>
     </w:p>
     <w:p>
@@ -146,12 +146,12 @@
           <w:color w:val="666666"/>
           <w:sz w:val="18"/>
         </w:rPr>
-        <w:t>SIMBA Collaborative Group  ·  BJS Open  ·  04.09.2026  ·  PMID 42695654</w:t>
+        <w:t>Givon Cohen Y et al.  ·  Isr Med Assoc J  ·  Sept. 2026  ·  PMID 42701840</w:t>
       </w:r>
     </w:p>
     <w:p>
       <w:r>
-        <w:t>Die SIMBA-Studie untersuchte prospektiv nosokomiale Infektionen nach großen Unterschenkelamputationen in 1314 Patienten aus 46 internationalen Zentren über 8 Monate mit 30-Tage-Nachverfolgung.</w:t>
+        <w:t>Vorher-Nachher-Studie: 170 Patienten mit Bacteriämie unter Pharmazeuten-Intervention (Juli 2018–Juni 2019) vs. 173 Kontrollen; Outcome: Angemessenheit von Antibiotikaauswahl und Dosierung.</w:t>
       </w:r>
     </w:p>
     <w:p>
@@ -162,7 +162,7 @@
         <w:t xml:space="preserve">Ergebnis: </w:t>
       </w:r>
       <w:r>
-        <w:t>Infektionsrate 10,9% (135 von 1238), Wunddehiszenz 16,7% (204 von 1217). Unabhängige Risikofaktoren: niedrige glomeruläre Filtrationsrate, Herzerkrankung, verschmutzte/infizierte Wundklasse, Unterschenkelamputationen. Infektionen mit erhöhter Morbidität, Wunddehiszenz, Revisionsoperationen und verzögerter Entlassung assoziiert, aber nicht mit 30-Tage-Mortalität (7,0%).</w:t>
+        <w:t>Angepasste Dosierung stieg von 91,3% auf 97,6% (p=0,011); pathogengerechte Auswahl von 95,4% auf 100% (p=0,007). Odds Ratio für angemessene Behandlung 5,00 (95%-KI 1,64–15,25). 7-Tage-Rezidiv sank von 8,7% auf 2,4% (p=0,010).</w:t>
       </w:r>
     </w:p>
     <w:p>
@@ -177,7 +177,7 @@
         <w:rPr>
           <w:sz w:val="19"/>
         </w:rPr>
-        <w:t>UK/Europa, systematische Datenerfassung nach etablierten CDC-Kriterien</w:t>
+        <w:t>Israel, sozialversichertes Gesundheitssystem, Antibiotic-Stewardship-Modell funktioniert</w:t>
       </w:r>
     </w:p>
     <w:p>
@@ -186,7 +186,7 @@
           <w:color w:val="5A7D3A"/>
           <w:sz w:val="18"/>
         </w:rPr>
-        <w:t>https://pubmed.ncbi.nlm.nih.gov/42695654/</w:t>
+        <w:t>https://pubmed.ncbi.nlm.nih.gov/42701840/</w:t>
       </w:r>
     </w:p>
     <w:p>
@@ -194,7 +194,7 @@
         <w:pStyle w:val="Heading2"/>
       </w:pPr>
       <w:r>
-        <w:t>Medikamenteninduzierte Leberschäden: Lücke zwischen Suchtrends und Symptomwissen in Kasachstan</w:t>
+        <w:t>Organisationale Bindung stärkt Infektionsprävention über Arbeitszufriedenheit</w:t>
       </w:r>
     </w:p>
     <w:p>
@@ -204,12 +204,12 @@
           <w:color w:val="666666"/>
           <w:sz w:val="18"/>
         </w:rPr>
-        <w:t>Saparbay J et al.  ·  Int J Environ Res Public Health  ·  14.08.2026  ·  PMID 42652369</w:t>
+        <w:t>Wang L et al.  ·  Front Public Health  ·  21.08.2026  ·  PMID 42698679</w:t>
       </w:r>
     </w:p>
     <w:p>
       <w:r>
-        <w:t>Infodemiology-Studie untersuchte Online-Suchverhalten zu medikamenteninduzierter Leberschädigung und hepatotoxischen Mitteln in Kasachstan 2021–2026 mittels Google-Trends-Daten und Mann-Kendall-Trendtest.</w:t>
+        <w:t>Querschnittsstudie mit 394 Fachkräften der Infektionsprävention aus 231 Krankenhäusern in Hubei, China; Strukturgleichungsmodell zur Untersuchung von organisationaler Bindung, Arbeitszufriedenheit und Umsetzung von Hygienemaßnahmen.</w:t>
       </w:r>
     </w:p>
     <w:p>
@@ -220,7 +220,7 @@
         <w:t xml:space="preserve">Ergebnis: </w:t>
       </w:r>
       <w:r>
-        <w:t>20 von 21 Suchbegriffen mit signifikantem Trend (p &lt; 0,05). Diätetische Supplemente zeigten stärksten Anstiegstrend (S = +1.275, Z = +7,93, p &lt; 0,001). Allgemeiner Begriff ‚Leber' höchste Suchaktivität (mittlere RSV 84,30), spezifische DILI-Symptome (dunkler Urin, Hautjucken) minimal (1,28; 0,07). Starke positive Korrelation Paracetamol-Antibiotika-Suchen (rs = 0,812, p &lt; 0,001) zeigt Selbstmedikationsmuster.</w:t>
+        <w:t>Organisationale Bindung wirkte positiv auf Hygiene-Umsetzung (β=0,556, p&lt;0,001). Arbeitszufriedenheit mediierte die Assoziation (β=0,193, 95%-KI 0,094–0,295) und erklärte 25,78% der Gesamtwirkung. Strukturelle Faktoren sind modifizierbar.</w:t>
       </w:r>
     </w:p>
     <w:p>
@@ -235,7 +235,7 @@
         <w:rPr>
           <w:sz w:val="19"/>
         </w:rPr>
-        <w:t>Zentralasien, neue Region, Identifikation Wissenlücke zur Prävention unerwünschter Arzneimittelwirkungen</w:t>
+        <w:t>China, kulturelles Umfeld unterschiedlich, aber Mechanismus der Mitarbeiterbindung für Prävention übergreifend</w:t>
       </w:r>
     </w:p>
     <w:p>
@@ -244,7 +244,7 @@
           <w:color w:val="5A7D3A"/>
           <w:sz w:val="18"/>
         </w:rPr>
-        <w:t>https://pubmed.ncbi.nlm.nih.gov/42652369/</w:t>
+        <w:t>https://pubmed.ncbi.nlm.nih.gov/42698679/</w:t>
       </w:r>
     </w:p>
     <w:p>
@@ -252,7 +252,7 @@
         <w:pStyle w:val="Heading2"/>
       </w:pPr>
       <w:r>
-        <w:t>Geruchsreize verstärken Händehygiene in virtueller OP-Simulation um Faktor 2,7</w:t>
+        <w:t>Sepsis-Schockbehandlung: von starren Algorithmen zu Perfusions-gesteuerter Individualisierung</w:t>
       </w:r>
     </w:p>
     <w:p>
@@ -262,12 +262,12 @@
           <w:color w:val="666666"/>
           <w:sz w:val="18"/>
         </w:rPr>
-        <w:t>Junga A et al.  ·  JMIR Med Educ  ·  19.08.2026  ·  PMID 42617058</w:t>
+        <w:t>Hernandez G et al.  ·  Crit Care  ·  21.07.2026  ·  PMID 42482139</w:t>
       </w:r>
     </w:p>
     <w:p>
       <w:r>
-        <w:t>Kontrollierte Studie an Universität Münster (Winter 2025/26) mit 95 Medizinstudierenden untersuchte Auswirkung realen Desinfektionsmittelgeruchs auf VR-Simulation auf Händehygiene-Compliance und Handschuhgebrauch.</w:t>
+        <w:t>Konzeptionelle Übersicht von 25 Jahren Resuscitations-Studien (EGDT bis ANDROMEDA-SHOCK-2); Analyse, wie Proteure Schockmanagement sich von fixen Zielen zu Phänotypisierung verschob.</w:t>
       </w:r>
     </w:p>
     <w:p>
@@ -278,7 +278,7 @@
         <w:t xml:space="preserve">Ergebnis: </w:t>
       </w:r>
       <w:r>
-        <w:t>Olfaktorische Intervention nahezu verdreifachte Quote Händedesinfektion (8/43 18,6% vs. 20/52 38,5%; absolute Risikodifferenz 19,9 Prozentpunkte; OR=2,73, 95%-KI 1,09–7,40; p=0,04; NNT=5). Kein signifikanter Unterschied Handschuhgebrauch (OR=1,44, 95%-KI 0,62–3,45; p=0,40).</w:t>
+        <w:t>Frühe zielgerichtete Therapie (EGDT) nicht reproduzierbar in Multizentern. ANDROMEDA-SHOCK zeigte Vorteil von Kapillarfüllungszeit; ANDROMEDA-SHOCK-2 integrierte Phänotypisierung, reversible Tests und serielle Neubewertung mit potenziellen Verbesserungen.</w:t>
       </w:r>
     </w:p>
     <w:p>
@@ -293,7 +293,7 @@
         <w:rPr>
           <w:sz w:val="19"/>
         </w:rPr>
-        <w:t>Deutschland, universitäre Medizinerausbildung, Behavioral-Simulation für Patientensicherheit</w:t>
+        <w:t>Internationale Autoren, deutsches Zentrum vertreten; sepsis-spezifischer Evidenzsynthese</w:t>
       </w:r>
     </w:p>
     <w:p>
@@ -302,7 +302,7 @@
           <w:color w:val="5A7D3A"/>
           <w:sz w:val="18"/>
         </w:rPr>
-        <w:t>https://pubmed.ncbi.nlm.nih.gov/42617058/</w:t>
+        <w:t>https://pubmed.ncbi.nlm.nih.gov/42482139/</w:t>
       </w:r>
     </w:p>
     <w:p>
@@ -310,7 +310,7 @@
         <w:pStyle w:val="Heading2"/>
       </w:pPr>
       <w:r>
-        <w:t>Polypharmazie vor Demenz-Diagnose: Prävalenz potenziell problematischer Medikamente in Norwegen erfasst</w:t>
+        <w:t>MR-Sicherheit beim Intensiv-Transport: Qualitative Studie zeigt Lücken in Praxis vs. Protokoll</w:t>
       </w:r>
     </w:p>
     <w:p>
@@ -320,12 +320,12 @@
           <w:color w:val="666666"/>
           <w:sz w:val="18"/>
         </w:rPr>
-        <w:t>Kersten H et al.  ·  PLoS One  ·  18.08.2026  ·  PMID 42611931</w:t>
+        <w:t>Martins MP et al.  ·  Radiography (Lond)  ·  20.07.2026  ·  PMID 42480422</w:t>
       </w:r>
     </w:p>
     <w:p>
       <w:r>
-        <w:t>Registergestützte retrospektive Kohortenstudie zur Prävalenz von Polypharmazie und potenziell unangemessenen Medikamenten (einschließlich kognitiv problematischer) im Jahr vor Diagnose von MCI/Demenz, verknüpfung norwegischer Gesundheitsregister 2014–2024.</w:t>
+        <w:t>Ethnographische Beobachtungsstudie bei 14 Intrahospital-Transporten kritisch Kranker zur MR-Bildgebung in Schweden und Portugal; Fokus auf Sicherheits-Praktiken im Alltag.</w:t>
       </w:r>
     </w:p>
     <w:p>
@@ -336,7 +336,7 @@
         <w:t xml:space="preserve">Ergebnis: </w:t>
       </w:r>
       <w:r>
-        <w:t>Studienprotokoll (noch keine Ergebnisse), geplant: Verknüpfung Register der kognitiv Untersuchten mit Verschreibungsdaten und Komorbiditäten. Ziel: Prävalenz Polypharmazie und problematischer Medikamente bei diagnostizierter MCI/Demenz beschreiben, deprescribing-Interventionen informieren.</w:t>
+        <w:t>Sicherheit entstand durch dynamische Koordination von Checklisten, Zeit-out-Verfahren und räumlicher Anpassung – nicht durch Protokoll allein. Lücken entstanden bei unzureichender Kommunikation und unvollständiger Dokumentation zu Implantaten. Radiographen waren zentrale Koordinatoren.</w:t>
       </w:r>
     </w:p>
     <w:p>
@@ -351,7 +351,7 @@
         <w:rPr>
           <w:sz w:val="19"/>
         </w:rPr>
-        <w:t>Skandinavien (Norwegen), vergleichbares öffentliches Gesundheitssystem, nationale Registerintegration</w:t>
+        <w:t>Schweden und Portugal, europäische Klinikpraxis; qualitatives Sicherheitsmodell generalisierbar</w:t>
       </w:r>
     </w:p>
     <w:p>
@@ -360,7 +360,7 @@
           <w:color w:val="5A7D3A"/>
           <w:sz w:val="18"/>
         </w:rPr>
-        <w:t>https://pubmed.ncbi.nlm.nih.gov/42611931/</w:t>
+        <w:t>https://pubmed.ncbi.nlm.nih.gov/42480422/</w:t>
       </w:r>
     </w:p>
     <w:p>
@@ -368,7 +368,7 @@
         <w:pStyle w:val="Heading2"/>
       </w:pPr>
       <w:r>
-        <w:t>Masken senken nosokomiale Atemwegsinfektionen unabhängig von Transmissionsmodus am wirksamsten</w:t>
+        <w:t>Pseudomonas-aeruginosa-Persistence in Klinikwasser: acht Jahre Langzeitüberwachung</w:t>
       </w:r>
     </w:p>
     <w:p>
@@ -378,12 +378,12 @@
           <w:color w:val="666666"/>
           <w:sz w:val="18"/>
         </w:rPr>
-        <w:t>Gaufrès O et al.  ·  PLoS Comput Biol  ·  03.08.2026  ·  PMID 42546042</w:t>
+        <w:t>Sheth E et al.  ·  J Hosp Infect  ·  21.07.2026  ·  PMID 42476193</w:t>
       </w:r>
     </w:p>
     <w:p>
       <w:r>
-        <w:t>Agent-basiertes stochastisches Modell respiratorischer Erreger-Transmission auf Intensivstationen verband empirische Kontaktdaten aus zwei französischen ICUs mit Simulationen kurz- und langstrecken-Transmission, um Interventionsstrategien zu vergleichen.</w:t>
+        <w:t>Retrospektive Analyse von 404 klinischen und Umgebungsisolaten mittels VNTR-Genotypisierung; Vergleich genetisch identischer Stämme aus Wasser und Patientenblut über Jahre.</w:t>
       </w:r>
     </w:p>
     <w:p>
@@ -394,7 +394,7 @@
         <w:t xml:space="preserve">Ergebnis: </w:t>
       </w:r>
       <w:r>
-        <w:t>Universelles Maskentragen emergierte als wirksamste Strategie für beide Transmissionswege. Mit Lüftung in patientenzugänglichen Räumen konnten Masken mit begrenztem Wirkungsverlust reduziert werden. Interventionen für Beschäftigte (z. B. Lüftung nicht für Patienten zugänglich) senken indirekt Inzidenz bei Patienten stärker, wenn kombiniert mit gelockerten Maskenmaßnahmen.</w:t>
+        <w:t>56 VNTR-Cluster identifiziert; 39 Cluster zeigten Persistenz über ein bis über acht Jahre. Umgebungsisolate voraus: neun Cluster zeigten Wasser-zu-Patient-Transmission. Ein Cluster (n=20) über acht Jahre mit 17 Umgebungs-, ein invasives und zwei nicht-invasive Isolate.</w:t>
       </w:r>
     </w:p>
     <w:p>
@@ -409,7 +409,7 @@
         <w:rPr>
           <w:sz w:val="19"/>
         </w:rPr>
-        <w:t>Frankreich, französische ICU-Struktur, Modellvalidierung mit Felddaten</w:t>
+        <w:t>England, NHS-Zentrum, Besorgnis um nosokomiale Infektionen ist direkt übertragbar</w:t>
       </w:r>
     </w:p>
     <w:p>
@@ -418,65 +418,7 @@
           <w:color w:val="5A7D3A"/>
           <w:sz w:val="18"/>
         </w:rPr>
-        <w:t>https://pubmed.ncbi.nlm.nih.gov/42546042/</w:t>
-      </w:r>
-    </w:p>
-    <w:p>
-      <w:pPr>
-        <w:pStyle w:val="Heading2"/>
-      </w:pPr>
-      <w:r>
-        <w:t>Piperacillin-Tazobactam-Resistenz und Mortalität: keine signifikante Assoziation nach Risikoanpassung</w:t>
-      </w:r>
-    </w:p>
-    <w:p>
-      <w:r>
-        <w:rPr>
-          <w:i/>
-          <w:color w:val="666666"/>
-          <w:sz w:val="18"/>
-        </w:rPr>
-        <w:t>Tusch E et al.  ·  JAMA Netw Open  ·  01.07.2026  ·  PMID 42485042</w:t>
-      </w:r>
-    </w:p>
-    <w:p>
-      <w:r>
-        <w:t>Dänische nationale Registeranalyse von 34.379 Patienten mit E. coli oder K. pneumoniae Bacteriämie, Vergleich TZP-resistent vs. -empfindlich für 30-Tage-Mortalität.</w:t>
-      </w:r>
-    </w:p>
-    <w:p>
-      <w:r>
-        <w:rPr>
-          <w:b/>
-        </w:rPr>
-        <w:t xml:space="preserve">Ergebnis: </w:t>
-      </w:r>
-      <w:r>
-        <w:t>E. coli: 5,9% TZP-resistent (1689/28.649), K. pneumoniae: 9,5% TZP-resistent (597/6314). Rohe HR E. coli 1,22 (95%-KI 1,08–1,38), K. pneumoniae 1,27 (95%-KI 1,05–1,52). Nach Anpassung auf Baseline-Risikofaktoren kein signifikanter Unterschied: E. coli aHR 1,09 (95%-KI 0,94–1,27), K. pneumoniae aHR 1,15 (95%-KI 0,94–1,41).</w:t>
-      </w:r>
-    </w:p>
-    <w:p>
-      <w:r>
-        <w:rPr>
-          <w:b/>
-          <w:sz w:val="19"/>
-        </w:rPr>
-        <w:t xml:space="preserve">Übertragbarkeit: </w:t>
-      </w:r>
-      <w:r>
-        <w:rPr>
-          <w:sz w:val="19"/>
-        </w:rPr>
-        <w:t>Skandinavien (Dänemark), vergleichbares öffentliches Gesundheitssystem, nationale Vollzählung</w:t>
-      </w:r>
-    </w:p>
-    <w:p>
-      <w:r>
-        <w:rPr>
-          <w:color w:val="5A7D3A"/>
-          <w:sz w:val="18"/>
-        </w:rPr>
-        <w:t>https://pubmed.ncbi.nlm.nih.gov/42485042/</w:t>
+        <w:t>https://pubmed.ncbi.nlm.nih.gov/42476193/</w:t>
       </w:r>
     </w:p>
     <w:sectPr>

--- a/download/studien-aktuell.docx
+++ b/download/studien-aktuell.docx
@@ -62,7 +62,7 @@
           <w:color w:val="666666"/>
           <w:sz w:val="18"/>
         </w:rPr>
-        <w:t>Stand: 07.09.2026  |  6 Studien  |  safety.m-vf.de</w:t>
+        <w:t>Stand: 08.09.2026  |  6 Studien  |  safety.m-vf.de</w:t>
       </w:r>
     </w:p>
     <w:p>
@@ -70,7 +70,7 @@
         <w:pStyle w:val="Heading1"/>
       </w:pPr>
       <w:r>
-        <w:t>Aufgenommen am 07.09.2026</w:t>
+        <w:t>Aufgenommen am 08.09.2026</w:t>
       </w:r>
     </w:p>
     <w:p>
@@ -78,7 +78,7 @@
         <w:pStyle w:val="Heading2"/>
       </w:pPr>
       <w:r>
-        <w:t>Antibiotic Stewardship in Lombardy: Access-Watch-Reserve Quoten bleiben unter WHO-Ziel</w:t>
+        <w:t>Prospektive Verschreibungsprüfung senkte irrationale Verordnungen um 1,56 Prozentpunkte; Intervention mit Modus bestimmt Erfolg</w:t>
       </w:r>
     </w:p>
     <w:p>
@@ -88,12 +88,12 @@
           <w:color w:val="666666"/>
           <w:sz w:val="18"/>
         </w:rPr>
-        <w:t>Augello M et al.  ·  J Antimicrob Chemother  ·  01.09.2026  ·  PMID 42702569</w:t>
+        <w:t>Tang F et al.  ·  JMIR Form Res  ·  27.08.2026  ·  PMID 42704205</w:t>
       </w:r>
     </w:p>
     <w:p>
       <w:r>
-        <w:t>Regionale administrative Daten zum stationären Antibiotikahaubrauch in der Lombardei 2017–2024, stratifiziert nach Stationstyp und Pandemie-Phasen.</w:t>
+        <w:t>Retrospektive Kohortenstudie an Augenklinik in Shanghai mit 2.559.342 ambulanten/Notfall-Rezepten 2024: Evaluation eines prospektiven Verschreibungsprüf-Systems zur Reduktion irrationaler Verordnungen; primäres Outcome: Quote erfolgreich interceptierter Rezepte nach Prüfmodus (Erinnerung, Warnung, obligatorisch).</w:t>
       </w:r>
     </w:p>
     <w:p>
@@ -104,7 +104,7 @@
         <w:t xml:space="preserve">Ergebnis: </w:t>
       </w:r>
       <w:r>
-        <w:t>Trotz Anstieg von Access-Antibiotika erreichte die Region die WHO-Zielquote (≥60%) nicht; Watch-Antibiotika nahmen ab, Reserve-Antibiotika stiegen besorgniserregend an (p&lt;0,05). Systemische Lücke in der Antibiotikaauswahl als Versorgungsproblem.</w:t>
+        <w:t>Gesamt-Interceptionsquote 32,99 % (40.877/123.914 irrationaler Rezepte). Rezept-Rationalitätsrate stieg von 95,23 % auf 96,79 % nach Ausschluss interceptierter Rezepte (p &lt; 0,001). Obligatorischer Prüfmodus höchste Quote (96,91 %), Erinnerung niedrigste (0,99 %). Pharmakisten-Mitarbeit steigerte Erfolg auf 85,63 %.</w:t>
       </w:r>
     </w:p>
     <w:p>
@@ -119,7 +119,7 @@
         <w:rPr>
           <w:sz w:val="19"/>
         </w:rPr>
-        <w:t>Italien, vergleichbare EU-Dokumentationspflichten, systematisch untersuchte Fehlerquelle</w:t>
+        <w:t>China, aber Designprinzip (prospektive Überprüfung vor Dispensierung) auch im deutschen Apotheken-Standard etabliert</w:t>
       </w:r>
     </w:p>
     <w:p>
@@ -128,7 +128,7 @@
           <w:color w:val="5A7D3A"/>
           <w:sz w:val="18"/>
         </w:rPr>
-        <w:t>https://pubmed.ncbi.nlm.nih.gov/42702569/</w:t>
+        <w:t>https://pubmed.ncbi.nlm.nih.gov/42704205/</w:t>
       </w:r>
     </w:p>
     <w:p>
@@ -136,7 +136,7 @@
         <w:pStyle w:val="Heading2"/>
       </w:pPr>
       <w:r>
-        <w:t>Klinischer Pharmazeut senkt Antibiotika-Dosierungsfehler bei Bacteriämie um Sechsfaches</w:t>
+        <w:t>Frühere Knie- und Schulter-Arthroskopie erhöhen Infektionsrisiko nach Endoprothese, Hüfte nicht</w:t>
       </w:r>
     </w:p>
     <w:p>
@@ -146,12 +146,12 @@
           <w:color w:val="666666"/>
           <w:sz w:val="18"/>
         </w:rPr>
-        <w:t>Givon Cohen Y et al.  ·  Isr Med Assoc J  ·  Sept. 2026  ·  PMID 42701840</w:t>
+        <w:t>Liu H et al.  ·  J Invest Surg  ·  07.09.2026  ·  PMID 42704073</w:t>
       </w:r>
     </w:p>
     <w:p>
       <w:r>
-        <w:t>Vorher-Nachher-Studie: 170 Patienten mit Bacteriämie unter Pharmazeuten-Intervention (Juli 2018–Juni 2019) vs. 173 Kontrollen; Outcome: Angemessenheit von Antibiotikaauswahl und Dosierung.</w:t>
+        <w:t>Meta-Analyse von 31 Beobachtungsstudien: Odds Ratios für nosokomiale Infektionen nach Knie-, Hüft- und Schulter-Endoprothesen in Abhängigkeit von vorausgegangener Arthroskopie desselben oder anderer Gelenke.</w:t>
       </w:r>
     </w:p>
     <w:p>
@@ -162,7 +162,7 @@
         <w:t xml:space="preserve">Ergebnis: </w:t>
       </w:r>
       <w:r>
-        <w:t>Angepasste Dosierung stieg von 91,3% auf 97,6% (p=0,011); pathogengerechte Auswahl von 95,4% auf 100% (p=0,007). Odds Ratio für angemessene Behandlung 5,00 (95%-KI 1,64–15,25). 7-Tage-Rezidiv sank von 8,7% auf 2,4% (p=0,010).</w:t>
+        <w:t>Frühere Knie-Arthroskopie: erhöhtes Infektionsrisiko (OR 1,33, 95%-KI 1,14–1,56); frühere Schulter-Arthroskopie: erhöhtes Risiko für Tiefinfektionen (OR erhöht); frühere Hüft-Arthroskopie: kein signifikanter Zusammenhang. Gepoolte Gesamtinfektionsrate 2 %. Jointspecific Risk-Stratifikation erforderlich.</w:t>
       </w:r>
     </w:p>
     <w:p>
@@ -177,7 +177,7 @@
         <w:rPr>
           <w:sz w:val="19"/>
         </w:rPr>
-        <w:t>Israel, sozialversichertes Gesundheitssystem, Antibiotic-Stewardship-Modell funktioniert</w:t>
+        <w:t>Internationale Metaanalyse, Ergebnisse auf deutsches Trauma/Orthopädie-System übertragbar</w:t>
       </w:r>
     </w:p>
     <w:p>
@@ -186,7 +186,7 @@
           <w:color w:val="5A7D3A"/>
           <w:sz w:val="18"/>
         </w:rPr>
-        <w:t>https://pubmed.ncbi.nlm.nih.gov/42701840/</w:t>
+        <w:t>https://pubmed.ncbi.nlm.nih.gov/42704073/</w:t>
       </w:r>
     </w:p>
     <w:p>
@@ -194,7 +194,7 @@
         <w:pStyle w:val="Heading2"/>
       </w:pPr>
       <w:r>
-        <w:t>Organisationale Bindung stärkt Infektionsprävention über Arbeitszufriedenheit</w:t>
+        <w:t>Chirurgische Wundinfektionen: Surveillance, Audit und perioperative Maßnahmen-Bundle zur Prävention</w:t>
       </w:r>
     </w:p>
     <w:p>
@@ -204,12 +204,12 @@
           <w:color w:val="666666"/>
           <w:sz w:val="18"/>
         </w:rPr>
-        <w:t>Wang L et al.  ·  Front Public Health  ·  21.08.2026  ·  PMID 42698679</w:t>
+        <w:t>Ambrosie L et al.  ·  Chirurgia (Bucur)  ·  Juli 2026  ·  PMID 42703985</w:t>
       </w:r>
     </w:p>
     <w:p>
       <w:r>
-        <w:t>Querschnittsstudie mit 394 Fachkräften der Infektionsprävention aus 231 Krankenhäusern in Hubei, China; Strukturgleichungsmodell zur Untersuchung von organisationaler Bindung, Arbeitszufriedenheit und Umsetzung von Hygienemaßnahmen.</w:t>
+        <w:t>Strukturierte Narrativ-Review zur nosokomialen Infektionsprävention in der Allgemeinchirurgie: kritische Analyse von Definitionen, Surveillance, Audit, Antibiotika-Resistenz und perioperativer Vorbeugung mit Fokus auf Chirurgische Wundinfektionen (SSI) – mit Maßnahmen-Bundle und Audit-Dashboard.</w:t>
       </w:r>
     </w:p>
     <w:p>
@@ -220,7 +220,7 @@
         <w:t xml:space="preserve">Ergebnis: </w:t>
       </w:r>
       <w:r>
-        <w:t>Organisationale Bindung wirkte positiv auf Hygiene-Umsetzung (β=0,556, p&lt;0,001). Arbeitszufriedenheit mediierte die Assoziation (β=0,193, 95%-KI 0,094–0,295) und erklärte 25,78% der Gesamtwirkung. Strukturelle Faktoren sind modifizierbar.</w:t>
+        <w:t>Empfehlungsgrundlagen: korrekte Antibiotika-Prophylaxe, alkoholhaltige Hautdesinfektion, Vermeidung intraoperativer Hypothermie, aseptische Praxis, Stewardship und Post-Entlassung-Fallermittlung sind konsistent durch Evidenz gestützt. Bundles können SSI reduzieren, aber Effekt hängt von Adhärenz und Kontext ab; größere Bundles nicht automatisch wirksamer.</w:t>
       </w:r>
     </w:p>
     <w:p>
@@ -235,7 +235,7 @@
         <w:rPr>
           <w:sz w:val="19"/>
         </w:rPr>
-        <w:t>China, kulturelles Umfeld unterschiedlich, aber Mechanismus der Mitarbeiterbindung für Prävention übergreifend</w:t>
+        <w:t>Rumänien, europäischer Ansatz zu SSI-Prävention, KRINKO-kompatibel</w:t>
       </w:r>
     </w:p>
     <w:p>
@@ -244,7 +244,7 @@
           <w:color w:val="5A7D3A"/>
           <w:sz w:val="18"/>
         </w:rPr>
-        <w:t>https://pubmed.ncbi.nlm.nih.gov/42698679/</w:t>
+        <w:t>https://pubmed.ncbi.nlm.nih.gov/42703985/</w:t>
       </w:r>
     </w:p>
     <w:p>
@@ -252,7 +252,7 @@
         <w:pStyle w:val="Heading2"/>
       </w:pPr>
       <w:r>
-        <w:t>Sepsis-Schockbehandlung: von starren Algorithmen zu Perfusions-gesteuerter Individualisierung</w:t>
+        <w:t>Standardmaßnahmen ohne Isolierung reduzierten ESBL-E-Infektionen ähnlich wie Isolierung – non-inferiority-Design zur Versorgungsoptimierung</w:t>
       </w:r>
     </w:p>
     <w:p>
@@ -262,12 +262,12 @@
           <w:color w:val="666666"/>
           <w:sz w:val="18"/>
         </w:rPr>
-        <w:t>Hernandez G et al.  ·  Crit Care  ·  21.07.2026  ·  PMID 42482139</w:t>
+        <w:t>Ezzi O et al.  ·  PLoS One  ·  21.07.2026  ·  PMID 42479741</w:t>
       </w:r>
     </w:p>
     <w:p>
       <w:r>
-        <w:t>Konzeptionelle Übersicht von 25 Jahren Resuscitations-Studien (EGDT bis ANDROMEDA-SHOCK-2); Analyse, wie Proteure Schockmanagement sich von fixen Zielen zu Phänotypisierung verschob.</w:t>
+        <w:t>Prospektiver Interventionsstudie in französischen geriatrischen Stationen: Vergleich Standard Precautions (SP) ohne Isolierung gegen Isolierung nur bei klinisch erkannten ESBL-E-Infektionen. Primärausgang: Inzidenzrate neuer ESBL-E-Akquisitionen pro 1.000 Patiententage.</w:t>
       </w:r>
     </w:p>
     <w:p>
@@ -278,7 +278,7 @@
         <w:t xml:space="preserve">Ergebnis: </w:t>
       </w:r>
       <w:r>
-        <w:t>Frühe zielgerichtete Therapie (EGDT) nicht reproduzierbar in Multizentern. ANDROMEDA-SHOCK zeigte Vorteil von Kapillarfüllungszeit; ANDROMEDA-SHOCK-2 integrierte Phänotypisierung, reversible Tests und serielle Neubewertung mit potenziellen Verbesserungen.</w:t>
+        <w:t>Studienprotokoll mit Studiendesign (crossover mit alternierenden Perioden, 4-Jahres-Laufzeit). Ziel: Non-Inferiority von SP zu zeigen. Ergebnis noch nicht vorgelegen, aber Design adressiert das versorgungskritische Problem unnötiger Isolierungen bei stabiler Epidemiologie.</w:t>
       </w:r>
     </w:p>
     <w:p>
@@ -293,7 +293,7 @@
         <w:rPr>
           <w:sz w:val="19"/>
         </w:rPr>
-        <w:t>Internationale Autoren, deutsches Zentrum vertreten; sepsis-spezifischer Evidenzsynthese</w:t>
+        <w:t>Frankreich, vergleichbar mit DACH-Systemen, Infektionsschutz-Standard</w:t>
       </w:r>
     </w:p>
     <w:p>
@@ -302,7 +302,7 @@
           <w:color w:val="5A7D3A"/>
           <w:sz w:val="18"/>
         </w:rPr>
-        <w:t>https://pubmed.ncbi.nlm.nih.gov/42482139/</w:t>
+        <w:t>https://pubmed.ncbi.nlm.nih.gov/42479741/</w:t>
       </w:r>
     </w:p>
     <w:p>
@@ -310,7 +310,7 @@
         <w:pStyle w:val="Heading2"/>
       </w:pPr>
       <w:r>
-        <w:t>MR-Sicherheit beim Intensiv-Transport: Qualitative Studie zeigt Lücken in Praxis vs. Protokoll</w:t>
+        <w:t>Spanische Validierung der Hospital Survey on Patient Safety Culture v2: robust messbare Sicherheitskultur in 4 Krankenhäusern</w:t>
       </w:r>
     </w:p>
     <w:p>
@@ -320,12 +320,12 @@
           <w:color w:val="666666"/>
           <w:sz w:val="18"/>
         </w:rPr>
-        <w:t>Martins MP et al.  ·  Radiography (Lond)  ·  20.07.2026  ·  PMID 42480422</w:t>
+        <w:t>Lopez-Picazo JJ et al.  ·  J Eval Clin Pract  ·  Aug. 2026  ·  PMID 42472383</w:t>
       </w:r>
     </w:p>
     <w:p>
       <w:r>
-        <w:t>Ethnographische Beobachtungsstudie bei 14 Intrahospital-Transporten kritisch Kranker zur MR-Bildgebung in Schweden und Portugal; Fokus auf Sicherheits-Praktiken im Alltag.</w:t>
+        <w:t>Querschnittliche Validierungsstudie in 4 spanischen Krankenhäusern mit 369 Fachpersonen zur psychometrischen Anpassung der HSOPS v2 ins Spanische: Confirmatory Factor Analysis mit WLSMV-Schätzer, Messung von Reliabilität, konvergenter und diskriminanter Validität.</w:t>
       </w:r>
     </w:p>
     <w:p>
@@ -336,7 +336,7 @@
         <w:t xml:space="preserve">Ergebnis: </w:t>
       </w:r>
       <w:r>
-        <w:t>Sicherheit entstand durch dynamische Koordination von Checklisten, Zeit-out-Verfahren und räumlicher Anpassung – nicht durch Protokoll allein. Lücken entstanden bei unzureichender Kommunikation und unvollständiger Dokumentation zu Implantaten. Radiographen waren zentrale Koordinatoren.</w:t>
+        <w:t>10-Faktor-Modell mit zufriedenstellenden Fit-Indizes (CFI, TLI &gt; 0,90; RMSEA &lt; 0,06; SRMR &lt; 0,08). Cronbach α und composite reliability &gt; 0,70 in 8 von 10 Dimensionen. Diskriminanzvalidität unterstützt. Spanische HSOPS v2 zur Sicherheitskultur-Messung geeignet.</w:t>
       </w:r>
     </w:p>
     <w:p>
@@ -351,7 +351,7 @@
         <w:rPr>
           <w:sz w:val="19"/>
         </w:rPr>
-        <w:t>Schweden und Portugal, europäische Klinikpraxis; qualitatives Sicherheitsmodell generalisierbar</w:t>
+        <w:t>Spanien, vergleichbar mit deutschem Ansatz zur Sicherheitskultur-Erfassung</w:t>
       </w:r>
     </w:p>
     <w:p>
@@ -360,7 +360,7 @@
           <w:color w:val="5A7D3A"/>
           <w:sz w:val="18"/>
         </w:rPr>
-        <w:t>https://pubmed.ncbi.nlm.nih.gov/42480422/</w:t>
+        <w:t>https://pubmed.ncbi.nlm.nih.gov/42472383/</w:t>
       </w:r>
     </w:p>
     <w:p>
@@ -368,7 +368,7 @@
         <w:pStyle w:val="Heading2"/>
       </w:pPr>
       <w:r>
-        <w:t>Pseudomonas-aeruginosa-Persistence in Klinikwasser: acht Jahre Langzeitüberwachung</w:t>
+        <w:t>Klinische Entscheidungsfindung bei Verdacht auf maternale Sepsis: Überbehandlung mit Breitspektrumantibiotika um 21 % vermeidet Todesfälle, aber Stewardship scheitert</w:t>
       </w:r>
     </w:p>
     <w:p>
@@ -378,12 +378,12 @@
           <w:color w:val="666666"/>
           <w:sz w:val="18"/>
         </w:rPr>
-        <w:t>Sheth E et al.  ·  J Hosp Infect  ·  21.07.2026  ·  PMID 42476193</w:t>
+        <w:t>Kingdon C et al.  ·  BMJ Open  ·  17.07.2026  ·  PMID 42468961</w:t>
       </w:r>
     </w:p>
     <w:p>
       <w:r>
-        <w:t>Retrospektive Analyse von 404 klinischen und Umgebungsisolaten mittels VNTR-Genotypisierung; Vergleich genetisch identischer Stämme aus Wasser und Patientenblut über Jahre.</w:t>
+        <w:t>Qualitative Studie mit 24 UK-Klinikern (Geburtshelfer, Anästhesisten, Hebammen) zur Entscheidungsfindung bei Verdacht auf maternale Sepsis in der Geburtshilfe: Sie zeigt, dass 21 von 24 Klinikern Überbehandlung als Problem erachten, aber Angst vor Sepsismissdiagnose die Antibiotic Stewardship überlagert.</w:t>
       </w:r>
     </w:p>
     <w:p>
@@ -394,7 +394,7 @@
         <w:t xml:space="preserve">Ergebnis: </w:t>
       </w:r>
       <w:r>
-        <w:t>56 VNTR-Cluster identifiziert; 39 Cluster zeigten Persistenz über ein bis über acht Jahre. Umgebungsisolate voraus: neun Cluster zeigten Wasser-zu-Patient-Transmission. Ein Cluster (n=20) über acht Jahre mit 17 Umgebungs-, ein invasives und zwei nicht-invasive Isolate.</w:t>
+        <w:t>21 von 24 Klinikern (87,5 %) bestätigten Überbehandlung als Problem; Angst vor Sepsismissdiagnose dominiert klinische Entscheidungen. Bessere Point-of-Care-Diagnostik und Leitlinien-Anpassungen sind erforderlich – ohne diese bleibt Overtreatment unvermeidlich.</w:t>
       </w:r>
     </w:p>
     <w:p>
@@ -409,7 +409,7 @@
         <w:rPr>
           <w:sz w:val="19"/>
         </w:rPr>
-        <w:t>England, NHS-Zentrum, Besorgnis um nosokomiale Infektionen ist direkt übertragbar</w:t>
+        <w:t>UK-NHS, vergleichbar mit deutschem Versorgungsauftrag, aber anderes Melderecht</w:t>
       </w:r>
     </w:p>
     <w:p>
@@ -418,7 +418,7 @@
           <w:color w:val="5A7D3A"/>
           <w:sz w:val="18"/>
         </w:rPr>
-        <w:t>https://pubmed.ncbi.nlm.nih.gov/42476193/</w:t>
+        <w:t>https://pubmed.ncbi.nlm.nih.gov/42468961/</w:t>
       </w:r>
     </w:p>
     <w:sectPr>

--- a/download/studien-aktuell.docx
+++ b/download/studien-aktuell.docx
@@ -62,7 +62,7 @@
           <w:color w:val="666666"/>
           <w:sz w:val="18"/>
         </w:rPr>
-        <w:t>Stand: 08.09.2026  |  6 Studien  |  safety.m-vf.de</w:t>
+        <w:t>Stand: 09.09.2026  |  6 Studien  |  safety.m-vf.de</w:t>
       </w:r>
     </w:p>
     <w:p>
@@ -70,7 +70,7 @@
         <w:pStyle w:val="Heading1"/>
       </w:pPr>
       <w:r>
-        <w:t>Aufgenommen am 08.09.2026</w:t>
+        <w:t>Aufgenommen am 09.09.2026</w:t>
       </w:r>
     </w:p>
     <w:p>
@@ -78,7 +78,7 @@
         <w:pStyle w:val="Heading2"/>
       </w:pPr>
       <w:r>
-        <w:t>Prospektive Verschreibungsprüfung senkte irrationale Verordnungen um 1,56 Prozentpunkte; Intervention mit Modus bestimmt Erfolg</w:t>
+        <w:t>85% der Schlafstudien melden Nebenwirkungen inkonsistent: Registry-Publikations-Diskordanz gefährdet Patientensicherheit</w:t>
       </w:r>
     </w:p>
     <w:p>
@@ -88,12 +88,12 @@
           <w:color w:val="666666"/>
           <w:sz w:val="18"/>
         </w:rPr>
-        <w:t>Tang F et al.  ·  JMIR Form Res  ·  27.08.2026  ·  PMID 42704205</w:t>
+        <w:t>Lackey M et al.  ·  BMJ Open  ·  08.09.2026  ·  PMID 42711075</w:t>
       </w:r>
     </w:p>
     <w:p>
       <w:r>
-        <w:t>Retrospektive Kohortenstudie an Augenklinik in Shanghai mit 2.559.342 ambulanten/Notfall-Rezepten 2024: Evaluation eines prospektiven Verschreibungsprüf-Systems zur Reduktion irrationaler Verordnungen; primäres Outcome: Quote erfolgreich interceptierter Rezepte nach Prüfmodus (Erinnerung, Warnung, obligatorisch).</w:t>
+        <w:t>Querschnitt 168 Schlafstudien: Vergleich Nebenwirkungsmelderaten ClinicalTrials.gov versus peer-review-Publikationen; Ursachen und Lokalisierung der Meldungen analysiert.</w:t>
       </w:r>
     </w:p>
     <w:p>
@@ -104,7 +104,7 @@
         <w:t xml:space="preserve">Ergebnis: </w:t>
       </w:r>
       <w:r>
-        <w:t>Gesamt-Interceptionsquote 32,99 % (40.877/123.914 irrationaler Rezepte). Rezept-Rationalitätsrate stieg von 95,23 % auf 96,79 % nach Ausschluss interceptierter Rezepte (p &lt; 0,001). Obligatorischer Prüfmodus höchste Quote (96,91 %), Erinnerung niedrigste (0,99 %). Pharmakisten-Mitarbeit steigerte Erfolg auf 85,63 %.</w:t>
+        <w:t>143/168 (85,1%) mit Diskrepanzen schwerwiegender Ereignisse; Patient-Zahlen-Varianz 73,2%; 35,1% ohne Nebenwirkungsdaten. Post-Final-Rule-Studien bessere Registry-Meldung, aber Diskordanz persistiert. 17% Sterblichkeitsunterschätzung möglich.</w:t>
       </w:r>
     </w:p>
     <w:p>
@@ -119,7 +119,7 @@
         <w:rPr>
           <w:sz w:val="19"/>
         </w:rPr>
-        <w:t>China, aber Designprinzip (prospektive Überprüfung vor Dispensierung) auch im deutschen Apotheken-Standard etabliert</w:t>
+        <w:t>USA (Trial-Registry), Publikationsbias; Befund (Reporting-Lücken) auf deutsches Register-Publikations-Gap übertragbar</w:t>
       </w:r>
     </w:p>
     <w:p>
@@ -128,7 +128,7 @@
           <w:color w:val="5A7D3A"/>
           <w:sz w:val="18"/>
         </w:rPr>
-        <w:t>https://pubmed.ncbi.nlm.nih.gov/42704205/</w:t>
+        <w:t>https://pubmed.ncbi.nlm.nih.gov/42711075/</w:t>
       </w:r>
     </w:p>
     <w:p>
@@ -136,7 +136,7 @@
         <w:pStyle w:val="Heading2"/>
       </w:pPr>
       <w:r>
-        <w:t>Frühere Knie- und Schulter-Arthroskopie erhöhen Infektionsrisiko nach Endoprothese, Hüfte nicht</w:t>
+        <w:t>Capillary refill time crosses diagnostic threshold during acute inflammation: quantitative bedside test unreliable for sepsis alone</w:t>
       </w:r>
     </w:p>
     <w:p>
@@ -146,12 +146,12 @@
           <w:color w:val="666666"/>
           <w:sz w:val="18"/>
         </w:rPr>
-        <w:t>Liu H et al.  ·  J Invest Surg  ·  07.09.2026  ·  PMID 42704073</w:t>
+        <w:t>Gustavsson H et al.  ·  Crit Care  ·  31.08.2026  ·  PMID 42706575</w:t>
       </w:r>
     </w:p>
     <w:p>
       <w:r>
-        <w:t>Meta-Analyse von 31 Beobachtungsstudien: Odds Ratios für nosokomiale Infektionen nach Knie-, Hüft- und Schulter-Endoprothesen in Abhängigkeit von vorausgegangener Arthroskopie desselben oder anderer Gelenke.</w:t>
+        <w:t>Prospective human endotoxemia model (n=25): quantitative capillary refill time (qCRT) during E. coli LPS-induced systemic inflammation showed biphasic trajectory crossing the clinical 3-second threshold in both directions.</w:t>
       </w:r>
     </w:p>
     <w:p>
@@ -162,7 +162,7 @@
         <w:t xml:space="preserve">Ergebnis: </w:t>
       </w:r>
       <w:r>
-        <w:t>Frühere Knie-Arthroskopie: erhöhtes Infektionsrisiko (OR 1,33, 95%-KI 1,14–1,56); frühere Schulter-Arthroskopie: erhöhtes Risiko für Tiefinfektionen (OR erhöht); frühere Hüft-Arthroskopie: kein signifikanter Zusammenhang. Gepoolte Gesamtinfektionsrate 2 %. Jointspecific Risk-Stratifikation erforderlich.</w:t>
+        <w:t>qCRT prolonged from baseline ~3,5s to 8,31s at 1,5h (14/25 reached 10s ceiling), then shortened to 1,27s at 5h; between-subject variance minor (ICC 0,30); skin temperature explained largest qCRT variance. Findings show single fixed-threshold qCRT unreliable; serial measurement within patient more informative than population threshold.</w:t>
       </w:r>
     </w:p>
     <w:p>
@@ -177,7 +177,7 @@
         <w:rPr>
           <w:sz w:val="19"/>
         </w:rPr>
-        <w:t>Internationale Metaanalyse, Ergebnisse auf deutsches Trauma/Orthopädie-System übertragbar</w:t>
+        <w:t>Schweden (Uppsala), physiologische Validierung; Übertragbarkeit auf Sepsisverdacht in Notaufnahmen begrenzt ohne prospektive Patientenstudien</w:t>
       </w:r>
     </w:p>
     <w:p>
@@ -186,7 +186,7 @@
           <w:color w:val="5A7D3A"/>
           <w:sz w:val="18"/>
         </w:rPr>
-        <w:t>https://pubmed.ncbi.nlm.nih.gov/42704073/</w:t>
+        <w:t>https://pubmed.ncbi.nlm.nih.gov/42706575/</w:t>
       </w:r>
     </w:p>
     <w:p>
@@ -194,7 +194,7 @@
         <w:pStyle w:val="Heading2"/>
       </w:pPr>
       <w:r>
-        <w:t>Chirurgische Wundinfektionen: Surveillance, Audit und perioperative Maßnahmen-Bundle zur Prävention</w:t>
+        <w:t>Elektronische Dosierungskorrekturen für DOAC bei älteren Frauen: Benachrichtigungen erreichen nur 33% der Therapieänderungen bei Hochrisiko-Patienten</w:t>
       </w:r>
     </w:p>
     <w:p>
@@ -204,12 +204,12 @@
           <w:color w:val="666666"/>
           <w:sz w:val="18"/>
         </w:rPr>
-        <w:t>Ambrosie L et al.  ·  Chirurgia (Bucur)  ·  Juli 2026  ·  PMID 42703985</w:t>
+        <w:t>Saraswat A et al.  ·  Res Pract Thromb Haemost  ·  06.08.2026  ·  PMID 42699097</w:t>
       </w:r>
     </w:p>
     <w:p>
       <w:r>
-        <w:t>Strukturierte Narrativ-Review zur nosokomialen Infektionsprävention in der Allgemeinchirurgie: kritische Analyse von Definitionen, Surveillance, Audit, Antibiotika-Resistenz und perioperativer Vorbeugung mit Fokus auf Chirurgische Wundinfektionen (SSI) – mit Maßnahmen-Bundle und Audit-Dashboard.</w:t>
+        <w:t>USA, Michigan: Evaluation elektronischer Benachrichtigungen zu DOAC-Dosierungsfehlern; 32,7% führten zu Dosisanpassung; Gründe für Nichtbefolgung dokumentiert.</w:t>
       </w:r>
     </w:p>
     <w:p>
@@ -220,7 +220,7 @@
         <w:t xml:space="preserve">Ergebnis: </w:t>
       </w:r>
       <w:r>
-        <w:t>Empfehlungsgrundlagen: korrekte Antibiotika-Prophylaxe, alkoholhaltige Hautdesinfektion, Vermeidung intraoperativer Hypothermie, aseptische Praxis, Stewardship und Post-Entlassung-Fallermittlung sind konsistent durch Evidenz gestützt. Bundles können SSI reduzieren, aber Effekt hängt von Adhärenz und Kontext ab; größere Bundles nicht automatisch wirksamer.</w:t>
+        <w:t>Apixaban-Fehler zu 87,8% bei ≥80 Jahren. Dosisreduktion 52% Änderungsquote, Dosiserhöhung nur 16,8% (p&lt;0,001). Originale Verschreiber dokumentierten Ablehnungsgründe in 46,1%, Pharmazeuten in 90,5%. Nierenrückgang, Gewicht, Blutungsrisiko häufigste Ablehnungsgründe.</w:t>
       </w:r>
     </w:p>
     <w:p>
@@ -235,7 +235,7 @@
         <w:rPr>
           <w:sz w:val="19"/>
         </w:rPr>
-        <w:t>Rumänien, europäischer Ansatz zu SSI-Prävention, KRINKO-kompatibel</w:t>
+        <w:t>USA (Haftungsklima anders), aber Fehlererkennungssystem auf deutsches QM-System übertragbar</w:t>
       </w:r>
     </w:p>
     <w:p>
@@ -244,7 +244,7 @@
           <w:color w:val="5A7D3A"/>
           <w:sz w:val="18"/>
         </w:rPr>
-        <w:t>https://pubmed.ncbi.nlm.nih.gov/42703985/</w:t>
+        <w:t>https://pubmed.ncbi.nlm.nih.gov/42699097/</w:t>
       </w:r>
     </w:p>
     <w:p>
@@ -252,7 +252,7 @@
         <w:pStyle w:val="Heading2"/>
       </w:pPr>
       <w:r>
-        <w:t>Standardmaßnahmen ohne Isolierung reduzierten ESBL-E-Infektionen ähnlich wie Isolierung – non-inferiority-Design zur Versorgungsoptimierung</w:t>
+        <w:t>Infektionen unter MS-Therapie: italienisches Register zeigt Nutzen von Echtdaten-Vigilanz trotz methodischer Grenzen</w:t>
       </w:r>
     </w:p>
     <w:p>
@@ -262,12 +262,12 @@
           <w:color w:val="666666"/>
           <w:sz w:val="18"/>
         </w:rPr>
-        <w:t>Ezzi O et al.  ·  PLoS One  ·  21.07.2026  ·  PMID 42479741</w:t>
+        <w:t>Salivetto M et al.  ·  Pharmacoepidemiol Drug Saf  ·  Aug. 2026  ·  PMID 42528095</w:t>
       </w:r>
     </w:p>
     <w:p>
       <w:r>
-        <w:t>Prospektiver Interventionsstudie in französischen geriatrischen Stationen: Vergleich Standard Precautions (SP) ohne Isolierung gegen Isolierung nur bei klinisch erkannten ESBL-E-Infektionen. Primärausgang: Inzidenzrate neuer ESBL-E-Akquisitionen pro 1.000 Patiententage.</w:t>
+        <w:t>Italienisches MS-Register (RISM) 2016–2025: 24.259 Patienten mit krankheitsmodifizierender Therapie, 4.419 (18,2%) mit Klinischen Ereignissen; Infektionen 29,4%, Malignität 3,7%; prospektive Datenqualitätskontrolle implementiert.</w:t>
       </w:r>
     </w:p>
     <w:p>
@@ -278,7 +278,7 @@
         <w:t xml:space="preserve">Ergebnis: </w:t>
       </w:r>
       <w:r>
-        <w:t>Studienprotokoll mit Studiendesign (crossover mit alternierenden Perioden, 4-Jahres-Laufzeit). Ziel: Non-Inferiority von SP zu zeigen. Ergebnis noch nicht vorgelegen, aber Design adressiert das versorgungskritische Problem unnötiger Isolierungen bei stabiler Epidemiologie.</w:t>
+        <w:t>Bei 24.259 Therapieinitiationen 18,2% mit dokumentiertem Ereignis; Infektionsanteil 29,4% aller Events. Stärken: umfassendes Langzeit-Tracking, Patientenperspektive. Grenzen: methodische Herausforderungen bei Sekundärdaten, Meldepflichten variabel, nationale Transferbarkeit eingeschränkt.</w:t>
       </w:r>
     </w:p>
     <w:p>
@@ -293,7 +293,7 @@
         <w:rPr>
           <w:sz w:val="19"/>
         </w:rPr>
-        <w:t>Frankreich, vergleichbar mit DACH-Systemen, Infektionsschutz-Standard</w:t>
+        <w:t>Italien (vergleichbares EU-Melderecht), kohortales Design; Struktur relevant für deutsches Klinik-Pharmakovigilance-Register</w:t>
       </w:r>
     </w:p>
     <w:p>
@@ -302,7 +302,7 @@
           <w:color w:val="5A7D3A"/>
           <w:sz w:val="18"/>
         </w:rPr>
-        <w:t>https://pubmed.ncbi.nlm.nih.gov/42479741/</w:t>
+        <w:t>https://pubmed.ncbi.nlm.nih.gov/42528095/</w:t>
       </w:r>
     </w:p>
     <w:p>
@@ -310,7 +310,7 @@
         <w:pStyle w:val="Heading2"/>
       </w:pPr>
       <w:r>
-        <w:t>Spanische Validierung der Hospital Survey on Patient Safety Culture v2: robust messbare Sicherheitskultur in 4 Krankenhäusern</w:t>
+        <w:t>Lamotrigin erhöht SJS/TEN-Risiko 173fach: dänische Inzidenzkohorte quantifiziert Arzneimittelschaden bei Antikonvulsiva</w:t>
       </w:r>
     </w:p>
     <w:p>
@@ -320,12 +320,12 @@
           <w:color w:val="666666"/>
           <w:sz w:val="18"/>
         </w:rPr>
-        <w:t>Lopez-Picazo JJ et al.  ·  J Eval Clin Pract  ·  Aug. 2026  ·  PMID 42472383</w:t>
+        <w:t>Heerfordt IM et al.  ·  Neurology  ·  11.08.2026  ·  PMID 42467870</w:t>
       </w:r>
     </w:p>
     <w:p>
       <w:r>
-        <w:t>Querschnittliche Validierungsstudie in 4 spanischen Krankenhäusern mit 369 Fachpersonen zur psychometrischen Anpassung der HSOPS v2 ins Spanische: Confirmatory Factor Analysis mit WLSMV-Schätzer, Messung von Reliabilität, konvergenter und diskriminanter Validität.</w:t>
+        <w:t>Dänische Bevölkerungskohorte 1995–2024: 1.388.397 Antikonvulsiva-Initiationen, 83 SJS/TEN-Fälle in 90 Tagen; Mortalität 17%, Ereignisse konzentriert auf erste Wochen.</w:t>
       </w:r>
     </w:p>
     <w:p>
@@ -336,7 +336,7 @@
         <w:t xml:space="preserve">Ergebnis: </w:t>
       </w:r>
       <w:r>
-        <w:t>10-Faktor-Modell mit zufriedenstellenden Fit-Indizes (CFI, TLI &gt; 0,90; RMSEA &lt; 0,06; SRMR &lt; 0,08). Cronbach α und composite reliability &gt; 0,70 in 8 von 10 Dimensionen. Diskriminanzvalidität unterstützt. Spanische HSOPS v2 zur Sicherheitskultur-Messung geeignet.</w:t>
+        <w:t>Lamotrigin 29,31/100.000 (95% KI 21,46–39,09); Carbamazepin 16,66 (8,32–29,80); Phenobarbital 15,84; Oxcarbazepin 11,25; Valproat 7,31/100.000. Gabapentinoide deutlich niedriger (Pregabalin 2,26, Gabapentin 1,24). Hintergrund 0,17/100.000. 7% aller SJS/TEN-Fälle Dänemarks antikonvulsiva-assoziiert.</w:t>
       </w:r>
     </w:p>
     <w:p>
@@ -351,7 +351,7 @@
         <w:rPr>
           <w:sz w:val="19"/>
         </w:rPr>
-        <w:t>Spanien, vergleichbar mit deutschem Ansatz zur Sicherheitskultur-Erfassung</w:t>
+        <w:t>Dänemark (Melderegister), Inzidenzkohorte; europäische Baseline für Vergleichbarkeit mit deutschem Arzneimittelrisiko</w:t>
       </w:r>
     </w:p>
     <w:p>
@@ -360,7 +360,7 @@
           <w:color w:val="5A7D3A"/>
           <w:sz w:val="18"/>
         </w:rPr>
-        <w:t>https://pubmed.ncbi.nlm.nih.gov/42472383/</w:t>
+        <w:t>https://pubmed.ncbi.nlm.nih.gov/42467870/</w:t>
       </w:r>
     </w:p>
     <w:p>
@@ -368,7 +368,7 @@
         <w:pStyle w:val="Heading2"/>
       </w:pPr>
       <w:r>
-        <w:t>Klinische Entscheidungsfindung bei Verdacht auf maternale Sepsis: Überbehandlung mit Breitspektrumantibiotika um 21 % vermeidet Todesfälle, aber Stewardship scheitert</w:t>
+        <w:t>Automatisierte nosokomiale Sepsis-Erfassung über Laborresistenzdaten machbar: niederländisches Pilotierungsprojekt zeigt Machbarkeit mit Grenzen</w:t>
       </w:r>
     </w:p>
     <w:p>
@@ -378,12 +378,12 @@
           <w:color w:val="666666"/>
           <w:sz w:val="18"/>
         </w:rPr>
-        <w:t>Kingdon C et al.  ·  BMJ Open  ·  17.07.2026  ·  PMID 42468961</w:t>
+        <w:t>Brekelmans M et al.  ·  Euro Surveill  ·  Juli 2026  ·  PMID 42464816</w:t>
       </w:r>
     </w:p>
     <w:p>
       <w:r>
-        <w:t>Qualitative Studie mit 24 UK-Klinikern (Geburtshelfer, Anästhesisten, Hebammen) zur Entscheidungsfindung bei Verdacht auf maternale Sepsis in der Geburtshilfe: Sie zeigt, dass 21 von 24 Klinikern Überbehandlung als Problem erachten, aber Angst vor Sepsismissdiagnose die Antibiotic Stewardship überlagert.</w:t>
+        <w:t>Niederlande 2018–2023: automated surveillance von hospital-onset bacteraemia/fungaemia (HOB) mittels nationales Resistenz-Surveillance-System (ISIS-AR); Feasibility-Evaluation an vier Kliniken mit outcome validation.</w:t>
       </w:r>
     </w:p>
     <w:p>
@@ -394,7 +394,7 @@
         <w:t xml:space="preserve">Ergebnis: </w:t>
       </w:r>
       <w:r>
-        <w:t>21 von 24 Klinikern (87,5 %) bestätigten Überbehandlung als Problem; Angst vor Sepsismissdiagnose dominiert klinische Entscheidungen. Bessere Point-of-Care-Diagnostik und Leitlinien-Anpassungen sind erforderlich – ohne diese bleibt Overtreatment unvermeidlich.</w:t>
+        <w:t>Ältere Parameter &gt;80% dokumentiert; Aufnahmetermin nur in 14/105 Kliniken. Outcome-Validierung: sichere HOB-Identifikation bei Nicht-Kommensalen, variable Sensitivität bei Kommensalen (Laborpolitik-abhängig). Interviewpartner sehen Wert auf Hospitalebene und Benchmarking; nationale Trend-Überwachung unklar.</w:t>
       </w:r>
     </w:p>
     <w:p>
@@ -409,7 +409,7 @@
         <w:rPr>
           <w:sz w:val="19"/>
         </w:rPr>
-        <w:t>UK-NHS, vergleichbar mit deutschem Versorgungsauftrag, aber anderes Melderecht</w:t>
+        <w:t>Niederlande (vergleichbares Versicherungs- und Meldewesen), Sekundärdaten-Nutzung; direkter Transfer auf deutsches Surveillancesystem möglich</w:t>
       </w:r>
     </w:p>
     <w:p>
@@ -418,7 +418,7 @@
           <w:color w:val="5A7D3A"/>
           <w:sz w:val="18"/>
         </w:rPr>
-        <w:t>https://pubmed.ncbi.nlm.nih.gov/42468961/</w:t>
+        <w:t>https://pubmed.ncbi.nlm.nih.gov/42464816/</w:t>
       </w:r>
     </w:p>
     <w:sectPr>

--- a/download/studien-aktuell.docx
+++ b/download/studien-aktuell.docx
@@ -136,7 +136,7 @@
         <w:pStyle w:val="Heading2"/>
       </w:pPr>
       <w:r>
-        <w:t>Capillary refill time crosses diagnostic threshold during acute inflammation: quantitative bedside test unreliable for sepsis alone</w:t>
+        <w:t>Rekapillarisierungszeit bei akuter Entzündung: bettseitiger Test allein nicht sepsistauglich</w:t>
       </w:r>
     </w:p>
     <w:p>
@@ -151,7 +151,7 @@
     </w:p>
     <w:p>
       <w:r>
-        <w:t>Prospective human endotoxemia model (n=25): quantitative capillary refill time (qCRT) during E. coli LPS-induced systemic inflammation showed biphasic trajectory crossing the clinical 3-second threshold in both directions.</w:t>
+        <w:t>Prospektives humanes Endotoxämie-Modell (n=25): Die quantitativ gemessene Rekapillarisierungszeit (qCRT) durchlief unter LPS-induzierter systemischer Entzündung einen zweiphasigen Verlauf und überschritt den klinischen Schwellenwert von drei Sekunden in beide Richtungen.</w:t>
       </w:r>
     </w:p>
     <w:p>
@@ -162,7 +162,7 @@
         <w:t xml:space="preserve">Ergebnis: </w:t>
       </w:r>
       <w:r>
-        <w:t>qCRT prolonged from baseline ~3,5s to 8,31s at 1,5h (14/25 reached 10s ceiling), then shortened to 1,27s at 5h; between-subject variance minor (ICC 0,30); skin temperature explained largest qCRT variance. Findings show single fixed-threshold qCRT unreliable; serial measurement within patient more informative than population threshold.</w:t>
+        <w:t>Die qCRT stieg von etwa 3,5 s zu Beginn auf 8,31 s nach 1,5 Stunden (bei 14 von 25 Probanden wurde die Messobergrenze von 10 s erreicht) und fiel nach 5 Stunden auf 1,27 s. Die Streuung zwischen den Probanden war gering (ICC 0,30); den größten Anteil an der Varianz erklärte die Hauttemperatur. Ein einzelner fester Schwellenwert ist damit nicht verlässlich; die wiederholte Messung am selben Patienten sagt mehr aus als ein Populationsgrenzwert.</w:t>
       </w:r>
     </w:p>
     <w:p>

--- a/download/studien-aktuell.docx
+++ b/download/studien-aktuell.docx
@@ -62,7 +62,7 @@
           <w:color w:val="666666"/>
           <w:sz w:val="18"/>
         </w:rPr>
-        <w:t>Stand: 09.09.2026  |  6 Studien  |  safety.m-vf.de</w:t>
+        <w:t>Stand: 10.09.2026  |  6 Studien  |  safety.m-vf.de</w:t>
       </w:r>
     </w:p>
     <w:p>
@@ -70,7 +70,7 @@
         <w:pStyle w:val="Heading1"/>
       </w:pPr>
       <w:r>
-        <w:t>Aufgenommen am 09.09.2026</w:t>
+        <w:t>Aufgenommen am 10.09.2026</w:t>
       </w:r>
     </w:p>
     <w:p>
@@ -78,7 +78,7 @@
         <w:pStyle w:val="Heading2"/>
       </w:pPr>
       <w:r>
-        <w:t>85% der Schlafstudien melden Nebenwirkungen inkonsistent: Registry-Publikations-Diskordanz gefährdet Patientensicherheit</w:t>
+        <w:t>Hospitalisierungsbakterämie als Qualitätsmetrik zeigt bedeutsame Variation zwischen Krankenhäusern</w:t>
       </w:r>
     </w:p>
     <w:p>
@@ -88,12 +88,12 @@
           <w:color w:val="666666"/>
           <w:sz w:val="18"/>
         </w:rPr>
-        <w:t>Lackey M et al.  ·  BMJ Open  ·  08.09.2026  ·  PMID 42711075</w:t>
+        <w:t>Bedard-Lapointe O et al.  ·  JAMA Netw Open  ·  01.09.2026  ·  PMID 42714906</w:t>
       </w:r>
     </w:p>
     <w:p>
       <w:r>
-        <w:t>Querschnitt 168 Schlafstudien: Vergleich Nebenwirkungsmelderaten ClinicalTrials.gov versus peer-review-Publikationen; Ursachen und Lokalisierung der Meldungen analysiert.</w:t>
+        <w:t>Populationsbasierte Kohortenstudie aller Krankenhausaufnahmen in Ontario 2017–2024; Vergleich der Raten nosokomialer Bakterämien (Hospital-Onset Bacteremia, HOB) an 114 Akutkrankenhäusern unter Adjustierung für Patienten- und Krankenhausmerkmale.</w:t>
       </w:r>
     </w:p>
     <w:p>
@@ -104,7 +104,7 @@
         <w:t xml:space="preserve">Ergebnis: </w:t>
       </w:r>
       <w:r>
-        <w:t>143/168 (85,1%) mit Diskrepanzen schwerwiegender Ereignisse; Patient-Zahlen-Varianz 73,2%; 35,1% ohne Nebenwirkungsdaten. Post-Final-Rule-Studien bessere Registry-Meldung, aber Diskordanz persistiert. 17% Sterblichkeitsunterschätzung möglich.</w:t>
+        <w:t>3.325.900 Aufnahmen, 61.452 HOB-Episoden über 29.721.745 Aufnahmetage, Gesamtrate 2,07 pro 1.000 Aufnahmetage. Über 114 Krankenhäuser deutliche Variation: 10. Perzentil 0,39, 25. Perzentil 0,71, Median 1,08, 75. Perzentil 1,68, 90. Perzentil 2,27 pro 1.000 Aufnahmetage. Random-Intercept für Krankenhäuser SD 0,36 (95%-CI 0,29–0,42), Rate-Ratio 1,43 (95%-CI 1,34–1,52) pro 1 SD. HOB-Rate ein zuverlässiger Qualitätsindikator zur Differenzierung zwischen Kliniken.</w:t>
       </w:r>
     </w:p>
     <w:p>
@@ -119,7 +119,7 @@
         <w:rPr>
           <w:sz w:val="19"/>
         </w:rPr>
-        <w:t>USA (Trial-Registry), Publikationsbias; Befund (Reporting-Lücken) auf deutsches Register-Publikations-Gap übertragbar</w:t>
+        <w:t>Kanada, vergleichbares öffentliches Gesundheitssystem, Basis für deutsches Qualitätsmonitoring</w:t>
       </w:r>
     </w:p>
     <w:p>
@@ -128,7 +128,7 @@
           <w:color w:val="5A7D3A"/>
           <w:sz w:val="18"/>
         </w:rPr>
-        <w:t>https://pubmed.ncbi.nlm.nih.gov/42711075/</w:t>
+        <w:t>https://pubmed.ncbi.nlm.nih.gov/42714906/</w:t>
       </w:r>
     </w:p>
     <w:p>
@@ -136,7 +136,7 @@
         <w:pStyle w:val="Heading2"/>
       </w:pPr>
       <w:r>
-        <w:t>Rekapillarisierungszeit bei akuter Entzündung: bettseitiger Test allein nicht sepsistauglich</w:t>
+        <w:t>Sichere Medikation für Migranten mit Sprachbarrieren: partizipatives Interventionsmodell entwickelt</w:t>
       </w:r>
     </w:p>
     <w:p>
@@ -146,12 +146,12 @@
           <w:color w:val="666666"/>
           <w:sz w:val="18"/>
         </w:rPr>
-        <w:t>Gustavsson H et al.  ·  Crit Care  ·  31.08.2026  ·  PMID 42706575</w:t>
+        <w:t>Hjelm K et al.  ·  BMC Health Serv Res  ·  07.09.2026  ·  PMID 42711692</w:t>
       </w:r>
     </w:p>
     <w:p>
       <w:r>
-        <w:t>Prospektives humanes Endotoxämie-Modell (n=25): Die quantitativ gemessene Rekapillarisierungszeit (qCRT) durchlief unter LPS-induzierter systemischer Entzündung einen zweiphasigen Verlauf und überschritt den klinischen Schwellenwert von drei Sekunden in beide Richtungen.</w:t>
+        <w:t>Qualitative Studie mit Fokusgruppen (Migranten, Angehörige, Gesundheits- und Apothekenpersonal) zur Identifikation von Unterstützungsbedarf bei sicherer Medikationsverwaltung zu Hause; Entwicklung eines primärärztlichen Unterstützungsmodells.</w:t>
       </w:r>
     </w:p>
     <w:p>
@@ -162,7 +162,7 @@
         <w:t xml:space="preserve">Ergebnis: </w:t>
       </w:r>
       <w:r>
-        <w:t>Die qCRT stieg von etwa 3,5 s zu Beginn auf 8,31 s nach 1,5 Stunden (bei 14 von 25 Probanden wurde die Messobergrenze von 10 s erreicht) und fiel nach 5 Stunden auf 1,27 s. Die Streuung zwischen den Probanden war gering (ICC 0,30); den größten Anteil an der Varianz erklärte die Hauttemperatur. Ein einzelner fester Schwellenwert ist damit nicht verlässlich; die wiederholte Messung am selben Patienten sagt mehr aus als ein Populationsgrenzwert.</w:t>
+        <w:t>Sieben Problembereiche identifiziert: Routinen, Kontinuität, Sprachverständnis, Ressourcen, Patienteneducation, Personalschulung, nationale Maßnahmen. Erforderliche Unterstützung auf allen Ebenen – besonders institutionell und infrastrukturell – sowie in alltäglichen Arzt-Patienten-Interaktionen. Interventionsmodell mit erweitertem interdisziplinärem Team, Angehörigen, Apothekern und erreichbarem Koordinator entwickelt.</w:t>
       </w:r>
     </w:p>
     <w:p>
@@ -177,7 +177,7 @@
         <w:rPr>
           <w:sz w:val="19"/>
         </w:rPr>
-        <w:t>Schweden (Uppsala), physiologische Validierung; Übertragbarkeit auf Sepsisverdacht in Notaufnahmen begrenzt ohne prospektive Patientenstudien</w:t>
+        <w:t>Schweden, übertragbar auf deutsche Migrationspopulation und Mehrsprachigkeit</w:t>
       </w:r>
     </w:p>
     <w:p>
@@ -186,7 +186,7 @@
           <w:color w:val="5A7D3A"/>
           <w:sz w:val="18"/>
         </w:rPr>
-        <w:t>https://pubmed.ncbi.nlm.nih.gov/42706575/</w:t>
+        <w:t>https://pubmed.ncbi.nlm.nih.gov/42711692/</w:t>
       </w:r>
     </w:p>
     <w:p>
@@ -194,7 +194,7 @@
         <w:pStyle w:val="Heading2"/>
       </w:pPr>
       <w:r>
-        <w:t>Elektronische Dosierungskorrekturen für DOAC bei älteren Frauen: Benachrichtigungen erreichen nur 33% der Therapieänderungen bei Hochrisiko-Patienten</w:t>
+        <w:t>Medikamentensicherheit bei mitochondrialen Erkrankungen: Metformin, Beta-Blocker, Statine potentiell problematisch</w:t>
       </w:r>
     </w:p>
     <w:p>
@@ -204,12 +204,12 @@
           <w:color w:val="666666"/>
           <w:sz w:val="18"/>
         </w:rPr>
-        <w:t>Saraswat A et al.  ·  Res Pract Thromb Haemost  ·  06.08.2026  ·  PMID 42699097</w:t>
+        <w:t>Järvinen O et al.  ·  Neurol Sci  ·  06.08.2026  ·  PMID 42560609</w:t>
       </w:r>
     </w:p>
     <w:p>
       <w:r>
-        <w:t>USA, Michigan: Evaluation elektronischer Benachrichtigungen zu DOAC-Dosierungsfehlern; 32,7% führten zu Dosisanpassung; Gründe für Nichtbefolgung dokumentiert.</w:t>
+        <w:t>Retrospektive Kohortenstudie mit Arzneimittelanalyse von 44 Patienten mit genetisch bestätigter mitochondrialer Erkrankung über 2010–2022; Überprüfung auf mitochondriale Toxizität und Wechselwirkungen.</w:t>
       </w:r>
     </w:p>
     <w:p>
@@ -220,7 +220,7 @@
         <w:t xml:space="preserve">Ergebnis: </w:t>
       </w:r>
       <w:r>
-        <w:t>Apixaban-Fehler zu 87,8% bei ≥80 Jahren. Dosisreduktion 52% Änderungsquote, Dosiserhöhung nur 16,8% (p&lt;0,001). Originale Verschreiber dokumentierten Ablehnungsgründe in 46,1%, Pharmazeuten in 90,5%. Nierenrückgang, Gewicht, Blutungsrisiko häufigste Ablehnungsgründe.</w:t>
+        <w:t>~1.000 Medikamenteneinträge überprüft. Häufig verwendete Arzneien mit potentieller mitochondrialer Toxizität identifiziert: Metformin, Beta-Blocker, Statine, Ciprofloxacin, Fluoxetin, Ibuprofen, bestimmte Antiepileptika. Kontraindizierte Medikamente nicht beobachtet; keine Hochrisiko-Wechselwirkungen entdeckt. Klinisch relevant: häufige Analgetika-Nutzung. Schlussfolgerung: Weitere Forschung zu mitochondrialer Sicherheit mehrerer Medikamentenklassen erforderlich; Schmerzmanagement bei mitochondrialen Erkrankungen verdient erhöhte Aufmerksamkeit.</w:t>
       </w:r>
     </w:p>
     <w:p>
@@ -235,7 +235,7 @@
         <w:rPr>
           <w:sz w:val="19"/>
         </w:rPr>
-        <w:t>USA (Haftungsklima anders), aber Fehlererkennungssystem auf deutsches QM-System übertragbar</w:t>
+        <w:t>Finnland, europäische Klinik, Medikamentensicherheit ist universell relevant, übertragbar</w:t>
       </w:r>
     </w:p>
     <w:p>
@@ -244,7 +244,7 @@
           <w:color w:val="5A7D3A"/>
           <w:sz w:val="18"/>
         </w:rPr>
-        <w:t>https://pubmed.ncbi.nlm.nih.gov/42699097/</w:t>
+        <w:t>https://pubmed.ncbi.nlm.nih.gov/42560609/</w:t>
       </w:r>
     </w:p>
     <w:p>
@@ -252,7 +252,7 @@
         <w:pStyle w:val="Heading2"/>
       </w:pPr>
       <w:r>
-        <w:t>Infektionen unter MS-Therapie: italienisches Register zeigt Nutzen von Echtdaten-Vigilanz trotz methodischer Grenzen</w:t>
+        <w:t>Ärztliche und zahnärztliche Studierend sowie Assistenzärzte wenig vorbereitet auf Faktoren der Patientensicherheit</w:t>
       </w:r>
     </w:p>
     <w:p>
@@ -262,12 +262,12 @@
           <w:color w:val="666666"/>
           <w:sz w:val="18"/>
         </w:rPr>
-        <w:t>Salivetto M et al.  ·  Pharmacoepidemiol Drug Saf  ·  Aug. 2026  ·  PMID 42528095</w:t>
+        <w:t>Mattey L et al.  ·  Br J Oral Maxillofac Surg  ·  07.03.2026  ·  PMID 42552191</w:t>
       </w:r>
     </w:p>
     <w:p>
       <w:r>
-        <w:t>Italienisches MS-Register (RISM) 2016–2025: 24.259 Patienten mit krankheitsmodifizierender Therapie, 4.419 (18,2%) mit Klinischen Ereignissen; Infektionen 29,4%, Malignität 3,7%; prospektive Datenqualitätskontrolle implementiert.</w:t>
+        <w:t>Nationale Querschnittsstudie britischer Medizinstudierender und Assistenzärzte (n=1.274) zu Haltung, Wissen und Erfahrung bezüglich Patientensicherheit, Humanfaktoren und medikolegale Folgen von Fehlern; Vergleich mit Teilnehmern eines maßgeschneiderten Workshops.</w:t>
       </w:r>
     </w:p>
     <w:p>
@@ -278,7 +278,7 @@
         <w:t xml:space="preserve">Ergebnis: </w:t>
       </w:r>
       <w:r>
-        <w:t>Bei 24.259 Therapieinitiationen 18,2% mit dokumentiertem Ereignis; Infektionsanteil 29,4% aller Events. Stärken: umfassendes Langzeit-Tracking, Patientenperspektive. Grenzen: methodische Herausforderungen bei Sekundärdaten, Meldepflichten variabel, nationale Transferbarkeit eingeschränkt.</w:t>
+        <w:t>942 Studierende (74,0 %), 332 Assistenzärzte (26,0 %). Häufigste Humanfaktoren: Zeitdruck (57,0 %), Müdigkeit (56,2 %), mangelhafte Übergaben (43,8 %). Bereitschaft zum Umgang mit Humanfaktoren (Median 3/5) und Selbstsicherheit zu Einspruch (Median 3/5) bei Absolventen von Regelschulen signifikant niedriger vs. Privatschule (adjustiertes OR 0,70, 95%-CI 0,57–0,87). 62,2 % fehlte rechtliche Orientierung zu Fehlerfolgen; fast Hälfte wusste nicht, wo Unterstützung zu suchen ist. Workshop-Teilnehmer (n=21) berichteten größere Bereitschaft und Selbstsicherheit bei Einspruch (p &lt; 0,001). Trotz häufigem Kontakt mit Sicherheitsfaktoren nur mäßig vorbereitet und unterstützt.</w:t>
       </w:r>
     </w:p>
     <w:p>
@@ -293,7 +293,7 @@
         <w:rPr>
           <w:sz w:val="19"/>
         </w:rPr>
-        <w:t>Italien (vergleichbares EU-Melderecht), kohortales Design; Struktur relevant für deutsches Klinik-Pharmakovigilance-Register</w:t>
+        <w:t>Großbritannien, deutschsprachiges System hat ähnliche Lücken in Ausbildung von Medizinern</w:t>
       </w:r>
     </w:p>
     <w:p>
@@ -302,7 +302,7 @@
           <w:color w:val="5A7D3A"/>
           <w:sz w:val="18"/>
         </w:rPr>
-        <w:t>https://pubmed.ncbi.nlm.nih.gov/42528095/</w:t>
+        <w:t>https://pubmed.ncbi.nlm.nih.gov/42552191/</w:t>
       </w:r>
     </w:p>
     <w:p>
@@ -310,7 +310,7 @@
         <w:pStyle w:val="Heading2"/>
       </w:pPr>
       <w:r>
-        <w:t>Lamotrigin erhöht SJS/TEN-Risiko 173fach: dänische Inzidenzkohorte quantifiziert Arzneimittelschaden bei Antikonvulsiva</w:t>
+        <w:t>MRSA-Screening aller Risikopatienten senkt Infektionen und Kosten in spanischen Kliniken</w:t>
       </w:r>
     </w:p>
     <w:p>
@@ -320,12 +320,12 @@
           <w:color w:val="666666"/>
           <w:sz w:val="18"/>
         </w:rPr>
-        <w:t>Heerfordt IM et al.  ·  Neurology  ·  11.08.2026  ·  PMID 42467870</w:t>
+        <w:t>Diaz-Brito V et al.  ·  J Med Econ  ·  16.07.2026  ·  PMID 42464566</w:t>
       </w:r>
     </w:p>
     <w:p>
       <w:r>
-        <w:t>Dänische Bevölkerungskohorte 1995–2024: 1.388.397 Antikonvulsiva-Initiationen, 83 SJS/TEN-Fälle in 90 Tagen; Mortalität 17%, Ereignisse konzentriert auf erste Wochen.</w:t>
+        <w:t>Modellbasierte Kostenfolgen-Analyse von MRSA-Screening bei Krankenhauspatienten mit hohem Risiko; Vergleich molekulares PCR-Screening versus Kultur versus aktuelle spanische Praxis (Kultur nur in Intensivstationen).</w:t>
       </w:r>
     </w:p>
     <w:p>
@@ -336,7 +336,7 @@
         <w:t xml:space="preserve">Ergebnis: </w:t>
       </w:r>
       <w:r>
-        <w:t>Lamotrigin 29,31/100.000 (95% KI 21,46–39,09); Carbamazepin 16,66 (8,32–29,80); Phenobarbital 15,84; Oxcarbazepin 11,25; Valproat 7,31/100.000. Gabapentinoide deutlich niedriger (Pregabalin 2,26, Gabapentin 1,24). Hintergrund 0,17/100.000. 7% aller SJS/TEN-Fälle Dänemarks antikonvulsiva-assoziiert.</w:t>
+        <w:t>Molekulares PCR-Screening aller Hochrisikapatienten versus Kulturbasis: 7,4 mehr positive Tests, 4,3 mehr erfolgreiche Dekolo­nisierungen, 0,8 weniger MRSA-Infektionen, Kostenersparnis 748.971 € (−438,8 €/getesteter Patient). Versus aktuelle Praxis (nur Intensivstation): 113,3 mehr positive Tests, 12,6 weniger Infektionen, 3,4 weniger Todesfälle, Kosteneinsparung 272.118 € (−3.278 €/getesteter Patient). Screening mit PCR war kostensparender trotz höherer Testkosten.</w:t>
       </w:r>
     </w:p>
     <w:p>
@@ -351,7 +351,7 @@
         <w:rPr>
           <w:sz w:val="19"/>
         </w:rPr>
-        <w:t>Dänemark (Melderegister), Inzidenzkohorte; europäische Baseline für Vergleichbarkeit mit deutschem Arzneimittelrisiko</w:t>
+        <w:t>Spanien, vergleichbares Versicherungssystem mit Deutschland, unmittelbar anwendbar</w:t>
       </w:r>
     </w:p>
     <w:p>
@@ -360,7 +360,7 @@
           <w:color w:val="5A7D3A"/>
           <w:sz w:val="18"/>
         </w:rPr>
-        <w:t>https://pubmed.ncbi.nlm.nih.gov/42467870/</w:t>
+        <w:t>https://pubmed.ncbi.nlm.nih.gov/42464566/</w:t>
       </w:r>
     </w:p>
     <w:p>
@@ -368,7 +368,7 @@
         <w:pStyle w:val="Heading2"/>
       </w:pPr>
       <w:r>
-        <w:t>Automatisierte nosokomiale Sepsis-Erfassung über Laborresistenzdaten machbar: niederländisches Pilotierungsprojekt zeigt Machbarkeit mit Grenzen</w:t>
+        <w:t>Serotoninsyndom bei Polypharmaka: Fentanyl und Tramadol als übersehene Risiken</w:t>
       </w:r>
     </w:p>
     <w:p>
@@ -378,12 +378,12 @@
           <w:color w:val="666666"/>
           <w:sz w:val="18"/>
         </w:rPr>
-        <w:t>Brekelmans M et al.  ·  Euro Surveill  ·  Juli 2026  ·  PMID 42464816</w:t>
+        <w:t>Blyzniuk B et al.  ·  Eur J Clin Pharmacol  ·  17.07.2026  ·  PMID 42463509</w:t>
       </w:r>
     </w:p>
     <w:p>
       <w:r>
-        <w:t>Niederlande 2018–2023: automated surveillance von hospital-onset bacteraemia/fungaemia (HOB) mittels nationales Resistenz-Surveillance-System (ISIS-AR); Feasibility-Evaluation an vier Kliniken mit outcome validation.</w:t>
+        <w:t>Systematische Literaturübersicht mit Fallanalyse von 764 publizierten Serotoninsyndom-Fällen in Erwachsenen; Analyse von Medikamentenkombinationen und Outcomes zwischen Suizidversuch und Routinemedikation.</w:t>
       </w:r>
     </w:p>
     <w:p>
@@ -394,7 +394,7 @@
         <w:t xml:space="preserve">Ergebnis: </w:t>
       </w:r>
       <w:r>
-        <w:t>Ältere Parameter &gt;80% dokumentiert; Aufnahmetermin nur in 14/105 Kliniken. Outcome-Validierung: sichere HOB-Identifikation bei Nicht-Kommensalen, variable Sensitivität bei Kommensalen (Laborpolitik-abhängig). Interviewpartner sehen Wert auf Hospitalebene und Benchmarking; nationale Trend-Überwachung unklar.</w:t>
+        <w:t>764 Fälle eingeschlossen; 653 (85,6 %) erfüllten Sternbach-, 496 (65,0 %) Hunter-Kriterien. Suizidvorsätze: 79,4 % Intensivstationen, 18,0 % Mortalität; Routinemedikation: 35,6 % Intensivstation, 5,1 % Mortalität (beide p &lt; 0,001). Von 645 Routinefällen 92,9 % Kombinationstherapie; Monotherapie mild, meist nach Start neuer Antidepressiva bei jüngeren Patienten. Netzwerk-Analyse: Trazodone am häufigsten verbundenes Antidepressivum; Fentanyl und Tramadol als zentrale Nicht-Antidepressiva-Knoten. Fünf Fälle nach Antipsychotika-Absetzen bei beibehaltenen Serotonergika.</w:t>
       </w:r>
     </w:p>
     <w:p>
@@ -409,7 +409,7 @@
         <w:rPr>
           <w:sz w:val="19"/>
         </w:rPr>
-        <w:t>Niederlande (vergleichbares Versicherungs- und Meldewesen), Sekundärdaten-Nutzung; direkter Transfer auf deutsches Surveillancesystem möglich</w:t>
+        <w:t>Schweiz, deutschsprachig, vergleichbare Polypharmaka-Probleme im europäischen Gesundheitswesen</w:t>
       </w:r>
     </w:p>
     <w:p>
@@ -418,7 +418,7 @@
           <w:color w:val="5A7D3A"/>
           <w:sz w:val="18"/>
         </w:rPr>
-        <w:t>https://pubmed.ncbi.nlm.nih.gov/42464816/</w:t>
+        <w:t>https://pubmed.ncbi.nlm.nih.gov/42463509/</w:t>
       </w:r>
     </w:p>
     <w:sectPr>

--- a/download/studien-aktuell.docx
+++ b/download/studien-aktuell.docx
@@ -62,7 +62,7 @@
           <w:color w:val="666666"/>
           <w:sz w:val="18"/>
         </w:rPr>
-        <w:t>Stand: 10.09.2026  |  6 Studien  |  safety.m-vf.de</w:t>
+        <w:t>Stand: 11.09.2026  |  6 Studien  |  safety.m-vf.de</w:t>
       </w:r>
     </w:p>
     <w:p>
@@ -70,7 +70,7 @@
         <w:pStyle w:val="Heading1"/>
       </w:pPr>
       <w:r>
-        <w:t>Aufgenommen am 10.09.2026</w:t>
+        <w:t>Aufgenommen am 11.09.2026</w:t>
       </w:r>
     </w:p>
     <w:p>
@@ -78,7 +78,7 @@
         <w:pStyle w:val="Heading2"/>
       </w:pPr>
       <w:r>
-        <w:t>Hospitalisierungsbakterämie als Qualitätsmetrik zeigt bedeutsame Variation zwischen Krankenhäusern</w:t>
+        <w:t>Rapid diagnostik senkt Zeitspanne bei Gram-negativer Sepsis um 14-19 Stunden</w:t>
       </w:r>
     </w:p>
     <w:p>
@@ -88,12 +88,12 @@
           <w:color w:val="666666"/>
           <w:sz w:val="18"/>
         </w:rPr>
-        <w:t>Bedard-Lapointe O et al.  ·  JAMA Netw Open  ·  01.09.2026  ·  PMID 42714906</w:t>
+        <w:t>Benyahia M et al.  ·  PLoS One  ·  10.09.2026  ·  PMID 42721154</w:t>
       </w:r>
     </w:p>
     <w:p>
       <w:r>
-        <w:t>Populationsbasierte Kohortenstudie aller Krankenhausaufnahmen in Ontario 2017–2024; Vergleich der Raten nosokomialer Bakterämien (Hospital-Onset Bacteremia, HOB) an 114 Akutkrankenhäusern unter Adjustierung für Patienten- und Krankenhausmerkmale.</w:t>
+        <w:t>Prospektive Studie zur Beschleunigung der Diagnostik bei Gram-negativen Blutstrominfektionen auf Intensivstationen mit molekularen und schnellen Empfindlichkeitsmethoden.</w:t>
       </w:r>
     </w:p>
     <w:p>
@@ -104,7 +104,7 @@
         <w:t xml:space="preserve">Ergebnis: </w:t>
       </w:r>
       <w:r>
-        <w:t>3.325.900 Aufnahmen, 61.452 HOB-Episoden über 29.721.745 Aufnahmetage, Gesamtrate 2,07 pro 1.000 Aufnahmetage. Über 114 Krankenhäuser deutliche Variation: 10. Perzentil 0,39, 25. Perzentil 0,71, Median 1,08, 75. Perzentil 1,68, 90. Perzentil 2,27 pro 1.000 Aufnahmetage. Random-Intercept für Krankenhäuser SD 0,36 (95%-CI 0,29–0,42), Rate-Ratio 1,43 (95%-CI 1,34–1,52) pro 1 SD. HOB-Rate ein zuverlässiger Qualitätsindikator zur Differenzierung zwischen Kliniken.</w:t>
+        <w:t>BioFire BCID2 und Vitek REVEAL reduzierten die Identifikationszeit um 19,0 Stunden und die Empfindlichkeitstestung um 14,9 Stunden bei 50 ICU-Patienten mit Monomikrobium-Infektionen; kategoriale Übereinstimmung mit Standardmethoden 97,7%.</w:t>
       </w:r>
     </w:p>
     <w:p>
@@ -119,7 +119,7 @@
         <w:rPr>
           <w:sz w:val="19"/>
         </w:rPr>
-        <w:t>Kanada, vergleichbares öffentliches Gesundheitssystem, Basis für deutsches Qualitätsmonitoring</w:t>
+        <w:t>Frankreich, vergleichbares Dokumentationssystem in der Intensivmedizin</w:t>
       </w:r>
     </w:p>
     <w:p>
@@ -128,7 +128,7 @@
           <w:color w:val="5A7D3A"/>
           <w:sz w:val="18"/>
         </w:rPr>
-        <w:t>https://pubmed.ncbi.nlm.nih.gov/42714906/</w:t>
+        <w:t>https://pubmed.ncbi.nlm.nih.gov/42721154/</w:t>
       </w:r>
     </w:p>
     <w:p>
@@ -136,7 +136,7 @@
         <w:pStyle w:val="Heading2"/>
       </w:pPr>
       <w:r>
-        <w:t>Sichere Medikation für Migranten mit Sprachbarrieren: partizipatives Interventionsmodell entwickelt</w:t>
+        <w:t>Albuminmangel nach E.-coli-Sepsis erhöht Sterblichkeit um 10-fach bei Kindern</w:t>
       </w:r>
     </w:p>
     <w:p>
@@ -146,12 +146,12 @@
           <w:color w:val="666666"/>
           <w:sz w:val="18"/>
         </w:rPr>
-        <w:t>Hjelm K et al.  ·  BMC Health Serv Res  ·  07.09.2026  ·  PMID 42711692</w:t>
+        <w:t>Cheng J et al.  ·  Ann Med  ·  10.09.2026  ·  PMID 42720514</w:t>
       </w:r>
     </w:p>
     <w:p>
       <w:r>
-        <w:t>Qualitative Studie mit Fokusgruppen (Migranten, Angehörige, Gesundheits- und Apothekenpersonal) zur Identifikation von Unterstützungsbedarf bei sicherer Medikationsverwaltung zu Hause; Entwicklung eines primärärztlichen Unterstützungsmodells.</w:t>
+        <w:t>Retrospektive Kohortenstudie zu Prädiktoren der Krankenhaus-Sterblichkeit bei Kindern mit E.-coli-Blutstrominfektionen, fokussiert auf post-infektiven Albuminmangel.</w:t>
       </w:r>
     </w:p>
     <w:p>
@@ -162,7 +162,7 @@
         <w:t xml:space="preserve">Ergebnis: </w:t>
       </w:r>
       <w:r>
-        <w:t>Sieben Problembereiche identifiziert: Routinen, Kontinuität, Sprachverständnis, Ressourcen, Patienteneducation, Personalschulung, nationale Maßnahmen. Erforderliche Unterstützung auf allen Ebenen – besonders institutionell und infrastrukturell – sowie in alltäglichen Arzt-Patienten-Interaktionen. Interventionsmodell mit erweitertem interdisziplinärem Team, Angehörigen, Apothekern und erreichbarem Koordinator entwickelt.</w:t>
+        <w:t>Bei 211 Kindern mit E.-coli-Sepsis betrug die Sterblichkeit 12,32%; sekundärer Albuminmangel war nach Kontrolle für Beatmung, PRISM-Score und Zeit bis Nachweis mit Odds Ratio 10,59 (95% KI 1,39-80,91; p&lt;0,05) unabhängig mit Mortalität assoziiert.</w:t>
       </w:r>
     </w:p>
     <w:p>
@@ -177,7 +177,7 @@
         <w:rPr>
           <w:sz w:val="19"/>
         </w:rPr>
-        <w:t>Schweden, übertragbar auf deutsche Migrationspopulation und Mehrsprachigkeit</w:t>
+        <w:t>China, außereuropäisch; Struktur der Risikostratifizierung übertragbar</w:t>
       </w:r>
     </w:p>
     <w:p>
@@ -186,7 +186,7 @@
           <w:color w:val="5A7D3A"/>
           <w:sz w:val="18"/>
         </w:rPr>
-        <w:t>https://pubmed.ncbi.nlm.nih.gov/42711692/</w:t>
+        <w:t>https://pubmed.ncbi.nlm.nih.gov/42720514/</w:t>
       </w:r>
     </w:p>
     <w:p>
@@ -194,7 +194,7 @@
         <w:pStyle w:val="Heading2"/>
       </w:pPr>
       <w:r>
-        <w:t>Medikamentensicherheit bei mitochondrialen Erkrankungen: Metformin, Beta-Blocker, Statine potentiell problematisch</w:t>
+        <w:t>Klinische Antibiotikatiming bei Sepsis folgt Zwei-Achsen-Muster</w:t>
       </w:r>
     </w:p>
     <w:p>
@@ -204,12 +204,12 @@
           <w:color w:val="666666"/>
           <w:sz w:val="18"/>
         </w:rPr>
-        <w:t>Järvinen O et al.  ·  Neurol Sci  ·  06.08.2026  ·  PMID 42560609</w:t>
+        <w:t>Currey D et al.  ·  Crit Care Explor  ·  01.09.2026  ·  PMID 42720074</w:t>
       </w:r>
     </w:p>
     <w:p>
       <w:r>
-        <w:t>Retrospektive Kohortenstudie mit Arzneimittelanalyse von 44 Patienten mit genetisch bestätigter mitochondrialer Erkrankung über 2010–2022; Überprüfung auf mitochondriale Toxizität und Wechselwirkungen.</w:t>
+        <w:t>Retrospektive Observationsstudie mit maschinellem Lernen zur Validierung eines Dual-Achsen-Modells für Antibiotikatiming bei Verdacht auf Sepsis in 199.062 Notaufnahmen.</w:t>
       </w:r>
     </w:p>
     <w:p>
@@ -220,7 +220,7 @@
         <w:t xml:space="preserve">Ergebnis: </w:t>
       </w:r>
       <w:r>
-        <w:t>~1.000 Medikamenteneinträge überprüft. Häufig verwendete Arzneien mit potentieller mitochondrialer Toxizität identifiziert: Metformin, Beta-Blocker, Statine, Ciprofloxacin, Fluoxetin, Ibuprofen, bestimmte Antiepileptika. Kontraindizierte Medikamente nicht beobachtet; keine Hochrisiko-Wechselwirkungen entdeckt. Klinisch relevant: häufige Analgetika-Nutzung. Schlussfolgerung: Weitere Forschung zu mitochondrialer Sicherheit mehrerer Medikamentenklassen erforderlich; Schmerzmanagement bei mitochondrialen Erkrankungen verdient erhöhte Aufmerksamkeit.</w:t>
+        <w:t>Bei 115.152 Notaufnahmen validiert: Antibiotikatiming folgt kontinuierlichem Gradienten mit Wahrscheinlichkeit von Infektion und physiologischem Schweregrad (Interaktion p=0,0013); verzögertes Timing über Erwartung hinaus assoziiert mit erhöhter 3-Tage-ICU-Rate oder Sterblichkeit (p&lt;0,001).</w:t>
       </w:r>
     </w:p>
     <w:p>
@@ -235,7 +235,7 @@
         <w:rPr>
           <w:sz w:val="19"/>
         </w:rPr>
-        <w:t>Finnland, europäische Klinik, Medikamentensicherheit ist universell relevant, übertragbar</w:t>
+        <w:t>USA, aber Sicherheitsbefund zur Entscheidungsfindung unabhängig von System</w:t>
       </w:r>
     </w:p>
     <w:p>
@@ -244,7 +244,7 @@
           <w:color w:val="5A7D3A"/>
           <w:sz w:val="18"/>
         </w:rPr>
-        <w:t>https://pubmed.ncbi.nlm.nih.gov/42560609/</w:t>
+        <w:t>https://pubmed.ncbi.nlm.nih.gov/42720074/</w:t>
       </w:r>
     </w:p>
     <w:p>
@@ -252,7 +252,7 @@
         <w:pStyle w:val="Heading2"/>
       </w:pPr>
       <w:r>
-        <w:t>Ärztliche und zahnärztliche Studierend sowie Assistenzärzte wenig vorbereitet auf Faktoren der Patientensicherheit</w:t>
+        <w:t>Ärztliche Entwertung – systematische Definition eines Sicherheitsrisikos</w:t>
       </w:r>
     </w:p>
     <w:p>
@@ -262,12 +262,12 @@
           <w:color w:val="666666"/>
           <w:sz w:val="18"/>
         </w:rPr>
-        <w:t>Mattey L et al.  ·  Br J Oral Maxillofac Surg  ·  07.03.2026  ·  PMID 42552191</w:t>
+        <w:t>Lerch SP et al.  ·  BMC Health Serv Res  ·  08.09.2026  ·  PMID 42717341</w:t>
       </w:r>
     </w:p>
     <w:p>
       <w:r>
-        <w:t>Nationale Querschnittsstudie britischer Medizinstudierender und Assistenzärzte (n=1.274) zu Haltung, Wissen und Erfahrung bezüglich Patientensicherheit, Humanfaktoren und medikolegale Folgen von Fehlern; Vergleich mit Teilnehmern eines maßgeschneiderten Workshops.</w:t>
+        <w:t>Scoping Review zur Begriffsklärung, Messung, Ursachen und Folgen von ärztlicher Entwertung und medizinischem Gaslighting anhand von 158 wissenschaftlichen Arbeiten.</w:t>
       </w:r>
     </w:p>
     <w:p>
@@ -278,7 +278,7 @@
         <w:t xml:space="preserve">Ergebnis: </w:t>
       </w:r>
       <w:r>
-        <w:t>942 Studierende (74,0 %), 332 Assistenzärzte (26,0 %). Häufigste Humanfaktoren: Zeitdruck (57,0 %), Müdigkeit (56,2 %), mangelhafte Übergaben (43,8 %). Bereitschaft zum Umgang mit Humanfaktoren (Median 3/5) und Selbstsicherheit zu Einspruch (Median 3/5) bei Absolventen von Regelschulen signifikant niedriger vs. Privatschule (adjustiertes OR 0,70, 95%-CI 0,57–0,87). 62,2 % fehlte rechtliche Orientierung zu Fehlerfolgen; fast Hälfte wusste nicht, wo Unterstützung zu suchen ist. Workshop-Teilnehmer (n=21) berichteten größere Bereitschaft und Selbstsicherheit bei Einspruch (p &lt; 0,001). Trotz häufigem Kontakt mit Sicherheitsfaktoren nur mäßig vorbereitet und unterstützt.</w:t>
+        <w:t>Erhebliche Inkonsistenz in Definitionen von Entwertung, Nichternstnehmen und Gaslighting; Phänomen ist multifaktoriell (diagnostische Schwierigkeiten, strukturelle Faktoren, Stigma, Wissenlücken); assoziiert mit Verhaltens-, emotionalen, kognitiven, körperlichen und systemischen Schäden; Validierung und Interventionen auf mehreren Ebenen erforderlich.</w:t>
       </w:r>
     </w:p>
     <w:p>
@@ -293,7 +293,7 @@
         <w:rPr>
           <w:sz w:val="19"/>
         </w:rPr>
-        <w:t>Großbritannien, deutschsprachiges System hat ähnliche Lücken in Ausbildung von Medizinern</w:t>
+        <w:t>Deutschland (Autorin Greifswald), hohes Transferpotenzial für Patientensicherheitsforschung</w:t>
       </w:r>
     </w:p>
     <w:p>
@@ -302,7 +302,7 @@
           <w:color w:val="5A7D3A"/>
           <w:sz w:val="18"/>
         </w:rPr>
-        <w:t>https://pubmed.ncbi.nlm.nih.gov/42552191/</w:t>
+        <w:t>https://pubmed.ncbi.nlm.nih.gov/42717341/</w:t>
       </w:r>
     </w:p>
     <w:p>
@@ -310,7 +310,7 @@
         <w:pStyle w:val="Heading2"/>
       </w:pPr>
       <w:r>
-        <w:t>MRSA-Screening aller Risikopatienten senkt Infektionen und Kosten in spanischen Kliniken</w:t>
+        <w:t>Antimikrobielles Stewardship für ältere Sepsis-Patienten – Pfad für Ressourcen-begrenzte Länder</w:t>
       </w:r>
     </w:p>
     <w:p>
@@ -320,12 +320,12 @@
           <w:color w:val="666666"/>
           <w:sz w:val="18"/>
         </w:rPr>
-        <w:t>Diaz-Brito V et al.  ·  J Med Econ  ·  16.07.2026  ·  PMID 42464566</w:t>
+        <w:t>Jing L et al.  ·  J Infect Dev Ctries  ·  31.08.2026  ·  PMID 42715272</w:t>
       </w:r>
     </w:p>
     <w:p>
       <w:r>
-        <w:t>Modellbasierte Kostenfolgen-Analyse von MRSA-Screening bei Krankenhauspatienten mit hohem Risiko; Vergleich molekulares PCR-Screening versus Kultur versus aktuelle spanische Praxis (Kultur nur in Intensivstationen).</w:t>
+        <w:t>Retrospektive Kohortenstudie zu Gram-negativer Sepsis bei 122 älteren Patienten in Shanghai mit Ziel, einen kosteneffizienten, lokale Resistenzprofile berücksichtigenden Behandlungspfad zu entwickeln.</w:t>
       </w:r>
     </w:p>
     <w:p>
@@ -336,7 +336,7 @@
         <w:t xml:space="preserve">Ergebnis: </w:t>
       </w:r>
       <w:r>
-        <w:t>Molekulares PCR-Screening aller Hochrisikapatienten versus Kulturbasis: 7,4 mehr positive Tests, 4,3 mehr erfolgreiche Dekolo­nisierungen, 0,8 weniger MRSA-Infektionen, Kostenersparnis 748.971 € (−438,8 €/getesteter Patient). Versus aktuelle Praxis (nur Intensivstation): 113,3 mehr positive Tests, 12,6 weniger Infektionen, 3,4 weniger Todesfälle, Kosteneinsparung 272.118 € (−3.278 €/getesteter Patient). Screening mit PCR war kostensparender trotz höherer Testkosten.</w:t>
+        <w:t>Gram-negative Keime dominierten (54,9%); 28-Tage-Mortalität 37,7%; Cefoperazon-Sulbactam-Empfindlichkeit 85,0%; unabhängige Mortalitätsprädiktoren waren Alter (aOR 1,10 pro Jahr), ICU-Aufnahme (aOR 6,65), Beatmung (aOR 5,78), Dialyse (aOR 3,62); entwickelter Karbapenem-sparender Pfad für Stewardship.</w:t>
       </w:r>
     </w:p>
     <w:p>
@@ -351,7 +351,7 @@
         <w:rPr>
           <w:sz w:val="19"/>
         </w:rPr>
-        <w:t>Spanien, vergleichbares Versicherungssystem mit Deutschland, unmittelbar anwendbar</w:t>
+        <w:t>China, aber Prinzipien zu lokalen Resistenzmustern und Stewardship international übertragbar</w:t>
       </w:r>
     </w:p>
     <w:p>
@@ -360,7 +360,7 @@
           <w:color w:val="5A7D3A"/>
           <w:sz w:val="18"/>
         </w:rPr>
-        <w:t>https://pubmed.ncbi.nlm.nih.gov/42464566/</w:t>
+        <w:t>https://pubmed.ncbi.nlm.nih.gov/42715272/</w:t>
       </w:r>
     </w:p>
     <w:p>
@@ -368,7 +368,7 @@
         <w:pStyle w:val="Heading2"/>
       </w:pPr>
       <w:r>
-        <w:t>Serotoninsyndom bei Polypharmaka: Fentanyl und Tramadol als übersehene Risiken</w:t>
+        <w:t>Pflegeausfälle führen zu Strafverurteilungen – zehn Urteile analysiert</w:t>
       </w:r>
     </w:p>
     <w:p>
@@ -378,12 +378,12 @@
           <w:color w:val="666666"/>
           <w:sz w:val="18"/>
         </w:rPr>
-        <w:t>Blyzniuk B et al.  ·  Eur J Clin Pharmacol  ·  17.07.2026  ·  PMID 42463509</w:t>
+        <w:t>Noacco M et al.  ·  Int J Nurs Stud  ·  24.07.2026  ·  PMID 42526145</w:t>
       </w:r>
     </w:p>
     <w:p>
       <w:r>
-        <w:t>Systematische Literaturübersicht mit Fallanalyse von 764 publizierten Serotoninsyndom-Fällen in Erwachsenen; Analyse von Medikamentenkombinationen und Outcomes zwischen Suizidversuch und Routinemedikation.</w:t>
+        <w:t>Qualitative Dokumentenanalyse von Urteilen des italienischen Obersten Kasationshofes zu Verurteilungen von Pflegepersonen wegen Verwahrlosung oder Verzögerung bei Pflegeleistungen zwischen 2004 und 2022.</w:t>
       </w:r>
     </w:p>
     <w:p>
@@ -394,7 +394,7 @@
         <w:t xml:space="preserve">Ergebnis: </w:t>
       </w:r>
       <w:r>
-        <w:t>764 Fälle eingeschlossen; 653 (85,6 %) erfüllten Sternbach-, 496 (65,0 %) Hunter-Kriterien. Suizidvorsätze: 79,4 % Intensivstationen, 18,0 % Mortalität; Routinemedikation: 35,6 % Intensivstation, 5,1 % Mortalität (beide p &lt; 0,001). Von 645 Routinefällen 92,9 % Kombinationstherapie; Monotherapie mild, meist nach Start neuer Antidepressiva bei jüngeren Patienten. Netzwerk-Analyse: Trazodone am häufigsten verbundenes Antidepressivum; Fentanyl und Tramadol als zentrale Nicht-Antidepressiva-Knoten. Fünf Fälle nach Antipsychotika-Absetzen bei beibehaltenen Serotonergika.</w:t>
+        <w:t>10 Urteile zwischen Dezember 2004 und Oktober 2022; in 8 Fällen trat Patiententod ein, in 2 Fällen Dauerschäden; häufigste Ausfälle waren unzureichende Vitalzeichenüberwachung, postoperative Versorgung, unzureichende Dokumentation, Vernachlässigung von Basispflege; Ausfälle auf Ebenen von Einzelperson, Station und System identifiziert.</w:t>
       </w:r>
     </w:p>
     <w:p>
@@ -409,7 +409,7 @@
         <w:rPr>
           <w:sz w:val="19"/>
         </w:rPr>
-        <w:t>Schweiz, deutschsprachig, vergleichbare Polypharmaka-Probleme im europäischen Gesundheitswesen</w:t>
+        <w:t>Italien, anderes Haftungssystem ohne Verschuldensnachweis; Faktoren des Versorgungsausfalls sind relevant</w:t>
       </w:r>
     </w:p>
     <w:p>
@@ -418,7 +418,7 @@
           <w:color w:val="5A7D3A"/>
           <w:sz w:val="18"/>
         </w:rPr>
-        <w:t>https://pubmed.ncbi.nlm.nih.gov/42463509/</w:t>
+        <w:t>https://pubmed.ncbi.nlm.nih.gov/42526145/</w:t>
       </w:r>
     </w:p>
     <w:sectPr>

--- a/download/studien-aktuell.docx
+++ b/download/studien-aktuell.docx
@@ -62,7 +62,7 @@
           <w:color w:val="666666"/>
           <w:sz w:val="18"/>
         </w:rPr>
-        <w:t>Stand: 11.09.2026  |  6 Studien  |  safety.m-vf.de</w:t>
+        <w:t>Stand: 12.09.2026  |  6 Studien  |  safety.m-vf.de</w:t>
       </w:r>
     </w:p>
     <w:p>
@@ -70,7 +70,7 @@
         <w:pStyle w:val="Heading1"/>
       </w:pPr>
       <w:r>
-        <w:t>Aufgenommen am 11.09.2026</w:t>
+        <w:t>Aufgenommen am 12.09.2026</w:t>
       </w:r>
     </w:p>
     <w:p>
@@ -78,7 +78,7 @@
         <w:pStyle w:val="Heading2"/>
       </w:pPr>
       <w:r>
-        <w:t>Rapid diagnostik senkt Zeitspanne bei Gram-negativer Sepsis um 14-19 Stunden</w:t>
+        <w:t>Ungeeignete Arzneimittelkaskaden in älteren Erwachsenen: Priorisierung nach Epidemiologie und Assoziationsstärke</w:t>
       </w:r>
     </w:p>
     <w:p>
@@ -88,12 +88,12 @@
           <w:color w:val="666666"/>
           <w:sz w:val="18"/>
         </w:rPr>
-        <w:t>Benyahia M et al.  ·  PLoS One  ·  10.09.2026  ·  PMID 42721154</w:t>
+        <w:t>Rochon PA et al.  ·  BMJ  ·  10.09.2026  ·  PMID 42727946</w:t>
       </w:r>
     </w:p>
     <w:p>
       <w:r>
-        <w:t>Prospektive Studie zur Beschleunigung der Diagnostik bei Gram-negativen Blutstrominfektionen auf Intensivstationen mit molekularen und schnellen Empfindlichkeitsmethoden.</w:t>
+        <w:t>Bevölkerungsbasierte Analyse administrativer Daten zur Identifikation potenziell unerwünschter Verschreibungskaskaden in der älteren kanadischen Bevölkerung mit systematischer Priorisierung.</w:t>
       </w:r>
     </w:p>
     <w:p>
@@ -104,7 +104,7 @@
         <w:t xml:space="preserve">Ergebnis: </w:t>
       </w:r>
       <w:r>
-        <w:t>BioFire BCID2 und Vitek REVEAL reduzierten die Identifikationszeit um 19,0 Stunden und die Empfindlichkeitstestung um 14,9 Stunden bei 50 ICU-Patienten mit Monomikrobium-Infektionen; kategoriale Übereinstimmung mit Standardmethoden 97,7%.</w:t>
+        <w:t>24 von 65 untersuchten Kaskaden erfüllten Priorisierungskriterien (Prävalenz ≥5%, Inzidenz ≥1%, angepasste Sequenzratio &gt;1). Höchste Inzidenzen: Eisen-zu-Laxans 11,9%, Statine-zu-Schmerzmittel 10,9%, Cholinesterase-Inhibitor-zu-Schlafmittel 10,3%. Stärkste zeitliche Assoziationen: Kortikosteroid-zu-Antipsychotika RR 2,55, Laxans-zu-Antidiarrhöika RR 2,53.</w:t>
       </w:r>
     </w:p>
     <w:p>
@@ -119,7 +119,7 @@
         <w:rPr>
           <w:sz w:val="19"/>
         </w:rPr>
-        <w:t>Frankreich, vergleichbares Dokumentationssystem in der Intensivmedizin</w:t>
+        <w:t>Kanada, vergleichbarer Versicherungskontext, Deprescribing-Ansätze übertragbar</w:t>
       </w:r>
     </w:p>
     <w:p>
@@ -128,7 +128,7 @@
           <w:color w:val="5A7D3A"/>
           <w:sz w:val="18"/>
         </w:rPr>
-        <w:t>https://pubmed.ncbi.nlm.nih.gov/42721154/</w:t>
+        <w:t>https://pubmed.ncbi.nlm.nih.gov/42727946/</w:t>
       </w:r>
     </w:p>
     <w:p>
@@ -136,7 +136,7 @@
         <w:pStyle w:val="Heading2"/>
       </w:pPr>
       <w:r>
-        <w:t>Albuminmangel nach E.-coli-Sepsis erhöht Sterblichkeit um 10-fach bei Kindern</w:t>
+        <w:t>Chirurgische Wundinfektionen in Frankreich: Systemische Analyse von Häufigkeit, Kosten und Wiederaufnahmen</w:t>
       </w:r>
     </w:p>
     <w:p>
@@ -146,12 +146,12 @@
           <w:color w:val="666666"/>
           <w:sz w:val="18"/>
         </w:rPr>
-        <w:t>Cheng J et al.  ·  Ann Med  ·  10.09.2026  ·  PMID 42720514</w:t>
+        <w:t>Aragno VA et al.  ·  Inquiry  ·  11.09.2026  ·  PMID 42727077</w:t>
       </w:r>
     </w:p>
     <w:p>
       <w:r>
-        <w:t>Retrospektive Kohortenstudie zu Prädiktoren der Krankenhaus-Sterblichkeit bei Kindern mit E.-coli-Blutstrominfektionen, fokussiert auf post-infektiven Albuminmangel.</w:t>
+        <w:t>Retrospektive Analyse der französischen Krankenversicherungsdatenbank zu Häufigkeit und Kostenfolgen von Wundkomplikationen nach elektiven Operationen in vier Fachgebieten.</w:t>
       </w:r>
     </w:p>
     <w:p>
@@ -162,7 +162,7 @@
         <w:t xml:space="preserve">Ergebnis: </w:t>
       </w:r>
       <w:r>
-        <w:t>Bei 211 Kindern mit E.-coli-Sepsis betrug die Sterblichkeit 12,32%; sekundärer Albuminmangel war nach Kontrolle für Beatmung, PRISM-Score und Zeit bis Nachweis mit Odds Ratio 10,59 (95% KI 1,39-80,91; p&lt;0,05) unabhängig mit Mortalität assoziiert.</w:t>
+        <w:t>Infektionsraten (SSI) ranged 0.44 % (orthopädisch) to 3.09 % (Magen-Darm); Herzchirurgie zeigte höchste Komplikationsrate 14,91 %. Wundkomplikationen führten zu 11–28 zusätzlichen Hospitalisierungstagen und 6.622–22.109 Euro Mehrkosten pro Fall; Wiederaufnahmen insgesamt 840 Mio. Euro Belastung pro Jahr. Vergleichbare administrative Datenqualität zu Deutschland.</w:t>
       </w:r>
     </w:p>
     <w:p>
@@ -177,7 +177,7 @@
         <w:rPr>
           <w:sz w:val="19"/>
         </w:rPr>
-        <w:t>China, außereuropäisch; Struktur der Risikostratifizierung übertragbar</w:t>
+        <w:t>Frankreich, vergleichbare Sozialversicherung, PMSI-Datensatz ähnlich Fallpauschalensystem</w:t>
       </w:r>
     </w:p>
     <w:p>
@@ -186,7 +186,7 @@
           <w:color w:val="5A7D3A"/>
           <w:sz w:val="18"/>
         </w:rPr>
-        <w:t>https://pubmed.ncbi.nlm.nih.gov/42720514/</w:t>
+        <w:t>https://pubmed.ncbi.nlm.nih.gov/42727077/</w:t>
       </w:r>
     </w:p>
     <w:p>
@@ -194,7 +194,7 @@
         <w:pStyle w:val="Heading2"/>
       </w:pPr>
       <w:r>
-        <w:t>Klinische Antibiotikatiming bei Sepsis folgt Zwei-Achsen-Muster</w:t>
+        <w:t>Multiresistente Blutstrominfektion bei Kindern mit Hochrisiko-Leukämie: Levofloxacin-Prophylaxe und Resistenzentwicklung</w:t>
       </w:r>
     </w:p>
     <w:p>
@@ -204,12 +204,12 @@
           <w:color w:val="666666"/>
           <w:sz w:val="18"/>
         </w:rPr>
-        <w:t>Currey D et al.  ·  Crit Care Explor  ·  01.09.2026  ·  PMID 42720074</w:t>
+        <w:t>Alsabagh M et al.  ·  Pol Merkur Lekarski  ·  2026  ·  PMID 42726826</w:t>
       </w:r>
     </w:p>
     <w:p>
       <w:r>
-        <w:t>Retrospektive Observationsstudie mit maschinellem Lernen zur Validierung eines Dual-Achsen-Modells für Antibiotikatiming bei Verdacht auf Sepsis in 199.062 Notaufnahmen.</w:t>
+        <w:t>Retrospektive Kohortenstudie zum Vergleich von multiresistenter Kolonisation und Blutstrominfektion bei intensiv chemotherapierten Kindern mit und ohne Fluorchinolon-Prophylaxe.</w:t>
       </w:r>
     </w:p>
     <w:p>
@@ -220,7 +220,7 @@
         <w:t xml:space="preserve">Ergebnis: </w:t>
       </w:r>
       <w:r>
-        <w:t>Bei 115.152 Notaufnahmen validiert: Antibiotikatiming folgt kontinuierlichem Gradienten mit Wahrscheinlichkeit von Infektion und physiologischem Schweregrad (Interaktion p=0,0013); verzögertes Timing über Erwartung hinaus assoziiert mit erhöhter 3-Tage-ICU-Rate oder Sterblichkeit (p&lt;0,001).</w:t>
+        <w:t>82 Kinder (67,1% männlich), medianes Alter 10 Jahre. Febrile Neutropenie in 89,3% der Zyklen. Fluorchinolon-Empfindlichkeit niedrig: 16% bei rektalen und 11,8% bei Blutkultur-Isolaten, abnehmend über Zyklen. Mortalität assoziiert mit multiresistenter Klebsiella pneumoniae und Fluorchinolon-Resistenz. Routine-Levofloxacin-Prophylaxe bietet begrenzte Vorteile.</w:t>
       </w:r>
     </w:p>
     <w:p>
@@ -235,7 +235,7 @@
         <w:rPr>
           <w:sz w:val="19"/>
         </w:rPr>
-        <w:t>USA, aber Sicherheitsbefund zur Entscheidungsfindung unabhängig von System</w:t>
+        <w:t>Ägypten, Antibiotic-Stewardship-Problem international relevant</w:t>
       </w:r>
     </w:p>
     <w:p>
@@ -244,7 +244,7 @@
           <w:color w:val="5A7D3A"/>
           <w:sz w:val="18"/>
         </w:rPr>
-        <w:t>https://pubmed.ncbi.nlm.nih.gov/42720074/</w:t>
+        <w:t>https://pubmed.ncbi.nlm.nih.gov/42726826/</w:t>
       </w:r>
     </w:p>
     <w:p>
@@ -252,7 +252,7 @@
         <w:pStyle w:val="Heading2"/>
       </w:pPr>
       <w:r>
-        <w:t>Ärztliche Entwertung – systematische Definition eines Sicherheitsrisikos</w:t>
+        <w:t>Multizentrischer Ausbruch durch Candida viswanathii in kontaminiertem Milrinon, Italien 2025</w:t>
       </w:r>
     </w:p>
     <w:p>
@@ -262,12 +262,12 @@
           <w:color w:val="666666"/>
           <w:sz w:val="18"/>
         </w:rPr>
-        <w:t>Lerch SP et al.  ·  BMC Health Serv Res  ·  08.09.2026  ·  PMID 42717341</w:t>
+        <w:t>Mesini A et al.  ·  Euro Surveill  ·  Sept. 2026  ·  PMID 42725369</w:t>
       </w:r>
     </w:p>
     <w:p>
       <w:r>
-        <w:t>Scoping Review zur Begriffsklärung, Messung, Ursachen und Folgen von ärztlicher Entwertung und medizinischem Gaslighting anhand von 158 wissenschaftlichen Arbeiten.</w:t>
+        <w:t>Epidemiologische Untersuchung eines Ausbruchs von Blutstrominfektion durch ein seltenes Hefepilz-Medikament-assoziiert nach hypothesengestützter Ermittlung.</w:t>
       </w:r>
     </w:p>
     <w:p>
@@ -278,7 +278,7 @@
         <w:t xml:space="preserve">Ergebnis: </w:t>
       </w:r>
       <w:r>
-        <w:t>Erhebliche Inkonsistenz in Definitionen von Entwertung, Nichternstnehmen und Gaslighting; Phänomen ist multifaktoriell (diagnostische Schwierigkeiten, strukturelle Faktoren, Stigma, Wissenlücken); assoziiert mit Verhaltens-, emotionalen, kognitiven, körperlichen und systemischen Schäden; Validierung und Interventionen auf mehreren Ebenen erforderlich.</w:t>
+        <w:t>40 Fälle von Kandidämie in vier italienischen Zentren, April–Oktober 2025, alle durch kontaminiertes Milrinon verursacht. Starke geografische Assoziation mit indischem Subkontinent führte zur Identifikation des Infektionsöls. Sofortige Maßnahmen: Produktrückzug, Benachrichtigung der Behörden, aktive mikrobiologische Überwachung exponierter Patienten.</w:t>
       </w:r>
     </w:p>
     <w:p>
@@ -293,7 +293,7 @@
         <w:rPr>
           <w:sz w:val="19"/>
         </w:rPr>
-        <w:t>Deutschland (Autorin Greifswald), hohes Transferpotenzial für Patientensicherheitsforschung</w:t>
+        <w:t>Europa-Italien, klinische Ausbruchserkennung und Pharmakovigilanz übertragbar</w:t>
       </w:r>
     </w:p>
     <w:p>
@@ -302,7 +302,7 @@
           <w:color w:val="5A7D3A"/>
           <w:sz w:val="18"/>
         </w:rPr>
-        <w:t>https://pubmed.ncbi.nlm.nih.gov/42717341/</w:t>
+        <w:t>https://pubmed.ncbi.nlm.nih.gov/42725369/</w:t>
       </w:r>
     </w:p>
     <w:p>
@@ -310,7 +310,7 @@
         <w:pStyle w:val="Heading2"/>
       </w:pPr>
       <w:r>
-        <w:t>Antimikrobielles Stewardship für ältere Sepsis-Patienten – Pfad für Ressourcen-begrenzte Länder</w:t>
+        <w:t>Aufbereitung chirurgischer Instrumente in Katastrophenfällen: Barrieren, Lücken und Handlungsoptionen</w:t>
       </w:r>
     </w:p>
     <w:p>
@@ -320,12 +320,12 @@
           <w:color w:val="666666"/>
           <w:sz w:val="18"/>
         </w:rPr>
-        <w:t>Jing L et al.  ·  J Infect Dev Ctries  ·  31.08.2026  ·  PMID 42715272</w:t>
+        <w:t>Nematollahi MS et al.  ·  Antimicrob Resist Infect Control  ·  28.08.2026  ·  PMID 42723127</w:t>
       </w:r>
     </w:p>
     <w:p>
       <w:r>
-        <w:t>Retrospektive Kohortenstudie zu Gram-negativer Sepsis bei 122 älteren Patienten in Shanghai mit Ziel, einen kosteneffizienten, lokale Resistenzprofile berücksichtigenden Behandlungspfad zu entwickeln.</w:t>
+        <w:t>Systematischer Review zu Vulnerabilitäten, Barrieren und adaptiven Strategien bei der Sterilisation wiederverwendbarer Instrumente während Infektionsausbrüchen und Katastrophen.</w:t>
       </w:r>
     </w:p>
     <w:p>
@@ -336,7 +336,7 @@
         <w:t xml:space="preserve">Ergebnis: </w:t>
       </w:r>
       <w:r>
-        <w:t>Gram-negative Keime dominierten (54,9%); 28-Tage-Mortalität 37,7%; Cefoperazon-Sulbactam-Empfindlichkeit 85,0%; unabhängige Mortalitätsprädiktoren waren Alter (aOR 1,10 pro Jahr), ICU-Aufnahme (aOR 6,65), Beatmung (aOR 5,78), Dialyse (aOR 3,62); entwickelter Karbapenem-sparender Pfad für Stewardship.</w:t>
+        <w:t>11 Studien aus neun Ländern. Wiederkehrende Barrieren: unvollständige Reinigung, mangelhafte Lumen-Dekontamination, Geräteausfälle, kontaminierte Wasser-/Spülsysteme, begrenzte Notfallvorbereitung, Personalengpässe, fehlende Instrumentenverfolgung. Adaptive Strategien: standardisierte Reinigungsprotokolle, Umgebungsüberwachung, Schulung, mobile/Container-Sterilisationskapazität, Notfall-Aufbereitungskonzepte. Herausforderungen sind operational-infrastrukturell, nicht isoliert technisch.</w:t>
       </w:r>
     </w:p>
     <w:p>
@@ -351,7 +351,7 @@
         <w:rPr>
           <w:sz w:val="19"/>
         </w:rPr>
-        <w:t>China, aber Prinzipien zu lokalen Resistenzmustern und Stewardship international übertragbar</w:t>
+        <w:t>Internationale Evidenz aus Ausbruchsuntersuchungen, auf Deutschland übertragbar</w:t>
       </w:r>
     </w:p>
     <w:p>
@@ -360,7 +360,7 @@
           <w:color w:val="5A7D3A"/>
           <w:sz w:val="18"/>
         </w:rPr>
-        <w:t>https://pubmed.ncbi.nlm.nih.gov/42715272/</w:t>
+        <w:t>https://pubmed.ncbi.nlm.nih.gov/42723127/</w:t>
       </w:r>
     </w:p>
     <w:p>
@@ -368,7 +368,7 @@
         <w:pStyle w:val="Heading2"/>
       </w:pPr>
       <w:r>
-        <w:t>Pflegeausfälle führen zu Strafverurteilungen – zehn Urteile analysiert</w:t>
+        <w:t>CXCL10-Genotyp rs8878 und T-Zell-Erhalt im Sepsis-Verlauf: Biomarker für Risikostratifizierung</w:t>
       </w:r>
     </w:p>
     <w:p>
@@ -378,12 +378,12 @@
           <w:color w:val="666666"/>
           <w:sz w:val="18"/>
         </w:rPr>
-        <w:t>Noacco M et al.  ·  Int J Nurs Stud  ·  24.07.2026  ·  PMID 42526145</w:t>
+        <w:t>Dyck B et al.  ·  Front Immunol  ·  17.07.2026  ·  PMID 42540005</w:t>
       </w:r>
     </w:p>
     <w:p>
       <w:r>
-        <w:t>Qualitative Dokumentenanalyse von Urteilen des italienischen Obersten Kasationshofes zu Verurteilungen von Pflegepersonen wegen Verwahrlosung oder Verzögerung bei Pflegeleistungen zwischen 2004 und 2022.</w:t>
+        <w:t>Prospektive Kohortenstudie zu Assoziation des CXCL10-Genotyps mit T-Lymphozyten-Homöostase und 30-Tage-Mortalität bei Sepsis-Patienten in Deutschland.</w:t>
       </w:r>
     </w:p>
     <w:p>
@@ -394,7 +394,7 @@
         <w:t xml:space="preserve">Ergebnis: </w:t>
       </w:r>
       <w:r>
-        <w:t>10 Urteile zwischen Dezember 2004 und Oktober 2022; in 8 Fällen trat Patiententod ein, in 2 Fällen Dauerschäden; häufigste Ausfälle waren unzureichende Vitalzeichenüberwachung, postoperative Versorgung, unzureichende Dokumentation, Vernachlässigung von Basispflege; Ausfälle auf Ebenen von Einzelperson, Station und System identifiziert.</w:t>
+        <w:t>278 sepsis-Patienten untersucht. AA-Genotyp-Träger hatten höhere zirkulierende T-Zell-Zahlen und verbesserte Überlebenschancen vs. G-Allel-Träger. Höhere Gesamt- und CD8+-T-Zell-Zahlen signifikant mit verbessertem Überleben assoziiert. CXCL10-Konzentrationen Tag 1 positiv mit IL-6, IL-8, IL-10, IL-18, MCP-1, IFN-γ korreliert, invers mit T-Zell-Zahlen. AA-Genotyp prädiktiv für bessere 30-Tage-Überlebenschance.</w:t>
       </w:r>
     </w:p>
     <w:p>
@@ -409,7 +409,7 @@
         <w:rPr>
           <w:sz w:val="19"/>
         </w:rPr>
-        <w:t>Italien, anderes Haftungssystem ohne Verschuldensnachweis; Faktoren des Versorgungsausfalls sind relevant</w:t>
+        <w:t>Deutschland, Ruhr-Universität Bochum, direkt auf deutsches Patientenkollektiv anwendbar</w:t>
       </w:r>
     </w:p>
     <w:p>
@@ -418,7 +418,7 @@
           <w:color w:val="5A7D3A"/>
           <w:sz w:val="18"/>
         </w:rPr>
-        <w:t>https://pubmed.ncbi.nlm.nih.gov/42526145/</w:t>
+        <w:t>https://pubmed.ncbi.nlm.nih.gov/42540005/</w:t>
       </w:r>
     </w:p>
     <w:sectPr>

--- a/download/studien-aktuell.docx
+++ b/download/studien-aktuell.docx
@@ -62,7 +62,7 @@
           <w:color w:val="666666"/>
           <w:sz w:val="18"/>
         </w:rPr>
-        <w:t>Stand: 12.09.2026  |  6 Studien  |  safety.m-vf.de</w:t>
+        <w:t>Stand: 13.09.2026  |  6 Studien  |  safety.m-vf.de</w:t>
       </w:r>
     </w:p>
     <w:p>
@@ -70,7 +70,7 @@
         <w:pStyle w:val="Heading1"/>
       </w:pPr>
       <w:r>
-        <w:t>Aufgenommen am 12.09.2026</w:t>
+        <w:t>Aufgenommen am 13.09.2026</w:t>
       </w:r>
     </w:p>
     <w:p>
@@ -78,7 +78,7 @@
         <w:pStyle w:val="Heading2"/>
       </w:pPr>
       <w:r>
-        <w:t>Ungeeignete Arzneimittelkaskaden in älteren Erwachsenen: Priorisierung nach Epidemiologie und Assoziationsstärke</w:t>
+        <w:t>TeamSTEPPS-Workshop verbessert Teamfähigkeit und Kommunikationswissen bei Studierenden</w:t>
       </w:r>
     </w:p>
     <w:p>
@@ -88,12 +88,12 @@
           <w:color w:val="666666"/>
           <w:sz w:val="18"/>
         </w:rPr>
-        <w:t>Rochon PA et al.  ·  BMJ  ·  10.09.2026  ·  PMID 42727946</w:t>
+        <w:t>Yin Y et al.  ·  Nurs Open  ·  Sept. 2026  ·  PMID 42728718</w:t>
       </w:r>
     </w:p>
     <w:p>
       <w:r>
-        <w:t>Bevölkerungsbasierte Analyse administrativer Daten zur Identifikation potenziell unerwünschter Verschreibungskaskaden in der älteren kanadischen Bevölkerung mit systematischer Priorisierung.</w:t>
+        <w:t>Evaluierung eines 4-stündigen TeamSTEPPS-Workshops mit Szenarien und Simulation für Studierende des dritten Jahres zur Verbesserung von Teamfähigkeit und Kommunikation im Versorgungskontext.</w:t>
       </w:r>
     </w:p>
     <w:p>
@@ -104,7 +104,7 @@
         <w:t xml:space="preserve">Ergebnis: </w:t>
       </w:r>
       <w:r>
-        <w:t>24 von 65 untersuchten Kaskaden erfüllten Priorisierungskriterien (Prävalenz ≥5%, Inzidenz ≥1%, angepasste Sequenzratio &gt;1). Höchste Inzidenzen: Eisen-zu-Laxans 11,9%, Statine-zu-Schmerzmittel 10,9%, Cholinesterase-Inhibitor-zu-Schlafmittel 10,3%. Stärkste zeitliche Assoziationen: Kortikosteroid-zu-Antipsychotika RR 2,55, Laxans-zu-Antidiarrhöika RR 2,53.</w:t>
+        <w:t>Gesamtscore der Chinese TeamSTEPPS Teamwork Perceptions Questionnaire stieg von 149,06±15,18 auf 159,45±16,28 (signifikant); Wissensprüfung stieg von 80,14±18,29 auf 87,33±8,43; Verbesserungen in Teamstruktur, Führung, Situationsbewusstsein und gegenseitiger Unterstützung.</w:t>
       </w:r>
     </w:p>
     <w:p>
@@ -119,7 +119,7 @@
         <w:rPr>
           <w:sz w:val="19"/>
         </w:rPr>
-        <w:t>Kanada, vergleichbarer Versicherungskontext, Deprescribing-Ansätze übertragbar</w:t>
+        <w:t>China, aber Transfer zu Deutschland durch standardisierte Simulation und etablierte Teamwork-Tools.</w:t>
       </w:r>
     </w:p>
     <w:p>
@@ -128,7 +128,7 @@
           <w:color w:val="5A7D3A"/>
           <w:sz w:val="18"/>
         </w:rPr>
-        <w:t>https://pubmed.ncbi.nlm.nih.gov/42727946/</w:t>
+        <w:t>https://pubmed.ncbi.nlm.nih.gov/42728718/</w:t>
       </w:r>
     </w:p>
     <w:p>
@@ -136,7 +136,7 @@
         <w:pStyle w:val="Heading2"/>
       </w:pPr>
       <w:r>
-        <w:t>Chirurgische Wundinfektionen in Frankreich: Systemische Analyse von Häufigkeit, Kosten und Wiederaufnahmen</w:t>
+        <w:t>Vasopressoranwendung bei Sepsis in Uganda und Ruanda: Prädiktoren für deren Einsatz</w:t>
       </w:r>
     </w:p>
     <w:p>
@@ -146,12 +146,12 @@
           <w:color w:val="666666"/>
           <w:sz w:val="18"/>
         </w:rPr>
-        <w:t>Aragno VA et al.  ·  Inquiry  ·  11.09.2026  ·  PMID 42727077</w:t>
+        <w:t>Girard WS et al.  ·  Crit Care Explor  ·  01.09.2026  ·  PMID 42726203</w:t>
       </w:r>
     </w:p>
     <w:p>
       <w:r>
-        <w:t>Retrospektive Analyse der französischen Krankenversicherungsdatenbank zu Häufigkeit und Kostenfolgen von Wundkomplikationen nach elektiven Operationen in vier Fachgebieten.</w:t>
+        <w:t>Retrospektive Kohortenstudie zu Vasopressoranwendung bei sepsierten Patienten in zwei Hochseuchenlastkliniken Ostafrikas mit Analyse der Behandlungsmuster.</w:t>
       </w:r>
     </w:p>
     <w:p>
@@ -162,7 +162,7 @@
         <w:t xml:space="preserve">Ergebnis: </w:t>
       </w:r>
       <w:r>
-        <w:t>Infektionsraten (SSI) ranged 0.44 % (orthopädisch) to 3.09 % (Magen-Darm); Herzchirurgie zeigte höchste Komplikationsrate 14,91 %. Wundkomplikationen führten zu 11–28 zusätzlichen Hospitalisierungstagen und 6.622–22.109 Euro Mehrkosten pro Fall; Wiederaufnahmen insgesamt 840 Mio. Euro Belastung pro Jahr. Vergleichbare administrative Datenqualität zu Deutschland.</w:t>
+        <w:t>Von 471 Septikämie-Patienten erhielten 24% (n=113) Vasopressoren; erhöhte UVA-Mortalitätsrisikoscores waren der stärkste Prädiktor für Vasopressoranwendung (adjustiertes OR 1,25; 95%-KI 1,14-1,27; p&lt;0,001); Sterblichkeit lag bei 30% (n=139).</w:t>
       </w:r>
     </w:p>
     <w:p>
@@ -177,7 +177,7 @@
         <w:rPr>
           <w:sz w:val="19"/>
         </w:rPr>
-        <w:t>Frankreich, vergleichbare Sozialversicherung, PMSI-Datensatz ähnlich Fallpauschalensystem</w:t>
+        <w:t>Uganda/Ruanda - Limitierte Ressourcen, aber Sepsismanagement relevant für alle Kontexte.</w:t>
       </w:r>
     </w:p>
     <w:p>
@@ -186,7 +186,7 @@
           <w:color w:val="5A7D3A"/>
           <w:sz w:val="18"/>
         </w:rPr>
-        <w:t>https://pubmed.ncbi.nlm.nih.gov/42727077/</w:t>
+        <w:t>https://pubmed.ncbi.nlm.nih.gov/42726203/</w:t>
       </w:r>
     </w:p>
     <w:p>
@@ -194,7 +194,7 @@
         <w:pStyle w:val="Heading2"/>
       </w:pPr>
       <w:r>
-        <w:t>Multiresistente Blutstrominfektion bei Kindern mit Hochrisiko-Leukämie: Levofloxacin-Prophylaxe und Resistenzentwicklung</w:t>
+        <w:t>Cefiderocol-Resistenztrends bei carbapenemresistenter Klebsiella pneumoniae vor klinischer Einführung</w:t>
       </w:r>
     </w:p>
     <w:p>
@@ -204,12 +204,12 @@
           <w:color w:val="666666"/>
           <w:sz w:val="18"/>
         </w:rPr>
-        <w:t>Alsabagh M et al.  ·  Pol Merkur Lekarski  ·  2026  ·  PMID 42726826</w:t>
+        <w:t>Wang M et al.  ·  Front Cell Infect Microbiol  ·  27.08.2026  ·  PMID 42723943</w:t>
       </w:r>
     </w:p>
     <w:p>
       <w:r>
-        <w:t>Retrospektive Kohortenstudie zum Vergleich von multiresistenter Kolonisation und Blutstrominfektion bei intensiv chemotherapierten Kindern mit und ohne Fluorchinolon-Prophylaxe.</w:t>
+        <w:t>Retrospektive Analyse von 83 carbapenemresistenten K.-pneumoniae-Isolaten aus Blutkultur-Episoden eines chinesischen Tertiärkrankenhauses mit Cefiderocol-MIC-Bestimmung und genomischer Charakterisierung.</w:t>
       </w:r>
     </w:p>
     <w:p>
@@ -220,7 +220,7 @@
         <w:t xml:space="preserve">Ergebnis: </w:t>
       </w:r>
       <w:r>
-        <w:t>82 Kinder (67,1% männlich), medianes Alter 10 Jahre. Febrile Neutropenie in 89,3% der Zyklen. Fluorchinolon-Empfindlichkeit niedrig: 16% bei rektalen und 11,8% bei Blutkultur-Isolaten, abnehmend über Zyklen. Mortalität assoziiert mit multiresistenter Klebsiella pneumoniae und Fluorchinolon-Resistenz. Routine-Levofloxacin-Prophylaxe bietet begrenzte Vorteile.</w:t>
+        <w:t>83,1% der Isolate waren nach CLSI-Kriterien Cefiderocol-empfindlich; MIC50 4 mg/L, MIC90 8 mg/L; 41% erfüllten Reduziertempfindlichkeitskriterien; ST11-Klone mit KL47/KL64 zeigten höhere MICs; bla_NDM-1 und Virulenzplasmide waren mit reduzierter Empfindlichkeit assoziiert.</w:t>
       </w:r>
     </w:p>
     <w:p>
@@ -235,7 +235,7 @@
         <w:rPr>
           <w:sz w:val="19"/>
         </w:rPr>
-        <w:t>Ägypten, Antibiotic-Stewardship-Problem international relevant</w:t>
+        <w:t>China, aber Resistenzmuster und Baseline vor Arzneimittelexposition international relevant.</w:t>
       </w:r>
     </w:p>
     <w:p>
@@ -244,7 +244,7 @@
           <w:color w:val="5A7D3A"/>
           <w:sz w:val="18"/>
         </w:rPr>
-        <w:t>https://pubmed.ncbi.nlm.nih.gov/42726826/</w:t>
+        <w:t>https://pubmed.ncbi.nlm.nih.gov/42723943/</w:t>
       </w:r>
     </w:p>
     <w:p>
@@ -252,7 +252,7 @@
         <w:pStyle w:val="Heading2"/>
       </w:pPr>
       <w:r>
-        <w:t>Multizentrischer Ausbruch durch Candida viswanathii in kontaminiertem Milrinon, Italien 2025</w:t>
+        <w:t>Schnelle Diagnostik von Blutkultur-Infektionen spart Leben und Kosten</w:t>
       </w:r>
     </w:p>
     <w:p>
@@ -262,12 +262,12 @@
           <w:color w:val="666666"/>
           <w:sz w:val="18"/>
         </w:rPr>
-        <w:t>Mesini A et al.  ·  Euro Surveill  ·  Sept. 2026  ·  PMID 42725369</w:t>
+        <w:t>Karichu JK et al.  ·  J Med Econ  ·  10.09.2026  ·  PMID 42720132</w:t>
       </w:r>
     </w:p>
     <w:p>
       <w:r>
-        <w:t>Epidemiologische Untersuchung eines Ausbruchs von Blutstrominfektion durch ein seltenes Hefepilz-Medikament-assoziiert nach hypothesengestützter Ermittlung.</w:t>
+        <w:t>Budget-Impact-Analyse für England und USA zur Vorhersage der Kosteneffektivität von molekularen Schnelltests zur Pathogenerkennung bei Septikämien von 2025–2029.</w:t>
       </w:r>
     </w:p>
     <w:p>
@@ -278,7 +278,7 @@
         <w:t xml:space="preserve">Ergebnis: </w:t>
       </w:r>
       <w:r>
-        <w:t>40 Fälle von Kandidämie in vier italienischen Zentren, April–Oktober 2025, alle durch kontaminiertes Milrinon verursacht. Starke geografische Assoziation mit indischem Subkontinent führte zur Identifikation des Infektionsöls. Sofortige Maßnahmen: Produktrückzug, Benachrichtigung der Behörden, aktive mikrobiologische Überwachung exponierter Patienten.</w:t>
+        <w:t>In England 927000 BSI-Fälle vorhergesagt; Einsatz von Cobas Eplex BCID würde 1864 Leben retten und über £40 Millionen einsparen; in den USA 6882 Leben gerettet und über $450 Millionen Ersparnis; schnellere Pathogenidentifikation ermöglicht frühere Therapieoptimierung.</w:t>
       </w:r>
     </w:p>
     <w:p>
@@ -293,7 +293,7 @@
         <w:rPr>
           <w:sz w:val="19"/>
         </w:rPr>
-        <w:t>Europa-Italien, klinische Ausbruchserkennung und Pharmakovigilanz übertragbar</w:t>
+        <w:t>England und USA, aber Technologie und Kostenperspektive relevant für deutsche Gesundheitssysteme.</w:t>
       </w:r>
     </w:p>
     <w:p>
@@ -302,7 +302,7 @@
           <w:color w:val="5A7D3A"/>
           <w:sz w:val="18"/>
         </w:rPr>
-        <w:t>https://pubmed.ncbi.nlm.nih.gov/42725369/</w:t>
+        <w:t>https://pubmed.ncbi.nlm.nih.gov/42720132/</w:t>
       </w:r>
     </w:p>
     <w:p>
@@ -310,7 +310,7 @@
         <w:pStyle w:val="Heading2"/>
       </w:pPr>
       <w:r>
-        <w:t>Aufbereitung chirurgischer Instrumente in Katastrophenfällen: Barrieren, Lücken und Handlungsoptionen</w:t>
+        <w:t>Hochgradige Transaminasenerhöhung ohne Hyperbilirubinämie: Unterschätzte Mortalitätsprognose</w:t>
       </w:r>
     </w:p>
     <w:p>
@@ -320,12 +320,12 @@
           <w:color w:val="666666"/>
           <w:sz w:val="18"/>
         </w:rPr>
-        <w:t>Nematollahi MS et al.  ·  Antimicrob Resist Infect Control  ·  28.08.2026  ·  PMID 42723127</w:t>
+        <w:t>Chalasani N et al.  ·  Clin Pharmacol Ther  ·  25.07.2026  ·  PMID 42502235</w:t>
       </w:r>
     </w:p>
     <w:p>
       <w:r>
-        <w:t>Systematischer Review zu Vulnerabilitäten, Barrieren und adaptiven Strategien bei der Sterilisation wiederverwendbarer Instrumente während Infektionsausbrüchen und Katastrophen.</w:t>
+        <w:t>Analyse von zwei Registern (DILIN und spanisches DILI-Register) mit insgesamt 964 Patienten zur prognostischen Bedeutung sehr hoher Transaminasen bei niedrig-normalem Bilirubin für druginduzierten Leberschaden.</w:t>
       </w:r>
     </w:p>
     <w:p>
@@ -336,7 +336,7 @@
         <w:t xml:space="preserve">Ergebnis: </w:t>
       </w:r>
       <w:r>
-        <w:t>11 Studien aus neun Ländern. Wiederkehrende Barrieren: unvollständige Reinigung, mangelhafte Lumen-Dekontamination, Geräteausfälle, kontaminierte Wasser-/Spülsysteme, begrenzte Notfallvorbereitung, Personalengpässe, fehlende Instrumentenverfolgung. Adaptive Strategien: standardisierte Reinigungsprotokolle, Umgebungsüberwachung, Schulung, mobile/Container-Sterilisationskapazität, Notfall-Aufbereitungskonzepte. Herausforderungen sind operational-infrastrukturell, nicht isoliert technisch.</w:t>
+        <w:t>Bei sehr hohem ALT und normalem Bilirubin entwickelten nur 1,3% die nR-basierte Hy's Law; minimale Bilirubinerhöhung erhöhte Risiko markant (OR 7,8); besonders hohe Transaminasen (&gt;1000 U/L) mit minimalen Bilirubinwerten hatten höchstes Risiko (OR 23,6).</w:t>
       </w:r>
     </w:p>
     <w:p>
@@ -351,7 +351,7 @@
         <w:rPr>
           <w:sz w:val="19"/>
         </w:rPr>
-        <w:t>Internationale Evidenz aus Ausbruchsuntersuchungen, auf Deutschland übertragbar</w:t>
+        <w:t>USA/Spanien, aber Befunde zur Prognoseeinschätzung unabhängig von Haftungskontext.</w:t>
       </w:r>
     </w:p>
     <w:p>
@@ -360,7 +360,7 @@
           <w:color w:val="5A7D3A"/>
           <w:sz w:val="18"/>
         </w:rPr>
-        <w:t>https://pubmed.ncbi.nlm.nih.gov/42723127/</w:t>
+        <w:t>https://pubmed.ncbi.nlm.nih.gov/42502235/</w:t>
       </w:r>
     </w:p>
     <w:p>
@@ -368,7 +368,7 @@
         <w:pStyle w:val="Heading2"/>
       </w:pPr>
       <w:r>
-        <w:t>CXCL10-Genotyp rs8878 und T-Zell-Erhalt im Sepsis-Verlauf: Biomarker für Risikostratifizierung</w:t>
+        <w:t>Unbeabsichtigte Medikamentendiskrepanzen in Übergangsphasen: Überprüfungsfehler als Hauptursache</w:t>
       </w:r>
     </w:p>
     <w:p>
@@ -378,12 +378,12 @@
           <w:color w:val="666666"/>
           <w:sz w:val="18"/>
         </w:rPr>
-        <w:t>Dyck B et al.  ·  Front Immunol  ·  17.07.2026  ·  PMID 42540005</w:t>
+        <w:t>Limmen B et al.  ·  Int J Clin Pharm  ·  18.07.2026  ·  PMID 42470584</w:t>
       </w:r>
     </w:p>
     <w:p>
       <w:r>
-        <w:t>Prospektive Kohortenstudie zu Assoziation des CXCL10-Genotyps mit T-Lymphozyten-Homöostase und 30-Tage-Mortalität bei Sepsis-Patienten in Deutschland.</w:t>
+        <w:t>Analyse von 992 freiwillig gemeldeten Medikamentenzwischenfällen in Übergangsphasen aus niederländischen Krankenhäusern zur Identifikation der Ursachen von unbeabsichtigten Medikamentendiskrepanzen.</w:t>
       </w:r>
     </w:p>
     <w:p>
@@ -394,7 +394,7 @@
         <w:t xml:space="preserve">Ergebnis: </w:t>
       </w:r>
       <w:r>
-        <w:t>278 sepsis-Patienten untersucht. AA-Genotyp-Träger hatten höhere zirkulierende T-Zell-Zahlen und verbesserte Überlebenschancen vs. G-Allel-Träger. Höhere Gesamt- und CD8+-T-Zell-Zahlen signifikant mit verbessertem Überleben assoziiert. CXCL10-Konzentrationen Tag 1 positiv mit IL-6, IL-8, IL-10, IL-18, MCP-1, IFN-γ korreliert, invers mit T-Zell-Zahlen. AA-Genotyp prädiktiv für bessere 30-Tage-Überlebenschance.</w:t>
+        <w:t>94% der Zwischenfälle waren menschliche Fehler, davon 49,6% Überprüfungsfehler und 24,8% Interventionsfehler; 74,1% erreichten den Patienten; Omissionen waren die häufigsten Diskrepanztypen (36,2%); kardiovaskuläre Medikamente am häufigsten betroffen (24,9%).</w:t>
       </w:r>
     </w:p>
     <w:p>
@@ -409,7 +409,7 @@
         <w:rPr>
           <w:sz w:val="19"/>
         </w:rPr>
-        <w:t>Deutschland, Ruhr-Universität Bochum, direkt auf deutsches Patientenkollektiv anwendbar</w:t>
+        <w:t>Niederlande, vergleichbares Versicherungssystem und Dokumentationspflichten.</w:t>
       </w:r>
     </w:p>
     <w:p>
@@ -418,7 +418,7 @@
           <w:color w:val="5A7D3A"/>
           <w:sz w:val="18"/>
         </w:rPr>
-        <w:t>https://pubmed.ncbi.nlm.nih.gov/42540005/</w:t>
+        <w:t>https://pubmed.ncbi.nlm.nih.gov/42470584/</w:t>
       </w:r>
     </w:p>
     <w:sectPr>
